--- a/Devoluciones Presentaciones_Kairos_NexTech.docx
+++ b/Devoluciones Presentaciones_Kairos_NexTech.docx
@@ -11,7 +11,375 @@
         <w:rPr>
           <w:rtl w:val="0"/>
         </w:rPr>
-        <w:t xml:space="preserve">21/10/25</w:t>
+      </w:r>
+    </w:p>
+    <w:p>
+      <w:pPr>
+        <w:jc w:val="center"/>
+        <w:rPr/>
+      </w:pPr>
+      <w:r>
+        <w:rPr>
+          <w:rFonts w:ascii="Arial Unicode MS" w:cs="Arial Unicode MS" w:eastAsia="Arial Unicode MS" w:hAnsi="Arial Unicode MS"/>
+          <w:sz w:val="38"/>
+          <w:szCs w:val="38"/>
+          <w:rtl w:val="0"/>
+        </w:rPr>
+        <w:t xml:space="preserve">•┈••✦ Etapa Construcción Iteración 1 ✦••┈•</w:t>
+      </w:r>
+      <w:r>
+        <w:rPr>
+          <w:rtl w:val="0"/>
+        </w:rPr>
+      </w:r>
+    </w:p>
+    <w:p>
+      <w:pPr>
+        <w:jc w:val="both"/>
+        <w:rPr/>
+      </w:pPr>
+      <w:r>
+        <w:rPr>
+          <w:rtl w:val="0"/>
+        </w:rPr>
+      </w:r>
+    </w:p>
+    <w:p>
+      <w:pPr>
+        <w:jc w:val="both"/>
+        <w:rPr/>
+      </w:pPr>
+      <w:r>
+        <w:rPr>
+          <w:rtl w:val="0"/>
+        </w:rPr>
+      </w:r>
+    </w:p>
+    <w:p>
+      <w:pPr>
+        <w:jc w:val="both"/>
+        <w:rPr/>
+      </w:pPr>
+      <w:r>
+        <w:rPr>
+          <w:rtl w:val="0"/>
+        </w:rPr>
+        <w:t xml:space="preserve">28/10/25 Implementación de primera tanda de CU. Ejecución de Casos de Prueba. Cierre de Iteración. Plan de etapa de Construcción Iteración 2, estimación y Gestión de Riesgos.</w:t>
+      </w:r>
+    </w:p>
+    <w:p>
+      <w:pPr>
+        <w:jc w:val="both"/>
+        <w:rPr/>
+      </w:pPr>
+      <w:r>
+        <w:rPr>
+          <w:rtl w:val="0"/>
+        </w:rPr>
+      </w:r>
+    </w:p>
+    <w:p>
+      <w:pPr>
+        <w:numPr>
+          <w:ilvl w:val="0"/>
+          <w:numId w:val="2"/>
+        </w:numPr>
+        <w:ind w:left="720" w:hanging="360"/>
+        <w:jc w:val="both"/>
+        <w:rPr>
+          <w:u w:val="none"/>
+        </w:rPr>
+      </w:pPr>
+      <w:r>
+        <w:rPr>
+          <w:rtl w:val="0"/>
+        </w:rPr>
+        <w:t xml:space="preserve">…</w:t>
+      </w:r>
+    </w:p>
+    <w:p>
+      <w:pPr>
+        <w:jc w:val="both"/>
+        <w:rPr/>
+      </w:pPr>
+      <w:r>
+        <w:rPr>
+          <w:rtl w:val="0"/>
+        </w:rPr>
+      </w:r>
+    </w:p>
+    <w:p>
+      <w:pPr>
+        <w:jc w:val="center"/>
+        <w:rPr/>
+      </w:pPr>
+      <w:r>
+        <w:rPr>
+          <w:rFonts w:ascii="Arial Unicode MS" w:cs="Arial Unicode MS" w:eastAsia="Arial Unicode MS" w:hAnsi="Arial Unicode MS"/>
+          <w:sz w:val="38"/>
+          <w:szCs w:val="38"/>
+          <w:rtl w:val="0"/>
+        </w:rPr>
+        <w:t xml:space="preserve">•┈••✦ ❤ ✦••┈•</w:t>
+      </w:r>
+      <w:r>
+        <w:rPr>
+          <w:rtl w:val="0"/>
+        </w:rPr>
+      </w:r>
+    </w:p>
+    <w:p>
+      <w:pPr>
+        <w:jc w:val="both"/>
+        <w:rPr/>
+      </w:pPr>
+      <w:r>
+        <w:rPr>
+          <w:rtl w:val="0"/>
+        </w:rPr>
+      </w:r>
+    </w:p>
+    <w:p>
+      <w:pPr>
+        <w:jc w:val="both"/>
+        <w:rPr/>
+      </w:pPr>
+      <w:r>
+        <w:rPr>
+          <w:rtl w:val="0"/>
+        </w:rPr>
+        <w:t xml:space="preserve">24/10/25 Especificación de CU a implementar I</w:t>
+      </w:r>
+    </w:p>
+    <w:p>
+      <w:pPr>
+        <w:jc w:val="both"/>
+        <w:rPr/>
+      </w:pPr>
+      <w:r>
+        <w:rPr>
+          <w:rtl w:val="0"/>
+        </w:rPr>
+      </w:r>
+    </w:p>
+    <w:p>
+      <w:pPr>
+        <w:numPr>
+          <w:ilvl w:val="0"/>
+          <w:numId w:val="12"/>
+        </w:numPr>
+        <w:ind w:left="720" w:hanging="360"/>
+        <w:jc w:val="both"/>
+        <w:rPr>
+          <w:u w:val="none"/>
+        </w:rPr>
+      </w:pPr>
+      <w:r>
+        <w:rPr>
+          <w:rtl w:val="0"/>
+        </w:rPr>
+        <w:t xml:space="preserve">Tomar la idea del grupo anterior: listado de casos de uso implementados/no implementados, además de mostrar el diagrama con los CU hechos pintaditos.</w:t>
+      </w:r>
+    </w:p>
+    <w:p>
+      <w:pPr>
+        <w:ind w:left="720" w:firstLine="0"/>
+        <w:jc w:val="both"/>
+        <w:rPr/>
+      </w:pPr>
+      <w:r>
+        <w:rPr>
+          <w:rtl w:val="0"/>
+        </w:rPr>
+      </w:r>
+    </w:p>
+    <w:p>
+      <w:pPr>
+        <w:numPr>
+          <w:ilvl w:val="0"/>
+          <w:numId w:val="12"/>
+        </w:numPr>
+        <w:ind w:left="720" w:hanging="360"/>
+        <w:jc w:val="both"/>
+        <w:rPr>
+          <w:u w:val="none"/>
+        </w:rPr>
+      </w:pPr>
+      <w:r>
+        <w:rPr>
+          <w:rtl w:val="0"/>
+        </w:rPr>
+        <w:t xml:space="preserve">Se ve poca o nula variedad en los tipos de prueba. </w:t>
+      </w:r>
+    </w:p>
+    <w:p>
+      <w:pPr>
+        <w:ind w:left="720" w:firstLine="0"/>
+        <w:jc w:val="both"/>
+        <w:rPr/>
+      </w:pPr>
+      <w:r>
+        <w:rPr>
+          <w:rtl w:val="0"/>
+        </w:rPr>
+      </w:r>
+    </w:p>
+    <w:p>
+      <w:pPr>
+        <w:numPr>
+          <w:ilvl w:val="0"/>
+          <w:numId w:val="12"/>
+        </w:numPr>
+        <w:ind w:left="720" w:hanging="360"/>
+        <w:jc w:val="both"/>
+        <w:rPr>
+          <w:u w:val="none"/>
+        </w:rPr>
+      </w:pPr>
+      <w:r>
+        <w:rPr>
+          <w:rtl w:val="0"/>
+        </w:rPr>
+        <w:t xml:space="preserve">Literalmente no corrigieron nada más, no se asusten.</w:t>
+      </w:r>
+    </w:p>
+    <w:p>
+      <w:pPr>
+        <w:ind w:left="720" w:firstLine="0"/>
+        <w:jc w:val="both"/>
+        <w:rPr/>
+      </w:pPr>
+      <w:r>
+        <w:rPr>
+          <w:rtl w:val="0"/>
+        </w:rPr>
+      </w:r>
+    </w:p>
+    <w:p>
+      <w:pPr>
+        <w:numPr>
+          <w:ilvl w:val="0"/>
+          <w:numId w:val="12"/>
+        </w:numPr>
+        <w:ind w:left="720" w:hanging="360"/>
+        <w:jc w:val="both"/>
+        <w:rPr>
+          <w:u w:val="none"/>
+        </w:rPr>
+      </w:pPr>
+      <w:r>
+        <w:rPr>
+          <w:rtl w:val="0"/>
+        </w:rPr>
+        <w:t xml:space="preserve">Después también habló de que para la próxima clase ya deberíamos poder hacer la diapositiva de los casos de prueba. Las pruebas detectan errores y después se corrigen. Posteriormente, deben hacerse pruebas de nuevo sobre las correcciones aplicadas. Esto supongo que debe quedar reflejado en la diapositiva. También hay que tener en cuenta la efectividad de las pruebas. Por ejemplo, no hacer muchas pruebas sabiendo que el resultado será correcto. Con respecto a esto, hay que tener en cuenta también que las pruebas más importantes son las que (1ro) rompen o intentan romper el sistema, y (2do) de no romperlo, el resultado obtenido no es el esperado. Además tenemos que especificar qué tipo de prueba hicimos.</w:t>
+      </w:r>
+    </w:p>
+    <w:p>
+      <w:pPr>
+        <w:ind w:left="720" w:firstLine="0"/>
+        <w:jc w:val="both"/>
+        <w:rPr/>
+      </w:pPr>
+      <w:r>
+        <w:rPr>
+          <w:rtl w:val="0"/>
+        </w:rPr>
+      </w:r>
+    </w:p>
+    <w:p>
+      <w:pPr>
+        <w:numPr>
+          <w:ilvl w:val="0"/>
+          <w:numId w:val="12"/>
+        </w:numPr>
+        <w:ind w:left="720" w:hanging="360"/>
+        <w:jc w:val="both"/>
+        <w:rPr>
+          <w:u w:val="none"/>
+        </w:rPr>
+      </w:pPr>
+      <w:r>
+        <w:rPr>
+          <w:rtl w:val="0"/>
+        </w:rPr>
+        <w:t xml:space="preserve"> Además, Karim reitera que estaría bueno que dichas pruebas </w:t>
+      </w:r>
+      <w:r>
+        <w:rPr>
+          <w:rtl w:val="0"/>
+        </w:rPr>
+        <w:t xml:space="preserve">estén</w:t>
+      </w:r>
+      <w:r>
+        <w:rPr>
+          <w:rtl w:val="0"/>
+        </w:rPr>
+        <w:t xml:space="preserve"> automatizadas.</w:t>
+      </w:r>
+    </w:p>
+    <w:p>
+      <w:pPr>
+        <w:jc w:val="both"/>
+        <w:rPr/>
+      </w:pPr>
+      <w:r>
+        <w:rPr>
+          <w:rtl w:val="0"/>
+        </w:rPr>
+      </w:r>
+    </w:p>
+    <w:p>
+      <w:pPr>
+        <w:jc w:val="center"/>
+        <w:rPr/>
+      </w:pPr>
+      <w:r>
+        <w:rPr>
+          <w:rFonts w:ascii="Arial Unicode MS" w:cs="Arial Unicode MS" w:eastAsia="Arial Unicode MS" w:hAnsi="Arial Unicode MS"/>
+          <w:sz w:val="38"/>
+          <w:szCs w:val="38"/>
+          <w:rtl w:val="0"/>
+        </w:rPr>
+        <w:t xml:space="preserve">•┈••✦ ❤ ✦••┈•</w:t>
+      </w:r>
+      <w:r>
+        <w:rPr>
+          <w:rtl w:val="0"/>
+        </w:rPr>
+      </w:r>
+    </w:p>
+    <w:p>
+      <w:pPr>
+        <w:jc w:val="both"/>
+        <w:rPr/>
+      </w:pPr>
+      <w:r>
+        <w:rPr>
+          <w:rtl w:val="0"/>
+        </w:rPr>
+      </w:r>
+    </w:p>
+    <w:p>
+      <w:pPr>
+        <w:jc w:val="both"/>
+        <w:rPr/>
+      </w:pPr>
+      <w:r>
+        <w:rPr>
+          <w:rtl w:val="0"/>
+        </w:rPr>
+        <w:t xml:space="preserve">21/10/25 Priorización primera tanda de CU a implementar</w:t>
+      </w:r>
+    </w:p>
+    <w:p>
+      <w:pPr>
+        <w:jc w:val="both"/>
+        <w:rPr/>
+      </w:pPr>
+      <w:r>
+        <w:rPr>
+          <w:rtl w:val="0"/>
+        </w:rPr>
       </w:r>
     </w:p>
     <w:p>
@@ -37,8 +405,1612 @@
       <w:pPr>
         <w:numPr>
           <w:ilvl w:val="0"/>
+          <w:numId w:val="14"/>
+        </w:numPr>
+        <w:ind w:left="1440" w:hanging="360"/>
+        <w:jc w:val="both"/>
+        <w:rPr>
+          <w:u w:val="none"/>
+        </w:rPr>
+      </w:pPr>
+      <w:r>
+        <w:rPr>
+          <w:rtl w:val="0"/>
+        </w:rPr>
+        <w:t xml:space="preserve">Estimación: lo que dice en el mail.</w:t>
+      </w:r>
+    </w:p>
+    <w:p>
+      <w:pPr>
+        <w:numPr>
+          <w:ilvl w:val="0"/>
+          <w:numId w:val="14"/>
+        </w:numPr>
+        <w:ind w:left="1440" w:hanging="360"/>
+        <w:jc w:val="both"/>
+        <w:rPr>
+          <w:u w:val="none"/>
+        </w:rPr>
+      </w:pPr>
+      <w:r>
+        <w:rPr>
+          <w:rtl w:val="0"/>
+        </w:rPr>
+        <w:t xml:space="preserve">Riesgos: todas las clases deberíamos venir con nuevos riesgos, cosas que vemos que nos podrían llegar a pasar y cómo pensamos hacer que 1. No sucedan o minimizar el impacto si suceden, y 2. en caso de que sucedan, proponer alternativas (pero tenerlo pensado de antes que suceda obvio).</w:t>
+      </w:r>
+    </w:p>
+    <w:p>
+      <w:pPr>
+        <w:numPr>
+          <w:ilvl w:val="0"/>
+          <w:numId w:val="14"/>
+        </w:numPr>
+        <w:ind w:left="1440" w:hanging="360"/>
+        <w:jc w:val="both"/>
+        <w:rPr>
+          <w:u w:val="none"/>
+        </w:rPr>
+      </w:pPr>
+      <w:r>
+        <w:rPr>
+          <w:rtl w:val="0"/>
+        </w:rPr>
+        <w:t xml:space="preserve">Lo otro no me acuerdo que era.</w:t>
+      </w:r>
+    </w:p>
+    <w:p>
+      <w:pPr>
+        <w:ind w:left="1440" w:firstLine="0"/>
+        <w:jc w:val="both"/>
+        <w:rPr/>
+      </w:pPr>
+      <w:r>
+        <w:rPr>
+          <w:rtl w:val="0"/>
+        </w:rPr>
+      </w:r>
+    </w:p>
+    <w:p>
+      <w:pPr>
+        <w:numPr>
+          <w:ilvl w:val="0"/>
+          <w:numId w:val="10"/>
+        </w:numPr>
+        <w:ind w:left="720" w:hanging="360"/>
+        <w:jc w:val="both"/>
+        <w:rPr>
+          <w:u w:val="none"/>
+        </w:rPr>
+      </w:pPr>
+      <w:r>
+        <w:rPr>
+          <w:rtl w:val="0"/>
+        </w:rPr>
+        <w:t xml:space="preserve">Las especificaciones de diseño o especificación de caso de uso deben tener un anexo con el feedback de manera que no se pierda.</w:t>
+      </w:r>
+    </w:p>
+    <w:p>
+      <w:pPr>
+        <w:ind w:left="720" w:firstLine="0"/>
+        <w:jc w:val="both"/>
+        <w:rPr/>
+      </w:pPr>
+      <w:r>
+        <w:rPr>
+          <w:rtl w:val="0"/>
+        </w:rPr>
+      </w:r>
+    </w:p>
+    <w:p>
+      <w:pPr>
+        <w:numPr>
+          <w:ilvl w:val="0"/>
+          <w:numId w:val="10"/>
+        </w:numPr>
+        <w:ind w:left="720" w:hanging="360"/>
+        <w:jc w:val="both"/>
+        <w:rPr>
+          <w:u w:val="none"/>
+        </w:rPr>
+      </w:pPr>
+      <w:r>
+        <w:rPr>
+          <w:rtl w:val="0"/>
+        </w:rPr>
+        <w:t xml:space="preserve">Tenemos casos de uso muy atómicos, por eso Osiris ahora entiende que hay muchos CU que van a ser más rápidos y por ende también los casos de prueba. No hay nada malo con eso, nomas es la razón por la cual la estimación nos da igual que al resto de nuestros compañeros que tienen una cantidad considerablemente menor de CU.</w:t>
+      </w:r>
+    </w:p>
+    <w:p>
+      <w:pPr>
+        <w:ind w:left="720" w:firstLine="0"/>
+        <w:jc w:val="both"/>
+        <w:rPr/>
+      </w:pPr>
+      <w:r>
+        <w:rPr>
+          <w:rtl w:val="0"/>
+        </w:rPr>
+      </w:r>
+    </w:p>
+    <w:p>
+      <w:pPr>
+        <w:numPr>
+          <w:ilvl w:val="0"/>
+          <w:numId w:val="10"/>
+        </w:numPr>
+        <w:ind w:left="720" w:hanging="360"/>
+        <w:jc w:val="both"/>
+        <w:rPr>
+          <w:u w:val="none"/>
+        </w:rPr>
+      </w:pPr>
+      <w:r>
+        <w:rPr>
+          <w:rtl w:val="0"/>
+        </w:rPr>
+        <w:t xml:space="preserve">No deberíamos hacer como que no sucedió el cambio de la API de Toggl.  Se debe hacer el cambio en los documentos correspondientes pero debe quedar reflejado el cambio, no debe desaparecer el trabajo anterior.</w:t>
+      </w:r>
+    </w:p>
+    <w:p>
+      <w:pPr>
+        <w:ind w:left="720" w:firstLine="0"/>
+        <w:jc w:val="both"/>
+        <w:rPr/>
+      </w:pPr>
+      <w:r>
+        <w:rPr>
+          <w:rtl w:val="0"/>
+        </w:rPr>
+      </w:r>
+    </w:p>
+    <w:p>
+      <w:pPr>
+        <w:numPr>
+          <w:ilvl w:val="0"/>
+          <w:numId w:val="10"/>
+        </w:numPr>
+        <w:ind w:left="720" w:hanging="360"/>
+        <w:jc w:val="both"/>
+        <w:rPr>
+          <w:u w:val="none"/>
+        </w:rPr>
+      </w:pPr>
+      <w:r>
+        <w:rPr>
+          <w:rtl w:val="0"/>
+        </w:rPr>
+        <w:t xml:space="preserve">El CU12 estimar tarea, puede unirse con otro CU ya que implica asignar fechas. A esta altura no nos tenemos que poner a modificar casos de uso enteros, dice Osiris, nomas no era necesario agregar un CU que solo significa atributos en una entidad.</w:t>
+      </w:r>
+    </w:p>
+    <w:p>
+      <w:pPr>
+        <w:ind w:left="720" w:firstLine="0"/>
+        <w:jc w:val="both"/>
+        <w:rPr/>
+      </w:pPr>
+      <w:r>
+        <w:rPr>
+          <w:rtl w:val="0"/>
+        </w:rPr>
+      </w:r>
+    </w:p>
+    <w:p>
+      <w:pPr>
+        <w:numPr>
+          <w:ilvl w:val="0"/>
+          <w:numId w:val="10"/>
+        </w:numPr>
+        <w:ind w:left="720" w:hanging="360"/>
+        <w:jc w:val="both"/>
+        <w:rPr>
+          <w:u w:val="none"/>
+        </w:rPr>
+      </w:pPr>
+      <w:r>
+        <w:rPr>
+          <w:rtl w:val="0"/>
+        </w:rPr>
+        <w:t xml:space="preserve">En las presentaciones vamos muy rápido. No quedó claro como se transcribe en acciones concretas el riesgo que presentamos. Hay que revisar cómo transmitimos las cosas en la presentación. Ej: ninguno está haciendo “Tenemos n </w:t>
+      </w:r>
+      <w:r>
+        <w:rPr>
+          <w:b w:val="1"/>
+          <w:rtl w:val="0"/>
+        </w:rPr>
+        <w:t xml:space="preserve">riesgos</w:t>
+      </w:r>
+      <w:r>
+        <w:rPr>
+          <w:rtl w:val="0"/>
+        </w:rPr>
+        <w:t xml:space="preserve">, nos preocupan m, y gestionamos k. O estamos haciendo </w:t>
+      </w:r>
+      <w:r>
+        <w:rPr>
+          <w:rtl w:val="0"/>
+        </w:rPr>
+        <w:t xml:space="preserve">j acciones</w:t>
+      </w:r>
+      <w:r>
+        <w:rPr>
+          <w:rtl w:val="0"/>
+        </w:rPr>
+        <w:t xml:space="preserve"> concretas”. Faltan acciones concretas para mitigar riesgos completos. No estamos mostrando qué acciones concretas para mitigar qué riesgos. Tenemos pocos riesgos críticos. Sería lógico que ahora que empezamos a implementar aparezcan riesgos técnicos.</w:t>
+      </w:r>
+    </w:p>
+    <w:p>
+      <w:pPr>
+        <w:ind w:left="720" w:firstLine="0"/>
+        <w:jc w:val="both"/>
+        <w:rPr/>
+      </w:pPr>
+      <w:r>
+        <w:rPr>
+          <w:rtl w:val="0"/>
+        </w:rPr>
+      </w:r>
+    </w:p>
+    <w:p>
+      <w:pPr>
+        <w:numPr>
+          <w:ilvl w:val="0"/>
+          <w:numId w:val="10"/>
+        </w:numPr>
+        <w:ind w:left="720" w:hanging="360"/>
+        <w:jc w:val="both"/>
+        <w:rPr>
+          <w:u w:val="none"/>
+        </w:rPr>
+      </w:pPr>
+      <w:r>
+        <w:rPr>
+          <w:rtl w:val="0"/>
+        </w:rPr>
+        <w:t xml:space="preserve">Los 9 casos de uso restantes (fuera de la priorización) que presentamos, se entiende que son los que se espera tener completos para el final de la cursada cuando los presentamos, pero en el documento no se entiende lo mismo (corregir documento).</w:t>
+      </w:r>
+    </w:p>
+    <w:p>
+      <w:pPr>
+        <w:ind w:left="720" w:firstLine="0"/>
+        <w:jc w:val="both"/>
+        <w:rPr/>
+      </w:pPr>
+      <w:r>
+        <w:rPr>
+          <w:rtl w:val="0"/>
+        </w:rPr>
+      </w:r>
+    </w:p>
+    <w:p>
+      <w:pPr>
+        <w:numPr>
+          <w:ilvl w:val="0"/>
+          <w:numId w:val="10"/>
+        </w:numPr>
+        <w:ind w:left="720" w:hanging="360"/>
+        <w:jc w:val="both"/>
+        <w:rPr>
+          <w:u w:val="none"/>
+        </w:rPr>
+      </w:pPr>
+      <w:r>
+        <w:rPr>
+          <w:rtl w:val="0"/>
+        </w:rPr>
+        <w:t xml:space="preserve">Buscar algún estándar que nos facilite la implementación de un cronómetro.</w:t>
+      </w:r>
+    </w:p>
+    <w:p>
+      <w:pPr>
+        <w:ind w:left="720" w:firstLine="0"/>
+        <w:jc w:val="both"/>
+        <w:rPr/>
+      </w:pPr>
+      <w:r>
+        <w:rPr>
+          <w:rtl w:val="0"/>
+        </w:rPr>
+      </w:r>
+    </w:p>
+    <w:p>
+      <w:pPr>
+        <w:numPr>
+          <w:ilvl w:val="0"/>
+          <w:numId w:val="10"/>
+        </w:numPr>
+        <w:ind w:left="720" w:hanging="360"/>
+        <w:jc w:val="both"/>
+        <w:rPr>
+          <w:u w:val="none"/>
+        </w:rPr>
+      </w:pPr>
+      <w:r>
+        <w:rPr>
+          <w:rtl w:val="0"/>
+        </w:rPr>
+        <w:t xml:space="preserve">Tenemos que definir los casos de pruebas para los casos de uso que priorizamos.</w:t>
+      </w:r>
+    </w:p>
+    <w:p>
+      <w:pPr>
+        <w:ind w:left="720" w:firstLine="0"/>
+        <w:jc w:val="both"/>
+        <w:rPr/>
+      </w:pPr>
+      <w:r>
+        <w:rPr>
+          <w:rtl w:val="0"/>
+        </w:rPr>
+      </w:r>
+    </w:p>
+    <w:p>
+      <w:pPr>
+        <w:numPr>
+          <w:ilvl w:val="0"/>
+          <w:numId w:val="10"/>
+        </w:numPr>
+        <w:ind w:left="720" w:hanging="360"/>
+        <w:jc w:val="both"/>
+        <w:rPr>
+          <w:u w:val="none"/>
+        </w:rPr>
+      </w:pPr>
+      <w:r>
+        <w:rPr>
+          <w:rtl w:val="0"/>
+        </w:rPr>
+        <w:t xml:space="preserve">Incorporar: riesgos identificados, riesgos gestionados, riesgos preocupando en esta iteración y cómo los estamos gestionando.</w:t>
+      </w:r>
+    </w:p>
+    <w:p>
+      <w:pPr>
+        <w:jc w:val="both"/>
+        <w:rPr/>
+      </w:pPr>
+      <w:r>
+        <w:rPr>
+          <w:rtl w:val="0"/>
+        </w:rPr>
+      </w:r>
+    </w:p>
+    <w:p>
+      <w:pPr>
+        <w:jc w:val="center"/>
+        <w:rPr/>
+      </w:pPr>
+      <w:r>
+        <w:rPr>
+          <w:rFonts w:ascii="Arial Unicode MS" w:cs="Arial Unicode MS" w:eastAsia="Arial Unicode MS" w:hAnsi="Arial Unicode MS"/>
+          <w:sz w:val="38"/>
+          <w:szCs w:val="38"/>
+          <w:rtl w:val="0"/>
+        </w:rPr>
+        <w:t xml:space="preserve">•┈••✦ ❤ ✦••┈•</w:t>
+      </w:r>
+      <w:r>
+        <w:rPr>
+          <w:rtl w:val="0"/>
+        </w:rPr>
+      </w:r>
+    </w:p>
+    <w:p>
+      <w:pPr>
+        <w:jc w:val="both"/>
+        <w:rPr/>
+      </w:pPr>
+      <w:r>
+        <w:rPr>
+          <w:rtl w:val="0"/>
+        </w:rPr>
+      </w:r>
+    </w:p>
+    <w:p>
+      <w:pPr>
+        <w:jc w:val="both"/>
+        <w:rPr/>
+      </w:pPr>
+      <w:r>
+        <w:rPr>
+          <w:rtl w:val="0"/>
+        </w:rPr>
+        <w:t xml:space="preserve">14/10/25 Modelo Arquitectónico</w:t>
+      </w:r>
+    </w:p>
+    <w:p>
+      <w:pPr>
+        <w:jc w:val="both"/>
+        <w:rPr/>
+      </w:pPr>
+      <w:r>
+        <w:rPr>
+          <w:rtl w:val="0"/>
+        </w:rPr>
+      </w:r>
+    </w:p>
+    <w:p>
+      <w:pPr>
+        <w:numPr>
+          <w:ilvl w:val="0"/>
           <w:numId w:val="11"/>
         </w:numPr>
+        <w:ind w:left="720" w:hanging="360"/>
+        <w:jc w:val="both"/>
+        <w:rPr>
+          <w:u w:val="none"/>
+        </w:rPr>
+      </w:pPr>
+      <w:r>
+        <w:rPr>
+          <w:rtl w:val="0"/>
+        </w:rPr>
+        <w:t xml:space="preserve">La estimación está bien</w:t>
+      </w:r>
+    </w:p>
+    <w:p>
+      <w:pPr>
+        <w:ind w:left="720" w:firstLine="0"/>
+        <w:jc w:val="both"/>
+        <w:rPr/>
+      </w:pPr>
+      <w:r>
+        <w:rPr>
+          <w:rtl w:val="0"/>
+        </w:rPr>
+      </w:r>
+    </w:p>
+    <w:p>
+      <w:pPr>
+        <w:numPr>
+          <w:ilvl w:val="0"/>
+          <w:numId w:val="11"/>
+        </w:numPr>
+        <w:ind w:left="720" w:hanging="360"/>
+        <w:jc w:val="both"/>
+        <w:rPr>
+          <w:u w:val="none"/>
+        </w:rPr>
+      </w:pPr>
+      <w:r>
+        <w:rPr>
+          <w:rtl w:val="0"/>
+        </w:rPr>
+        <w:t xml:space="preserve">En la memoria final quieren que se muestre el tiempo trabajado y no trabajado en un gráfico, es decir, que se pueda ver si no trabajamos, por ejemplo, durante tres semanas del mes de enero (es decir, no tenemos que saltarnos los periodos inactivos).</w:t>
+      </w:r>
+    </w:p>
+    <w:p>
+      <w:pPr>
+        <w:ind w:left="720" w:firstLine="0"/>
+        <w:jc w:val="both"/>
+        <w:rPr/>
+      </w:pPr>
+      <w:r>
+        <w:rPr>
+          <w:rtl w:val="0"/>
+        </w:rPr>
+      </w:r>
+    </w:p>
+    <w:p>
+      <w:pPr>
+        <w:numPr>
+          <w:ilvl w:val="0"/>
+          <w:numId w:val="11"/>
+        </w:numPr>
+        <w:ind w:left="720" w:hanging="360"/>
+        <w:jc w:val="both"/>
+        <w:rPr>
+          <w:u w:val="none"/>
+        </w:rPr>
+      </w:pPr>
+      <w:r>
+        <w:rPr>
+          <w:rtl w:val="0"/>
+        </w:rPr>
+        <w:t xml:space="preserve">Las pantallas del prototipo podrían haber sido mejor representadas a través de un storyboard (cosa que nunca nos enseñaron que yo sepa).</w:t>
+      </w:r>
+    </w:p>
+    <w:p>
+      <w:pPr>
+        <w:ind w:left="720" w:firstLine="0"/>
+        <w:jc w:val="both"/>
+        <w:rPr/>
+      </w:pPr>
+      <w:r>
+        <w:rPr>
+          <w:rtl w:val="0"/>
+        </w:rPr>
+      </w:r>
+    </w:p>
+    <w:p>
+      <w:pPr>
+        <w:numPr>
+          <w:ilvl w:val="0"/>
+          <w:numId w:val="11"/>
+        </w:numPr>
+        <w:ind w:left="720" w:hanging="360"/>
+        <w:jc w:val="both"/>
+        <w:rPr>
+          <w:u w:val="none"/>
+        </w:rPr>
+      </w:pPr>
+      <w:r>
+        <w:rPr>
+          <w:rtl w:val="0"/>
+        </w:rPr>
+        <w:t xml:space="preserve">Debemos analizar si el uso de la api de toggl vale la pena.</w:t>
+      </w:r>
+    </w:p>
+    <w:p>
+      <w:pPr>
+        <w:ind w:left="720" w:firstLine="0"/>
+        <w:jc w:val="both"/>
+        <w:rPr/>
+      </w:pPr>
+      <w:r>
+        <w:rPr>
+          <w:rtl w:val="0"/>
+        </w:rPr>
+      </w:r>
+    </w:p>
+    <w:p>
+      <w:pPr>
+        <w:numPr>
+          <w:ilvl w:val="0"/>
+          <w:numId w:val="11"/>
+        </w:numPr>
+        <w:ind w:left="720" w:hanging="360"/>
+        <w:jc w:val="both"/>
+        <w:rPr>
+          <w:u w:val="none"/>
+        </w:rPr>
+      </w:pPr>
+      <w:r>
+        <w:rPr>
+          <w:rtl w:val="0"/>
+        </w:rPr>
+        <w:t xml:space="preserve">El dashboard principal tiene demasiada información y aunque está bueno tener muchos detalles, satura un poco a la vista y no se entiende del todo bien qué información es la importante. Los profes dudan de si todo lo que se menciona en el prototipo corresponde a algún caso de uso, por lo cual recomiendan hacer una depuración de la información que se presente como parte del dashboard principal.</w:t>
+      </w:r>
+    </w:p>
+    <w:p>
+      <w:pPr>
+        <w:ind w:left="720" w:firstLine="0"/>
+        <w:jc w:val="both"/>
+        <w:rPr/>
+      </w:pPr>
+      <w:r>
+        <w:rPr>
+          <w:rtl w:val="0"/>
+        </w:rPr>
+      </w:r>
+    </w:p>
+    <w:p>
+      <w:pPr>
+        <w:numPr>
+          <w:ilvl w:val="0"/>
+          <w:numId w:val="11"/>
+        </w:numPr>
+        <w:ind w:left="720" w:hanging="360"/>
+        <w:jc w:val="both"/>
+        <w:rPr>
+          <w:u w:val="none"/>
+        </w:rPr>
+      </w:pPr>
+      <w:r>
+        <w:rPr>
+          <w:rtl w:val="0"/>
+        </w:rPr>
+        <w:t xml:space="preserve">En la vista de liberación (modelo de arquitectura) se mencionan nodos que no se mencionan en ningún otro lado, deberíamos especificar.</w:t>
+      </w:r>
+    </w:p>
+    <w:p>
+      <w:pPr>
+        <w:ind w:left="720" w:firstLine="0"/>
+        <w:jc w:val="both"/>
+        <w:rPr/>
+      </w:pPr>
+      <w:r>
+        <w:rPr>
+          <w:rtl w:val="0"/>
+        </w:rPr>
+      </w:r>
+    </w:p>
+    <w:p>
+      <w:pPr>
+        <w:numPr>
+          <w:ilvl w:val="0"/>
+          <w:numId w:val="11"/>
+        </w:numPr>
+        <w:ind w:left="720" w:hanging="360"/>
+        <w:jc w:val="both"/>
+        <w:rPr>
+          <w:u w:val="none"/>
+        </w:rPr>
+      </w:pPr>
+      <w:r>
+        <w:rPr>
+          <w:rtl w:val="0"/>
+        </w:rPr>
+        <w:t xml:space="preserve">La estimación (creo, pq en el cuaderno escribí “optimación” XD) optimista no es realista.</w:t>
+      </w:r>
+    </w:p>
+    <w:p>
+      <w:pPr>
+        <w:ind w:left="720" w:firstLine="0"/>
+        <w:jc w:val="both"/>
+        <w:rPr/>
+      </w:pPr>
+      <w:r>
+        <w:rPr>
+          <w:rtl w:val="0"/>
+        </w:rPr>
+      </w:r>
+    </w:p>
+    <w:p>
+      <w:pPr>
+        <w:numPr>
+          <w:ilvl w:val="0"/>
+          <w:numId w:val="11"/>
+        </w:numPr>
+        <w:ind w:left="720" w:hanging="360"/>
+        <w:jc w:val="both"/>
+        <w:rPr>
+          <w:u w:val="none"/>
+        </w:rPr>
+      </w:pPr>
+      <w:r>
+        <w:rPr>
+          <w:rtl w:val="0"/>
+        </w:rPr>
+        <w:t xml:space="preserve">Los casos de prueba tienen pocos valores. Además, se deben indicar los pasos para que se reproduzca un error, en caso de que ocurra.</w:t>
+      </w:r>
+    </w:p>
+    <w:p>
+      <w:pPr>
+        <w:ind w:left="720" w:firstLine="0"/>
+        <w:jc w:val="both"/>
+        <w:rPr/>
+      </w:pPr>
+      <w:r>
+        <w:rPr>
+          <w:rtl w:val="0"/>
+        </w:rPr>
+      </w:r>
+    </w:p>
+    <w:p>
+      <w:pPr>
+        <w:numPr>
+          <w:ilvl w:val="0"/>
+          <w:numId w:val="11"/>
+        </w:numPr>
+        <w:ind w:left="720" w:hanging="360"/>
+        <w:jc w:val="both"/>
+        <w:rPr>
+          <w:u w:val="none"/>
+        </w:rPr>
+      </w:pPr>
+      <w:r>
+        <w:rPr>
+          <w:rtl w:val="0"/>
+        </w:rPr>
+        <w:t xml:space="preserve">En la vista de procesos (modelo de arquitectura) hace falta un diagrama de procesos.</w:t>
+      </w:r>
+    </w:p>
+    <w:p>
+      <w:pPr>
+        <w:ind w:left="0" w:firstLine="0"/>
+        <w:jc w:val="both"/>
+        <w:rPr/>
+      </w:pPr>
+      <w:r>
+        <w:rPr>
+          <w:rtl w:val="0"/>
+        </w:rPr>
+      </w:r>
+    </w:p>
+    <w:p>
+      <w:pPr>
+        <w:jc w:val="center"/>
+        <w:rPr>
+          <w:sz w:val="38"/>
+          <w:szCs w:val="38"/>
+        </w:rPr>
+      </w:pPr>
+      <w:r>
+        <w:rPr>
+          <w:rFonts w:ascii="Arial Unicode MS" w:cs="Arial Unicode MS" w:eastAsia="Arial Unicode MS" w:hAnsi="Arial Unicode MS"/>
+          <w:sz w:val="38"/>
+          <w:szCs w:val="38"/>
+          <w:rtl w:val="0"/>
+        </w:rPr>
+        <w:t xml:space="preserve">•┈••✦ Etapa Elaboración Iteración 2 ✦••┈•</w:t>
+      </w:r>
+      <w:r>
+        <w:rPr>
+          <w:rtl w:val="0"/>
+        </w:rPr>
+      </w:r>
+    </w:p>
+    <w:p>
+      <w:pPr>
+        <w:ind w:left="0" w:firstLine="0"/>
+        <w:jc w:val="both"/>
+        <w:rPr>
+          <w:sz w:val="38"/>
+          <w:szCs w:val="38"/>
+        </w:rPr>
+      </w:pPr>
+      <w:r>
+        <w:rPr>
+          <w:rtl w:val="0"/>
+        </w:rPr>
+      </w:r>
+    </w:p>
+    <w:p>
+      <w:pPr>
+        <w:ind w:left="0" w:firstLine="0"/>
+        <w:jc w:val="both"/>
+        <w:rPr/>
+      </w:pPr>
+      <w:r>
+        <w:rPr>
+          <w:rtl w:val="0"/>
+        </w:rPr>
+        <w:t xml:space="preserve">07/10/25 Plan de Prueba. Inicio modelo de diseño</w:t>
+      </w:r>
+    </w:p>
+    <w:p>
+      <w:pPr>
+        <w:ind w:left="0" w:firstLine="0"/>
+        <w:jc w:val="both"/>
+        <w:rPr/>
+      </w:pPr>
+      <w:r>
+        <w:rPr>
+          <w:rtl w:val="0"/>
+        </w:rPr>
+      </w:r>
+    </w:p>
+    <w:p>
+      <w:pPr>
+        <w:numPr>
+          <w:ilvl w:val="0"/>
+          <w:numId w:val="7"/>
+        </w:numPr>
+        <w:ind w:left="720" w:hanging="360"/>
+        <w:jc w:val="both"/>
+        <w:rPr>
+          <w:u w:val="none"/>
+        </w:rPr>
+      </w:pPr>
+      <w:r>
+        <w:rPr>
+          <w:rtl w:val="0"/>
+        </w:rPr>
+        <w:t xml:space="preserve">Cuando mostramos una implementación, mostrarla en un video o lo que sea, no poner un qr.</w:t>
+      </w:r>
+    </w:p>
+    <w:p>
+      <w:pPr>
+        <w:ind w:left="720" w:firstLine="0"/>
+        <w:jc w:val="both"/>
+        <w:rPr/>
+      </w:pPr>
+      <w:r>
+        <w:rPr>
+          <w:rtl w:val="0"/>
+        </w:rPr>
+      </w:r>
+    </w:p>
+    <w:p>
+      <w:pPr>
+        <w:numPr>
+          <w:ilvl w:val="0"/>
+          <w:numId w:val="7"/>
+        </w:numPr>
+        <w:ind w:left="720" w:hanging="360"/>
+        <w:jc w:val="both"/>
+        <w:rPr>
+          <w:u w:val="none"/>
+        </w:rPr>
+      </w:pPr>
+      <w:r>
+        <w:rPr>
+          <w:rtl w:val="0"/>
+        </w:rPr>
+        <w:t xml:space="preserve">En la estimación se debe expresar el esfuerzo.</w:t>
+      </w:r>
+    </w:p>
+    <w:p>
+      <w:pPr>
+        <w:ind w:left="720" w:firstLine="0"/>
+        <w:jc w:val="both"/>
+        <w:rPr/>
+      </w:pPr>
+      <w:r>
+        <w:rPr>
+          <w:rtl w:val="0"/>
+        </w:rPr>
+      </w:r>
+    </w:p>
+    <w:p>
+      <w:pPr>
+        <w:numPr>
+          <w:ilvl w:val="0"/>
+          <w:numId w:val="7"/>
+        </w:numPr>
+        <w:ind w:left="720" w:hanging="360"/>
+        <w:jc w:val="both"/>
+        <w:rPr>
+          <w:u w:val="none"/>
+        </w:rPr>
+      </w:pPr>
+      <w:r>
+        <w:rPr>
+          <w:rtl w:val="0"/>
+        </w:rPr>
+        <w:t xml:space="preserve">Se debe hacer un gráfico de métricas que contenga una curva con el progreso de cada métrica por iteración/etapa.</w:t>
+      </w:r>
+    </w:p>
+    <w:p>
+      <w:pPr>
+        <w:ind w:left="720" w:firstLine="0"/>
+        <w:jc w:val="both"/>
+        <w:rPr/>
+      </w:pPr>
+      <w:r>
+        <w:rPr>
+          <w:rtl w:val="0"/>
+        </w:rPr>
+      </w:r>
+    </w:p>
+    <w:p>
+      <w:pPr>
+        <w:numPr>
+          <w:ilvl w:val="0"/>
+          <w:numId w:val="7"/>
+        </w:numPr>
+        <w:ind w:left="720" w:hanging="360"/>
+        <w:jc w:val="both"/>
+        <w:rPr>
+          <w:u w:val="none"/>
+        </w:rPr>
+      </w:pPr>
+      <w:r>
+        <w:rPr>
+          <w:rtl w:val="0"/>
+        </w:rPr>
+        <w:t xml:space="preserve">Al diagrama de interacción (secuencia) le hace falta las entidades importantes.</w:t>
+      </w:r>
+    </w:p>
+    <w:p>
+      <w:pPr>
+        <w:ind w:left="720" w:firstLine="0"/>
+        <w:jc w:val="both"/>
+        <w:rPr/>
+      </w:pPr>
+      <w:r>
+        <w:rPr>
+          <w:rtl w:val="0"/>
+        </w:rPr>
+      </w:r>
+    </w:p>
+    <w:p>
+      <w:pPr>
+        <w:numPr>
+          <w:ilvl w:val="0"/>
+          <w:numId w:val="7"/>
+        </w:numPr>
+        <w:ind w:left="720" w:hanging="360"/>
+        <w:jc w:val="both"/>
+        <w:rPr>
+          <w:u w:val="none"/>
+        </w:rPr>
+      </w:pPr>
+      <w:r>
+        <w:rPr>
+          <w:rtl w:val="0"/>
+        </w:rPr>
+        <w:t xml:space="preserve">La vez pasada presentamos el prototipo y nos dieron devoluciones, deberíamos haber presentado una retroalimentación de dichas devoluciones.</w:t>
+      </w:r>
+    </w:p>
+    <w:p>
+      <w:pPr>
+        <w:ind w:left="0" w:firstLine="0"/>
+        <w:jc w:val="both"/>
+        <w:rPr/>
+      </w:pPr>
+      <w:r>
+        <w:rPr>
+          <w:rtl w:val="0"/>
+        </w:rPr>
+      </w:r>
+    </w:p>
+    <w:p>
+      <w:pPr>
+        <w:ind w:left="0" w:firstLine="0"/>
+        <w:jc w:val="center"/>
+        <w:rPr/>
+      </w:pPr>
+      <w:r>
+        <w:rPr>
+          <w:rFonts w:ascii="Arial Unicode MS" w:cs="Arial Unicode MS" w:eastAsia="Arial Unicode MS" w:hAnsi="Arial Unicode MS"/>
+          <w:sz w:val="38"/>
+          <w:szCs w:val="38"/>
+          <w:rtl w:val="0"/>
+        </w:rPr>
+        <w:t xml:space="preserve">•┈••✦ ❤ ✦••┈•</w:t>
+      </w:r>
+      <w:r>
+        <w:rPr>
+          <w:rtl w:val="0"/>
+        </w:rPr>
+      </w:r>
+    </w:p>
+    <w:p>
+      <w:pPr>
+        <w:ind w:left="0" w:firstLine="0"/>
+        <w:jc w:val="both"/>
+        <w:rPr/>
+      </w:pPr>
+      <w:r>
+        <w:rPr>
+          <w:rtl w:val="0"/>
+        </w:rPr>
+      </w:r>
+    </w:p>
+    <w:p>
+      <w:pPr>
+        <w:ind w:left="0" w:firstLine="0"/>
+        <w:jc w:val="both"/>
+        <w:rPr/>
+      </w:pPr>
+      <w:r>
+        <w:rPr>
+          <w:rtl w:val="0"/>
+        </w:rPr>
+        <w:t xml:space="preserve">04/10/25 Primer Prototipo Funcional</w:t>
+      </w:r>
+    </w:p>
+    <w:p>
+      <w:pPr>
+        <w:ind w:left="0" w:firstLine="0"/>
+        <w:jc w:val="both"/>
+        <w:rPr/>
+      </w:pPr>
+      <w:r>
+        <w:rPr>
+          <w:rtl w:val="0"/>
+        </w:rPr>
+      </w:r>
+    </w:p>
+    <w:p>
+      <w:pPr>
+        <w:numPr>
+          <w:ilvl w:val="0"/>
+          <w:numId w:val="5"/>
+        </w:numPr>
+        <w:ind w:left="720" w:hanging="360"/>
+        <w:jc w:val="both"/>
+        <w:rPr>
+          <w:u w:val="none"/>
+        </w:rPr>
+      </w:pPr>
+      <w:r>
+        <w:rPr>
+          <w:rtl w:val="0"/>
+        </w:rPr>
+        <w:t xml:space="preserve">Las tareas no cumplidas durante una iteración deberían ser fácilmente accesibles al líder.</w:t>
+      </w:r>
+    </w:p>
+    <w:p>
+      <w:pPr>
+        <w:ind w:left="720" w:firstLine="0"/>
+        <w:jc w:val="both"/>
+        <w:rPr/>
+      </w:pPr>
+      <w:r>
+        <w:rPr>
+          <w:rtl w:val="0"/>
+        </w:rPr>
+      </w:r>
+    </w:p>
+    <w:p>
+      <w:pPr>
+        <w:numPr>
+          <w:ilvl w:val="0"/>
+          <w:numId w:val="5"/>
+        </w:numPr>
+        <w:ind w:left="720" w:hanging="360"/>
+        <w:jc w:val="both"/>
+        <w:rPr>
+          <w:u w:val="none"/>
+        </w:rPr>
+      </w:pPr>
+      <w:r>
+        <w:rPr>
+          <w:rtl w:val="0"/>
+        </w:rPr>
+        <w:t xml:space="preserve">Los miembros del proyecto deberían poder registrar el tiempo de una tarea que no está planificada ya que debería poder registrar rápidamente el tiempo de cualquier cosa que esté haciendo sin necesidad de esperar a que el líder del proyecto lo apruebe o no. De todas formas, el líder debe poder posteriormente aceptar esa tarea con su tiempo registrado dependiendo de si la considera válida o no.</w:t>
+      </w:r>
+    </w:p>
+    <w:p>
+      <w:pPr>
+        <w:ind w:left="720" w:firstLine="0"/>
+        <w:jc w:val="both"/>
+        <w:rPr/>
+      </w:pPr>
+      <w:r>
+        <w:rPr>
+          <w:rtl w:val="0"/>
+        </w:rPr>
+      </w:r>
+    </w:p>
+    <w:p>
+      <w:pPr>
+        <w:numPr>
+          <w:ilvl w:val="0"/>
+          <w:numId w:val="5"/>
+        </w:numPr>
+        <w:ind w:left="720" w:hanging="360"/>
+        <w:jc w:val="both"/>
+        <w:rPr>
+          <w:u w:val="none"/>
+        </w:rPr>
+      </w:pPr>
+      <w:r>
+        <w:rPr>
+          <w:rtl w:val="0"/>
+        </w:rPr>
+        <w:t xml:space="preserve">Se prefiere una manera más visual de acceder a las distintas funcionalidades.</w:t>
+      </w:r>
+    </w:p>
+    <w:p>
+      <w:pPr>
+        <w:ind w:left="720" w:firstLine="0"/>
+        <w:jc w:val="both"/>
+        <w:rPr/>
+      </w:pPr>
+      <w:r>
+        <w:rPr>
+          <w:rtl w:val="0"/>
+        </w:rPr>
+      </w:r>
+    </w:p>
+    <w:p>
+      <w:pPr>
+        <w:numPr>
+          <w:ilvl w:val="0"/>
+          <w:numId w:val="5"/>
+        </w:numPr>
+        <w:ind w:left="720" w:hanging="360"/>
+        <w:jc w:val="both"/>
+        <w:rPr>
+          <w:u w:val="none"/>
+        </w:rPr>
+      </w:pPr>
+      <w:r>
+        <w:rPr>
+          <w:rtl w:val="0"/>
+        </w:rPr>
+        <w:t xml:space="preserve">Los colores, íconos y “estados” de las cosas, deben estar descritos en algún lugar. De alguna manera se debe poder acceder al significado que tiene cada uno de estos recursos.</w:t>
+      </w:r>
+    </w:p>
+    <w:p>
+      <w:pPr>
+        <w:ind w:left="720" w:firstLine="0"/>
+        <w:jc w:val="both"/>
+        <w:rPr/>
+      </w:pPr>
+      <w:r>
+        <w:rPr>
+          <w:rtl w:val="0"/>
+        </w:rPr>
+      </w:r>
+    </w:p>
+    <w:p>
+      <w:pPr>
+        <w:numPr>
+          <w:ilvl w:val="0"/>
+          <w:numId w:val="5"/>
+        </w:numPr>
+        <w:ind w:left="720" w:hanging="360"/>
+        <w:jc w:val="both"/>
+        <w:rPr>
+          <w:u w:val="none"/>
+        </w:rPr>
+      </w:pPr>
+      <w:r>
+        <w:rPr>
+          <w:rtl w:val="0"/>
+        </w:rPr>
+        <w:t xml:space="preserve">En el prototipo no se muestra ningúna manera de buscar o filtrar tareas, que sería muy útil (y hasta necesario).</w:t>
+      </w:r>
+    </w:p>
+    <w:p>
+      <w:pPr>
+        <w:ind w:left="720" w:firstLine="0"/>
+        <w:jc w:val="both"/>
+        <w:rPr/>
+      </w:pPr>
+      <w:r>
+        <w:rPr>
+          <w:rtl w:val="0"/>
+        </w:rPr>
+      </w:r>
+    </w:p>
+    <w:p>
+      <w:pPr>
+        <w:numPr>
+          <w:ilvl w:val="0"/>
+          <w:numId w:val="5"/>
+        </w:numPr>
+        <w:ind w:left="720" w:hanging="360"/>
+        <w:jc w:val="both"/>
+        <w:rPr>
+          <w:u w:val="none"/>
+        </w:rPr>
+      </w:pPr>
+      <w:r>
+        <w:rPr>
+          <w:rtl w:val="0"/>
+        </w:rPr>
+        <w:t xml:space="preserve">El gráfico que utilizamos para las métricas no es favorable para mostrar el progreso a lo largo del proyecto.</w:t>
+      </w:r>
+    </w:p>
+    <w:p>
+      <w:pPr>
+        <w:ind w:left="720" w:firstLine="0"/>
+        <w:jc w:val="both"/>
+        <w:rPr/>
+      </w:pPr>
+      <w:r>
+        <w:rPr>
+          <w:rtl w:val="0"/>
+        </w:rPr>
+      </w:r>
+    </w:p>
+    <w:p>
+      <w:pPr>
+        <w:numPr>
+          <w:ilvl w:val="0"/>
+          <w:numId w:val="5"/>
+        </w:numPr>
+        <w:ind w:left="720" w:hanging="360"/>
+        <w:jc w:val="both"/>
+        <w:rPr>
+          <w:u w:val="none"/>
+        </w:rPr>
+      </w:pPr>
+      <w:r>
+        <w:rPr>
+          <w:rtl w:val="0"/>
+        </w:rPr>
+        <w:t xml:space="preserve">Estimación: si bien está bien calculada y tienen sentido los casos optimista y pesimista, no es del todo realista. El caso más probable es similar a lo que se espera del caso optimista si éste fuera realista. La estimación está bien hecha, solo hay que considerar los factores que tenemos en cuenta.</w:t>
+      </w:r>
+    </w:p>
+    <w:p>
+      <w:pPr>
+        <w:jc w:val="both"/>
+        <w:rPr/>
+      </w:pPr>
+      <w:r>
+        <w:rPr>
+          <w:rtl w:val="0"/>
+        </w:rPr>
+      </w:r>
+    </w:p>
+    <w:p>
+      <w:pPr>
+        <w:jc w:val="center"/>
+        <w:rPr/>
+      </w:pPr>
+      <w:r>
+        <w:rPr>
+          <w:rFonts w:ascii="Arial Unicode MS" w:cs="Arial Unicode MS" w:eastAsia="Arial Unicode MS" w:hAnsi="Arial Unicode MS"/>
+          <w:sz w:val="38"/>
+          <w:szCs w:val="38"/>
+          <w:rtl w:val="0"/>
+        </w:rPr>
+        <w:t xml:space="preserve">•┈••✦ ❤ ✦••┈•</w:t>
+      </w:r>
+      <w:r>
+        <w:rPr>
+          <w:rtl w:val="0"/>
+        </w:rPr>
+      </w:r>
+    </w:p>
+    <w:p>
+      <w:pPr>
+        <w:jc w:val="both"/>
+        <w:rPr/>
+      </w:pPr>
+      <w:r>
+        <w:rPr>
+          <w:rtl w:val="0"/>
+        </w:rPr>
+      </w:r>
+    </w:p>
+    <w:p>
+      <w:pPr>
+        <w:jc w:val="both"/>
+        <w:rPr/>
+      </w:pPr>
+      <w:r>
+        <w:rPr>
+          <w:rtl w:val="0"/>
+        </w:rPr>
+        <w:t xml:space="preserve">19/09/25 Presentación 09 </w:t>
+      </w:r>
+    </w:p>
+    <w:p>
+      <w:pPr>
+        <w:jc w:val="both"/>
+        <w:rPr/>
+      </w:pPr>
+      <w:r>
+        <w:rPr>
+          <w:rtl w:val="0"/>
+        </w:rPr>
+      </w:r>
+    </w:p>
+    <w:p>
+      <w:pPr>
+        <w:numPr>
+          <w:ilvl w:val="0"/>
+          <w:numId w:val="4"/>
+        </w:numPr>
+        <w:ind w:left="720" w:hanging="360"/>
+        <w:jc w:val="both"/>
+        <w:rPr>
+          <w:u w:val="none"/>
+        </w:rPr>
+      </w:pPr>
+      <w:r>
+        <w:rPr>
+          <w:rtl w:val="0"/>
+        </w:rPr>
+        <w:t xml:space="preserve">Hablar en plural. No decir “yo hice” sino “hicimos”.</w:t>
+      </w:r>
+    </w:p>
+    <w:p>
+      <w:pPr>
+        <w:ind w:left="720" w:firstLine="0"/>
+        <w:jc w:val="both"/>
+        <w:rPr/>
+      </w:pPr>
+      <w:r>
+        <w:rPr>
+          <w:rtl w:val="0"/>
+        </w:rPr>
+      </w:r>
+    </w:p>
+    <w:p>
+      <w:pPr>
+        <w:numPr>
+          <w:ilvl w:val="0"/>
+          <w:numId w:val="4"/>
+        </w:numPr>
+        <w:ind w:left="720" w:hanging="360"/>
+        <w:jc w:val="both"/>
+        <w:rPr>
+          <w:u w:val="none"/>
+        </w:rPr>
+      </w:pPr>
+      <w:r>
+        <w:rPr>
+          <w:rtl w:val="0"/>
+        </w:rPr>
+        <w:t xml:space="preserve">Con respecto al gráfico de convergencia de la estimación, lo que propone cocomo es lo que nosotros tenemos que construir en base a las estimaciones que tenemos. Estas estimaciones son 3 (mejor caso, peor caso, caso real) pero nosotros solo pusimos el caso real. Además, el gráfico se va construyendo a medida que pasa el tiempo y se van haciendo nuevas estimaciones, cada vez más precisas, de manera que se va haciendo el embudo. Por esto al principio no debe formar un embudo pq no tenemos todo lo que necesitamos ni el tiempo transcurrido como para que se refleje de esa manera en el gráfico de convergencia.</w:t>
+      </w:r>
+    </w:p>
+    <w:p>
+      <w:pPr>
+        <w:ind w:left="720" w:firstLine="0"/>
+        <w:jc w:val="both"/>
+        <w:rPr/>
+      </w:pPr>
+      <w:r>
+        <w:rPr>
+          <w:rtl w:val="0"/>
+        </w:rPr>
+      </w:r>
+    </w:p>
+    <w:p>
+      <w:pPr>
+        <w:numPr>
+          <w:ilvl w:val="0"/>
+          <w:numId w:val="4"/>
+        </w:numPr>
+        <w:ind w:left="720" w:hanging="360"/>
+        <w:jc w:val="both"/>
+        <w:rPr>
+          <w:u w:val="none"/>
+        </w:rPr>
+      </w:pPr>
+      <w:r>
+        <w:rPr>
+          <w:rtl w:val="0"/>
+        </w:rPr>
+        <w:t xml:space="preserve">Las fechas en ese gráfico tienen que representarse para los 3 casos que se /necesitan, no solo para uno./</w:t>
+      </w:r>
+    </w:p>
+    <w:p>
+      <w:pPr>
+        <w:ind w:left="720" w:firstLine="0"/>
+        <w:jc w:val="both"/>
+        <w:rPr/>
+      </w:pPr>
+      <w:r>
+        <w:rPr>
+          <w:rtl w:val="0"/>
+        </w:rPr>
+      </w:r>
+    </w:p>
+    <w:p>
+      <w:pPr>
+        <w:numPr>
+          <w:ilvl w:val="0"/>
+          <w:numId w:val="4"/>
+        </w:numPr>
+        <w:ind w:left="720" w:hanging="360"/>
+        <w:jc w:val="both"/>
+        <w:rPr>
+          <w:u w:val="none"/>
+        </w:rPr>
+      </w:pPr>
+      <w:r>
+        <w:rPr>
+          <w:rtl w:val="0"/>
+        </w:rPr>
+        <w:t xml:space="preserve">Hay que tomar en cuenta las métricas en la declaración de propósito y seleccionar las que vayan a servir para nuestro proyecto y analizar en función de qué se toman y qué mejoran. Por ejemplo, los requerimientos por unidad de tiempo no te sirven para algo en concreto pero sí te servirían los casos de uso por unidad de tiempo porque con eso estimas horas hombre y con eso tenes un margen de mejora, es decir, </w:t>
+      </w:r>
+      <w:r>
+        <w:rPr>
+          <w:rtl w:val="0"/>
+        </w:rPr>
+        <w:t xml:space="preserve">podes</w:t>
+      </w:r>
+      <w:r>
+        <w:rPr>
+          <w:rtl w:val="0"/>
+        </w:rPr>
+        <w:t xml:space="preserve"> ir midiendo y mejorando la cantidad de horas que te lleva desarrollar un caso de uso.</w:t>
+      </w:r>
+    </w:p>
+    <w:p>
+      <w:pPr>
+        <w:ind w:left="720" w:firstLine="0"/>
+        <w:jc w:val="both"/>
+        <w:rPr/>
+      </w:pPr>
+      <w:r>
+        <w:rPr>
+          <w:rtl w:val="0"/>
+        </w:rPr>
+      </w:r>
+    </w:p>
+    <w:p>
+      <w:pPr>
+        <w:numPr>
+          <w:ilvl w:val="0"/>
+          <w:numId w:val="4"/>
+        </w:numPr>
+        <w:ind w:left="720" w:hanging="360"/>
+        <w:jc w:val="both"/>
+        <w:rPr>
+          <w:u w:val="none"/>
+        </w:rPr>
+      </w:pPr>
+      <w:r>
+        <w:rPr>
+          <w:rtl w:val="0"/>
+        </w:rPr>
+        <w:t xml:space="preserve">La revisión de documentos tiene que ir más allá de errores de tipeo y ortografía, tiene que revisarse la consistencia del documento, su completitud, y que lo que tenga se corresponda con los requerimientos y el proyecto y el propósito.</w:t>
+      </w:r>
+    </w:p>
+    <w:p>
+      <w:pPr>
+        <w:ind w:left="720" w:firstLine="0"/>
+        <w:jc w:val="both"/>
+        <w:rPr/>
+      </w:pPr>
+      <w:r>
+        <w:rPr>
+          <w:rtl w:val="0"/>
+        </w:rPr>
+      </w:r>
+    </w:p>
+    <w:p>
+      <w:pPr>
+        <w:numPr>
+          <w:ilvl w:val="0"/>
+          <w:numId w:val="4"/>
+        </w:numPr>
+        <w:ind w:left="720" w:hanging="360"/>
+        <w:jc w:val="both"/>
+        <w:rPr>
+          <w:u w:val="none"/>
+        </w:rPr>
+      </w:pPr>
+      <w:r>
+        <w:rPr>
+          <w:rtl w:val="0"/>
+        </w:rPr>
+        <w:t xml:space="preserve">El documento de herramientas y tecnologías está bien pero falta detallar cómo y para qué específicamente se utiliza cada herramienta.</w:t>
+      </w:r>
+    </w:p>
+    <w:p>
+      <w:pPr>
+        <w:ind w:left="720" w:firstLine="0"/>
+        <w:jc w:val="both"/>
+        <w:rPr/>
+      </w:pPr>
+      <w:r>
+        <w:rPr>
+          <w:rtl w:val="0"/>
+        </w:rPr>
+      </w:r>
+    </w:p>
+    <w:p>
+      <w:pPr>
+        <w:numPr>
+          <w:ilvl w:val="0"/>
+          <w:numId w:val="4"/>
+        </w:numPr>
+        <w:ind w:left="720" w:hanging="360"/>
+        <w:jc w:val="both"/>
+        <w:rPr>
+          <w:u w:val="none"/>
+        </w:rPr>
+      </w:pPr>
+      <w:r>
+        <w:rPr>
+          <w:rtl w:val="0"/>
+        </w:rPr>
+        <w:t xml:space="preserve">La especificación de requerimientos no está mal pero hay bastantes cosas para corregir. Por ejemplo, las interfaces definidas no son claras ni están satisfactoriamente descritas. Y hay algunas cosas incompletas más.</w:t>
+      </w:r>
+    </w:p>
+    <w:p>
+      <w:pPr>
+        <w:ind w:left="720" w:firstLine="0"/>
+        <w:jc w:val="both"/>
+        <w:rPr/>
+      </w:pPr>
+      <w:r>
+        <w:rPr>
+          <w:rtl w:val="0"/>
+        </w:rPr>
+      </w:r>
+    </w:p>
+    <w:p>
+      <w:pPr>
+        <w:numPr>
+          <w:ilvl w:val="0"/>
+          <w:numId w:val="4"/>
+        </w:numPr>
+        <w:ind w:left="720" w:hanging="360"/>
+        <w:jc w:val="both"/>
+        <w:rPr>
+          <w:u w:val="none"/>
+        </w:rPr>
+      </w:pPr>
+      <w:r>
+        <w:rPr>
+          <w:rtl w:val="0"/>
+        </w:rPr>
+        <w:t xml:space="preserve">Karim quiere que integremos con toggl o algo así.</w:t>
+      </w:r>
+    </w:p>
+    <w:p>
+      <w:pPr>
+        <w:ind w:left="720" w:firstLine="0"/>
+        <w:jc w:val="both"/>
+        <w:rPr/>
+      </w:pPr>
+      <w:r>
+        <w:rPr>
+          <w:rtl w:val="0"/>
+        </w:rPr>
+      </w:r>
+    </w:p>
+    <w:p>
+      <w:pPr>
+        <w:numPr>
+          <w:ilvl w:val="0"/>
+          <w:numId w:val="4"/>
+        </w:numPr>
+        <w:ind w:left="720" w:hanging="360"/>
+        <w:jc w:val="both"/>
+        <w:rPr>
+          <w:u w:val="none"/>
+        </w:rPr>
+      </w:pPr>
+      <w:r>
+        <w:rPr>
+          <w:rtl w:val="0"/>
+        </w:rPr>
+        <w:t xml:space="preserve">Durante la presentación de la presentación hay que arrancar con el pie derecho, decir bien los nombres (recordar lo decir nombre completo) y tener bien claro lo que se va a decir.</w:t>
+      </w:r>
+    </w:p>
+    <w:p>
+      <w:pPr>
+        <w:ind w:left="720" w:firstLine="0"/>
+        <w:jc w:val="both"/>
+        <w:rPr/>
+      </w:pPr>
+      <w:r>
+        <w:rPr>
+          <w:rtl w:val="0"/>
+        </w:rPr>
+      </w:r>
+    </w:p>
+    <w:p>
+      <w:pPr>
+        <w:numPr>
+          <w:ilvl w:val="0"/>
+          <w:numId w:val="4"/>
+        </w:numPr>
+        <w:ind w:left="720" w:hanging="360"/>
+        <w:jc w:val="both"/>
+        <w:rPr>
+          <w:u w:val="none"/>
+        </w:rPr>
+      </w:pPr>
+      <w:r>
+        <w:rPr>
+          <w:rtl w:val="0"/>
+        </w:rPr>
+        <w:t xml:space="preserve">Cuando se presentan los riesgos, es importante que mostremos detalles del riesgo pero no es necesario leerlos, es suficiente con ponerlos a la vista. Enfocarse en los riesgos que causan preocupación y la manera en la que los manejamos.</w:t>
+      </w:r>
+    </w:p>
+    <w:p>
+      <w:pPr>
+        <w:ind w:left="720" w:firstLine="0"/>
+        <w:jc w:val="both"/>
+        <w:rPr/>
+      </w:pPr>
+      <w:r>
+        <w:rPr>
+          <w:rtl w:val="0"/>
+        </w:rPr>
+      </w:r>
+    </w:p>
+    <w:p>
+      <w:pPr>
+        <w:numPr>
+          <w:ilvl w:val="0"/>
+          <w:numId w:val="4"/>
+        </w:numPr>
+        <w:ind w:left="720" w:hanging="360"/>
+        <w:jc w:val="both"/>
+        <w:rPr>
+          <w:u w:val="none"/>
+        </w:rPr>
+      </w:pPr>
+      <w:r>
+        <w:rPr>
+          <w:rtl w:val="0"/>
+        </w:rPr>
+        <w:t xml:space="preserve">Importante. Los profes quieren disponer de un usuario administrador que pueda gestionar usuarios, gestionar proyectos, asignar usuarios a proyectos (o proyectos a usuarios, ver) y ver reportes (ver la situación de los proyectos).</w:t>
+      </w:r>
+    </w:p>
+    <w:p>
+      <w:pPr>
+        <w:ind w:left="720" w:firstLine="0"/>
+        <w:jc w:val="both"/>
+        <w:rPr/>
+      </w:pPr>
+      <w:r>
+        <w:rPr>
+          <w:rtl w:val="0"/>
+        </w:rPr>
+      </w:r>
+    </w:p>
+    <w:p>
+      <w:pPr>
+        <w:numPr>
+          <w:ilvl w:val="0"/>
+          <w:numId w:val="3"/>
+        </w:numPr>
         <w:ind w:left="1440" w:hanging="360"/>
         <w:jc w:val="both"/>
         <w:rPr>
@@ -49,14 +2021,14 @@
         <w:rPr>
           <w:rtl w:val="0"/>
         </w:rPr>
-        <w:t xml:space="preserve">Estimación: lo que dice en el mail.</w:t>
-      </w:r>
-    </w:p>
-    <w:p>
-      <w:pPr>
-        <w:numPr>
-          <w:ilvl w:val="0"/>
-          <w:numId w:val="11"/>
+        <w:t xml:space="preserve">Duración presentación: 16min</w:t>
+      </w:r>
+    </w:p>
+    <w:p>
+      <w:pPr>
+        <w:numPr>
+          <w:ilvl w:val="0"/>
+          <w:numId w:val="3"/>
         </w:numPr>
         <w:ind w:left="1440" w:hanging="360"/>
         <w:jc w:val="both"/>
@@ -68,14 +2040,14 @@
         <w:rPr>
           <w:rtl w:val="0"/>
         </w:rPr>
-        <w:t xml:space="preserve">Riesgos: todas las clases deberíamos venir con nuevos riesgos, cosas que vemos que nos podrían llegar a pasar y cómo pensamos hacer que 1. No sucedan o minimizar el impacto si suceden, y 2. en caso de que sucedan, proponer alternativas (pero tenerlo pensado de antes que suceda obvio).</w:t>
-      </w:r>
-    </w:p>
-    <w:p>
-      <w:pPr>
-        <w:numPr>
-          <w:ilvl w:val="0"/>
-          <w:numId w:val="11"/>
+        <w:t xml:space="preserve">Duración devolución: 29min</w:t>
+      </w:r>
+    </w:p>
+    <w:p>
+      <w:pPr>
+        <w:numPr>
+          <w:ilvl w:val="0"/>
+          <w:numId w:val="3"/>
         </w:numPr>
         <w:ind w:left="1440" w:hanging="360"/>
         <w:jc w:val="both"/>
@@ -87,7 +2059,61 @@
         <w:rPr>
           <w:rtl w:val="0"/>
         </w:rPr>
-        <w:t xml:space="preserve">Lo otro no me acuerdo que era.</w:t>
+        <w:t xml:space="preserve">Duración total: 45min</w:t>
+      </w:r>
+    </w:p>
+    <w:p>
+      <w:pPr>
+        <w:jc w:val="both"/>
+        <w:rPr/>
+      </w:pPr>
+      <w:r>
+        <w:rPr>
+          <w:rtl w:val="0"/>
+        </w:rPr>
+      </w:r>
+    </w:p>
+    <w:p>
+      <w:pPr>
+        <w:jc w:val="center"/>
+        <w:rPr/>
+      </w:pPr>
+      <w:r>
+        <w:rPr>
+          <w:rFonts w:ascii="Arial Unicode MS" w:cs="Arial Unicode MS" w:eastAsia="Arial Unicode MS" w:hAnsi="Arial Unicode MS"/>
+          <w:sz w:val="38"/>
+          <w:szCs w:val="38"/>
+          <w:rtl w:val="0"/>
+        </w:rPr>
+        <w:t xml:space="preserve">•┈••✦ ❤ ✦••┈•</w:t>
+      </w:r>
+      <w:r>
+        <w:rPr>
+          <w:rtl w:val="0"/>
+        </w:rPr>
+      </w:r>
+    </w:p>
+    <w:p>
+      <w:pPr>
+        <w:jc w:val="both"/>
+        <w:rPr/>
+      </w:pPr>
+      <w:r>
+        <w:rPr>
+          <w:rtl w:val="0"/>
+        </w:rPr>
+      </w:r>
+    </w:p>
+    <w:p>
+      <w:pPr>
+        <w:jc w:val="both"/>
+        <w:rPr/>
+      </w:pPr>
+      <w:r>
+        <w:rPr>
+          <w:rtl w:val="0"/>
+        </w:rPr>
+        <w:t xml:space="preserve">16/09/25 Presentación 08</w:t>
       </w:r>
     </w:p>
     <w:p>
@@ -106,7 +2132,19 @@
         <w:rPr>
           <w:rtl w:val="0"/>
         </w:rPr>
-        <w:t xml:space="preserve">Las especificaciones de diseño o especificación de caso de uso deben tener un anexo con el feedback de manera que no se pierda</w:t>
+        <w:t xml:space="preserve">Los gráficos deben tener título tanto para el gráfico en sí como para los ejes.</w:t>
+      </w:r>
+    </w:p>
+    <w:p>
+      <w:pPr>
+        <w:ind w:left="720" w:firstLine="0"/>
+        <w:jc w:val="both"/>
+        <w:rPr/>
+      </w:pPr>
+      <w:r>
+        <w:rPr>
+          <w:rtl w:val="0"/>
+        </w:rPr>
       </w:r>
     </w:p>
     <w:p>
@@ -125,7 +2163,19 @@
         <w:rPr>
           <w:rtl w:val="0"/>
         </w:rPr>
-        <w:t xml:space="preserve">Tenemos casos de uso muy atómicos, por eso Osiris ahora entiende que hay muchos CU que van a ser más rápidos y por ende también los casos de prueba. No hay nada malo con eso, nomas es la razón por la cual la estimación nos da igual </w:t>
+        <w:t xml:space="preserve">Hay riesgos que no tienen plan de mitigación (presentamos 3, quedaban 5)</w:t>
+      </w:r>
+    </w:p>
+    <w:p>
+      <w:pPr>
+        <w:ind w:left="720" w:firstLine="0"/>
+        <w:jc w:val="both"/>
+        <w:rPr/>
+      </w:pPr>
+      <w:r>
+        <w:rPr>
+          <w:rtl w:val="0"/>
+        </w:rPr>
       </w:r>
     </w:p>
     <w:p>
@@ -144,7 +2194,19 @@
         <w:rPr>
           <w:rtl w:val="0"/>
         </w:rPr>
-        <w:t xml:space="preserve">No deberíamos hacer como que no sucedió el cambio de la API de Toggl.  Se debe hacer el cambio en los documentos correspondientes pero debe quedar reflejado el cambio, no debe desaparecer el trabajo anterior.</w:t>
+        <w:t xml:space="preserve">No pusimos los Casos de Uso</w:t>
+      </w:r>
+    </w:p>
+    <w:p>
+      <w:pPr>
+        <w:ind w:left="720" w:firstLine="0"/>
+        <w:jc w:val="both"/>
+        <w:rPr/>
+      </w:pPr>
+      <w:r>
+        <w:rPr>
+          <w:rtl w:val="0"/>
+        </w:rPr>
       </w:r>
     </w:p>
     <w:p>
@@ -163,7 +2225,19 @@
         <w:rPr>
           <w:rtl w:val="0"/>
         </w:rPr>
-        <w:t xml:space="preserve">El CU12 estimar tarea, puede unirse con otro CU ya que implica asignar fechas. A esta altura no nos tenemos que poner a modificar casos de uso enteros, dice Osiris, nomas no era necesario agregar un CU que solo significa datos.</w:t>
+        <w:t xml:space="preserve">Para cualquier tipo de plan, no asignar a las tareas plazos que sean más grandes que la iteración. Asignar momento específico de la iteración en el que se desarrollará la tarea.</w:t>
+      </w:r>
+    </w:p>
+    <w:p>
+      <w:pPr>
+        <w:ind w:left="720" w:firstLine="0"/>
+        <w:jc w:val="both"/>
+        <w:rPr/>
+      </w:pPr>
+      <w:r>
+        <w:rPr>
+          <w:rtl w:val="0"/>
+        </w:rPr>
       </w:r>
     </w:p>
     <w:p>
@@ -182,19 +2256,19 @@
         <w:rPr>
           <w:rtl w:val="0"/>
         </w:rPr>
-        <w:t xml:space="preserve">En las presentaciones vamos muy rápido. No quedó claro como se transcribe en acciones concretas el riesgo que presentamos. Hay que revisar cómo transmitimos las cosas en la presentación. Ej: ninguno está haciendo “Tenemos n riesgos, nos preocupan m, y gestionamos k. O estamos haciendo </w:t>
-      </w:r>
-      <w:r>
-        <w:rPr>
-          <w:rtl w:val="0"/>
-        </w:rPr>
-        <w:t xml:space="preserve">j acciones</w:t>
-      </w:r>
-      <w:r>
-        <w:rPr>
-          <w:rtl w:val="0"/>
-        </w:rPr>
-        <w:t xml:space="preserve"> concretas”. Faltan acciones concretas para mitigar riesgos completos. No estamos mostrando qué acciones concretas para mitigar qué riesgos. Tenemos pocos riesgos críticos. Sería lógico que ahora que empezamos a implementar aparezcan riesgos técnicos.</w:t>
+        <w:t xml:space="preserve">Las métricas deben tener un valor planificado y un valor ejecutado para tener margen de comparación. Además son por iteración.</w:t>
+      </w:r>
+    </w:p>
+    <w:p>
+      <w:pPr>
+        <w:ind w:left="720" w:firstLine="0"/>
+        <w:jc w:val="both"/>
+        <w:rPr/>
+      </w:pPr>
+      <w:r>
+        <w:rPr>
+          <w:rtl w:val="0"/>
+        </w:rPr>
       </w:r>
     </w:p>
     <w:p>
@@ -213,7 +2287,19 @@
         <w:rPr>
           <w:rtl w:val="0"/>
         </w:rPr>
-        <w:t xml:space="preserve">Los 9 casos de uso restantes (fuera de la priorización) que presentamos, se entiende que son los que se espera tener completos para el final de la cursada cuando los presentamos, pero en el documento no se entiende lo mismo (corregir documento).</w:t>
+        <w:t xml:space="preserve">La estimación está mal realizada. El valor que brinda la metodología que utilizamos, es del 40%. El 60% restante es el que debemos agregar nosotros, o algo así entendí. </w:t>
+      </w:r>
+    </w:p>
+    <w:p>
+      <w:pPr>
+        <w:ind w:left="720" w:firstLine="0"/>
+        <w:jc w:val="both"/>
+        <w:rPr/>
+      </w:pPr>
+      <w:r>
+        <w:rPr>
+          <w:rtl w:val="0"/>
+        </w:rPr>
       </w:r>
     </w:p>
     <w:p>
@@ -232,7 +2318,19 @@
         <w:rPr>
           <w:rtl w:val="0"/>
         </w:rPr>
-        <w:t xml:space="preserve">Buscar algún estándar que nos facilite la implementación de un cronómetro.</w:t>
+        <w:t xml:space="preserve">No pusimos el gráfico de estimación que se pide. Diapositivas obligatorias como riesgos, estimación y CU, deben ocupar una sola diapositiva y deben ser un resumen rápido no extremadamente detallado.</w:t>
+      </w:r>
+    </w:p>
+    <w:p>
+      <w:pPr>
+        <w:ind w:left="720" w:firstLine="0"/>
+        <w:jc w:val="both"/>
+        <w:rPr/>
+      </w:pPr>
+      <w:r>
+        <w:rPr>
+          <w:rtl w:val="0"/>
+        </w:rPr>
       </w:r>
     </w:p>
     <w:p>
@@ -251,7 +2349,19 @@
         <w:rPr>
           <w:rtl w:val="0"/>
         </w:rPr>
-        <w:t xml:space="preserve">Tenemos que definir los casos de pruebas para los casos de uso que priorizamos.</w:t>
+        <w:t xml:space="preserve">El gráfico de estimación debe tener la fecha estimada de finalización puesta.</w:t>
+      </w:r>
+    </w:p>
+    <w:p>
+      <w:pPr>
+        <w:ind w:left="720" w:firstLine="0"/>
+        <w:jc w:val="both"/>
+        <w:rPr/>
+      </w:pPr>
+      <w:r>
+        <w:rPr>
+          <w:rtl w:val="0"/>
+        </w:rPr>
       </w:r>
     </w:p>
     <w:p>
@@ -270,822 +2380,622 @@
         <w:rPr>
           <w:rtl w:val="0"/>
         </w:rPr>
-        <w:t xml:space="preserve">Incorporar: riesgos identificados, riesgos gestionados, riesgos preocupando en esta iteración y cómo los estamos gestionando.</w:t>
-      </w:r>
-    </w:p>
-    <w:p>
-      <w:pPr>
-        <w:jc w:val="both"/>
-        <w:rPr/>
-      </w:pPr>
-      <w:r>
-        <w:rPr>
-          <w:rtl w:val="0"/>
-        </w:rPr>
-      </w:r>
-    </w:p>
-    <w:p>
-      <w:pPr>
-        <w:jc w:val="both"/>
-        <w:rPr/>
-      </w:pPr>
-      <w:r>
-        <w:rPr>
-          <w:rtl w:val="0"/>
-        </w:rPr>
-      </w:r>
-    </w:p>
-    <w:p>
-      <w:pPr>
-        <w:jc w:val="both"/>
-        <w:rPr/>
-      </w:pPr>
-      <w:r>
-        <w:rPr>
-          <w:rtl w:val="0"/>
-        </w:rPr>
-        <w:t xml:space="preserve">14/10/25</w:t>
-      </w:r>
-    </w:p>
-    <w:p>
-      <w:pPr>
-        <w:numPr>
-          <w:ilvl w:val="0"/>
-          <w:numId w:val="9"/>
-        </w:numPr>
-        <w:ind w:left="720" w:hanging="360"/>
-        <w:jc w:val="both"/>
-        <w:rPr>
-          <w:u w:val="none"/>
-        </w:rPr>
-      </w:pPr>
-      <w:r>
-        <w:rPr>
-          <w:rtl w:val="0"/>
-        </w:rPr>
-        <w:t xml:space="preserve">La estimación está bien</w:t>
-      </w:r>
-    </w:p>
-    <w:p>
-      <w:pPr>
-        <w:numPr>
-          <w:ilvl w:val="0"/>
-          <w:numId w:val="9"/>
-        </w:numPr>
-        <w:ind w:left="720" w:hanging="360"/>
-        <w:jc w:val="both"/>
-        <w:rPr>
-          <w:u w:val="none"/>
-        </w:rPr>
-      </w:pPr>
-      <w:r>
-        <w:rPr>
-          <w:rtl w:val="0"/>
-        </w:rPr>
-        <w:t xml:space="preserve">En la memoria final quieren que se muestre el tiempo trabajado y no trabajado en un gráfico, es decir, que se pueda ver si no trabajamos, por ejemplo, durante tres semanas del mes de enero (es decir, no tenemos que saltarnos los periodos inactivos).</w:t>
-      </w:r>
-    </w:p>
-    <w:p>
-      <w:pPr>
-        <w:numPr>
-          <w:ilvl w:val="0"/>
-          <w:numId w:val="9"/>
-        </w:numPr>
-        <w:ind w:left="720" w:hanging="360"/>
-        <w:jc w:val="both"/>
-        <w:rPr>
-          <w:u w:val="none"/>
-        </w:rPr>
-      </w:pPr>
-      <w:r>
-        <w:rPr>
-          <w:rtl w:val="0"/>
-        </w:rPr>
-        <w:t xml:space="preserve">Las pantallas del prototipo podrían haber sido mejor representadas a través de un storyboard (cosa que nunca nos enseñaron que yo sepa).</w:t>
-      </w:r>
-    </w:p>
-    <w:p>
-      <w:pPr>
-        <w:numPr>
-          <w:ilvl w:val="0"/>
-          <w:numId w:val="9"/>
-        </w:numPr>
-        <w:ind w:left="720" w:hanging="360"/>
-        <w:jc w:val="both"/>
-        <w:rPr>
-          <w:u w:val="none"/>
-        </w:rPr>
-      </w:pPr>
-      <w:r>
-        <w:rPr>
-          <w:rtl w:val="0"/>
-        </w:rPr>
-        <w:t xml:space="preserve">Debemos analizar si el uso de la api de toggl vale la pena.</w:t>
-      </w:r>
-    </w:p>
-    <w:p>
-      <w:pPr>
-        <w:numPr>
-          <w:ilvl w:val="0"/>
-          <w:numId w:val="9"/>
-        </w:numPr>
-        <w:ind w:left="720" w:hanging="360"/>
-        <w:jc w:val="both"/>
-        <w:rPr>
-          <w:u w:val="none"/>
-        </w:rPr>
-      </w:pPr>
-      <w:r>
-        <w:rPr>
-          <w:rtl w:val="0"/>
-        </w:rPr>
-        <w:t xml:space="preserve">El dashboard principal tiene demasiada información y aunque está bueno tener muchos detalles, satura un poco a la vista y no se entiende del todo bien qué información es la importante. Los profes dudan de si todo lo que se menciona en el prototipo corresponde a algún caso de uso, por lo cual recomiendan hacer una depuración de la información que se presente como parte del dashboard principal.</w:t>
-      </w:r>
-    </w:p>
-    <w:p>
-      <w:pPr>
-        <w:numPr>
-          <w:ilvl w:val="0"/>
-          <w:numId w:val="9"/>
-        </w:numPr>
-        <w:ind w:left="720" w:hanging="360"/>
-        <w:jc w:val="both"/>
-        <w:rPr>
-          <w:u w:val="none"/>
-        </w:rPr>
-      </w:pPr>
-      <w:r>
-        <w:rPr>
-          <w:rtl w:val="0"/>
-        </w:rPr>
-        <w:t xml:space="preserve">En la vista de liberación (modelo de arquitectura) se mencionan nodos que no se mencionan en ningún otro lado, deberíamos especificar.</w:t>
-      </w:r>
-    </w:p>
-    <w:p>
-      <w:pPr>
-        <w:numPr>
-          <w:ilvl w:val="0"/>
-          <w:numId w:val="9"/>
-        </w:numPr>
-        <w:ind w:left="720" w:hanging="360"/>
-        <w:jc w:val="both"/>
-        <w:rPr>
-          <w:u w:val="none"/>
-        </w:rPr>
-      </w:pPr>
-      <w:r>
-        <w:rPr>
-          <w:rtl w:val="0"/>
-        </w:rPr>
-        <w:t xml:space="preserve">La estimación (creo, pq en el cuaderno escribí “optimación” XD) optimista no es realista.</w:t>
-      </w:r>
-    </w:p>
-    <w:p>
-      <w:pPr>
-        <w:numPr>
-          <w:ilvl w:val="0"/>
-          <w:numId w:val="9"/>
-        </w:numPr>
-        <w:ind w:left="720" w:hanging="360"/>
-        <w:jc w:val="both"/>
-        <w:rPr>
-          <w:u w:val="none"/>
-        </w:rPr>
-      </w:pPr>
-      <w:r>
-        <w:rPr>
-          <w:rtl w:val="0"/>
-        </w:rPr>
-        <w:t xml:space="preserve">Los casos de prueba tienen pocos valores. Además, se deben indicar los pasos para que se reproduzca un error, en caso de que ocurra.</w:t>
-      </w:r>
-    </w:p>
-    <w:p>
-      <w:pPr>
-        <w:numPr>
-          <w:ilvl w:val="0"/>
-          <w:numId w:val="9"/>
-        </w:numPr>
-        <w:ind w:left="720" w:hanging="360"/>
-        <w:jc w:val="both"/>
-        <w:rPr>
-          <w:u w:val="none"/>
-        </w:rPr>
-      </w:pPr>
-      <w:r>
-        <w:rPr>
-          <w:rtl w:val="0"/>
-        </w:rPr>
-        <w:t xml:space="preserve">En la vista de procesos (modelo de arquitectura) hace falta un diagrama de procesos.</w:t>
-      </w:r>
-    </w:p>
-    <w:p>
-      <w:pPr>
-        <w:ind w:left="0" w:firstLine="0"/>
-        <w:jc w:val="both"/>
-        <w:rPr/>
-      </w:pPr>
-      <w:r>
-        <w:rPr>
-          <w:rtl w:val="0"/>
-        </w:rPr>
-      </w:r>
-    </w:p>
-    <w:p>
-      <w:pPr>
-        <w:ind w:left="0" w:firstLine="0"/>
-        <w:jc w:val="both"/>
-        <w:rPr/>
-      </w:pPr>
-      <w:r>
-        <w:rPr>
-          <w:rtl w:val="0"/>
-        </w:rPr>
-        <w:t xml:space="preserve">07/10/25</w:t>
-      </w:r>
-    </w:p>
-    <w:p>
-      <w:pPr>
-        <w:ind w:left="0" w:firstLine="0"/>
-        <w:jc w:val="both"/>
-        <w:rPr/>
-      </w:pPr>
-      <w:r>
-        <w:rPr>
-          <w:rtl w:val="0"/>
-        </w:rPr>
-      </w:r>
-    </w:p>
-    <w:p>
-      <w:pPr>
-        <w:numPr>
-          <w:ilvl w:val="0"/>
-          <w:numId w:val="5"/>
-        </w:numPr>
-        <w:ind w:left="720" w:hanging="360"/>
-        <w:jc w:val="both"/>
-        <w:rPr>
-          <w:u w:val="none"/>
-        </w:rPr>
-      </w:pPr>
-      <w:r>
-        <w:rPr>
-          <w:rtl w:val="0"/>
-        </w:rPr>
-        <w:t xml:space="preserve">Cuando mostramos una implementación, mostrarla en un video o lo que sea, no poner un qr.</w:t>
-      </w:r>
-    </w:p>
-    <w:p>
-      <w:pPr>
-        <w:numPr>
-          <w:ilvl w:val="0"/>
-          <w:numId w:val="5"/>
-        </w:numPr>
-        <w:ind w:left="720" w:hanging="360"/>
-        <w:jc w:val="both"/>
-        <w:rPr>
-          <w:u w:val="none"/>
-        </w:rPr>
-      </w:pPr>
-      <w:r>
-        <w:rPr>
-          <w:rtl w:val="0"/>
-        </w:rPr>
-        <w:t xml:space="preserve">En la estimación se debe expresar el esfuerzo.</w:t>
-      </w:r>
-    </w:p>
-    <w:p>
-      <w:pPr>
-        <w:numPr>
-          <w:ilvl w:val="0"/>
-          <w:numId w:val="5"/>
-        </w:numPr>
-        <w:ind w:left="720" w:hanging="360"/>
-        <w:jc w:val="both"/>
-        <w:rPr>
-          <w:u w:val="none"/>
-        </w:rPr>
-      </w:pPr>
-      <w:r>
-        <w:rPr>
-          <w:rtl w:val="0"/>
-        </w:rPr>
-        <w:t xml:space="preserve">Se debe hacer un gráfico de métricas que contenga una curva con el progreso de cada métrica por iteración/etapa.</w:t>
-      </w:r>
-    </w:p>
-    <w:p>
-      <w:pPr>
-        <w:numPr>
-          <w:ilvl w:val="0"/>
-          <w:numId w:val="5"/>
-        </w:numPr>
-        <w:ind w:left="720" w:hanging="360"/>
-        <w:jc w:val="both"/>
-        <w:rPr>
-          <w:u w:val="none"/>
-        </w:rPr>
-      </w:pPr>
-      <w:r>
-        <w:rPr>
-          <w:rtl w:val="0"/>
-        </w:rPr>
-        <w:t xml:space="preserve">Al diagrama de interacción (secuencia) le hace falta las entidades importantes.</w:t>
-      </w:r>
-    </w:p>
-    <w:p>
-      <w:pPr>
-        <w:numPr>
-          <w:ilvl w:val="0"/>
-          <w:numId w:val="5"/>
-        </w:numPr>
-        <w:ind w:left="720" w:hanging="360"/>
-        <w:jc w:val="both"/>
-        <w:rPr>
-          <w:u w:val="none"/>
-        </w:rPr>
-      </w:pPr>
-      <w:r>
-        <w:rPr>
-          <w:rtl w:val="0"/>
-        </w:rPr>
-        <w:t xml:space="preserve">La vez pasada presentamos el prototipo y nos dieron devoluciones, deberíamos haber presentado una retroalimentación de dichas devoluciones.</w:t>
-      </w:r>
-    </w:p>
-    <w:p>
-      <w:pPr>
-        <w:jc w:val="both"/>
-        <w:rPr/>
-      </w:pPr>
-      <w:r>
-        <w:rPr>
-          <w:rtl w:val="0"/>
-        </w:rPr>
-      </w:r>
-    </w:p>
-    <w:p>
-      <w:pPr>
-        <w:jc w:val="both"/>
-        <w:rPr/>
-      </w:pPr>
-      <w:r>
-        <w:rPr>
-          <w:rtl w:val="0"/>
-        </w:rPr>
-      </w:r>
-    </w:p>
-    <w:p>
-      <w:pPr>
-        <w:jc w:val="both"/>
-        <w:rPr/>
-      </w:pPr>
-      <w:r>
-        <w:rPr>
-          <w:rtl w:val="0"/>
-        </w:rPr>
-        <w:t xml:space="preserve">19/09/25 Presentación 09 </w:t>
-      </w:r>
-    </w:p>
-    <w:p>
-      <w:pPr>
-        <w:jc w:val="both"/>
-        <w:rPr/>
-      </w:pPr>
-      <w:r>
-        <w:rPr>
-          <w:rtl w:val="0"/>
-        </w:rPr>
-      </w:r>
-    </w:p>
-    <w:p>
-      <w:pPr>
-        <w:numPr>
-          <w:ilvl w:val="0"/>
-          <w:numId w:val="3"/>
-        </w:numPr>
-        <w:ind w:left="720" w:hanging="360"/>
-        <w:jc w:val="both"/>
-        <w:rPr>
-          <w:u w:val="none"/>
-        </w:rPr>
-      </w:pPr>
-      <w:r>
-        <w:rPr>
-          <w:rtl w:val="0"/>
-        </w:rPr>
-        <w:t xml:space="preserve">Hablar en plural. No decir “yo hice” sino “hicimos”.</w:t>
-      </w:r>
-    </w:p>
-    <w:p>
-      <w:pPr>
-        <w:ind w:left="720" w:firstLine="0"/>
-        <w:jc w:val="both"/>
-        <w:rPr/>
-      </w:pPr>
-      <w:r>
-        <w:rPr>
-          <w:rtl w:val="0"/>
-        </w:rPr>
-      </w:r>
-    </w:p>
-    <w:p>
-      <w:pPr>
-        <w:numPr>
-          <w:ilvl w:val="0"/>
-          <w:numId w:val="3"/>
-        </w:numPr>
-        <w:ind w:left="720" w:hanging="360"/>
-        <w:jc w:val="both"/>
-        <w:rPr>
-          <w:u w:val="none"/>
-        </w:rPr>
-      </w:pPr>
-      <w:r>
-        <w:rPr>
-          <w:rtl w:val="0"/>
-        </w:rPr>
-        <w:t xml:space="preserve">Con respecto al gráfico de convergencia de la estimación, lo que propone cocomo es lo que nosotros tenemos que construir en base a las estimaciones que tenemos. Estas estimaciones son 3 (mejor caso, peor caso, caso real) pero nosotros solo pusimos el caso real. Además, el gráfico se va construyendo a medida que pasa el tiempo y se van haciendo nuevas estimaciones, cada vez más precisas, de manera que se va haciendo el embudo. Por esto al principio no debe formar un embudo pq no tenemos todo lo que necesitamos ni el tiempo transcurrido como para que se refleje de esa manera en el gráfico de convergencia.</w:t>
-      </w:r>
-    </w:p>
-    <w:p>
-      <w:pPr>
-        <w:ind w:left="720" w:firstLine="0"/>
-        <w:jc w:val="both"/>
-        <w:rPr/>
-      </w:pPr>
-      <w:r>
-        <w:rPr>
-          <w:rtl w:val="0"/>
-        </w:rPr>
-      </w:r>
-    </w:p>
-    <w:p>
-      <w:pPr>
-        <w:numPr>
-          <w:ilvl w:val="0"/>
-          <w:numId w:val="3"/>
-        </w:numPr>
-        <w:ind w:left="720" w:hanging="360"/>
-        <w:jc w:val="both"/>
-        <w:rPr>
-          <w:u w:val="none"/>
-        </w:rPr>
-      </w:pPr>
-      <w:r>
-        <w:rPr>
-          <w:rtl w:val="0"/>
-        </w:rPr>
-        <w:t xml:space="preserve">Las fechas en ese gráfico tienen que representarse para los 3 casos que se necesitan, no solo para uno.</w:t>
-      </w:r>
-    </w:p>
-    <w:p>
-      <w:pPr>
-        <w:ind w:left="720" w:firstLine="0"/>
-        <w:jc w:val="both"/>
-        <w:rPr/>
-      </w:pPr>
-      <w:r>
-        <w:rPr>
-          <w:rtl w:val="0"/>
-        </w:rPr>
-      </w:r>
-    </w:p>
-    <w:p>
-      <w:pPr>
-        <w:numPr>
-          <w:ilvl w:val="0"/>
-          <w:numId w:val="3"/>
-        </w:numPr>
-        <w:ind w:left="720" w:hanging="360"/>
-        <w:jc w:val="both"/>
-        <w:rPr>
-          <w:u w:val="none"/>
-        </w:rPr>
-      </w:pPr>
-      <w:r>
-        <w:rPr>
-          <w:rtl w:val="0"/>
-        </w:rPr>
-        <w:t xml:space="preserve">Hay que tomar en cuenta las métricas en la declaración de propósito y seleccionar las que vayan a servir para nuestro proyecto y analizar en función de qué se toman y qué mejoran. Por ejemplo, los requerimientos por unidad de tiempo no te sirven para algo en concreto pero sí te servirían los casos de uso por unidad de tiempo porque con eso estimas horas hombre y con eso tenes un margen de mejora, es decir, </w:t>
-      </w:r>
-      <w:r>
-        <w:rPr>
-          <w:rtl w:val="0"/>
-        </w:rPr>
-        <w:t xml:space="preserve">podes</w:t>
-      </w:r>
-      <w:r>
-        <w:rPr>
-          <w:rtl w:val="0"/>
-        </w:rPr>
-        <w:t xml:space="preserve"> ir midiendo y mejorando la cantidad de horas que te lleva desarrollar un caso de uso.</w:t>
-      </w:r>
-    </w:p>
-    <w:p>
-      <w:pPr>
-        <w:ind w:left="720" w:firstLine="0"/>
-        <w:jc w:val="both"/>
-        <w:rPr/>
-      </w:pPr>
-      <w:r>
-        <w:rPr>
-          <w:rtl w:val="0"/>
-        </w:rPr>
-      </w:r>
-    </w:p>
-    <w:p>
-      <w:pPr>
-        <w:numPr>
-          <w:ilvl w:val="0"/>
-          <w:numId w:val="3"/>
-        </w:numPr>
-        <w:ind w:left="720" w:hanging="360"/>
-        <w:jc w:val="both"/>
-        <w:rPr>
-          <w:u w:val="none"/>
-        </w:rPr>
-      </w:pPr>
-      <w:r>
-        <w:rPr>
-          <w:rtl w:val="0"/>
-        </w:rPr>
-        <w:t xml:space="preserve">La revisión de documentos tiene que ir más allá de errores de tipeo y ortografía, tiene que revisarse la consistencia del documento, su completitud, y que lo que tenga se corresponda con los requerimientos y el proyecto y el propósito.</w:t>
-      </w:r>
-    </w:p>
-    <w:p>
-      <w:pPr>
-        <w:ind w:left="720" w:firstLine="0"/>
-        <w:jc w:val="both"/>
-        <w:rPr/>
-      </w:pPr>
-      <w:r>
-        <w:rPr>
-          <w:rtl w:val="0"/>
-        </w:rPr>
-      </w:r>
-    </w:p>
-    <w:p>
-      <w:pPr>
-        <w:numPr>
-          <w:ilvl w:val="0"/>
-          <w:numId w:val="3"/>
-        </w:numPr>
-        <w:ind w:left="720" w:hanging="360"/>
-        <w:jc w:val="both"/>
-        <w:rPr>
-          <w:u w:val="none"/>
-        </w:rPr>
-      </w:pPr>
-      <w:r>
-        <w:rPr>
-          <w:rtl w:val="0"/>
-        </w:rPr>
-        <w:t xml:space="preserve">El documento de herramientas y tecnologías está bien pero falta detallar cómo y para qué específicamente se utiliza cada herramienta.</w:t>
-      </w:r>
-    </w:p>
-    <w:p>
-      <w:pPr>
-        <w:ind w:left="720" w:firstLine="0"/>
-        <w:jc w:val="both"/>
-        <w:rPr/>
-      </w:pPr>
-      <w:r>
-        <w:rPr>
-          <w:rtl w:val="0"/>
-        </w:rPr>
-      </w:r>
-    </w:p>
-    <w:p>
-      <w:pPr>
-        <w:numPr>
-          <w:ilvl w:val="0"/>
-          <w:numId w:val="3"/>
-        </w:numPr>
-        <w:ind w:left="720" w:hanging="360"/>
-        <w:jc w:val="both"/>
-        <w:rPr>
-          <w:u w:val="none"/>
-        </w:rPr>
-      </w:pPr>
-      <w:r>
-        <w:rPr>
-          <w:rtl w:val="0"/>
-        </w:rPr>
-        <w:t xml:space="preserve">La especificación de requerimientos no está mal pero hay bastantes cosas para corregir. Por ejemplo, las interfaces definidas no son claras ni están satisfactoriamente descritas. Y hay algunas cosas incompletas más.</w:t>
-      </w:r>
-    </w:p>
-    <w:p>
-      <w:pPr>
-        <w:ind w:left="720" w:firstLine="0"/>
-        <w:jc w:val="both"/>
-        <w:rPr/>
-      </w:pPr>
-      <w:r>
-        <w:rPr>
-          <w:rtl w:val="0"/>
-        </w:rPr>
-      </w:r>
-    </w:p>
-    <w:p>
-      <w:pPr>
-        <w:numPr>
-          <w:ilvl w:val="0"/>
-          <w:numId w:val="3"/>
-        </w:numPr>
-        <w:ind w:left="720" w:hanging="360"/>
-        <w:jc w:val="both"/>
-        <w:rPr>
-          <w:u w:val="none"/>
-        </w:rPr>
-      </w:pPr>
-      <w:r>
-        <w:rPr>
-          <w:rtl w:val="0"/>
-        </w:rPr>
-        <w:t xml:space="preserve">Karim quiere que integremos con toggl o algo así.</w:t>
-      </w:r>
-    </w:p>
-    <w:p>
-      <w:pPr>
-        <w:ind w:left="720" w:firstLine="0"/>
-        <w:jc w:val="both"/>
-        <w:rPr/>
-      </w:pPr>
-      <w:r>
-        <w:rPr>
-          <w:rtl w:val="0"/>
-        </w:rPr>
-      </w:r>
-    </w:p>
-    <w:p>
-      <w:pPr>
-        <w:numPr>
-          <w:ilvl w:val="0"/>
-          <w:numId w:val="3"/>
-        </w:numPr>
-        <w:ind w:left="720" w:hanging="360"/>
-        <w:jc w:val="both"/>
-        <w:rPr>
-          <w:u w:val="none"/>
-        </w:rPr>
-      </w:pPr>
-      <w:r>
-        <w:rPr>
-          <w:rtl w:val="0"/>
-        </w:rPr>
-        <w:t xml:space="preserve">Durante la presentación de la presentación hay que arrancar con el pie derecho, decir bien los nombres (recordar lo decir nombre completo) y tener bien claro lo que se va a decir.</w:t>
-      </w:r>
-    </w:p>
-    <w:p>
-      <w:pPr>
-        <w:ind w:left="720" w:firstLine="0"/>
-        <w:jc w:val="both"/>
-        <w:rPr/>
-      </w:pPr>
-      <w:r>
-        <w:rPr>
-          <w:rtl w:val="0"/>
-        </w:rPr>
-      </w:r>
-    </w:p>
-    <w:p>
-      <w:pPr>
-        <w:numPr>
-          <w:ilvl w:val="0"/>
-          <w:numId w:val="3"/>
-        </w:numPr>
-        <w:ind w:left="720" w:hanging="360"/>
-        <w:jc w:val="both"/>
-        <w:rPr>
-          <w:u w:val="none"/>
-        </w:rPr>
-      </w:pPr>
-      <w:r>
-        <w:rPr>
-          <w:rtl w:val="0"/>
-        </w:rPr>
-        <w:t xml:space="preserve">Cuando se presentan los riesgos, es importante que mostremos detalles del riesgo pero no es necesario leerlos, es suficiente con ponerlos a la vista. Enfocarse en los riesgos que causan preocupación y la manera en la que los manejamos.</w:t>
-      </w:r>
-    </w:p>
-    <w:p>
-      <w:pPr>
-        <w:ind w:left="720" w:firstLine="0"/>
-        <w:jc w:val="both"/>
-        <w:rPr/>
-      </w:pPr>
-      <w:r>
-        <w:rPr>
-          <w:rtl w:val="0"/>
-        </w:rPr>
-      </w:r>
-    </w:p>
-    <w:p>
-      <w:pPr>
-        <w:numPr>
-          <w:ilvl w:val="0"/>
-          <w:numId w:val="3"/>
-        </w:numPr>
-        <w:ind w:left="720" w:hanging="360"/>
-        <w:jc w:val="both"/>
-        <w:rPr>
-          <w:u w:val="none"/>
-        </w:rPr>
-      </w:pPr>
-      <w:r>
-        <w:rPr>
-          <w:rtl w:val="0"/>
-        </w:rPr>
-        <w:t xml:space="preserve">Importante. Los profes quieren disponer de un usuario administrador que pueda gestionar usuarios, gestionar proyectos, asignar usuarios a proyectos (o proyectos a usuarios, ver) y ver reportes (ver la situación de los proyectos).</w:t>
-      </w:r>
-    </w:p>
-    <w:p>
-      <w:pPr>
-        <w:ind w:left="720" w:firstLine="0"/>
-        <w:jc w:val="both"/>
-        <w:rPr/>
-      </w:pPr>
-      <w:r>
-        <w:rPr>
-          <w:rtl w:val="0"/>
-        </w:rPr>
-      </w:r>
-    </w:p>
-    <w:p>
-      <w:pPr>
-        <w:numPr>
-          <w:ilvl w:val="0"/>
-          <w:numId w:val="2"/>
-        </w:numPr>
-        <w:ind w:left="1440" w:hanging="360"/>
-        <w:jc w:val="both"/>
-        <w:rPr>
-          <w:u w:val="none"/>
-        </w:rPr>
-      </w:pPr>
-      <w:r>
-        <w:rPr>
-          <w:rtl w:val="0"/>
-        </w:rPr>
-        <w:t xml:space="preserve">Duración presentación: 16min</w:t>
-      </w:r>
-    </w:p>
-    <w:p>
-      <w:pPr>
-        <w:numPr>
-          <w:ilvl w:val="0"/>
-          <w:numId w:val="2"/>
-        </w:numPr>
-        <w:ind w:left="1440" w:hanging="360"/>
-        <w:jc w:val="both"/>
-        <w:rPr>
-          <w:u w:val="none"/>
-        </w:rPr>
-      </w:pPr>
-      <w:r>
-        <w:rPr>
-          <w:rtl w:val="0"/>
-        </w:rPr>
-        <w:t xml:space="preserve">Duración devolución: 29min</w:t>
-      </w:r>
-    </w:p>
-    <w:p>
-      <w:pPr>
-        <w:numPr>
-          <w:ilvl w:val="0"/>
-          <w:numId w:val="2"/>
-        </w:numPr>
-        <w:ind w:left="1440" w:hanging="360"/>
-        <w:jc w:val="both"/>
-        <w:rPr>
-          <w:u w:val="none"/>
-        </w:rPr>
-      </w:pPr>
-      <w:r>
-        <w:rPr>
-          <w:rtl w:val="0"/>
-        </w:rPr>
-        <w:t xml:space="preserve">Duración total: 45min</w:t>
-      </w:r>
-    </w:p>
-    <w:p>
-      <w:pPr>
-        <w:jc w:val="both"/>
-        <w:rPr/>
-      </w:pPr>
-      <w:r>
-        <w:rPr>
-          <w:rtl w:val="0"/>
-        </w:rPr>
-      </w:r>
-    </w:p>
-    <w:p>
-      <w:pPr>
-        <w:jc w:val="both"/>
-        <w:rPr/>
-      </w:pPr>
-      <w:r>
-        <w:rPr>
-          <w:rtl w:val="0"/>
-        </w:rPr>
-        <w:t xml:space="preserve">16/09/25 Presentación 08</w:t>
+        <w:t xml:space="preserve">La estimación se vio sobreestimada, aparentemente, porque los casos de uso están sobreestimados, no se como decirlo, pero puede que haya más casos de uso de los que realmente deberían. Con respecto a esto después nos dijeron que los crud son un solo caso de uso.</w:t>
+      </w:r>
+    </w:p>
+    <w:p>
+      <w:pPr>
+        <w:jc w:val="both"/>
+        <w:rPr/>
+      </w:pPr>
+      <w:r>
+        <w:rPr>
+          <w:rtl w:val="0"/>
+        </w:rPr>
+      </w:r>
+    </w:p>
+    <w:p>
+      <w:pPr>
+        <w:jc w:val="center"/>
+        <w:rPr/>
+      </w:pPr>
+      <w:r>
+        <w:rPr>
+          <w:rFonts w:ascii="Arial Unicode MS" w:cs="Arial Unicode MS" w:eastAsia="Arial Unicode MS" w:hAnsi="Arial Unicode MS"/>
+          <w:sz w:val="38"/>
+          <w:szCs w:val="38"/>
+          <w:rtl w:val="0"/>
+        </w:rPr>
+        <w:t xml:space="preserve">•┈••✦ Etapa Elaboración Iteración 1 ✦••┈•</w:t>
+      </w:r>
+      <w:r>
+        <w:rPr>
+          <w:rtl w:val="0"/>
+        </w:rPr>
+      </w:r>
+    </w:p>
+    <w:p>
+      <w:pPr>
+        <w:jc w:val="both"/>
+        <w:rPr/>
+      </w:pPr>
+      <w:r>
+        <w:rPr>
+          <w:rtl w:val="0"/>
+        </w:rPr>
+      </w:r>
+    </w:p>
+    <w:p>
+      <w:pPr>
+        <w:jc w:val="both"/>
+        <w:rPr/>
+      </w:pPr>
+      <w:r>
+        <w:rPr>
+          <w:rtl w:val="0"/>
+        </w:rPr>
+        <w:t xml:space="preserve">09/09/25 Presentación 07</w:t>
+      </w:r>
+    </w:p>
+    <w:p>
+      <w:pPr>
+        <w:jc w:val="both"/>
+        <w:rPr/>
+      </w:pPr>
+      <w:r>
+        <w:rPr>
+          <w:rtl w:val="0"/>
+        </w:rPr>
+      </w:r>
+    </w:p>
+    <w:p>
+      <w:pPr>
+        <w:numPr>
+          <w:ilvl w:val="0"/>
+          <w:numId w:val="13"/>
+        </w:numPr>
+        <w:ind w:left="720" w:hanging="360"/>
+        <w:jc w:val="both"/>
+        <w:rPr>
+          <w:u w:val="none"/>
+        </w:rPr>
+      </w:pPr>
+      <w:r>
+        <w:rPr>
+          <w:rtl w:val="0"/>
+        </w:rPr>
+        <w:t xml:space="preserve">Los riesgos que presentamos son muy pocos.</w:t>
+      </w:r>
+    </w:p>
+    <w:p>
+      <w:pPr>
+        <w:ind w:left="720" w:firstLine="0"/>
+        <w:jc w:val="both"/>
+        <w:rPr/>
+      </w:pPr>
+      <w:r>
+        <w:rPr>
+          <w:rtl w:val="0"/>
+        </w:rPr>
+      </w:r>
+    </w:p>
+    <w:p>
+      <w:pPr>
+        <w:numPr>
+          <w:ilvl w:val="0"/>
+          <w:numId w:val="13"/>
+        </w:numPr>
+        <w:ind w:left="720" w:hanging="360"/>
+        <w:jc w:val="both"/>
+        <w:rPr>
+          <w:u w:val="none"/>
+        </w:rPr>
+      </w:pPr>
+      <w:r>
+        <w:rPr>
+          <w:rtl w:val="0"/>
+        </w:rPr>
+        <w:t xml:space="preserve">El plan de iteración debería haber sido presentado en formato de tabla, tal como nos lo plantearon en la plantilla.</w:t>
+      </w:r>
+    </w:p>
+    <w:p>
+      <w:pPr>
+        <w:ind w:left="720" w:firstLine="0"/>
+        <w:jc w:val="both"/>
+        <w:rPr/>
+      </w:pPr>
+      <w:r>
+        <w:rPr>
+          <w:rtl w:val="0"/>
+        </w:rPr>
+      </w:r>
+    </w:p>
+    <w:p>
+      <w:pPr>
+        <w:numPr>
+          <w:ilvl w:val="0"/>
+          <w:numId w:val="13"/>
+        </w:numPr>
+        <w:ind w:left="720" w:hanging="360"/>
+        <w:jc w:val="both"/>
+        <w:rPr>
+          <w:u w:val="none"/>
+        </w:rPr>
+      </w:pPr>
+      <w:r>
+        <w:rPr>
+          <w:rtl w:val="0"/>
+        </w:rPr>
+        <w:t xml:space="preserve">Al haber varios miembros implicados en una misma tarea, se debe especificar cuál está involucrado con qué parte específica de la tarea.</w:t>
+      </w:r>
+    </w:p>
+    <w:p>
+      <w:pPr>
+        <w:ind w:left="720" w:firstLine="0"/>
+        <w:jc w:val="both"/>
+        <w:rPr/>
+      </w:pPr>
+      <w:r>
+        <w:rPr>
+          <w:rtl w:val="0"/>
+        </w:rPr>
+      </w:r>
+    </w:p>
+    <w:p>
+      <w:pPr>
+        <w:numPr>
+          <w:ilvl w:val="0"/>
+          <w:numId w:val="13"/>
+        </w:numPr>
+        <w:ind w:left="720" w:hanging="360"/>
+        <w:jc w:val="both"/>
+        <w:rPr>
+          <w:u w:val="none"/>
+        </w:rPr>
+      </w:pPr>
+      <w:r>
+        <w:rPr>
+          <w:rtl w:val="0"/>
+        </w:rPr>
+        <w:t xml:space="preserve">Los tiempos que se muestran deben ser categorizados.</w:t>
+      </w:r>
+    </w:p>
+    <w:p>
+      <w:pPr>
+        <w:ind w:left="720" w:firstLine="0"/>
+        <w:jc w:val="both"/>
+        <w:rPr/>
+      </w:pPr>
+      <w:r>
+        <w:rPr>
+          <w:rtl w:val="0"/>
+        </w:rPr>
+      </w:r>
+    </w:p>
+    <w:p>
+      <w:pPr>
+        <w:numPr>
+          <w:ilvl w:val="0"/>
+          <w:numId w:val="13"/>
+        </w:numPr>
+        <w:ind w:left="720" w:hanging="360"/>
+        <w:jc w:val="both"/>
+        <w:rPr>
+          <w:u w:val="none"/>
+        </w:rPr>
+      </w:pPr>
+      <w:r>
+        <w:rPr>
+          <w:rtl w:val="0"/>
+        </w:rPr>
+        <w:t xml:space="preserve">Además, al mostrar el gráfico del tiempo invertido, sabemos mostrar el tiempo total invertido desde el inicio del proyecto hasta su estado actual, no solo durante la última semana. Además, deberíamos poder hacer una comparativa de esto sobre la planificación.</w:t>
+      </w:r>
+    </w:p>
+    <w:p>
+      <w:pPr>
+        <w:ind w:left="720" w:firstLine="0"/>
+        <w:jc w:val="both"/>
+        <w:rPr/>
+      </w:pPr>
+      <w:r>
+        <w:rPr>
+          <w:rtl w:val="0"/>
+        </w:rPr>
+      </w:r>
+    </w:p>
+    <w:p>
+      <w:pPr>
+        <w:numPr>
+          <w:ilvl w:val="0"/>
+          <w:numId w:val="13"/>
+        </w:numPr>
+        <w:ind w:left="720" w:hanging="360"/>
+        <w:jc w:val="both"/>
+        <w:rPr>
+          <w:u w:val="none"/>
+        </w:rPr>
+      </w:pPr>
+      <w:r>
+        <w:rPr>
+          <w:rtl w:val="0"/>
+        </w:rPr>
+        <w:t xml:space="preserve">No hace falta dar una descripción, en las presentaciones, sobre el contenido o el propósito del documento. Es mejor enfocarse en los avances logrados sobre este documento.</w:t>
+      </w:r>
+    </w:p>
+    <w:p>
+      <w:pPr>
+        <w:ind w:left="720" w:firstLine="0"/>
+        <w:jc w:val="both"/>
+        <w:rPr/>
+      </w:pPr>
+      <w:r>
+        <w:rPr>
+          <w:rtl w:val="0"/>
+        </w:rPr>
+      </w:r>
+    </w:p>
+    <w:p>
+      <w:pPr>
+        <w:numPr>
+          <w:ilvl w:val="0"/>
+          <w:numId w:val="13"/>
+        </w:numPr>
+        <w:ind w:left="720" w:hanging="360"/>
+        <w:jc w:val="both"/>
+        <w:rPr>
+          <w:u w:val="none"/>
+        </w:rPr>
+      </w:pPr>
+      <w:r>
+        <w:rPr>
+          <w:rtl w:val="0"/>
+        </w:rPr>
+        <w:t xml:space="preserve">En esta presentación parece que repetimos mucho en todos lados los roles o las tareas que hace cada uno.</w:t>
+      </w:r>
+    </w:p>
+    <w:p>
+      <w:pPr>
+        <w:ind w:left="720" w:firstLine="0"/>
+        <w:jc w:val="both"/>
+        <w:rPr/>
+      </w:pPr>
+      <w:r>
+        <w:rPr>
+          <w:rtl w:val="0"/>
+        </w:rPr>
+      </w:r>
+    </w:p>
+    <w:p>
+      <w:pPr>
+        <w:numPr>
+          <w:ilvl w:val="0"/>
+          <w:numId w:val="13"/>
+        </w:numPr>
+        <w:ind w:left="720" w:hanging="360"/>
+        <w:jc w:val="both"/>
+        <w:rPr>
+          <w:u w:val="none"/>
+        </w:rPr>
+      </w:pPr>
+      <w:r>
+        <w:rPr>
+          <w:rtl w:val="0"/>
+        </w:rPr>
+        <w:t xml:space="preserve">Hubo algunas diapositivas, como la de los commits, que a los profes les interesaba más que hubiéramos detallado, y pasamos muy rápido.</w:t>
+      </w:r>
+    </w:p>
+    <w:p>
+      <w:pPr>
+        <w:ind w:left="720" w:firstLine="0"/>
+        <w:jc w:val="both"/>
+        <w:rPr/>
+      </w:pPr>
+      <w:r>
+        <w:rPr>
+          <w:rtl w:val="0"/>
+        </w:rPr>
+      </w:r>
+    </w:p>
+    <w:p>
+      <w:pPr>
+        <w:numPr>
+          <w:ilvl w:val="0"/>
+          <w:numId w:val="13"/>
+        </w:numPr>
+        <w:ind w:left="720" w:hanging="360"/>
+        <w:jc w:val="both"/>
+        <w:rPr>
+          <w:u w:val="none"/>
+        </w:rPr>
+      </w:pPr>
+      <w:r>
+        <w:rPr>
+          <w:rtl w:val="0"/>
+        </w:rPr>
+        <w:t xml:space="preserve">En el ejercicio de la estimación del precio general del proyecto, los valores seleccionados no tenían justificación y su rango era demasiado amplio (min 3mill, max 12mill.).</w:t>
+      </w:r>
+    </w:p>
+    <w:p>
+      <w:pPr>
+        <w:ind w:left="720" w:firstLine="0"/>
+        <w:jc w:val="both"/>
+        <w:rPr/>
+      </w:pPr>
+      <w:r>
+        <w:rPr>
+          <w:rtl w:val="0"/>
+        </w:rPr>
+      </w:r>
+    </w:p>
+    <w:p>
+      <w:pPr>
+        <w:numPr>
+          <w:ilvl w:val="0"/>
+          <w:numId w:val="13"/>
+        </w:numPr>
+        <w:ind w:left="720" w:hanging="360"/>
+        <w:jc w:val="both"/>
+        <w:rPr>
+          <w:u w:val="none"/>
+        </w:rPr>
+      </w:pPr>
+      <w:r>
+        <w:rPr>
+          <w:rtl w:val="0"/>
+        </w:rPr>
+        <w:t xml:space="preserve">En la propuesta técnica hay cosas que, a pesar de que durante las presentaciones nosotros expresamos tener definidas, no especificamos en el documento correspondiente.</w:t>
+      </w:r>
+    </w:p>
+    <w:p>
+      <w:pPr>
+        <w:ind w:left="720" w:firstLine="0"/>
+        <w:jc w:val="both"/>
+        <w:rPr/>
+      </w:pPr>
+      <w:r>
+        <w:rPr>
+          <w:rtl w:val="0"/>
+        </w:rPr>
+      </w:r>
+    </w:p>
+    <w:p>
+      <w:pPr>
+        <w:numPr>
+          <w:ilvl w:val="0"/>
+          <w:numId w:val="13"/>
+        </w:numPr>
+        <w:ind w:left="720" w:hanging="360"/>
+        <w:jc w:val="both"/>
+        <w:rPr>
+          <w:u w:val="none"/>
+        </w:rPr>
+      </w:pPr>
+      <w:r>
+        <w:rPr>
+          <w:rtl w:val="0"/>
+        </w:rPr>
+        <w:t xml:space="preserve">Algosobre el Requerimiento 6, no llegué a anotar si era una duda que tenía Karim sobre el requerimiento o si ese y uno más eran los únicos requerimientos que tenían algún tipo de valor, el resto son #”decorado” según él.</w:t>
+      </w:r>
+    </w:p>
+    <w:p>
+      <w:pPr>
+        <w:ind w:left="720" w:firstLine="0"/>
+        <w:jc w:val="both"/>
+        <w:rPr/>
+      </w:pPr>
+      <w:r>
+        <w:rPr>
+          <w:rtl w:val="0"/>
+        </w:rPr>
+      </w:r>
+    </w:p>
+    <w:p>
+      <w:pPr>
+        <w:numPr>
+          <w:ilvl w:val="0"/>
+          <w:numId w:val="13"/>
+        </w:numPr>
+        <w:ind w:left="720" w:hanging="360"/>
+        <w:jc w:val="both"/>
+        <w:rPr>
+          <w:u w:val="none"/>
+        </w:rPr>
+      </w:pPr>
+      <w:r>
+        <w:rPr>
+          <w:rtl w:val="0"/>
+        </w:rPr>
+        <w:t xml:space="preserve">Los detalles sobre la gestión de configuración que Gonza menciona en la presentación, no se encuentran detallados en el documento.</w:t>
+      </w:r>
+    </w:p>
+    <w:p>
+      <w:pPr>
+        <w:ind w:left="720" w:firstLine="0"/>
+        <w:jc w:val="both"/>
+        <w:rPr/>
+      </w:pPr>
+      <w:r>
+        <w:rPr>
+          <w:rtl w:val="0"/>
+        </w:rPr>
+      </w:r>
+    </w:p>
+    <w:p>
+      <w:pPr>
+        <w:numPr>
+          <w:ilvl w:val="0"/>
+          <w:numId w:val="13"/>
+        </w:numPr>
+        <w:ind w:left="720" w:hanging="360"/>
+        <w:jc w:val="both"/>
+        <w:rPr>
+          <w:u w:val="none"/>
+        </w:rPr>
+      </w:pPr>
+      <w:r>
+        <w:rPr>
+          <w:rtl w:val="0"/>
+        </w:rPr>
+        <w:t xml:space="preserve">Las métricas están bien detalladas en el documento, pero no lo suficientemente bien detalladas en la presentación.</w:t>
+      </w:r>
+    </w:p>
+    <w:p>
+      <w:pPr>
+        <w:ind w:left="720" w:firstLine="0"/>
+        <w:jc w:val="both"/>
+        <w:rPr/>
+      </w:pPr>
+      <w:r>
+        <w:rPr>
+          <w:rtl w:val="0"/>
+        </w:rPr>
+      </w:r>
+    </w:p>
+    <w:p>
+      <w:pPr>
+        <w:numPr>
+          <w:ilvl w:val="0"/>
+          <w:numId w:val="13"/>
+        </w:numPr>
+        <w:ind w:left="720" w:hanging="360"/>
+        <w:jc w:val="both"/>
+        <w:rPr>
+          <w:u w:val="none"/>
+        </w:rPr>
+      </w:pPr>
+      <w:r>
+        <w:rPr>
+          <w:rtl w:val="0"/>
+        </w:rPr>
+        <w:t xml:space="preserve">El plan de iteración debería estar hecho de manera que de solo verlo cada uno sepa qué debe hacer, sobre qué documento, y en qué momento hacerlo. Además, debe ayudar a resolver la superposición de tareas entre miembros o sobrecarga de tareas sobre un miembro en específico.</w:t>
+      </w:r>
+    </w:p>
+    <w:p>
+      <w:pPr>
+        <w:ind w:left="720" w:firstLine="0"/>
+        <w:jc w:val="both"/>
+        <w:rPr/>
+      </w:pPr>
+      <w:r>
+        <w:rPr>
+          <w:rtl w:val="0"/>
+        </w:rPr>
+      </w:r>
+    </w:p>
+    <w:p>
+      <w:pPr>
+        <w:numPr>
+          <w:ilvl w:val="0"/>
+          <w:numId w:val="13"/>
+        </w:numPr>
+        <w:ind w:left="720" w:hanging="360"/>
+        <w:jc w:val="both"/>
+        <w:rPr>
+          <w:u w:val="none"/>
+        </w:rPr>
+      </w:pPr>
+      <w:r>
+        <w:rPr>
+          <w:rtl w:val="0"/>
+        </w:rPr>
+        <w:t xml:space="preserve">Si la ejecución real de tareas no coincide con el plan, es decir, si llega a ocurrir un retraso en alguna tarea, no se debe cambiar el plan, sino que dicha tarea atrasada debe incluirse en la siguiente iteración. Una vez establecido, el plan no debe cambiarse.</w:t>
+      </w:r>
+    </w:p>
+    <w:p>
+      <w:pPr>
+        <w:ind w:left="720" w:firstLine="0"/>
+        <w:jc w:val="both"/>
+        <w:rPr/>
+      </w:pPr>
+      <w:r>
+        <w:rPr>
+          <w:rtl w:val="0"/>
+        </w:rPr>
+      </w:r>
+    </w:p>
+    <w:p>
+      <w:pPr>
+        <w:numPr>
+          <w:ilvl w:val="0"/>
+          <w:numId w:val="13"/>
+        </w:numPr>
+        <w:ind w:left="720" w:hanging="360"/>
+        <w:jc w:val="both"/>
+        <w:rPr>
+          <w:u w:val="none"/>
+        </w:rPr>
+      </w:pPr>
+      <w:r>
+        <w:rPr>
+          <w:rtl w:val="0"/>
+        </w:rPr>
+        <w:t xml:space="preserve">A partir de la siguiente presentación, debemos incluir las diapositivas de riesgos y casos de uso.</w:t>
+      </w:r>
+    </w:p>
+    <w:p>
+      <w:pPr>
+        <w:jc w:val="both"/>
+        <w:rPr/>
+      </w:pPr>
+      <w:r>
+        <w:rPr>
+          <w:rtl w:val="0"/>
+        </w:rPr>
+      </w:r>
+    </w:p>
+    <w:p>
+      <w:pPr>
+        <w:jc w:val="center"/>
+        <w:rPr>
+          <w:sz w:val="38"/>
+          <w:szCs w:val="38"/>
+        </w:rPr>
+      </w:pPr>
+      <w:r>
+        <w:rPr>
+          <w:rFonts w:ascii="Arial Unicode MS" w:cs="Arial Unicode MS" w:eastAsia="Arial Unicode MS" w:hAnsi="Arial Unicode MS"/>
+          <w:sz w:val="38"/>
+          <w:szCs w:val="38"/>
+          <w:rtl w:val="0"/>
+        </w:rPr>
+        <w:t xml:space="preserve">•┈••✦ ❤ ✦••┈•</w:t>
+      </w:r>
+    </w:p>
+    <w:p>
+      <w:pPr>
+        <w:jc w:val="center"/>
+        <w:rPr>
+          <w:sz w:val="38"/>
+          <w:szCs w:val="38"/>
+        </w:rPr>
+      </w:pPr>
+      <w:r>
+        <w:rPr>
+          <w:rtl w:val="0"/>
+        </w:rPr>
+      </w:r>
+    </w:p>
+    <w:p>
+      <w:pPr>
+        <w:jc w:val="both"/>
+        <w:rPr/>
+      </w:pPr>
+      <w:r>
+        <w:rPr>
+          <w:rtl w:val="0"/>
+        </w:rPr>
+        <w:t xml:space="preserve">05/09/25 Presentación 06</w:t>
+      </w:r>
+    </w:p>
+    <w:p>
+      <w:pPr>
+        <w:jc w:val="both"/>
+        <w:rPr/>
+      </w:pPr>
+      <w:r>
+        <w:rPr>
+          <w:rtl w:val="0"/>
+        </w:rPr>
       </w:r>
     </w:p>
     <w:p>
@@ -1104,7 +3014,7 @@
         <w:rPr>
           <w:rtl w:val="0"/>
         </w:rPr>
-        <w:t xml:space="preserve">Los gráficos deben tener título tanto para el gráfico en sí como para los ejes.</w:t>
+        <w:t xml:space="preserve">Mostrar los gráficos por partes de manera que pueda verse cada parte en grande por separado porque sino no se ve nada.</w:t>
       </w:r>
     </w:p>
     <w:p>
@@ -1135,7 +3045,7 @@
         <w:rPr>
           <w:rtl w:val="0"/>
         </w:rPr>
-        <w:t xml:space="preserve">Hay riesgos que no tienen plan de mitigación (presentamos 3, quedaban 5)</w:t>
+        <w:t xml:space="preserve">Evitar el uso de conceptos confusos o ambiguos tanto en documentos como en presentaciones. En este caso pusimos que las herramientas disponibles en el mercado son costosas, pero en el cuadro (que estuvo bien poner cuadro comparativo) eso no se reflejaba. Además puede ser costoso para una persona pero no para una empresa, por lo cual es ambiguo.</w:t>
       </w:r>
     </w:p>
     <w:p>
@@ -1166,7 +3076,7 @@
         <w:rPr>
           <w:rtl w:val="0"/>
         </w:rPr>
-        <w:t xml:space="preserve">No pusimos los Casos de Uso</w:t>
+        <w:t xml:space="preserve">Deberíamos haber investigado más herramientas fuera de lo que ya conocemos. También deberíamos haber analizado mejor las funcionalidades que propone cada herramienta.</w:t>
       </w:r>
     </w:p>
     <w:p>
@@ -1197,7 +3107,7 @@
         <w:rPr>
           <w:rtl w:val="0"/>
         </w:rPr>
-        <w:t xml:space="preserve">Para cualquier tipo de plan, no asignar a las tareas plazos que sean más grandes que la iteración. Asignar momento específico de la iteración en el que se desarrollará la tarea.</w:t>
+        <w:t xml:space="preserve">El diagrama en general está mejor logrado pero faltan atributos y probablemente a través del tiempo se vayan generando nuevas entidades.</w:t>
       </w:r>
     </w:p>
     <w:p>
@@ -1228,7 +3138,7 @@
         <w:rPr>
           <w:rtl w:val="0"/>
         </w:rPr>
-        <w:t xml:space="preserve">Las métricas deben tener un valor planificado y un valor ejecutado para tener margen de comparación. Además son por iteración.</w:t>
+        <w:t xml:space="preserve">No es necesario decir apellido y nombre de cada integrante, demasiado formal. Solo nombre está bien, o nombre y apellido.</w:t>
       </w:r>
     </w:p>
     <w:p>
@@ -1259,814 +3169,6 @@
         <w:rPr>
           <w:rtl w:val="0"/>
         </w:rPr>
-        <w:t xml:space="preserve">La estimación está mal realizada. El valor que brinda la metodología que utilizamos, es del 40%. El 60% restante es el que debemos agregar nosotros, o algo así entendí. </w:t>
-      </w:r>
-    </w:p>
-    <w:p>
-      <w:pPr>
-        <w:ind w:left="720" w:firstLine="0"/>
-        <w:jc w:val="both"/>
-        <w:rPr/>
-      </w:pPr>
-      <w:r>
-        <w:rPr>
-          <w:rtl w:val="0"/>
-        </w:rPr>
-      </w:r>
-    </w:p>
-    <w:p>
-      <w:pPr>
-        <w:numPr>
-          <w:ilvl w:val="0"/>
-          <w:numId w:val="6"/>
-        </w:numPr>
-        <w:ind w:left="720" w:hanging="360"/>
-        <w:jc w:val="both"/>
-        <w:rPr>
-          <w:u w:val="none"/>
-        </w:rPr>
-      </w:pPr>
-      <w:r>
-        <w:rPr>
-          <w:rtl w:val="0"/>
-        </w:rPr>
-        <w:t xml:space="preserve">No pusimos el gráfico de estimación que se pide. Diapositivas obligatorias como riesgos, estimación y CU, deben ocupar una sola diapositiva y deben ser un resumen rápido no extremadamente detallado.</w:t>
-      </w:r>
-    </w:p>
-    <w:p>
-      <w:pPr>
-        <w:ind w:left="720" w:firstLine="0"/>
-        <w:jc w:val="both"/>
-        <w:rPr/>
-      </w:pPr>
-      <w:r>
-        <w:rPr>
-          <w:rtl w:val="0"/>
-        </w:rPr>
-      </w:r>
-    </w:p>
-    <w:p>
-      <w:pPr>
-        <w:numPr>
-          <w:ilvl w:val="0"/>
-          <w:numId w:val="6"/>
-        </w:numPr>
-        <w:ind w:left="720" w:hanging="360"/>
-        <w:jc w:val="both"/>
-        <w:rPr>
-          <w:u w:val="none"/>
-        </w:rPr>
-      </w:pPr>
-      <w:r>
-        <w:rPr>
-          <w:rtl w:val="0"/>
-        </w:rPr>
-        <w:t xml:space="preserve">El gráfico de estimación debe tener la fecha estimada de finalización puesta.</w:t>
-      </w:r>
-    </w:p>
-    <w:p>
-      <w:pPr>
-        <w:ind w:left="720" w:firstLine="0"/>
-        <w:jc w:val="both"/>
-        <w:rPr/>
-      </w:pPr>
-      <w:r>
-        <w:rPr>
-          <w:rtl w:val="0"/>
-        </w:rPr>
-      </w:r>
-    </w:p>
-    <w:p>
-      <w:pPr>
-        <w:numPr>
-          <w:ilvl w:val="0"/>
-          <w:numId w:val="6"/>
-        </w:numPr>
-        <w:ind w:left="720" w:hanging="360"/>
-        <w:jc w:val="both"/>
-        <w:rPr>
-          <w:u w:val="none"/>
-        </w:rPr>
-      </w:pPr>
-      <w:r>
-        <w:rPr>
-          <w:rtl w:val="0"/>
-        </w:rPr>
-        <w:t xml:space="preserve">La estimación se io sobreestimada, aparentemente, porque los casos de uso están sobreestimados ahre no se como decirlo, pero puede que hayan más casos de uso de los que realmente deberían. Con respecto a esto después nos dijeron que los crud son un solo caso de uso.</w:t>
-      </w:r>
-    </w:p>
-    <w:p>
-      <w:pPr>
-        <w:jc w:val="both"/>
-        <w:rPr/>
-      </w:pPr>
-      <w:r>
-        <w:rPr>
-          <w:rtl w:val="0"/>
-        </w:rPr>
-      </w:r>
-    </w:p>
-    <w:p>
-      <w:pPr>
-        <w:jc w:val="both"/>
-        <w:rPr/>
-      </w:pPr>
-      <w:r>
-        <w:rPr>
-          <w:rtl w:val="0"/>
-        </w:rPr>
-        <w:t xml:space="preserve">09/09/25 Presentación 07</w:t>
-      </w:r>
-    </w:p>
-    <w:p>
-      <w:pPr>
-        <w:numPr>
-          <w:ilvl w:val="0"/>
-          <w:numId w:val="10"/>
-        </w:numPr>
-        <w:ind w:left="720" w:hanging="360"/>
-        <w:jc w:val="both"/>
-        <w:rPr>
-          <w:u w:val="none"/>
-        </w:rPr>
-      </w:pPr>
-      <w:r>
-        <w:rPr>
-          <w:rtl w:val="0"/>
-        </w:rPr>
-        <w:t xml:space="preserve">Los riesgos que presentamos son muy pocos.</w:t>
-      </w:r>
-    </w:p>
-    <w:p>
-      <w:pPr>
-        <w:ind w:left="720" w:firstLine="0"/>
-        <w:jc w:val="both"/>
-        <w:rPr/>
-      </w:pPr>
-      <w:r>
-        <w:rPr>
-          <w:rtl w:val="0"/>
-        </w:rPr>
-      </w:r>
-    </w:p>
-    <w:p>
-      <w:pPr>
-        <w:numPr>
-          <w:ilvl w:val="0"/>
-          <w:numId w:val="10"/>
-        </w:numPr>
-        <w:ind w:left="720" w:hanging="360"/>
-        <w:jc w:val="both"/>
-        <w:rPr>
-          <w:u w:val="none"/>
-        </w:rPr>
-      </w:pPr>
-      <w:r>
-        <w:rPr>
-          <w:rtl w:val="0"/>
-        </w:rPr>
-        <w:t xml:space="preserve">El plan de iteración debería haber sido presentado en formato de tabla, tal como nos lo plantearon en la plantilla.</w:t>
-      </w:r>
-    </w:p>
-    <w:p>
-      <w:pPr>
-        <w:ind w:left="720" w:firstLine="0"/>
-        <w:jc w:val="both"/>
-        <w:rPr/>
-      </w:pPr>
-      <w:r>
-        <w:rPr>
-          <w:rtl w:val="0"/>
-        </w:rPr>
-      </w:r>
-    </w:p>
-    <w:p>
-      <w:pPr>
-        <w:numPr>
-          <w:ilvl w:val="0"/>
-          <w:numId w:val="10"/>
-        </w:numPr>
-        <w:ind w:left="720" w:hanging="360"/>
-        <w:jc w:val="both"/>
-        <w:rPr>
-          <w:u w:val="none"/>
-        </w:rPr>
-      </w:pPr>
-      <w:r>
-        <w:rPr>
-          <w:rtl w:val="0"/>
-        </w:rPr>
-        <w:t xml:space="preserve">Al haber varios miembros implicados en una misma tarea, se debe especificar cuál está involucrado con qué parte específica de la tarea.</w:t>
-      </w:r>
-    </w:p>
-    <w:p>
-      <w:pPr>
-        <w:ind w:left="720" w:firstLine="0"/>
-        <w:jc w:val="both"/>
-        <w:rPr/>
-      </w:pPr>
-      <w:r>
-        <w:rPr>
-          <w:rtl w:val="0"/>
-        </w:rPr>
-      </w:r>
-    </w:p>
-    <w:p>
-      <w:pPr>
-        <w:numPr>
-          <w:ilvl w:val="0"/>
-          <w:numId w:val="10"/>
-        </w:numPr>
-        <w:ind w:left="720" w:hanging="360"/>
-        <w:jc w:val="both"/>
-        <w:rPr>
-          <w:u w:val="none"/>
-        </w:rPr>
-      </w:pPr>
-      <w:r>
-        <w:rPr>
-          <w:rtl w:val="0"/>
-        </w:rPr>
-        <w:t xml:space="preserve">Los tiempos que se muestran deben ser categorizados.</w:t>
-      </w:r>
-    </w:p>
-    <w:p>
-      <w:pPr>
-        <w:ind w:left="720" w:firstLine="0"/>
-        <w:jc w:val="both"/>
-        <w:rPr/>
-      </w:pPr>
-      <w:r>
-        <w:rPr>
-          <w:rtl w:val="0"/>
-        </w:rPr>
-      </w:r>
-    </w:p>
-    <w:p>
-      <w:pPr>
-        <w:numPr>
-          <w:ilvl w:val="0"/>
-          <w:numId w:val="10"/>
-        </w:numPr>
-        <w:ind w:left="720" w:hanging="360"/>
-        <w:jc w:val="both"/>
-        <w:rPr>
-          <w:u w:val="none"/>
-        </w:rPr>
-      </w:pPr>
-      <w:r>
-        <w:rPr>
-          <w:rtl w:val="0"/>
-        </w:rPr>
-        <w:t xml:space="preserve">Además, al mostrar el gráfico del tiempo invertido, sabemos mostrar el tiempo total invertido desde el inicio del proyecto hasta su estado actual, no solo durante la última semana. Además, deberíamos poder hacer una comparativa de esto sobre la planificación.</w:t>
-      </w:r>
-    </w:p>
-    <w:p>
-      <w:pPr>
-        <w:ind w:left="720" w:firstLine="0"/>
-        <w:jc w:val="both"/>
-        <w:rPr/>
-      </w:pPr>
-      <w:r>
-        <w:rPr>
-          <w:rtl w:val="0"/>
-        </w:rPr>
-      </w:r>
-    </w:p>
-    <w:p>
-      <w:pPr>
-        <w:numPr>
-          <w:ilvl w:val="0"/>
-          <w:numId w:val="10"/>
-        </w:numPr>
-        <w:ind w:left="720" w:hanging="360"/>
-        <w:jc w:val="both"/>
-        <w:rPr>
-          <w:u w:val="none"/>
-        </w:rPr>
-      </w:pPr>
-      <w:r>
-        <w:rPr>
-          <w:rtl w:val="0"/>
-        </w:rPr>
-        <w:t xml:space="preserve">No hace falta dar una descripción, en las presentaciones, sobre el contenido o el propósito del documento. Es mejor enfocarse en los avances logrados sobre est documento.</w:t>
-      </w:r>
-    </w:p>
-    <w:p>
-      <w:pPr>
-        <w:ind w:left="720" w:firstLine="0"/>
-        <w:jc w:val="both"/>
-        <w:rPr/>
-      </w:pPr>
-      <w:r>
-        <w:rPr>
-          <w:rtl w:val="0"/>
-        </w:rPr>
-      </w:r>
-    </w:p>
-    <w:p>
-      <w:pPr>
-        <w:numPr>
-          <w:ilvl w:val="0"/>
-          <w:numId w:val="10"/>
-        </w:numPr>
-        <w:ind w:left="720" w:hanging="360"/>
-        <w:jc w:val="both"/>
-        <w:rPr>
-          <w:u w:val="none"/>
-        </w:rPr>
-      </w:pPr>
-      <w:r>
-        <w:rPr>
-          <w:rtl w:val="0"/>
-        </w:rPr>
-        <w:t xml:space="preserve">En esta presentación parece que repetimos mucho en todos lados los roles o las tareas que hace cada uno.</w:t>
-      </w:r>
-    </w:p>
-    <w:p>
-      <w:pPr>
-        <w:ind w:left="720" w:firstLine="0"/>
-        <w:jc w:val="both"/>
-        <w:rPr/>
-      </w:pPr>
-      <w:r>
-        <w:rPr>
-          <w:rtl w:val="0"/>
-        </w:rPr>
-      </w:r>
-    </w:p>
-    <w:p>
-      <w:pPr>
-        <w:numPr>
-          <w:ilvl w:val="0"/>
-          <w:numId w:val="10"/>
-        </w:numPr>
-        <w:ind w:left="720" w:hanging="360"/>
-        <w:jc w:val="both"/>
-        <w:rPr>
-          <w:u w:val="none"/>
-        </w:rPr>
-      </w:pPr>
-      <w:r>
-        <w:rPr>
-          <w:rtl w:val="0"/>
-        </w:rPr>
-        <w:t xml:space="preserve">Hubo algunas diapositivas, como la de los commits, que a los profes les interesaba más que hubiéramos detallado, y pasamos muy rápido.</w:t>
-      </w:r>
-    </w:p>
-    <w:p>
-      <w:pPr>
-        <w:ind w:left="720" w:firstLine="0"/>
-        <w:jc w:val="both"/>
-        <w:rPr/>
-      </w:pPr>
-      <w:r>
-        <w:rPr>
-          <w:rtl w:val="0"/>
-        </w:rPr>
-      </w:r>
-    </w:p>
-    <w:p>
-      <w:pPr>
-        <w:numPr>
-          <w:ilvl w:val="0"/>
-          <w:numId w:val="10"/>
-        </w:numPr>
-        <w:ind w:left="720" w:hanging="360"/>
-        <w:jc w:val="both"/>
-        <w:rPr>
-          <w:u w:val="none"/>
-        </w:rPr>
-      </w:pPr>
-      <w:r>
-        <w:rPr>
-          <w:rtl w:val="0"/>
-        </w:rPr>
-        <w:t xml:space="preserve">En el ejercicio de la estimación del precio general del proyecto, los valores seleccionados no tenían justificación y su rango era demasiado amplio (min 3mill, max 12mill.).</w:t>
-      </w:r>
-    </w:p>
-    <w:p>
-      <w:pPr>
-        <w:ind w:left="720" w:firstLine="0"/>
-        <w:jc w:val="both"/>
-        <w:rPr/>
-      </w:pPr>
-      <w:r>
-        <w:rPr>
-          <w:rtl w:val="0"/>
-        </w:rPr>
-      </w:r>
-    </w:p>
-    <w:p>
-      <w:pPr>
-        <w:numPr>
-          <w:ilvl w:val="0"/>
-          <w:numId w:val="10"/>
-        </w:numPr>
-        <w:ind w:left="720" w:hanging="360"/>
-        <w:jc w:val="both"/>
-        <w:rPr>
-          <w:u w:val="none"/>
-        </w:rPr>
-      </w:pPr>
-      <w:r>
-        <w:rPr>
-          <w:rtl w:val="0"/>
-        </w:rPr>
-        <w:t xml:space="preserve">En la propuesta técnica hay cosas que, a pesar de que durante las presentaciones nosotros expresamos tener definidas, no especificamos en el documento correspondiente.</w:t>
-      </w:r>
-    </w:p>
-    <w:p>
-      <w:pPr>
-        <w:ind w:left="720" w:firstLine="0"/>
-        <w:jc w:val="both"/>
-        <w:rPr/>
-      </w:pPr>
-      <w:r>
-        <w:rPr>
-          <w:rtl w:val="0"/>
-        </w:rPr>
-      </w:r>
-    </w:p>
-    <w:p>
-      <w:pPr>
-        <w:numPr>
-          <w:ilvl w:val="0"/>
-          <w:numId w:val="10"/>
-        </w:numPr>
-        <w:ind w:left="720" w:hanging="360"/>
-        <w:jc w:val="both"/>
-        <w:rPr>
-          <w:u w:val="none"/>
-        </w:rPr>
-      </w:pPr>
-      <w:r>
-        <w:rPr>
-          <w:rtl w:val="0"/>
-        </w:rPr>
-        <w:t xml:space="preserve">Algosobre el Requerimiento 6, no llegué a anotar si era una duda que tenía Karim sobre el requerimiento o si ese y uno más eran los únicos requerimientos que tenían algún tipo de valor, el resto son #”decorado” según él.</w:t>
-      </w:r>
-    </w:p>
-    <w:p>
-      <w:pPr>
-        <w:ind w:left="720" w:firstLine="0"/>
-        <w:jc w:val="both"/>
-        <w:rPr/>
-      </w:pPr>
-      <w:r>
-        <w:rPr>
-          <w:rtl w:val="0"/>
-        </w:rPr>
-      </w:r>
-    </w:p>
-    <w:p>
-      <w:pPr>
-        <w:numPr>
-          <w:ilvl w:val="0"/>
-          <w:numId w:val="10"/>
-        </w:numPr>
-        <w:ind w:left="720" w:hanging="360"/>
-        <w:jc w:val="both"/>
-        <w:rPr>
-          <w:u w:val="none"/>
-        </w:rPr>
-      </w:pPr>
-      <w:r>
-        <w:rPr>
-          <w:rtl w:val="0"/>
-        </w:rPr>
-        <w:t xml:space="preserve">Los detalles sobre la gestión de configuración que Gonza menciona en la presentación, no se encuentran detallados en el documento.</w:t>
-      </w:r>
-    </w:p>
-    <w:p>
-      <w:pPr>
-        <w:ind w:left="720" w:firstLine="0"/>
-        <w:jc w:val="both"/>
-        <w:rPr/>
-      </w:pPr>
-      <w:r>
-        <w:rPr>
-          <w:rtl w:val="0"/>
-        </w:rPr>
-      </w:r>
-    </w:p>
-    <w:p>
-      <w:pPr>
-        <w:numPr>
-          <w:ilvl w:val="0"/>
-          <w:numId w:val="10"/>
-        </w:numPr>
-        <w:ind w:left="720" w:hanging="360"/>
-        <w:jc w:val="both"/>
-        <w:rPr>
-          <w:u w:val="none"/>
-        </w:rPr>
-      </w:pPr>
-      <w:r>
-        <w:rPr>
-          <w:rtl w:val="0"/>
-        </w:rPr>
-        <w:t xml:space="preserve">Las métricas están bien detalladas en el documento, pero no lo suficientemente bien detalladas en la presentación.</w:t>
-      </w:r>
-    </w:p>
-    <w:p>
-      <w:pPr>
-        <w:ind w:left="720" w:firstLine="0"/>
-        <w:jc w:val="both"/>
-        <w:rPr/>
-      </w:pPr>
-      <w:r>
-        <w:rPr>
-          <w:rtl w:val="0"/>
-        </w:rPr>
-      </w:r>
-    </w:p>
-    <w:p>
-      <w:pPr>
-        <w:numPr>
-          <w:ilvl w:val="0"/>
-          <w:numId w:val="10"/>
-        </w:numPr>
-        <w:ind w:left="720" w:hanging="360"/>
-        <w:jc w:val="both"/>
-        <w:rPr>
-          <w:u w:val="none"/>
-        </w:rPr>
-      </w:pPr>
-      <w:r>
-        <w:rPr>
-          <w:rtl w:val="0"/>
-        </w:rPr>
-        <w:t xml:space="preserve">El plan de iteración debería estar hecho de manera que de solo verlo cada uno sepa qué debe hacer, sobre qué documento, y en qué momento hacerlo. Además, debe ayudar a resolver la superposición de tareas entre miembros o sobrecarga de tareas sobre un miembro en específico.</w:t>
-      </w:r>
-    </w:p>
-    <w:p>
-      <w:pPr>
-        <w:ind w:left="720" w:firstLine="0"/>
-        <w:jc w:val="both"/>
-        <w:rPr/>
-      </w:pPr>
-      <w:r>
-        <w:rPr>
-          <w:rtl w:val="0"/>
-        </w:rPr>
-      </w:r>
-    </w:p>
-    <w:p>
-      <w:pPr>
-        <w:numPr>
-          <w:ilvl w:val="0"/>
-          <w:numId w:val="10"/>
-        </w:numPr>
-        <w:ind w:left="720" w:hanging="360"/>
-        <w:jc w:val="both"/>
-        <w:rPr>
-          <w:u w:val="none"/>
-        </w:rPr>
-      </w:pPr>
-      <w:r>
-        <w:rPr>
-          <w:rtl w:val="0"/>
-        </w:rPr>
-        <w:t xml:space="preserve">Si la ejecución real de tareas no coincide con el plan, es decir, si llega a ocurrir un retraso en alguna tarea, no se debe cambiar el plan, sino que dicha tarea atrasada debe incluirse en la siguiente iteración. Una vez establecido, el plan no debe cambiarse.</w:t>
-      </w:r>
-    </w:p>
-    <w:p>
-      <w:pPr>
-        <w:ind w:left="720" w:firstLine="0"/>
-        <w:jc w:val="both"/>
-        <w:rPr/>
-      </w:pPr>
-      <w:r>
-        <w:rPr>
-          <w:rtl w:val="0"/>
-        </w:rPr>
-      </w:r>
-    </w:p>
-    <w:p>
-      <w:pPr>
-        <w:numPr>
-          <w:ilvl w:val="0"/>
-          <w:numId w:val="10"/>
-        </w:numPr>
-        <w:ind w:left="720" w:hanging="360"/>
-        <w:jc w:val="both"/>
-        <w:rPr>
-          <w:u w:val="none"/>
-        </w:rPr>
-      </w:pPr>
-      <w:r>
-        <w:rPr>
-          <w:rtl w:val="0"/>
-        </w:rPr>
-        <w:t xml:space="preserve">A partir de la siguiente presentación, debemos incluir las diapositivas de riesgos y casos de uso.</w:t>
-      </w:r>
-    </w:p>
-    <w:p>
-      <w:pPr>
-        <w:jc w:val="both"/>
-        <w:rPr/>
-      </w:pPr>
-      <w:r>
-        <w:rPr>
-          <w:rtl w:val="0"/>
-        </w:rPr>
-      </w:r>
-    </w:p>
-    <w:p>
-      <w:pPr>
-        <w:jc w:val="both"/>
-        <w:rPr/>
-      </w:pPr>
-      <w:r>
-        <w:rPr>
-          <w:rtl w:val="0"/>
-        </w:rPr>
-      </w:r>
-    </w:p>
-    <w:p>
-      <w:pPr>
-        <w:jc w:val="both"/>
-        <w:rPr/>
-      </w:pPr>
-      <w:r>
-        <w:rPr>
-          <w:rtl w:val="0"/>
-        </w:rPr>
-        <w:t xml:space="preserve">05/09/25 Presentación 06</w:t>
-      </w:r>
-    </w:p>
-    <w:p>
-      <w:pPr>
-        <w:numPr>
-          <w:ilvl w:val="0"/>
-          <w:numId w:val="4"/>
-        </w:numPr>
-        <w:ind w:left="720" w:hanging="360"/>
-        <w:jc w:val="both"/>
-        <w:rPr>
-          <w:u w:val="none"/>
-        </w:rPr>
-      </w:pPr>
-      <w:r>
-        <w:rPr>
-          <w:rtl w:val="0"/>
-        </w:rPr>
-        <w:t xml:space="preserve">Mostrar los gráficos por partes de manera que pueda verse cada parte en grande por separado porque sino no se ve nada.</w:t>
-      </w:r>
-    </w:p>
-    <w:p>
-      <w:pPr>
-        <w:ind w:left="720" w:firstLine="0"/>
-        <w:jc w:val="both"/>
-        <w:rPr/>
-      </w:pPr>
-      <w:r>
-        <w:rPr>
-          <w:rtl w:val="0"/>
-        </w:rPr>
-      </w:r>
-    </w:p>
-    <w:p>
-      <w:pPr>
-        <w:numPr>
-          <w:ilvl w:val="0"/>
-          <w:numId w:val="4"/>
-        </w:numPr>
-        <w:ind w:left="720" w:hanging="360"/>
-        <w:jc w:val="both"/>
-        <w:rPr>
-          <w:u w:val="none"/>
-        </w:rPr>
-      </w:pPr>
-      <w:r>
-        <w:rPr>
-          <w:rtl w:val="0"/>
-        </w:rPr>
-        <w:t xml:space="preserve">Evitar el uso de conceptos confusos o ambiguos tanto en documentos como en presentaciones. En este caso pusimos que las herramientas disponibles en el mercado son costosas, pero en el cuadro (que estuvo bien poner cuadro comparativo) eso no se reflejaba. Además puede ser costoso para una persona pero no para una empresa, por lo cual es ambiguo.</w:t>
-      </w:r>
-    </w:p>
-    <w:p>
-      <w:pPr>
-        <w:ind w:left="720" w:firstLine="0"/>
-        <w:jc w:val="both"/>
-        <w:rPr/>
-      </w:pPr>
-      <w:r>
-        <w:rPr>
-          <w:rtl w:val="0"/>
-        </w:rPr>
-      </w:r>
-    </w:p>
-    <w:p>
-      <w:pPr>
-        <w:numPr>
-          <w:ilvl w:val="0"/>
-          <w:numId w:val="4"/>
-        </w:numPr>
-        <w:ind w:left="720" w:hanging="360"/>
-        <w:jc w:val="both"/>
-        <w:rPr>
-          <w:u w:val="none"/>
-        </w:rPr>
-      </w:pPr>
-      <w:r>
-        <w:rPr>
-          <w:rtl w:val="0"/>
-        </w:rPr>
-        <w:t xml:space="preserve">Deberíamos haber investigado más herramientas fuera de lo que ya conocemos. También deberíamos haber analizado mejor las funcionalidades que propone cada herramienta.</w:t>
-      </w:r>
-    </w:p>
-    <w:p>
-      <w:pPr>
-        <w:ind w:left="720" w:firstLine="0"/>
-        <w:jc w:val="both"/>
-        <w:rPr/>
-      </w:pPr>
-      <w:r>
-        <w:rPr>
-          <w:rtl w:val="0"/>
-        </w:rPr>
-      </w:r>
-    </w:p>
-    <w:p>
-      <w:pPr>
-        <w:numPr>
-          <w:ilvl w:val="0"/>
-          <w:numId w:val="4"/>
-        </w:numPr>
-        <w:ind w:left="720" w:hanging="360"/>
-        <w:jc w:val="both"/>
-        <w:rPr>
-          <w:u w:val="none"/>
-        </w:rPr>
-      </w:pPr>
-      <w:r>
-        <w:rPr>
-          <w:rtl w:val="0"/>
-        </w:rPr>
-        <w:t xml:space="preserve">El diagrama en general está mejor logrado pero faltan atributos y probablemente a través del tiempo se vayan generando nuevas entidades.</w:t>
-      </w:r>
-    </w:p>
-    <w:p>
-      <w:pPr>
-        <w:ind w:left="720" w:firstLine="0"/>
-        <w:jc w:val="both"/>
-        <w:rPr/>
-      </w:pPr>
-      <w:r>
-        <w:rPr>
-          <w:rtl w:val="0"/>
-        </w:rPr>
-      </w:r>
-    </w:p>
-    <w:p>
-      <w:pPr>
-        <w:numPr>
-          <w:ilvl w:val="0"/>
-          <w:numId w:val="4"/>
-        </w:numPr>
-        <w:ind w:left="720" w:hanging="360"/>
-        <w:jc w:val="both"/>
-        <w:rPr>
-          <w:u w:val="none"/>
-        </w:rPr>
-      </w:pPr>
-      <w:r>
-        <w:rPr>
-          <w:rtl w:val="0"/>
-        </w:rPr>
-        <w:t xml:space="preserve">No es necesario decir apellido y nombre de cada integrante, demasiado formal. Solo nombre está bien, o nombre y apellido.</w:t>
-      </w:r>
-    </w:p>
-    <w:p>
-      <w:pPr>
-        <w:ind w:left="720" w:firstLine="0"/>
-        <w:jc w:val="both"/>
-        <w:rPr/>
-      </w:pPr>
-      <w:r>
-        <w:rPr>
-          <w:rtl w:val="0"/>
-        </w:rPr>
-      </w:r>
-    </w:p>
-    <w:p>
-      <w:pPr>
-        <w:numPr>
-          <w:ilvl w:val="0"/>
-          <w:numId w:val="4"/>
-        </w:numPr>
-        <w:ind w:left="720" w:hanging="360"/>
-        <w:jc w:val="both"/>
-        <w:rPr>
-          <w:u w:val="none"/>
-        </w:rPr>
-      </w:pPr>
-      <w:r>
-        <w:rPr>
-          <w:rtl w:val="0"/>
-        </w:rPr>
         <w:t xml:space="preserve">Incluir, a partir de la próxima presentación, las diapositivas 6, 7 y 4.</w:t>
       </w:r>
     </w:p>
@@ -2083,8 +3185,29 @@
     </w:p>
     <w:p>
       <w:pPr>
-        <w:jc w:val="both"/>
-        <w:rPr/>
+        <w:jc w:val="center"/>
+        <w:rPr>
+          <w:sz w:val="34"/>
+          <w:szCs w:val="34"/>
+        </w:rPr>
+      </w:pPr>
+      <w:r>
+        <w:rPr>
+          <w:rFonts w:ascii="Arial Unicode MS" w:cs="Arial Unicode MS" w:eastAsia="Arial Unicode MS" w:hAnsi="Arial Unicode MS"/>
+          <w:sz w:val="34"/>
+          <w:szCs w:val="34"/>
+          <w:rtl w:val="0"/>
+        </w:rPr>
+        <w:t xml:space="preserve">•┈••✦ ❤ ✦••┈•</w:t>
+      </w:r>
+    </w:p>
+    <w:p>
+      <w:pPr>
+        <w:jc w:val="center"/>
+        <w:rPr>
+          <w:sz w:val="38"/>
+          <w:szCs w:val="38"/>
+        </w:rPr>
       </w:pPr>
       <w:r>
         <w:rPr>
@@ -2106,9 +3229,20 @@
     </w:p>
     <w:p>
       <w:pPr>
-        <w:numPr>
-          <w:ilvl w:val="0"/>
-          <w:numId w:val="12"/>
+        <w:jc w:val="both"/>
+        <w:rPr/>
+      </w:pPr>
+      <w:r>
+        <w:rPr>
+          <w:rtl w:val="0"/>
+        </w:rPr>
+      </w:r>
+    </w:p>
+    <w:p>
+      <w:pPr>
+        <w:numPr>
+          <w:ilvl w:val="0"/>
+          <w:numId w:val="15"/>
         </w:numPr>
         <w:ind w:left="720" w:hanging="360"/>
         <w:jc w:val="both"/>
@@ -2139,7 +3273,7 @@
       <w:pPr>
         <w:numPr>
           <w:ilvl w:val="0"/>
-          <w:numId w:val="12"/>
+          <w:numId w:val="15"/>
         </w:numPr>
         <w:ind w:left="720" w:hanging="360"/>
         <w:jc w:val="both"/>
@@ -2170,7 +3304,7 @@
       <w:pPr>
         <w:numPr>
           <w:ilvl w:val="0"/>
-          <w:numId w:val="12"/>
+          <w:numId w:val="15"/>
         </w:numPr>
         <w:ind w:left="720" w:hanging="360"/>
         <w:jc w:val="both"/>
@@ -2201,7 +3335,7 @@
       <w:pPr>
         <w:numPr>
           <w:ilvl w:val="0"/>
-          <w:numId w:val="12"/>
+          <w:numId w:val="15"/>
         </w:numPr>
         <w:ind w:left="720" w:hanging="360"/>
         <w:jc w:val="both"/>
@@ -2232,7 +3366,7 @@
       <w:pPr>
         <w:numPr>
           <w:ilvl w:val="0"/>
-          <w:numId w:val="12"/>
+          <w:numId w:val="15"/>
         </w:numPr>
         <w:ind w:left="720" w:hanging="360"/>
         <w:jc w:val="both"/>
@@ -2263,7 +3397,7 @@
       <w:pPr>
         <w:numPr>
           <w:ilvl w:val="0"/>
-          <w:numId w:val="12"/>
+          <w:numId w:val="15"/>
         </w:numPr>
         <w:ind w:left="720" w:hanging="360"/>
         <w:jc w:val="both"/>
@@ -2294,7 +3428,7 @@
       <w:pPr>
         <w:numPr>
           <w:ilvl w:val="0"/>
-          <w:numId w:val="12"/>
+          <w:numId w:val="15"/>
         </w:numPr>
         <w:ind w:left="720" w:hanging="360"/>
         <w:jc w:val="both"/>
@@ -2325,7 +3459,7 @@
       <w:pPr>
         <w:numPr>
           <w:ilvl w:val="0"/>
-          <w:numId w:val="12"/>
+          <w:numId w:val="15"/>
         </w:numPr>
         <w:ind w:left="720" w:hanging="360"/>
         <w:jc w:val="both"/>
@@ -2356,7 +3490,7 @@
       <w:pPr>
         <w:numPr>
           <w:ilvl w:val="0"/>
-          <w:numId w:val="12"/>
+          <w:numId w:val="15"/>
         </w:numPr>
         <w:ind w:left="720" w:hanging="360"/>
         <w:jc w:val="both"/>
@@ -2387,7 +3521,7 @@
       <w:pPr>
         <w:numPr>
           <w:ilvl w:val="0"/>
-          <w:numId w:val="12"/>
+          <w:numId w:val="15"/>
         </w:numPr>
         <w:ind w:left="720" w:hanging="360"/>
         <w:jc w:val="both"/>
@@ -2461,9 +3595,18 @@
     </w:p>
     <w:p>
       <w:pPr>
-        <w:jc w:val="both"/>
-        <w:rPr/>
-      </w:pPr>
+        <w:jc w:val="center"/>
+        <w:rPr/>
+      </w:pPr>
+      <w:r>
+        <w:rPr>
+          <w:rFonts w:ascii="Arial Unicode MS" w:cs="Arial Unicode MS" w:eastAsia="Arial Unicode MS" w:hAnsi="Arial Unicode MS"/>
+          <w:sz w:val="38"/>
+          <w:szCs w:val="38"/>
+          <w:rtl w:val="0"/>
+        </w:rPr>
+        <w:t xml:space="preserve">•┈••✦ ❤ ✦••┈•</w:t>
+      </w:r>
       <w:r>
         <w:rPr>
           <w:rtl w:val="0"/>
@@ -2495,9 +3638,20 @@
     </w:p>
     <w:p>
       <w:pPr>
-        <w:numPr>
-          <w:ilvl w:val="0"/>
-          <w:numId w:val="13"/>
+        <w:jc w:val="both"/>
+        <w:rPr/>
+      </w:pPr>
+      <w:r>
+        <w:rPr>
+          <w:rtl w:val="0"/>
+        </w:rPr>
+      </w:r>
+    </w:p>
+    <w:p>
+      <w:pPr>
+        <w:numPr>
+          <w:ilvl w:val="0"/>
+          <w:numId w:val="16"/>
         </w:numPr>
         <w:ind w:left="720" w:hanging="360"/>
         <w:jc w:val="both"/>
@@ -2541,7 +3695,7 @@
       <w:pPr>
         <w:numPr>
           <w:ilvl w:val="0"/>
-          <w:numId w:val="13"/>
+          <w:numId w:val="16"/>
         </w:numPr>
         <w:ind w:left="720" w:hanging="360"/>
         <w:jc w:val="both"/>
@@ -2592,7 +3746,7 @@
       <w:pPr>
         <w:numPr>
           <w:ilvl w:val="0"/>
-          <w:numId w:val="13"/>
+          <w:numId w:val="16"/>
         </w:numPr>
         <w:ind w:left="720" w:hanging="360"/>
         <w:jc w:val="both"/>
@@ -2623,7 +3777,7 @@
       <w:pPr>
         <w:numPr>
           <w:ilvl w:val="0"/>
-          <w:numId w:val="13"/>
+          <w:numId w:val="16"/>
         </w:numPr>
         <w:ind w:left="720" w:hanging="360"/>
         <w:jc w:val="both"/>
@@ -2652,6 +3806,26 @@
     </w:p>
     <w:p>
       <w:pPr>
+        <w:jc w:val="center"/>
+        <w:rPr/>
+      </w:pPr>
+      <w:r>
+        <w:rPr>
+          <w:rFonts w:ascii="Arial Unicode MS" w:cs="Arial Unicode MS" w:eastAsia="Arial Unicode MS" w:hAnsi="Arial Unicode MS"/>
+          <w:sz w:val="38"/>
+          <w:szCs w:val="38"/>
+          <w:rtl w:val="0"/>
+        </w:rPr>
+        <w:t xml:space="preserve">•┈••✦ ❤ ✦••┈•</w:t>
+      </w:r>
+      <w:r>
+        <w:rPr>
+          <w:rtl w:val="0"/>
+        </w:rPr>
+      </w:r>
+    </w:p>
+    <w:p>
+      <w:pPr>
         <w:ind w:left="720" w:firstLine="0"/>
         <w:jc w:val="both"/>
         <w:rPr/>
@@ -2677,9 +3851,21 @@
     </w:p>
     <w:p>
       <w:pPr>
-        <w:numPr>
-          <w:ilvl w:val="0"/>
-          <w:numId w:val="13"/>
+        <w:ind w:left="0" w:firstLine="0"/>
+        <w:jc w:val="both"/>
+        <w:rPr/>
+      </w:pPr>
+      <w:r>
+        <w:rPr>
+          <w:rtl w:val="0"/>
+        </w:rPr>
+      </w:r>
+    </w:p>
+    <w:p>
+      <w:pPr>
+        <w:numPr>
+          <w:ilvl w:val="0"/>
+          <w:numId w:val="16"/>
         </w:numPr>
         <w:ind w:left="720" w:hanging="360"/>
       </w:pPr>
@@ -2705,7 +3891,7 @@
       <w:pPr>
         <w:numPr>
           <w:ilvl w:val="0"/>
-          <w:numId w:val="13"/>
+          <w:numId w:val="16"/>
         </w:numPr>
         <w:ind w:left="720" w:hanging="360"/>
         <w:rPr>
@@ -2734,7 +3920,7 @@
       <w:pPr>
         <w:numPr>
           <w:ilvl w:val="0"/>
-          <w:numId w:val="13"/>
+          <w:numId w:val="16"/>
         </w:numPr>
         <w:ind w:left="720" w:hanging="360"/>
         <w:rPr>
@@ -2763,7 +3949,7 @@
       <w:pPr>
         <w:numPr>
           <w:ilvl w:val="0"/>
-          <w:numId w:val="13"/>
+          <w:numId w:val="16"/>
         </w:numPr>
         <w:ind w:left="720" w:hanging="360"/>
         <w:rPr>
@@ -2792,7 +3978,7 @@
       <w:pPr>
         <w:numPr>
           <w:ilvl w:val="0"/>
-          <w:numId w:val="13"/>
+          <w:numId w:val="16"/>
         </w:numPr>
         <w:ind w:left="720" w:hanging="360"/>
         <w:rPr>
@@ -2821,7 +4007,7 @@
       <w:pPr>
         <w:numPr>
           <w:ilvl w:val="0"/>
-          <w:numId w:val="13"/>
+          <w:numId w:val="16"/>
         </w:numPr>
         <w:ind w:left="720" w:hanging="360"/>
         <w:rPr>
@@ -2849,7 +4035,7 @@
       <w:pPr>
         <w:numPr>
           <w:ilvl w:val="0"/>
-          <w:numId w:val="7"/>
+          <w:numId w:val="9"/>
         </w:numPr>
         <w:ind w:left="720" w:hanging="360"/>
         <w:rPr>
@@ -3018,7 +4204,19 @@
     <w:lvl w:ilvl="0">
       <w:start w:val="1"/>
       <w:numFmt w:val="bullet"/>
-      <w:lvlText w:val="-"/>
+      <w:lvlText w:val="●"/>
+      <w:lvlJc w:val="left"/>
+      <w:pPr>
+        <w:ind w:left="720" w:hanging="360"/>
+      </w:pPr>
+      <w:rPr>
+        <w:u w:val="none"/>
+      </w:rPr>
+    </w:lvl>
+    <w:lvl w:ilvl="1">
+      <w:start w:val="1"/>
+      <w:numFmt w:val="bullet"/>
+      <w:lvlText w:val="○"/>
       <w:lvlJc w:val="left"/>
       <w:pPr>
         <w:ind w:left="1440" w:hanging="360"/>
@@ -3027,10 +4225,10 @@
         <w:u w:val="none"/>
       </w:rPr>
     </w:lvl>
-    <w:lvl w:ilvl="1">
-      <w:start w:val="1"/>
-      <w:numFmt w:val="bullet"/>
-      <w:lvlText w:val="-"/>
+    <w:lvl w:ilvl="2">
+      <w:start w:val="1"/>
+      <w:numFmt w:val="bullet"/>
+      <w:lvlText w:val="■"/>
       <w:lvlJc w:val="left"/>
       <w:pPr>
         <w:ind w:left="2160" w:hanging="360"/>
@@ -3039,10 +4237,10 @@
         <w:u w:val="none"/>
       </w:rPr>
     </w:lvl>
-    <w:lvl w:ilvl="2">
-      <w:start w:val="1"/>
-      <w:numFmt w:val="bullet"/>
-      <w:lvlText w:val="-"/>
+    <w:lvl w:ilvl="3">
+      <w:start w:val="1"/>
+      <w:numFmt w:val="bullet"/>
+      <w:lvlText w:val="●"/>
       <w:lvlJc w:val="left"/>
       <w:pPr>
         <w:ind w:left="2880" w:hanging="360"/>
@@ -3051,10 +4249,10 @@
         <w:u w:val="none"/>
       </w:rPr>
     </w:lvl>
-    <w:lvl w:ilvl="3">
-      <w:start w:val="1"/>
-      <w:numFmt w:val="bullet"/>
-      <w:lvlText w:val="-"/>
+    <w:lvl w:ilvl="4">
+      <w:start w:val="1"/>
+      <w:numFmt w:val="bullet"/>
+      <w:lvlText w:val="○"/>
       <w:lvlJc w:val="left"/>
       <w:pPr>
         <w:ind w:left="3600" w:hanging="360"/>
@@ -3063,10 +4261,10 @@
         <w:u w:val="none"/>
       </w:rPr>
     </w:lvl>
-    <w:lvl w:ilvl="4">
-      <w:start w:val="1"/>
-      <w:numFmt w:val="bullet"/>
-      <w:lvlText w:val="-"/>
+    <w:lvl w:ilvl="5">
+      <w:start w:val="1"/>
+      <w:numFmt w:val="bullet"/>
+      <w:lvlText w:val="■"/>
       <w:lvlJc w:val="left"/>
       <w:pPr>
         <w:ind w:left="4320" w:hanging="360"/>
@@ -3075,10 +4273,10 @@
         <w:u w:val="none"/>
       </w:rPr>
     </w:lvl>
-    <w:lvl w:ilvl="5">
-      <w:start w:val="1"/>
-      <w:numFmt w:val="bullet"/>
-      <w:lvlText w:val="-"/>
+    <w:lvl w:ilvl="6">
+      <w:start w:val="1"/>
+      <w:numFmt w:val="bullet"/>
+      <w:lvlText w:val="●"/>
       <w:lvlJc w:val="left"/>
       <w:pPr>
         <w:ind w:left="5040" w:hanging="360"/>
@@ -3087,10 +4285,10 @@
         <w:u w:val="none"/>
       </w:rPr>
     </w:lvl>
-    <w:lvl w:ilvl="6">
-      <w:start w:val="1"/>
-      <w:numFmt w:val="bullet"/>
-      <w:lvlText w:val="-"/>
+    <w:lvl w:ilvl="7">
+      <w:start w:val="1"/>
+      <w:numFmt w:val="bullet"/>
+      <w:lvlText w:val="○"/>
       <w:lvlJc w:val="left"/>
       <w:pPr>
         <w:ind w:left="5760" w:hanging="360"/>
@@ -3099,25 +4297,13 @@
         <w:u w:val="none"/>
       </w:rPr>
     </w:lvl>
-    <w:lvl w:ilvl="7">
-      <w:start w:val="1"/>
-      <w:numFmt w:val="bullet"/>
-      <w:lvlText w:val="-"/>
+    <w:lvl w:ilvl="8">
+      <w:start w:val="1"/>
+      <w:numFmt w:val="bullet"/>
+      <w:lvlText w:val="■"/>
       <w:lvlJc w:val="left"/>
       <w:pPr>
         <w:ind w:left="6480" w:hanging="360"/>
-      </w:pPr>
-      <w:rPr>
-        <w:u w:val="none"/>
-      </w:rPr>
-    </w:lvl>
-    <w:lvl w:ilvl="8">
-      <w:start w:val="1"/>
-      <w:numFmt w:val="bullet"/>
-      <w:lvlText w:val="-"/>
-      <w:lvlJc w:val="left"/>
-      <w:pPr>
-        <w:ind w:left="7200" w:hanging="360"/>
       </w:pPr>
       <w:rPr>
         <w:u w:val="none"/>
@@ -3128,10 +4314,10 @@
     <w:lvl w:ilvl="0">
       <w:start w:val="1"/>
       <w:numFmt w:val="bullet"/>
-      <w:lvlText w:val="●"/>
-      <w:lvlJc w:val="left"/>
-      <w:pPr>
-        <w:ind w:left="720" w:hanging="360"/>
+      <w:lvlText w:val="-"/>
+      <w:lvlJc w:val="left"/>
+      <w:pPr>
+        <w:ind w:left="1440" w:hanging="360"/>
       </w:pPr>
       <w:rPr>
         <w:u w:val="none"/>
@@ -3140,10 +4326,10 @@
     <w:lvl w:ilvl="1">
       <w:start w:val="1"/>
       <w:numFmt w:val="bullet"/>
-      <w:lvlText w:val="○"/>
-      <w:lvlJc w:val="left"/>
-      <w:pPr>
-        <w:ind w:left="1440" w:hanging="360"/>
+      <w:lvlText w:val="-"/>
+      <w:lvlJc w:val="left"/>
+      <w:pPr>
+        <w:ind w:left="2160" w:hanging="360"/>
       </w:pPr>
       <w:rPr>
         <w:u w:val="none"/>
@@ -3152,10 +4338,10 @@
     <w:lvl w:ilvl="2">
       <w:start w:val="1"/>
       <w:numFmt w:val="bullet"/>
-      <w:lvlText w:val="■"/>
-      <w:lvlJc w:val="left"/>
-      <w:pPr>
-        <w:ind w:left="2160" w:hanging="360"/>
+      <w:lvlText w:val="-"/>
+      <w:lvlJc w:val="left"/>
+      <w:pPr>
+        <w:ind w:left="2880" w:hanging="360"/>
       </w:pPr>
       <w:rPr>
         <w:u w:val="none"/>
@@ -3164,10 +4350,10 @@
     <w:lvl w:ilvl="3">
       <w:start w:val="1"/>
       <w:numFmt w:val="bullet"/>
-      <w:lvlText w:val="●"/>
-      <w:lvlJc w:val="left"/>
-      <w:pPr>
-        <w:ind w:left="2880" w:hanging="360"/>
+      <w:lvlText w:val="-"/>
+      <w:lvlJc w:val="left"/>
+      <w:pPr>
+        <w:ind w:left="3600" w:hanging="360"/>
       </w:pPr>
       <w:rPr>
         <w:u w:val="none"/>
@@ -3176,10 +4362,10 @@
     <w:lvl w:ilvl="4">
       <w:start w:val="1"/>
       <w:numFmt w:val="bullet"/>
-      <w:lvlText w:val="○"/>
-      <w:lvlJc w:val="left"/>
-      <w:pPr>
-        <w:ind w:left="3600" w:hanging="360"/>
+      <w:lvlText w:val="-"/>
+      <w:lvlJc w:val="left"/>
+      <w:pPr>
+        <w:ind w:left="4320" w:hanging="360"/>
       </w:pPr>
       <w:rPr>
         <w:u w:val="none"/>
@@ -3188,10 +4374,10 @@
     <w:lvl w:ilvl="5">
       <w:start w:val="1"/>
       <w:numFmt w:val="bullet"/>
-      <w:lvlText w:val="■"/>
-      <w:lvlJc w:val="left"/>
-      <w:pPr>
-        <w:ind w:left="4320" w:hanging="360"/>
+      <w:lvlText w:val="-"/>
+      <w:lvlJc w:val="left"/>
+      <w:pPr>
+        <w:ind w:left="5040" w:hanging="360"/>
       </w:pPr>
       <w:rPr>
         <w:u w:val="none"/>
@@ -3200,10 +4386,10 @@
     <w:lvl w:ilvl="6">
       <w:start w:val="1"/>
       <w:numFmt w:val="bullet"/>
-      <w:lvlText w:val="●"/>
-      <w:lvlJc w:val="left"/>
-      <w:pPr>
-        <w:ind w:left="5040" w:hanging="360"/>
+      <w:lvlText w:val="-"/>
+      <w:lvlJc w:val="left"/>
+      <w:pPr>
+        <w:ind w:left="5760" w:hanging="360"/>
       </w:pPr>
       <w:rPr>
         <w:u w:val="none"/>
@@ -3212,10 +4398,10 @@
     <w:lvl w:ilvl="7">
       <w:start w:val="1"/>
       <w:numFmt w:val="bullet"/>
-      <w:lvlText w:val="○"/>
-      <w:lvlJc w:val="left"/>
-      <w:pPr>
-        <w:ind w:left="5760" w:hanging="360"/>
+      <w:lvlText w:val="-"/>
+      <w:lvlJc w:val="left"/>
+      <w:pPr>
+        <w:ind w:left="6480" w:hanging="360"/>
       </w:pPr>
       <w:rPr>
         <w:u w:val="none"/>
@@ -3224,10 +4410,10 @@
     <w:lvl w:ilvl="8">
       <w:start w:val="1"/>
       <w:numFmt w:val="bullet"/>
-      <w:lvlText w:val="■"/>
-      <w:lvlJc w:val="left"/>
-      <w:pPr>
-        <w:ind w:left="6480" w:hanging="360"/>
+      <w:lvlText w:val="-"/>
+      <w:lvlJc w:val="left"/>
+      <w:pPr>
+        <w:ind w:left="7200" w:hanging="360"/>
       </w:pPr>
       <w:rPr>
         <w:u w:val="none"/>
@@ -4008,7 +5194,19 @@
     <w:lvl w:ilvl="0">
       <w:start w:val="1"/>
       <w:numFmt w:val="bullet"/>
-      <w:lvlText w:val="-"/>
+      <w:lvlText w:val="●"/>
+      <w:lvlJc w:val="left"/>
+      <w:pPr>
+        <w:ind w:left="720" w:hanging="360"/>
+      </w:pPr>
+      <w:rPr>
+        <w:u w:val="none"/>
+      </w:rPr>
+    </w:lvl>
+    <w:lvl w:ilvl="1">
+      <w:start w:val="1"/>
+      <w:numFmt w:val="bullet"/>
+      <w:lvlText w:val="○"/>
       <w:lvlJc w:val="left"/>
       <w:pPr>
         <w:ind w:left="1440" w:hanging="360"/>
@@ -4017,10 +5215,10 @@
         <w:u w:val="none"/>
       </w:rPr>
     </w:lvl>
-    <w:lvl w:ilvl="1">
-      <w:start w:val="1"/>
-      <w:numFmt w:val="bullet"/>
-      <w:lvlText w:val="-"/>
+    <w:lvl w:ilvl="2">
+      <w:start w:val="1"/>
+      <w:numFmt w:val="bullet"/>
+      <w:lvlText w:val="■"/>
       <w:lvlJc w:val="left"/>
       <w:pPr>
         <w:ind w:left="2160" w:hanging="360"/>
@@ -4029,10 +5227,10 @@
         <w:u w:val="none"/>
       </w:rPr>
     </w:lvl>
-    <w:lvl w:ilvl="2">
-      <w:start w:val="1"/>
-      <w:numFmt w:val="bullet"/>
-      <w:lvlText w:val="-"/>
+    <w:lvl w:ilvl="3">
+      <w:start w:val="1"/>
+      <w:numFmt w:val="bullet"/>
+      <w:lvlText w:val="●"/>
       <w:lvlJc w:val="left"/>
       <w:pPr>
         <w:ind w:left="2880" w:hanging="360"/>
@@ -4041,10 +5239,10 @@
         <w:u w:val="none"/>
       </w:rPr>
     </w:lvl>
-    <w:lvl w:ilvl="3">
-      <w:start w:val="1"/>
-      <w:numFmt w:val="bullet"/>
-      <w:lvlText w:val="-"/>
+    <w:lvl w:ilvl="4">
+      <w:start w:val="1"/>
+      <w:numFmt w:val="bullet"/>
+      <w:lvlText w:val="○"/>
       <w:lvlJc w:val="left"/>
       <w:pPr>
         <w:ind w:left="3600" w:hanging="360"/>
@@ -4053,10 +5251,10 @@
         <w:u w:val="none"/>
       </w:rPr>
     </w:lvl>
-    <w:lvl w:ilvl="4">
-      <w:start w:val="1"/>
-      <w:numFmt w:val="bullet"/>
-      <w:lvlText w:val="-"/>
+    <w:lvl w:ilvl="5">
+      <w:start w:val="1"/>
+      <w:numFmt w:val="bullet"/>
+      <w:lvlText w:val="■"/>
       <w:lvlJc w:val="left"/>
       <w:pPr>
         <w:ind w:left="4320" w:hanging="360"/>
@@ -4065,10 +5263,10 @@
         <w:u w:val="none"/>
       </w:rPr>
     </w:lvl>
-    <w:lvl w:ilvl="5">
-      <w:start w:val="1"/>
-      <w:numFmt w:val="bullet"/>
-      <w:lvlText w:val="-"/>
+    <w:lvl w:ilvl="6">
+      <w:start w:val="1"/>
+      <w:numFmt w:val="bullet"/>
+      <w:lvlText w:val="●"/>
       <w:lvlJc w:val="left"/>
       <w:pPr>
         <w:ind w:left="5040" w:hanging="360"/>
@@ -4077,10 +5275,10 @@
         <w:u w:val="none"/>
       </w:rPr>
     </w:lvl>
-    <w:lvl w:ilvl="6">
-      <w:start w:val="1"/>
-      <w:numFmt w:val="bullet"/>
-      <w:lvlText w:val="-"/>
+    <w:lvl w:ilvl="7">
+      <w:start w:val="1"/>
+      <w:numFmt w:val="bullet"/>
+      <w:lvlText w:val="○"/>
       <w:lvlJc w:val="left"/>
       <w:pPr>
         <w:ind w:left="5760" w:hanging="360"/>
@@ -4089,25 +5287,13 @@
         <w:u w:val="none"/>
       </w:rPr>
     </w:lvl>
-    <w:lvl w:ilvl="7">
-      <w:start w:val="1"/>
-      <w:numFmt w:val="bullet"/>
-      <w:lvlText w:val="-"/>
+    <w:lvl w:ilvl="8">
+      <w:start w:val="1"/>
+      <w:numFmt w:val="bullet"/>
+      <w:lvlText w:val="■"/>
       <w:lvlJc w:val="left"/>
       <w:pPr>
         <w:ind w:left="6480" w:hanging="360"/>
-      </w:pPr>
-      <w:rPr>
-        <w:u w:val="none"/>
-      </w:rPr>
-    </w:lvl>
-    <w:lvl w:ilvl="8">
-      <w:start w:val="1"/>
-      <w:numFmt w:val="bullet"/>
-      <w:lvlText w:val="-"/>
-      <w:lvlJc w:val="left"/>
-      <w:pPr>
-        <w:ind w:left="7200" w:hanging="360"/>
       </w:pPr>
       <w:rPr>
         <w:u w:val="none"/>
@@ -4225,6 +5411,336 @@
     </w:lvl>
   </w:abstractNum>
   <w:abstractNum w:abstractNumId="13">
+    <w:lvl w:ilvl="0">
+      <w:start w:val="1"/>
+      <w:numFmt w:val="bullet"/>
+      <w:lvlText w:val="●"/>
+      <w:lvlJc w:val="left"/>
+      <w:pPr>
+        <w:ind w:left="720" w:hanging="360"/>
+      </w:pPr>
+      <w:rPr>
+        <w:u w:val="none"/>
+      </w:rPr>
+    </w:lvl>
+    <w:lvl w:ilvl="1">
+      <w:start w:val="1"/>
+      <w:numFmt w:val="bullet"/>
+      <w:lvlText w:val="○"/>
+      <w:lvlJc w:val="left"/>
+      <w:pPr>
+        <w:ind w:left="1440" w:hanging="360"/>
+      </w:pPr>
+      <w:rPr>
+        <w:u w:val="none"/>
+      </w:rPr>
+    </w:lvl>
+    <w:lvl w:ilvl="2">
+      <w:start w:val="1"/>
+      <w:numFmt w:val="bullet"/>
+      <w:lvlText w:val="■"/>
+      <w:lvlJc w:val="left"/>
+      <w:pPr>
+        <w:ind w:left="2160" w:hanging="360"/>
+      </w:pPr>
+      <w:rPr>
+        <w:u w:val="none"/>
+      </w:rPr>
+    </w:lvl>
+    <w:lvl w:ilvl="3">
+      <w:start w:val="1"/>
+      <w:numFmt w:val="bullet"/>
+      <w:lvlText w:val="●"/>
+      <w:lvlJc w:val="left"/>
+      <w:pPr>
+        <w:ind w:left="2880" w:hanging="360"/>
+      </w:pPr>
+      <w:rPr>
+        <w:u w:val="none"/>
+      </w:rPr>
+    </w:lvl>
+    <w:lvl w:ilvl="4">
+      <w:start w:val="1"/>
+      <w:numFmt w:val="bullet"/>
+      <w:lvlText w:val="○"/>
+      <w:lvlJc w:val="left"/>
+      <w:pPr>
+        <w:ind w:left="3600" w:hanging="360"/>
+      </w:pPr>
+      <w:rPr>
+        <w:u w:val="none"/>
+      </w:rPr>
+    </w:lvl>
+    <w:lvl w:ilvl="5">
+      <w:start w:val="1"/>
+      <w:numFmt w:val="bullet"/>
+      <w:lvlText w:val="■"/>
+      <w:lvlJc w:val="left"/>
+      <w:pPr>
+        <w:ind w:left="4320" w:hanging="360"/>
+      </w:pPr>
+      <w:rPr>
+        <w:u w:val="none"/>
+      </w:rPr>
+    </w:lvl>
+    <w:lvl w:ilvl="6">
+      <w:start w:val="1"/>
+      <w:numFmt w:val="bullet"/>
+      <w:lvlText w:val="●"/>
+      <w:lvlJc w:val="left"/>
+      <w:pPr>
+        <w:ind w:left="5040" w:hanging="360"/>
+      </w:pPr>
+      <w:rPr>
+        <w:u w:val="none"/>
+      </w:rPr>
+    </w:lvl>
+    <w:lvl w:ilvl="7">
+      <w:start w:val="1"/>
+      <w:numFmt w:val="bullet"/>
+      <w:lvlText w:val="○"/>
+      <w:lvlJc w:val="left"/>
+      <w:pPr>
+        <w:ind w:left="5760" w:hanging="360"/>
+      </w:pPr>
+      <w:rPr>
+        <w:u w:val="none"/>
+      </w:rPr>
+    </w:lvl>
+    <w:lvl w:ilvl="8">
+      <w:start w:val="1"/>
+      <w:numFmt w:val="bullet"/>
+      <w:lvlText w:val="■"/>
+      <w:lvlJc w:val="left"/>
+      <w:pPr>
+        <w:ind w:left="6480" w:hanging="360"/>
+      </w:pPr>
+      <w:rPr>
+        <w:u w:val="none"/>
+      </w:rPr>
+    </w:lvl>
+  </w:abstractNum>
+  <w:abstractNum w:abstractNumId="14">
+    <w:lvl w:ilvl="0">
+      <w:start w:val="1"/>
+      <w:numFmt w:val="bullet"/>
+      <w:lvlText w:val="-"/>
+      <w:lvlJc w:val="left"/>
+      <w:pPr>
+        <w:ind w:left="1440" w:hanging="360"/>
+      </w:pPr>
+      <w:rPr>
+        <w:u w:val="none"/>
+      </w:rPr>
+    </w:lvl>
+    <w:lvl w:ilvl="1">
+      <w:start w:val="1"/>
+      <w:numFmt w:val="bullet"/>
+      <w:lvlText w:val="-"/>
+      <w:lvlJc w:val="left"/>
+      <w:pPr>
+        <w:ind w:left="2160" w:hanging="360"/>
+      </w:pPr>
+      <w:rPr>
+        <w:u w:val="none"/>
+      </w:rPr>
+    </w:lvl>
+    <w:lvl w:ilvl="2">
+      <w:start w:val="1"/>
+      <w:numFmt w:val="bullet"/>
+      <w:lvlText w:val="-"/>
+      <w:lvlJc w:val="left"/>
+      <w:pPr>
+        <w:ind w:left="2880" w:hanging="360"/>
+      </w:pPr>
+      <w:rPr>
+        <w:u w:val="none"/>
+      </w:rPr>
+    </w:lvl>
+    <w:lvl w:ilvl="3">
+      <w:start w:val="1"/>
+      <w:numFmt w:val="bullet"/>
+      <w:lvlText w:val="-"/>
+      <w:lvlJc w:val="left"/>
+      <w:pPr>
+        <w:ind w:left="3600" w:hanging="360"/>
+      </w:pPr>
+      <w:rPr>
+        <w:u w:val="none"/>
+      </w:rPr>
+    </w:lvl>
+    <w:lvl w:ilvl="4">
+      <w:start w:val="1"/>
+      <w:numFmt w:val="bullet"/>
+      <w:lvlText w:val="-"/>
+      <w:lvlJc w:val="left"/>
+      <w:pPr>
+        <w:ind w:left="4320" w:hanging="360"/>
+      </w:pPr>
+      <w:rPr>
+        <w:u w:val="none"/>
+      </w:rPr>
+    </w:lvl>
+    <w:lvl w:ilvl="5">
+      <w:start w:val="1"/>
+      <w:numFmt w:val="bullet"/>
+      <w:lvlText w:val="-"/>
+      <w:lvlJc w:val="left"/>
+      <w:pPr>
+        <w:ind w:left="5040" w:hanging="360"/>
+      </w:pPr>
+      <w:rPr>
+        <w:u w:val="none"/>
+      </w:rPr>
+    </w:lvl>
+    <w:lvl w:ilvl="6">
+      <w:start w:val="1"/>
+      <w:numFmt w:val="bullet"/>
+      <w:lvlText w:val="-"/>
+      <w:lvlJc w:val="left"/>
+      <w:pPr>
+        <w:ind w:left="5760" w:hanging="360"/>
+      </w:pPr>
+      <w:rPr>
+        <w:u w:val="none"/>
+      </w:rPr>
+    </w:lvl>
+    <w:lvl w:ilvl="7">
+      <w:start w:val="1"/>
+      <w:numFmt w:val="bullet"/>
+      <w:lvlText w:val="-"/>
+      <w:lvlJc w:val="left"/>
+      <w:pPr>
+        <w:ind w:left="6480" w:hanging="360"/>
+      </w:pPr>
+      <w:rPr>
+        <w:u w:val="none"/>
+      </w:rPr>
+    </w:lvl>
+    <w:lvl w:ilvl="8">
+      <w:start w:val="1"/>
+      <w:numFmt w:val="bullet"/>
+      <w:lvlText w:val="-"/>
+      <w:lvlJc w:val="left"/>
+      <w:pPr>
+        <w:ind w:left="7200" w:hanging="360"/>
+      </w:pPr>
+      <w:rPr>
+        <w:u w:val="none"/>
+      </w:rPr>
+    </w:lvl>
+  </w:abstractNum>
+  <w:abstractNum w:abstractNumId="15">
+    <w:lvl w:ilvl="0">
+      <w:start w:val="1"/>
+      <w:numFmt w:val="bullet"/>
+      <w:lvlText w:val="●"/>
+      <w:lvlJc w:val="left"/>
+      <w:pPr>
+        <w:ind w:left="720" w:hanging="360"/>
+      </w:pPr>
+      <w:rPr>
+        <w:u w:val="none"/>
+      </w:rPr>
+    </w:lvl>
+    <w:lvl w:ilvl="1">
+      <w:start w:val="1"/>
+      <w:numFmt w:val="bullet"/>
+      <w:lvlText w:val="○"/>
+      <w:lvlJc w:val="left"/>
+      <w:pPr>
+        <w:ind w:left="1440" w:hanging="360"/>
+      </w:pPr>
+      <w:rPr>
+        <w:u w:val="none"/>
+      </w:rPr>
+    </w:lvl>
+    <w:lvl w:ilvl="2">
+      <w:start w:val="1"/>
+      <w:numFmt w:val="bullet"/>
+      <w:lvlText w:val="■"/>
+      <w:lvlJc w:val="left"/>
+      <w:pPr>
+        <w:ind w:left="2160" w:hanging="360"/>
+      </w:pPr>
+      <w:rPr>
+        <w:u w:val="none"/>
+      </w:rPr>
+    </w:lvl>
+    <w:lvl w:ilvl="3">
+      <w:start w:val="1"/>
+      <w:numFmt w:val="bullet"/>
+      <w:lvlText w:val="●"/>
+      <w:lvlJc w:val="left"/>
+      <w:pPr>
+        <w:ind w:left="2880" w:hanging="360"/>
+      </w:pPr>
+      <w:rPr>
+        <w:u w:val="none"/>
+      </w:rPr>
+    </w:lvl>
+    <w:lvl w:ilvl="4">
+      <w:start w:val="1"/>
+      <w:numFmt w:val="bullet"/>
+      <w:lvlText w:val="○"/>
+      <w:lvlJc w:val="left"/>
+      <w:pPr>
+        <w:ind w:left="3600" w:hanging="360"/>
+      </w:pPr>
+      <w:rPr>
+        <w:u w:val="none"/>
+      </w:rPr>
+    </w:lvl>
+    <w:lvl w:ilvl="5">
+      <w:start w:val="1"/>
+      <w:numFmt w:val="bullet"/>
+      <w:lvlText w:val="■"/>
+      <w:lvlJc w:val="left"/>
+      <w:pPr>
+        <w:ind w:left="4320" w:hanging="360"/>
+      </w:pPr>
+      <w:rPr>
+        <w:u w:val="none"/>
+      </w:rPr>
+    </w:lvl>
+    <w:lvl w:ilvl="6">
+      <w:start w:val="1"/>
+      <w:numFmt w:val="bullet"/>
+      <w:lvlText w:val="●"/>
+      <w:lvlJc w:val="left"/>
+      <w:pPr>
+        <w:ind w:left="5040" w:hanging="360"/>
+      </w:pPr>
+      <w:rPr>
+        <w:u w:val="none"/>
+      </w:rPr>
+    </w:lvl>
+    <w:lvl w:ilvl="7">
+      <w:start w:val="1"/>
+      <w:numFmt w:val="bullet"/>
+      <w:lvlText w:val="○"/>
+      <w:lvlJc w:val="left"/>
+      <w:pPr>
+        <w:ind w:left="5760" w:hanging="360"/>
+      </w:pPr>
+      <w:rPr>
+        <w:u w:val="none"/>
+      </w:rPr>
+    </w:lvl>
+    <w:lvl w:ilvl="8">
+      <w:start w:val="1"/>
+      <w:numFmt w:val="bullet"/>
+      <w:lvlText w:val="■"/>
+      <w:lvlJc w:val="left"/>
+      <w:pPr>
+        <w:ind w:left="6480" w:hanging="360"/>
+      </w:pPr>
+      <w:rPr>
+        <w:u w:val="none"/>
+      </w:rPr>
+    </w:lvl>
+  </w:abstractNum>
+  <w:abstractNum w:abstractNumId="16">
     <w:lvl w:ilvl="0">
       <w:start w:val="1"/>
       <w:numFmt w:val="bullet"/>
@@ -4372,6 +5888,15 @@
   </w:num>
   <w:num w:numId="13">
     <w:abstractNumId w:val="13"/>
+  </w:num>
+  <w:num w:numId="14">
+    <w:abstractNumId w:val="14"/>
+  </w:num>
+  <w:num w:numId="15">
+    <w:abstractNumId w:val="15"/>
+  </w:num>
+  <w:num w:numId="16">
+    <w:abstractNumId w:val="16"/>
   </w:num>
 </w:numbering>
 </file>

--- a/Devoluciones Presentaciones_Kairos_NexTech.docx
+++ b/Devoluciones Presentaciones_Kairos_NexTech.docx
@@ -94,7 +94,76 @@
         <w:rPr>
           <w:rtl w:val="0"/>
         </w:rPr>
-        <w:t xml:space="preserve">…</w:t>
+        <w:t xml:space="preserve">El software, en el registro de tiempos por cronómetro, quizás el “stop” puede conducir a confusión ya que uno puede interpretar que involucra una cancelación, es decir, no saber si se va a guardar.</w:t>
+      </w:r>
+    </w:p>
+    <w:p>
+      <w:pPr>
+        <w:numPr>
+          <w:ilvl w:val="0"/>
+          <w:numId w:val="2"/>
+        </w:numPr>
+        <w:ind w:left="720" w:hanging="360"/>
+        <w:jc w:val="both"/>
+        <w:rPr>
+          <w:u w:val="none"/>
+        </w:rPr>
+      </w:pPr>
+      <w:r>
+        <w:rPr>
+          <w:rtl w:val="0"/>
+        </w:rPr>
+        <w:t xml:space="preserve">Está bien que mostremos objetivos cumplidos y no cumplidos durante la iteración, pero estaría bueno ver las tareas en particular que fueron cumplidas o cuando, como hacen los chicos de codevit.</w:t>
+      </w:r>
+    </w:p>
+    <w:p>
+      <w:pPr>
+        <w:numPr>
+          <w:ilvl w:val="0"/>
+          <w:numId w:val="2"/>
+        </w:numPr>
+        <w:ind w:left="720" w:hanging="360"/>
+        <w:jc w:val="both"/>
+        <w:rPr>
+          <w:u w:val="none"/>
+        </w:rPr>
+      </w:pPr>
+      <w:r>
+        <w:rPr>
+          <w:rtl w:val="0"/>
+        </w:rPr>
+        <w:t xml:space="preserve">Hubo un error que saltó pero no a través de un caso de prueba, tenerlo en cuenta.</w:t>
+      </w:r>
+    </w:p>
+    <w:p>
+      <w:pPr>
+        <w:numPr>
+          <w:ilvl w:val="0"/>
+          <w:numId w:val="2"/>
+        </w:numPr>
+        <w:ind w:left="720" w:hanging="360"/>
+        <w:jc w:val="both"/>
+        <w:rPr>
+          <w:u w:val="none"/>
+        </w:rPr>
+      </w:pPr>
+      <w:r>
+        <w:rPr>
+          <w:rtl w:val="0"/>
+        </w:rPr>
+        <w:t xml:space="preserve">No está siendo efectiva la forma de representar los riesgos. No entendí bien por qué.</w:t>
+      </w:r>
+    </w:p>
+    <w:p>
+      <w:pPr>
+        <w:ind w:left="0" w:firstLine="0"/>
+        <w:jc w:val="both"/>
+        <w:rPr/>
+      </w:pPr>
+      <w:r>
+        <w:rPr>
+          <w:rtl w:val="0"/>
+        </w:rPr>
       </w:r>
     </w:p>
     <w:p>

--- a/Devoluciones Presentaciones_Kairos_NexTech.docx
+++ b/Devoluciones Presentaciones_Kairos_NexTech.docx
@@ -53,117 +53,45 @@
         <w:rPr>
           <w:rtl w:val="0"/>
         </w:rPr>
-      </w:r>
-    </w:p>
-    <w:p>
-      <w:pPr>
-        <w:jc w:val="both"/>
-        <w:rPr/>
-      </w:pPr>
-      <w:r>
-        <w:rPr>
-          <w:rtl w:val="0"/>
-        </w:rPr>
-        <w:t xml:space="preserve">28/10/25 Implementación de primera tanda de CU. Ejecución de Casos de Prueba. Cierre de Iteración. Plan de etapa de Construcción Iteración 2, estimación y Gestión de Riesgos.</w:t>
-      </w:r>
-    </w:p>
-    <w:p>
-      <w:pPr>
-        <w:jc w:val="both"/>
-        <w:rPr/>
-      </w:pPr>
-      <w:r>
-        <w:rPr>
-          <w:rtl w:val="0"/>
-        </w:rPr>
-      </w:r>
-    </w:p>
-    <w:p>
-      <w:pPr>
-        <w:numPr>
-          <w:ilvl w:val="0"/>
-          <w:numId w:val="2"/>
-        </w:numPr>
-        <w:ind w:left="720" w:hanging="360"/>
-        <w:jc w:val="both"/>
-        <w:rPr>
-          <w:u w:val="none"/>
-        </w:rPr>
-      </w:pPr>
-      <w:r>
-        <w:rPr>
-          <w:rtl w:val="0"/>
-        </w:rPr>
-        <w:t xml:space="preserve">El software, en el registro de tiempos por cronómetro, quizás el “stop” puede conducir a confusión ya que uno puede interpretar que involucra una cancelación, es decir, no saber si se va a guardar.</w:t>
-      </w:r>
-    </w:p>
-    <w:p>
-      <w:pPr>
-        <w:numPr>
-          <w:ilvl w:val="0"/>
-          <w:numId w:val="2"/>
-        </w:numPr>
-        <w:ind w:left="720" w:hanging="360"/>
-        <w:jc w:val="both"/>
-        <w:rPr>
-          <w:u w:val="none"/>
-        </w:rPr>
-      </w:pPr>
-      <w:r>
-        <w:rPr>
-          <w:rtl w:val="0"/>
-        </w:rPr>
-        <w:t xml:space="preserve">Está bien que mostremos objetivos cumplidos y no cumplidos durante la iteración, pero estaría bueno ver las tareas en particular que fueron cumplidas o cuando, como hacen los chicos de codevit.</w:t>
-      </w:r>
-    </w:p>
-    <w:p>
-      <w:pPr>
-        <w:numPr>
-          <w:ilvl w:val="0"/>
-          <w:numId w:val="2"/>
-        </w:numPr>
-        <w:ind w:left="720" w:hanging="360"/>
-        <w:jc w:val="both"/>
-        <w:rPr>
-          <w:u w:val="none"/>
-        </w:rPr>
-      </w:pPr>
-      <w:r>
-        <w:rPr>
-          <w:rtl w:val="0"/>
-        </w:rPr>
-        <w:t xml:space="preserve">Hubo un error que saltó pero no a través de un caso de prueba, tenerlo en cuenta.</w:t>
-      </w:r>
-    </w:p>
-    <w:p>
-      <w:pPr>
-        <w:numPr>
-          <w:ilvl w:val="0"/>
-          <w:numId w:val="2"/>
-        </w:numPr>
-        <w:ind w:left="720" w:hanging="360"/>
-        <w:jc w:val="both"/>
-        <w:rPr>
-          <w:u w:val="none"/>
-        </w:rPr>
-      </w:pPr>
-      <w:r>
-        <w:rPr>
-          <w:rtl w:val="0"/>
-        </w:rPr>
-        <w:t xml:space="preserve">No está siendo efectiva la forma de representar los riesgos. No entendí bien por qué.</w:t>
-      </w:r>
-    </w:p>
-    <w:p>
-      <w:pPr>
-        <w:ind w:left="0" w:firstLine="0"/>
-        <w:jc w:val="both"/>
-        <w:rPr/>
-      </w:pPr>
-      <w:r>
-        <w:rPr>
-          <w:rtl w:val="0"/>
-        </w:rPr>
+        <w:t xml:space="preserve">31/11/25 Priorización casos de uso tanda 2</w:t>
+      </w:r>
+    </w:p>
+    <w:p>
+      <w:pPr>
+        <w:numPr>
+          <w:ilvl w:val="0"/>
+          <w:numId w:val="1"/>
+        </w:numPr>
+        <w:ind w:left="720" w:hanging="360"/>
+        <w:jc w:val="both"/>
+        <w:rPr>
+          <w:u w:val="none"/>
+        </w:rPr>
+      </w:pPr>
+      <w:r>
+        <w:rPr>
+          <w:rtl w:val="0"/>
+        </w:rPr>
+        <w:t xml:space="preserve">literalmente nada, no había mucho para presentar tampoco. Solo dijeron al principio de la clase que el tema de 1. la estimación que no había podido comparar la actual con la anterior porque la plantilla era la misma o sea ya lo habíamos corregido, y 2. no se vio en la planificación las tareas correspondientes a los planes de mitigación para los riesgos.</w:t>
+      </w:r>
+    </w:p>
+    <w:p>
+      <w:pPr>
+        <w:numPr>
+          <w:ilvl w:val="0"/>
+          <w:numId w:val="1"/>
+        </w:numPr>
+        <w:ind w:left="720" w:hanging="360"/>
+        <w:jc w:val="both"/>
+        <w:rPr>
+          <w:u w:val="none"/>
+        </w:rPr>
+      </w:pPr>
+      <w:r>
+        <w:rPr>
+          <w:rtl w:val="0"/>
+        </w:rPr>
+        <w:t xml:space="preserve">IMPORTANTE: hoy hicimos el ejercicio de calcular las horas hombre por PCU ajustado en clase. El cálculo que realizamos fue: sumamos el total de horas registradas de todos los casos de uso que ya implementamos, y en esa suma incluimos la ejecución de los casos de prueba, esto nos dio un total de 67 horas. Tomamos en cuenta también los puntos de caso de uso ajustados por cada uno de esos casos de uso que ya están implementados hasta la fecha (01 iniciar sesión, 09 crear tarea, 12 estimar tarea y 20 registrar tiempo por cronómetro), que son un total de 43.1 PCU ajustados. Dividiendo las horas por los PCUa obtuvimos un total de 1,55. Este valor representalas hh x pcu y estaría bueno que lo agreguemos en la próxima estimación y que tmb tengamos en cuenta cómo fluctúa esto para la memoria.</w:t>
       </w:r>
     </w:p>
     <w:p>
@@ -217,173 +145,106 @@
         <w:rPr>
           <w:rtl w:val="0"/>
         </w:rPr>
-        <w:t xml:space="preserve">24/10/25 Especificación de CU a implementar I</w:t>
-      </w:r>
-    </w:p>
-    <w:p>
-      <w:pPr>
-        <w:jc w:val="both"/>
-        <w:rPr/>
-      </w:pPr>
-      <w:r>
-        <w:rPr>
-          <w:rtl w:val="0"/>
-        </w:rPr>
-      </w:r>
-    </w:p>
-    <w:p>
-      <w:pPr>
-        <w:numPr>
-          <w:ilvl w:val="0"/>
-          <w:numId w:val="12"/>
-        </w:numPr>
-        <w:ind w:left="720" w:hanging="360"/>
-        <w:jc w:val="both"/>
-        <w:rPr>
-          <w:u w:val="none"/>
-        </w:rPr>
-      </w:pPr>
-      <w:r>
-        <w:rPr>
-          <w:rtl w:val="0"/>
-        </w:rPr>
-        <w:t xml:space="preserve">Tomar la idea del grupo anterior: listado de casos de uso implementados/no implementados, además de mostrar el diagrama con los CU hechos pintaditos.</w:t>
-      </w:r>
-    </w:p>
-    <w:p>
-      <w:pPr>
-        <w:ind w:left="720" w:firstLine="0"/>
-        <w:jc w:val="both"/>
-        <w:rPr/>
-      </w:pPr>
-      <w:r>
-        <w:rPr>
-          <w:rtl w:val="0"/>
-        </w:rPr>
-      </w:r>
-    </w:p>
-    <w:p>
-      <w:pPr>
-        <w:numPr>
-          <w:ilvl w:val="0"/>
-          <w:numId w:val="12"/>
-        </w:numPr>
-        <w:ind w:left="720" w:hanging="360"/>
-        <w:jc w:val="both"/>
-        <w:rPr>
-          <w:u w:val="none"/>
-        </w:rPr>
-      </w:pPr>
-      <w:r>
-        <w:rPr>
-          <w:rtl w:val="0"/>
-        </w:rPr>
-        <w:t xml:space="preserve">Se ve poca o nula variedad en los tipos de prueba. </w:t>
-      </w:r>
-    </w:p>
-    <w:p>
-      <w:pPr>
-        <w:ind w:left="720" w:firstLine="0"/>
-        <w:jc w:val="both"/>
-        <w:rPr/>
-      </w:pPr>
-      <w:r>
-        <w:rPr>
-          <w:rtl w:val="0"/>
-        </w:rPr>
-      </w:r>
-    </w:p>
-    <w:p>
-      <w:pPr>
-        <w:numPr>
-          <w:ilvl w:val="0"/>
-          <w:numId w:val="12"/>
-        </w:numPr>
-        <w:ind w:left="720" w:hanging="360"/>
-        <w:jc w:val="both"/>
-        <w:rPr>
-          <w:u w:val="none"/>
-        </w:rPr>
-      </w:pPr>
-      <w:r>
-        <w:rPr>
-          <w:rtl w:val="0"/>
-        </w:rPr>
-        <w:t xml:space="preserve">Literalmente no corrigieron nada más, no se asusten.</w:t>
-      </w:r>
-    </w:p>
-    <w:p>
-      <w:pPr>
-        <w:ind w:left="720" w:firstLine="0"/>
-        <w:jc w:val="both"/>
-        <w:rPr/>
-      </w:pPr>
-      <w:r>
-        <w:rPr>
-          <w:rtl w:val="0"/>
-        </w:rPr>
-      </w:r>
-    </w:p>
-    <w:p>
-      <w:pPr>
-        <w:numPr>
-          <w:ilvl w:val="0"/>
-          <w:numId w:val="12"/>
-        </w:numPr>
-        <w:ind w:left="720" w:hanging="360"/>
-        <w:jc w:val="both"/>
-        <w:rPr>
-          <w:u w:val="none"/>
-        </w:rPr>
-      </w:pPr>
-      <w:r>
-        <w:rPr>
-          <w:rtl w:val="0"/>
-        </w:rPr>
-        <w:t xml:space="preserve">Después también habló de que para la próxima clase ya deberíamos poder hacer la diapositiva de los casos de prueba. Las pruebas detectan errores y después se corrigen. Posteriormente, deben hacerse pruebas de nuevo sobre las correcciones aplicadas. Esto supongo que debe quedar reflejado en la diapositiva. También hay que tener en cuenta la efectividad de las pruebas. Por ejemplo, no hacer muchas pruebas sabiendo que el resultado será correcto. Con respecto a esto, hay que tener en cuenta también que las pruebas más importantes son las que (1ro) rompen o intentan romper el sistema, y (2do) de no romperlo, el resultado obtenido no es el esperado. Además tenemos que especificar qué tipo de prueba hicimos.</w:t>
-      </w:r>
-    </w:p>
-    <w:p>
-      <w:pPr>
-        <w:ind w:left="720" w:firstLine="0"/>
-        <w:jc w:val="both"/>
-        <w:rPr/>
-      </w:pPr>
-      <w:r>
-        <w:rPr>
-          <w:rtl w:val="0"/>
-        </w:rPr>
-      </w:r>
-    </w:p>
-    <w:p>
-      <w:pPr>
-        <w:numPr>
-          <w:ilvl w:val="0"/>
-          <w:numId w:val="12"/>
-        </w:numPr>
-        <w:ind w:left="720" w:hanging="360"/>
-        <w:jc w:val="both"/>
-        <w:rPr>
-          <w:u w:val="none"/>
-        </w:rPr>
-      </w:pPr>
-      <w:r>
-        <w:rPr>
-          <w:rtl w:val="0"/>
-        </w:rPr>
-        <w:t xml:space="preserve"> Además, Karim reitera que estaría bueno que dichas pruebas </w:t>
-      </w:r>
-      <w:r>
-        <w:rPr>
-          <w:rtl w:val="0"/>
-        </w:rPr>
-        <w:t xml:space="preserve">estén</w:t>
-      </w:r>
-      <w:r>
-        <w:rPr>
-          <w:rtl w:val="0"/>
-        </w:rPr>
-        <w:t xml:space="preserve"> automatizadas.</w:t>
+        <w:t xml:space="preserve">28/10/25 Implementación de primera tanda de CU. Ejecución de Casos de Prueba. Cierre de Iteración. Plan de etapa de Construcción Iteración 2, estimación y Gestión de Riesgos.</w:t>
+      </w:r>
+    </w:p>
+    <w:p>
+      <w:pPr>
+        <w:jc w:val="both"/>
+        <w:rPr/>
+      </w:pPr>
+      <w:r>
+        <w:rPr>
+          <w:rtl w:val="0"/>
+        </w:rPr>
+      </w:r>
+    </w:p>
+    <w:p>
+      <w:pPr>
+        <w:numPr>
+          <w:ilvl w:val="0"/>
+          <w:numId w:val="3"/>
+        </w:numPr>
+        <w:ind w:left="720" w:hanging="360"/>
+        <w:jc w:val="both"/>
+        <w:rPr>
+          <w:u w:val="none"/>
+        </w:rPr>
+      </w:pPr>
+      <w:r>
+        <w:rPr>
+          <w:rtl w:val="0"/>
+        </w:rPr>
+        <w:t xml:space="preserve">El software, en el registro de tiempos por cronómetro, quizás el “stop” puede conducir a confusión ya que uno puede interpretar que involucra una cancelación, es decir, no saber si se va a guardar.</w:t>
+      </w:r>
+    </w:p>
+    <w:p>
+      <w:pPr>
+        <w:numPr>
+          <w:ilvl w:val="0"/>
+          <w:numId w:val="3"/>
+        </w:numPr>
+        <w:ind w:left="720" w:hanging="360"/>
+        <w:jc w:val="both"/>
+        <w:rPr>
+          <w:u w:val="none"/>
+        </w:rPr>
+      </w:pPr>
+      <w:r>
+        <w:rPr>
+          <w:rtl w:val="0"/>
+        </w:rPr>
+        <w:t xml:space="preserve">Está bien que mostremos objetivos cumplidos y no cumplidos durante la iteración, pero estaría bueno ver las tareas en particular que fueron cumplidas o cuando, como hacen los chicos de codevit.</w:t>
+      </w:r>
+    </w:p>
+    <w:p>
+      <w:pPr>
+        <w:numPr>
+          <w:ilvl w:val="0"/>
+          <w:numId w:val="3"/>
+        </w:numPr>
+        <w:ind w:left="720" w:hanging="360"/>
+        <w:jc w:val="both"/>
+        <w:rPr>
+          <w:u w:val="none"/>
+        </w:rPr>
+      </w:pPr>
+      <w:r>
+        <w:rPr>
+          <w:rtl w:val="0"/>
+        </w:rPr>
+        <w:t xml:space="preserve">Hubo un error que saltó pero no a través de un caso de prueba, tenerlo en cuenta.</w:t>
+      </w:r>
+    </w:p>
+    <w:p>
+      <w:pPr>
+        <w:numPr>
+          <w:ilvl w:val="0"/>
+          <w:numId w:val="3"/>
+        </w:numPr>
+        <w:ind w:left="720" w:hanging="360"/>
+        <w:jc w:val="both"/>
+        <w:rPr>
+          <w:u w:val="none"/>
+        </w:rPr>
+      </w:pPr>
+      <w:r>
+        <w:rPr>
+          <w:rtl w:val="0"/>
+        </w:rPr>
+        <w:t xml:space="preserve">No está siendo efectiva la forma de representar los riesgos. No entendí bien por qué.</w:t>
+      </w:r>
+    </w:p>
+    <w:p>
+      <w:pPr>
+        <w:ind w:left="0" w:firstLine="0"/>
+        <w:jc w:val="both"/>
+        <w:rPr/>
+      </w:pPr>
+      <w:r>
+        <w:rPr>
+          <w:rtl w:val="0"/>
+        </w:rPr>
       </w:r>
     </w:p>
     <w:p>
@@ -437,398 +298,173 @@
         <w:rPr>
           <w:rtl w:val="0"/>
         </w:rPr>
-        <w:t xml:space="preserve">21/10/25 Priorización primera tanda de CU a implementar</w:t>
-      </w:r>
-    </w:p>
-    <w:p>
-      <w:pPr>
-        <w:jc w:val="both"/>
-        <w:rPr/>
-      </w:pPr>
-      <w:r>
-        <w:rPr>
-          <w:rtl w:val="0"/>
-        </w:rPr>
-      </w:r>
-    </w:p>
-    <w:p>
-      <w:pPr>
-        <w:numPr>
-          <w:ilvl w:val="0"/>
-          <w:numId w:val="1"/>
-        </w:numPr>
-        <w:ind w:left="720" w:hanging="360"/>
-        <w:jc w:val="both"/>
-        <w:rPr>
-          <w:u w:val="none"/>
-        </w:rPr>
-      </w:pPr>
-      <w:r>
-        <w:rPr>
-          <w:rtl w:val="0"/>
-        </w:rPr>
-        <w:t xml:space="preserve">(Principio de la clase, en general, para todos) Nos cagaron a pedo por tres cosas: </w:t>
-      </w:r>
-    </w:p>
-    <w:p>
-      <w:pPr>
-        <w:numPr>
-          <w:ilvl w:val="0"/>
-          <w:numId w:val="14"/>
-        </w:numPr>
-        <w:ind w:left="1440" w:hanging="360"/>
-        <w:jc w:val="both"/>
-        <w:rPr>
-          <w:u w:val="none"/>
-        </w:rPr>
-      </w:pPr>
-      <w:r>
-        <w:rPr>
-          <w:rtl w:val="0"/>
-        </w:rPr>
-        <w:t xml:space="preserve">Estimación: lo que dice en el mail.</w:t>
-      </w:r>
-    </w:p>
-    <w:p>
-      <w:pPr>
-        <w:numPr>
-          <w:ilvl w:val="0"/>
-          <w:numId w:val="14"/>
-        </w:numPr>
-        <w:ind w:left="1440" w:hanging="360"/>
-        <w:jc w:val="both"/>
-        <w:rPr>
-          <w:u w:val="none"/>
-        </w:rPr>
-      </w:pPr>
-      <w:r>
-        <w:rPr>
-          <w:rtl w:val="0"/>
-        </w:rPr>
-        <w:t xml:space="preserve">Riesgos: todas las clases deberíamos venir con nuevos riesgos, cosas que vemos que nos podrían llegar a pasar y cómo pensamos hacer que 1. No sucedan o minimizar el impacto si suceden, y 2. en caso de que sucedan, proponer alternativas (pero tenerlo pensado de antes que suceda obvio).</w:t>
-      </w:r>
-    </w:p>
-    <w:p>
-      <w:pPr>
-        <w:numPr>
-          <w:ilvl w:val="0"/>
-          <w:numId w:val="14"/>
-        </w:numPr>
-        <w:ind w:left="1440" w:hanging="360"/>
-        <w:jc w:val="both"/>
-        <w:rPr>
-          <w:u w:val="none"/>
-        </w:rPr>
-      </w:pPr>
-      <w:r>
-        <w:rPr>
-          <w:rtl w:val="0"/>
-        </w:rPr>
-        <w:t xml:space="preserve">Lo otro no me acuerdo que era.</w:t>
-      </w:r>
-    </w:p>
-    <w:p>
-      <w:pPr>
-        <w:ind w:left="1440" w:firstLine="0"/>
-        <w:jc w:val="both"/>
-        <w:rPr/>
-      </w:pPr>
-      <w:r>
-        <w:rPr>
-          <w:rtl w:val="0"/>
-        </w:rPr>
-      </w:r>
-    </w:p>
-    <w:p>
-      <w:pPr>
-        <w:numPr>
-          <w:ilvl w:val="0"/>
-          <w:numId w:val="10"/>
-        </w:numPr>
-        <w:ind w:left="720" w:hanging="360"/>
-        <w:jc w:val="both"/>
-        <w:rPr>
-          <w:u w:val="none"/>
-        </w:rPr>
-      </w:pPr>
-      <w:r>
-        <w:rPr>
-          <w:rtl w:val="0"/>
-        </w:rPr>
-        <w:t xml:space="preserve">Las especificaciones de diseño o especificación de caso de uso deben tener un anexo con el feedback de manera que no se pierda.</w:t>
-      </w:r>
-    </w:p>
-    <w:p>
-      <w:pPr>
-        <w:ind w:left="720" w:firstLine="0"/>
-        <w:jc w:val="both"/>
-        <w:rPr/>
-      </w:pPr>
-      <w:r>
-        <w:rPr>
-          <w:rtl w:val="0"/>
-        </w:rPr>
-      </w:r>
-    </w:p>
-    <w:p>
-      <w:pPr>
-        <w:numPr>
-          <w:ilvl w:val="0"/>
-          <w:numId w:val="10"/>
-        </w:numPr>
-        <w:ind w:left="720" w:hanging="360"/>
-        <w:jc w:val="both"/>
-        <w:rPr>
-          <w:u w:val="none"/>
-        </w:rPr>
-      </w:pPr>
-      <w:r>
-        <w:rPr>
-          <w:rtl w:val="0"/>
-        </w:rPr>
-        <w:t xml:space="preserve">Tenemos casos de uso muy atómicos, por eso Osiris ahora entiende que hay muchos CU que van a ser más rápidos y por ende también los casos de prueba. No hay nada malo con eso, nomas es la razón por la cual la estimación nos da igual que al resto de nuestros compañeros que tienen una cantidad considerablemente menor de CU.</w:t>
-      </w:r>
-    </w:p>
-    <w:p>
-      <w:pPr>
-        <w:ind w:left="720" w:firstLine="0"/>
-        <w:jc w:val="both"/>
-        <w:rPr/>
-      </w:pPr>
-      <w:r>
-        <w:rPr>
-          <w:rtl w:val="0"/>
-        </w:rPr>
-      </w:r>
-    </w:p>
-    <w:p>
-      <w:pPr>
-        <w:numPr>
-          <w:ilvl w:val="0"/>
-          <w:numId w:val="10"/>
-        </w:numPr>
-        <w:ind w:left="720" w:hanging="360"/>
-        <w:jc w:val="both"/>
-        <w:rPr>
-          <w:u w:val="none"/>
-        </w:rPr>
-      </w:pPr>
-      <w:r>
-        <w:rPr>
-          <w:rtl w:val="0"/>
-        </w:rPr>
-        <w:t xml:space="preserve">No deberíamos hacer como que no sucedió el cambio de la API de Toggl.  Se debe hacer el cambio en los documentos correspondientes pero debe quedar reflejado el cambio, no debe desaparecer el trabajo anterior.</w:t>
-      </w:r>
-    </w:p>
-    <w:p>
-      <w:pPr>
-        <w:ind w:left="720" w:firstLine="0"/>
-        <w:jc w:val="both"/>
-        <w:rPr/>
-      </w:pPr>
-      <w:r>
-        <w:rPr>
-          <w:rtl w:val="0"/>
-        </w:rPr>
-      </w:r>
-    </w:p>
-    <w:p>
-      <w:pPr>
-        <w:numPr>
-          <w:ilvl w:val="0"/>
-          <w:numId w:val="10"/>
-        </w:numPr>
-        <w:ind w:left="720" w:hanging="360"/>
-        <w:jc w:val="both"/>
-        <w:rPr>
-          <w:u w:val="none"/>
-        </w:rPr>
-      </w:pPr>
-      <w:r>
-        <w:rPr>
-          <w:rtl w:val="0"/>
-        </w:rPr>
-        <w:t xml:space="preserve">El CU12 estimar tarea, puede unirse con otro CU ya que implica asignar fechas. A esta altura no nos tenemos que poner a modificar casos de uso enteros, dice Osiris, nomas no era necesario agregar un CU que solo significa atributos en una entidad.</w:t>
-      </w:r>
-    </w:p>
-    <w:p>
-      <w:pPr>
-        <w:ind w:left="720" w:firstLine="0"/>
-        <w:jc w:val="both"/>
-        <w:rPr/>
-      </w:pPr>
-      <w:r>
-        <w:rPr>
-          <w:rtl w:val="0"/>
-        </w:rPr>
-      </w:r>
-    </w:p>
-    <w:p>
-      <w:pPr>
-        <w:numPr>
-          <w:ilvl w:val="0"/>
-          <w:numId w:val="10"/>
-        </w:numPr>
-        <w:ind w:left="720" w:hanging="360"/>
-        <w:jc w:val="both"/>
-        <w:rPr>
-          <w:u w:val="none"/>
-        </w:rPr>
-      </w:pPr>
-      <w:r>
-        <w:rPr>
-          <w:rtl w:val="0"/>
-        </w:rPr>
-        <w:t xml:space="preserve">En las presentaciones vamos muy rápido. No quedó claro como se transcribe en acciones concretas el riesgo que presentamos. Hay que revisar cómo transmitimos las cosas en la presentación. Ej: ninguno está haciendo “Tenemos n </w:t>
-      </w:r>
-      <w:r>
-        <w:rPr>
-          <w:b w:val="1"/>
-          <w:rtl w:val="0"/>
-        </w:rPr>
-        <w:t xml:space="preserve">riesgos</w:t>
-      </w:r>
-      <w:r>
-        <w:rPr>
-          <w:rtl w:val="0"/>
-        </w:rPr>
-        <w:t xml:space="preserve">, nos preocupan m, y gestionamos k. O estamos haciendo </w:t>
-      </w:r>
-      <w:r>
-        <w:rPr>
-          <w:rtl w:val="0"/>
-        </w:rPr>
-        <w:t xml:space="preserve">j acciones</w:t>
-      </w:r>
-      <w:r>
-        <w:rPr>
-          <w:rtl w:val="0"/>
-        </w:rPr>
-        <w:t xml:space="preserve"> concretas”. Faltan acciones concretas para mitigar riesgos completos. No estamos mostrando qué acciones concretas para mitigar qué riesgos. Tenemos pocos riesgos críticos. Sería lógico que ahora que empezamos a implementar aparezcan riesgos técnicos.</w:t>
-      </w:r>
-    </w:p>
-    <w:p>
-      <w:pPr>
-        <w:ind w:left="720" w:firstLine="0"/>
-        <w:jc w:val="both"/>
-        <w:rPr/>
-      </w:pPr>
-      <w:r>
-        <w:rPr>
-          <w:rtl w:val="0"/>
-        </w:rPr>
-      </w:r>
-    </w:p>
-    <w:p>
-      <w:pPr>
-        <w:numPr>
-          <w:ilvl w:val="0"/>
-          <w:numId w:val="10"/>
-        </w:numPr>
-        <w:ind w:left="720" w:hanging="360"/>
-        <w:jc w:val="both"/>
-        <w:rPr>
-          <w:u w:val="none"/>
-        </w:rPr>
-      </w:pPr>
-      <w:r>
-        <w:rPr>
-          <w:rtl w:val="0"/>
-        </w:rPr>
-        <w:t xml:space="preserve">Los 9 casos de uso restantes (fuera de la priorización) que presentamos, se entiende que son los que se espera tener completos para el final de la cursada cuando los presentamos, pero en el documento no se entiende lo mismo (corregir documento).</w:t>
-      </w:r>
-    </w:p>
-    <w:p>
-      <w:pPr>
-        <w:ind w:left="720" w:firstLine="0"/>
-        <w:jc w:val="both"/>
-        <w:rPr/>
-      </w:pPr>
-      <w:r>
-        <w:rPr>
-          <w:rtl w:val="0"/>
-        </w:rPr>
-      </w:r>
-    </w:p>
-    <w:p>
-      <w:pPr>
-        <w:numPr>
-          <w:ilvl w:val="0"/>
-          <w:numId w:val="10"/>
-        </w:numPr>
-        <w:ind w:left="720" w:hanging="360"/>
-        <w:jc w:val="both"/>
-        <w:rPr>
-          <w:u w:val="none"/>
-        </w:rPr>
-      </w:pPr>
-      <w:r>
-        <w:rPr>
-          <w:rtl w:val="0"/>
-        </w:rPr>
-        <w:t xml:space="preserve">Buscar algún estándar que nos facilite la implementación de un cronómetro.</w:t>
-      </w:r>
-    </w:p>
-    <w:p>
-      <w:pPr>
-        <w:ind w:left="720" w:firstLine="0"/>
-        <w:jc w:val="both"/>
-        <w:rPr/>
-      </w:pPr>
-      <w:r>
-        <w:rPr>
-          <w:rtl w:val="0"/>
-        </w:rPr>
-      </w:r>
-    </w:p>
-    <w:p>
-      <w:pPr>
-        <w:numPr>
-          <w:ilvl w:val="0"/>
-          <w:numId w:val="10"/>
-        </w:numPr>
-        <w:ind w:left="720" w:hanging="360"/>
-        <w:jc w:val="both"/>
-        <w:rPr>
-          <w:u w:val="none"/>
-        </w:rPr>
-      </w:pPr>
-      <w:r>
-        <w:rPr>
-          <w:rtl w:val="0"/>
-        </w:rPr>
-        <w:t xml:space="preserve">Tenemos que definir los casos de pruebas para los casos de uso que priorizamos.</w:t>
-      </w:r>
-    </w:p>
-    <w:p>
-      <w:pPr>
-        <w:ind w:left="720" w:firstLine="0"/>
-        <w:jc w:val="both"/>
-        <w:rPr/>
-      </w:pPr>
-      <w:r>
-        <w:rPr>
-          <w:rtl w:val="0"/>
-        </w:rPr>
-      </w:r>
-    </w:p>
-    <w:p>
-      <w:pPr>
-        <w:numPr>
-          <w:ilvl w:val="0"/>
-          <w:numId w:val="10"/>
-        </w:numPr>
-        <w:ind w:left="720" w:hanging="360"/>
-        <w:jc w:val="both"/>
-        <w:rPr>
-          <w:u w:val="none"/>
-        </w:rPr>
-      </w:pPr>
-      <w:r>
-        <w:rPr>
-          <w:rtl w:val="0"/>
-        </w:rPr>
-        <w:t xml:space="preserve">Incorporar: riesgos identificados, riesgos gestionados, riesgos preocupando en esta iteración y cómo los estamos gestionando.</w:t>
+        <w:t xml:space="preserve">24/10/25 Especificación de CU a implementar I</w:t>
+      </w:r>
+    </w:p>
+    <w:p>
+      <w:pPr>
+        <w:jc w:val="both"/>
+        <w:rPr/>
+      </w:pPr>
+      <w:r>
+        <w:rPr>
+          <w:rtl w:val="0"/>
+        </w:rPr>
+      </w:r>
+    </w:p>
+    <w:p>
+      <w:pPr>
+        <w:numPr>
+          <w:ilvl w:val="0"/>
+          <w:numId w:val="13"/>
+        </w:numPr>
+        <w:ind w:left="720" w:hanging="360"/>
+        <w:jc w:val="both"/>
+        <w:rPr>
+          <w:u w:val="none"/>
+        </w:rPr>
+      </w:pPr>
+      <w:r>
+        <w:rPr>
+          <w:rtl w:val="0"/>
+        </w:rPr>
+        <w:t xml:space="preserve">Tomar la idea del grupo anterior: listado de casos de uso implementados/no implementados, además de mostrar el diagrama con los CU hechos pintaditos.</w:t>
+      </w:r>
+    </w:p>
+    <w:p>
+      <w:pPr>
+        <w:ind w:left="720" w:firstLine="0"/>
+        <w:jc w:val="both"/>
+        <w:rPr/>
+      </w:pPr>
+      <w:r>
+        <w:rPr>
+          <w:rtl w:val="0"/>
+        </w:rPr>
+      </w:r>
+    </w:p>
+    <w:p>
+      <w:pPr>
+        <w:numPr>
+          <w:ilvl w:val="0"/>
+          <w:numId w:val="13"/>
+        </w:numPr>
+        <w:ind w:left="720" w:hanging="360"/>
+        <w:jc w:val="both"/>
+        <w:rPr>
+          <w:u w:val="none"/>
+        </w:rPr>
+      </w:pPr>
+      <w:r>
+        <w:rPr>
+          <w:rtl w:val="0"/>
+        </w:rPr>
+        <w:t xml:space="preserve">Se ve poca o nula variedad en los tipos de prueba. </w:t>
+      </w:r>
+    </w:p>
+    <w:p>
+      <w:pPr>
+        <w:ind w:left="720" w:firstLine="0"/>
+        <w:jc w:val="both"/>
+        <w:rPr/>
+      </w:pPr>
+      <w:r>
+        <w:rPr>
+          <w:rtl w:val="0"/>
+        </w:rPr>
+      </w:r>
+    </w:p>
+    <w:p>
+      <w:pPr>
+        <w:numPr>
+          <w:ilvl w:val="0"/>
+          <w:numId w:val="13"/>
+        </w:numPr>
+        <w:ind w:left="720" w:hanging="360"/>
+        <w:jc w:val="both"/>
+        <w:rPr>
+          <w:u w:val="none"/>
+        </w:rPr>
+      </w:pPr>
+      <w:r>
+        <w:rPr>
+          <w:rtl w:val="0"/>
+        </w:rPr>
+        <w:t xml:space="preserve">Literalmente no corrigieron nada más, no se asusten.</w:t>
+      </w:r>
+    </w:p>
+    <w:p>
+      <w:pPr>
+        <w:ind w:left="720" w:firstLine="0"/>
+        <w:jc w:val="both"/>
+        <w:rPr/>
+      </w:pPr>
+      <w:r>
+        <w:rPr>
+          <w:rtl w:val="0"/>
+        </w:rPr>
+      </w:r>
+    </w:p>
+    <w:p>
+      <w:pPr>
+        <w:numPr>
+          <w:ilvl w:val="0"/>
+          <w:numId w:val="13"/>
+        </w:numPr>
+        <w:ind w:left="720" w:hanging="360"/>
+        <w:jc w:val="both"/>
+        <w:rPr>
+          <w:u w:val="none"/>
+        </w:rPr>
+      </w:pPr>
+      <w:r>
+        <w:rPr>
+          <w:rtl w:val="0"/>
+        </w:rPr>
+        <w:t xml:space="preserve">Después también habló de que para la próxima clase ya deberíamos poder hacer la diapositiva de los casos de prueba. Las pruebas detectan errores y después se corrigen. Posteriormente, deben hacerse pruebas de nuevo sobre las correcciones aplicadas. Esto supongo que debe quedar reflejado en la diapositiva. También hay que tener en cuenta la efectividad de las pruebas. Por ejemplo, no hacer muchas pruebas sabiendo que el resultado será correcto. Con respecto a esto, hay que tener en cuenta también que las pruebas más importantes son las que (1ro) rompen o intentan romper el sistema, y (2do) de no romperlo, el resultado obtenido no es el esperado. Además tenemos que especificar qué tipo de prueba hicimos.</w:t>
+      </w:r>
+    </w:p>
+    <w:p>
+      <w:pPr>
+        <w:ind w:left="720" w:firstLine="0"/>
+        <w:jc w:val="both"/>
+        <w:rPr/>
+      </w:pPr>
+      <w:r>
+        <w:rPr>
+          <w:rtl w:val="0"/>
+        </w:rPr>
+      </w:r>
+    </w:p>
+    <w:p>
+      <w:pPr>
+        <w:numPr>
+          <w:ilvl w:val="0"/>
+          <w:numId w:val="13"/>
+        </w:numPr>
+        <w:ind w:left="720" w:hanging="360"/>
+        <w:jc w:val="both"/>
+        <w:rPr>
+          <w:u w:val="none"/>
+        </w:rPr>
+      </w:pPr>
+      <w:r>
+        <w:rPr>
+          <w:rtl w:val="0"/>
+        </w:rPr>
+        <w:t xml:space="preserve"> Además, Karim reitera que estaría bueno que dichas pruebas </w:t>
+      </w:r>
+      <w:r>
+        <w:rPr>
+          <w:rtl w:val="0"/>
+        </w:rPr>
+        <w:t xml:space="preserve">estén</w:t>
+      </w:r>
+      <w:r>
+        <w:rPr>
+          <w:rtl w:val="0"/>
+        </w:rPr>
+        <w:t xml:space="preserve"> automatizadas.</w:t>
       </w:r>
     </w:p>
     <w:p>
@@ -882,11 +518,99 @@
         <w:rPr>
           <w:rtl w:val="0"/>
         </w:rPr>
-        <w:t xml:space="preserve">14/10/25 Modelo Arquitectónico</w:t>
-      </w:r>
-    </w:p>
-    <w:p>
-      <w:pPr>
+        <w:t xml:space="preserve">21/10/25 Priorización primera tanda de CU a implementar</w:t>
+      </w:r>
+    </w:p>
+    <w:p>
+      <w:pPr>
+        <w:jc w:val="both"/>
+        <w:rPr/>
+      </w:pPr>
+      <w:r>
+        <w:rPr>
+          <w:rtl w:val="0"/>
+        </w:rPr>
+      </w:r>
+    </w:p>
+    <w:p>
+      <w:pPr>
+        <w:numPr>
+          <w:ilvl w:val="0"/>
+          <w:numId w:val="2"/>
+        </w:numPr>
+        <w:ind w:left="720" w:hanging="360"/>
+        <w:jc w:val="both"/>
+        <w:rPr>
+          <w:u w:val="none"/>
+        </w:rPr>
+      </w:pPr>
+      <w:r>
+        <w:rPr>
+          <w:rtl w:val="0"/>
+        </w:rPr>
+        <w:t xml:space="preserve">(Principio de la clase, en general, para todos) Nos cagaron a pedo por tres cosas: </w:t>
+      </w:r>
+    </w:p>
+    <w:p>
+      <w:pPr>
+        <w:numPr>
+          <w:ilvl w:val="0"/>
+          <w:numId w:val="15"/>
+        </w:numPr>
+        <w:ind w:left="1440" w:hanging="360"/>
+        <w:jc w:val="both"/>
+        <w:rPr>
+          <w:u w:val="none"/>
+        </w:rPr>
+      </w:pPr>
+      <w:r>
+        <w:rPr>
+          <w:rtl w:val="0"/>
+        </w:rPr>
+        <w:t xml:space="preserve">Estimación: lo que dice en el mail.</w:t>
+      </w:r>
+    </w:p>
+    <w:p>
+      <w:pPr>
+        <w:numPr>
+          <w:ilvl w:val="0"/>
+          <w:numId w:val="15"/>
+        </w:numPr>
+        <w:ind w:left="1440" w:hanging="360"/>
+        <w:jc w:val="both"/>
+        <w:rPr>
+          <w:u w:val="none"/>
+        </w:rPr>
+      </w:pPr>
+      <w:r>
+        <w:rPr>
+          <w:rtl w:val="0"/>
+        </w:rPr>
+        <w:t xml:space="preserve">Riesgos: todas las clases deberíamos venir con nuevos riesgos, cosas que vemos que nos podrían llegar a pasar y cómo pensamos hacer que 1. No sucedan o minimizar el impacto si suceden, y 2. en caso de que sucedan, proponer alternativas (pero tenerlo pensado de antes que suceda obvio).</w:t>
+      </w:r>
+    </w:p>
+    <w:p>
+      <w:pPr>
+        <w:numPr>
+          <w:ilvl w:val="0"/>
+          <w:numId w:val="15"/>
+        </w:numPr>
+        <w:ind w:left="1440" w:hanging="360"/>
+        <w:jc w:val="both"/>
+        <w:rPr>
+          <w:u w:val="none"/>
+        </w:rPr>
+      </w:pPr>
+      <w:r>
+        <w:rPr>
+          <w:rtl w:val="0"/>
+        </w:rPr>
+        <w:t xml:space="preserve">Lo otro no me acuerdo que era.</w:t>
+      </w:r>
+    </w:p>
+    <w:p>
+      <w:pPr>
+        <w:ind w:left="1440" w:firstLine="0"/>
         <w:jc w:val="both"/>
         <w:rPr/>
       </w:pPr>
@@ -912,7 +636,7 @@
         <w:rPr>
           <w:rtl w:val="0"/>
         </w:rPr>
-        <w:t xml:space="preserve">La estimación está bien</w:t>
+        <w:t xml:space="preserve">Las especificaciones de diseño o especificación de caso de uso deben tener un anexo con el feedback de manera que no se pierda.</w:t>
       </w:r>
     </w:p>
     <w:p>
@@ -943,7 +667,7 @@
         <w:rPr>
           <w:rtl w:val="0"/>
         </w:rPr>
-        <w:t xml:space="preserve">En la memoria final quieren que se muestre el tiempo trabajado y no trabajado en un gráfico, es decir, que se pueda ver si no trabajamos, por ejemplo, durante tres semanas del mes de enero (es decir, no tenemos que saltarnos los periodos inactivos).</w:t>
+        <w:t xml:space="preserve">Tenemos casos de uso muy atómicos, por eso Osiris ahora entiende que hay muchos CU que van a ser más rápidos y por ende también los casos de prueba. No hay nada malo con eso, nomas es la razón por la cual la estimación nos da igual que al resto de nuestros compañeros que tienen una cantidad considerablemente menor de CU.</w:t>
       </w:r>
     </w:p>
     <w:p>
@@ -974,7 +698,7 @@
         <w:rPr>
           <w:rtl w:val="0"/>
         </w:rPr>
-        <w:t xml:space="preserve">Las pantallas del prototipo podrían haber sido mejor representadas a través de un storyboard (cosa que nunca nos enseñaron que yo sepa).</w:t>
+        <w:t xml:space="preserve">No deberíamos hacer como que no sucedió el cambio de la API de Toggl.  Se debe hacer el cambio en los documentos correspondientes pero debe quedar reflejado el cambio, no debe desaparecer el trabajo anterior.</w:t>
       </w:r>
     </w:p>
     <w:p>
@@ -1005,7 +729,7 @@
         <w:rPr>
           <w:rtl w:val="0"/>
         </w:rPr>
-        <w:t xml:space="preserve">Debemos analizar si el uso de la api de toggl vale la pena.</w:t>
+        <w:t xml:space="preserve">El CU12 estimar tarea, puede unirse con otro CU ya que implica asignar fechas. A esta altura no nos tenemos que poner a modificar casos de uso enteros, dice Osiris, nomas no era necesario agregar un CU que solo significa atributos en una entidad.</w:t>
       </w:r>
     </w:p>
     <w:p>
@@ -1036,7 +760,32 @@
         <w:rPr>
           <w:rtl w:val="0"/>
         </w:rPr>
-        <w:t xml:space="preserve">El dashboard principal tiene demasiada información y aunque está bueno tener muchos detalles, satura un poco a la vista y no se entiende del todo bien qué información es la importante. Los profes dudan de si todo lo que se menciona en el prototipo corresponde a algún caso de uso, por lo cual recomiendan hacer una depuración de la información que se presente como parte del dashboard principal.</w:t>
+        <w:t xml:space="preserve">En las presentaciones vamos muy rápido. No quedó claro como se transcribe en acciones concretas el riesgo que presentamos. Hay que revisar cómo transmitimos las cosas en la presentación. Ej: ninguno está haciendo “Tenemos n </w:t>
+      </w:r>
+      <w:r>
+        <w:rPr>
+          <w:b w:val="1"/>
+          <w:rtl w:val="0"/>
+        </w:rPr>
+        <w:t xml:space="preserve">riesgos</w:t>
+      </w:r>
+      <w:r>
+        <w:rPr>
+          <w:rtl w:val="0"/>
+        </w:rPr>
+        <w:t xml:space="preserve">, nos preocupan m, y gestionamos k. O estamos haciendo </w:t>
+      </w:r>
+      <w:r>
+        <w:rPr>
+          <w:rtl w:val="0"/>
+        </w:rPr>
+        <w:t xml:space="preserve">j acciones</w:t>
+      </w:r>
+      <w:r>
+        <w:rPr>
+          <w:rtl w:val="0"/>
+        </w:rPr>
+        <w:t xml:space="preserve"> concretas”. Faltan acciones concretas para mitigar riesgos completos. No estamos mostrando qué acciones concretas para mitigar qué riesgos. Tenemos pocos riesgos críticos. Sería lógico que ahora que empezamos a implementar aparezcan riesgos técnicos.</w:t>
       </w:r>
     </w:p>
     <w:p>
@@ -1067,7 +816,7 @@
         <w:rPr>
           <w:rtl w:val="0"/>
         </w:rPr>
-        <w:t xml:space="preserve">En la vista de liberación (modelo de arquitectura) se mencionan nodos que no se mencionan en ningún otro lado, deberíamos especificar.</w:t>
+        <w:t xml:space="preserve">Los 9 casos de uso restantes (fuera de la priorización) que presentamos, se entiende que son los que se espera tener completos para el final de la cursada cuando los presentamos, pero en el documento no se entiende lo mismo (corregir documento).</w:t>
       </w:r>
     </w:p>
     <w:p>
@@ -1098,7 +847,7 @@
         <w:rPr>
           <w:rtl w:val="0"/>
         </w:rPr>
-        <w:t xml:space="preserve">La estimación (creo, pq en el cuaderno escribí “optimación” XD) optimista no es realista.</w:t>
+        <w:t xml:space="preserve">Buscar algún estándar que nos facilite la implementación de un cronómetro.</w:t>
       </w:r>
     </w:p>
     <w:p>
@@ -1129,7 +878,7 @@
         <w:rPr>
           <w:rtl w:val="0"/>
         </w:rPr>
-        <w:t xml:space="preserve">Los casos de prueba tienen pocos valores. Además, se deben indicar los pasos para que se reproduzca un error, en caso de que ocurra.</w:t>
+        <w:t xml:space="preserve">Tenemos que definir los casos de pruebas para los casos de uso que priorizamos.</w:t>
       </w:r>
     </w:p>
     <w:p>
@@ -1160,12 +909,11 @@
         <w:rPr>
           <w:rtl w:val="0"/>
         </w:rPr>
-        <w:t xml:space="preserve">En la vista de procesos (modelo de arquitectura) hace falta un diagrama de procesos.</w:t>
-      </w:r>
-    </w:p>
-    <w:p>
-      <w:pPr>
-        <w:ind w:left="0" w:firstLine="0"/>
+        <w:t xml:space="preserve">Incorporar: riesgos identificados, riesgos gestionados, riesgos preocupando en esta iteración y cómo los estamos gestionando.</w:t>
+      </w:r>
+    </w:p>
+    <w:p>
+      <w:pPr>
         <w:jc w:val="both"/>
         <w:rPr/>
       </w:pPr>
@@ -1178,10 +926,7 @@
     <w:p>
       <w:pPr>
         <w:jc w:val="center"/>
-        <w:rPr>
-          <w:sz w:val="38"/>
-          <w:szCs w:val="38"/>
-        </w:rPr>
+        <w:rPr/>
       </w:pPr>
       <w:r>
         <w:rPr>
@@ -1190,214 +935,334 @@
           <w:szCs w:val="38"/>
           <w:rtl w:val="0"/>
         </w:rPr>
-        <w:t xml:space="preserve">•┈••✦ Etapa Elaboración Iteración 2 ✦••┈•</w:t>
-      </w:r>
-      <w:r>
-        <w:rPr>
-          <w:rtl w:val="0"/>
-        </w:rPr>
+        <w:t xml:space="preserve">•┈••✦ ❤ ✦••┈•</w:t>
+      </w:r>
+      <w:r>
+        <w:rPr>
+          <w:rtl w:val="0"/>
+        </w:rPr>
+      </w:r>
+    </w:p>
+    <w:p>
+      <w:pPr>
+        <w:jc w:val="both"/>
+        <w:rPr/>
+      </w:pPr>
+      <w:r>
+        <w:rPr>
+          <w:rtl w:val="0"/>
+        </w:rPr>
+      </w:r>
+    </w:p>
+    <w:p>
+      <w:pPr>
+        <w:jc w:val="both"/>
+        <w:rPr/>
+      </w:pPr>
+      <w:r>
+        <w:rPr>
+          <w:rtl w:val="0"/>
+        </w:rPr>
+        <w:t xml:space="preserve">14/10/25 Modelo Arquitectónico</w:t>
+      </w:r>
+    </w:p>
+    <w:p>
+      <w:pPr>
+        <w:jc w:val="both"/>
+        <w:rPr/>
+      </w:pPr>
+      <w:r>
+        <w:rPr>
+          <w:rtl w:val="0"/>
+        </w:rPr>
+      </w:r>
+    </w:p>
+    <w:p>
+      <w:pPr>
+        <w:numPr>
+          <w:ilvl w:val="0"/>
+          <w:numId w:val="12"/>
+        </w:numPr>
+        <w:ind w:left="720" w:hanging="360"/>
+        <w:jc w:val="both"/>
+        <w:rPr>
+          <w:u w:val="none"/>
+        </w:rPr>
+      </w:pPr>
+      <w:r>
+        <w:rPr>
+          <w:rtl w:val="0"/>
+        </w:rPr>
+        <w:t xml:space="preserve">La estimación está bien</w:t>
+      </w:r>
+    </w:p>
+    <w:p>
+      <w:pPr>
+        <w:ind w:left="720" w:firstLine="0"/>
+        <w:jc w:val="both"/>
+        <w:rPr/>
+      </w:pPr>
+      <w:r>
+        <w:rPr>
+          <w:rtl w:val="0"/>
+        </w:rPr>
+      </w:r>
+    </w:p>
+    <w:p>
+      <w:pPr>
+        <w:numPr>
+          <w:ilvl w:val="0"/>
+          <w:numId w:val="12"/>
+        </w:numPr>
+        <w:ind w:left="720" w:hanging="360"/>
+        <w:jc w:val="both"/>
+        <w:rPr>
+          <w:u w:val="none"/>
+        </w:rPr>
+      </w:pPr>
+      <w:r>
+        <w:rPr>
+          <w:rtl w:val="0"/>
+        </w:rPr>
+        <w:t xml:space="preserve">En la memoria final quieren que se muestre el tiempo trabajado y no trabajado en un gráfico, es decir, que se pueda ver si no trabajamos, por ejemplo, durante tres semanas del mes de enero (es decir, no tenemos que saltarnos los periodos inactivos).</w:t>
+      </w:r>
+    </w:p>
+    <w:p>
+      <w:pPr>
+        <w:ind w:left="720" w:firstLine="0"/>
+        <w:jc w:val="both"/>
+        <w:rPr/>
+      </w:pPr>
+      <w:r>
+        <w:rPr>
+          <w:rtl w:val="0"/>
+        </w:rPr>
+      </w:r>
+    </w:p>
+    <w:p>
+      <w:pPr>
+        <w:numPr>
+          <w:ilvl w:val="0"/>
+          <w:numId w:val="12"/>
+        </w:numPr>
+        <w:ind w:left="720" w:hanging="360"/>
+        <w:jc w:val="both"/>
+        <w:rPr>
+          <w:u w:val="none"/>
+        </w:rPr>
+      </w:pPr>
+      <w:r>
+        <w:rPr>
+          <w:rtl w:val="0"/>
+        </w:rPr>
+        <w:t xml:space="preserve">Las pantallas del prototipo podrían haber sido mejor representadas a través de un storyboard (cosa que nunca nos enseñaron que yo sepa).</w:t>
+      </w:r>
+    </w:p>
+    <w:p>
+      <w:pPr>
+        <w:ind w:left="720" w:firstLine="0"/>
+        <w:jc w:val="both"/>
+        <w:rPr/>
+      </w:pPr>
+      <w:r>
+        <w:rPr>
+          <w:rtl w:val="0"/>
+        </w:rPr>
+      </w:r>
+    </w:p>
+    <w:p>
+      <w:pPr>
+        <w:numPr>
+          <w:ilvl w:val="0"/>
+          <w:numId w:val="12"/>
+        </w:numPr>
+        <w:ind w:left="720" w:hanging="360"/>
+        <w:jc w:val="both"/>
+        <w:rPr>
+          <w:u w:val="none"/>
+        </w:rPr>
+      </w:pPr>
+      <w:r>
+        <w:rPr>
+          <w:rtl w:val="0"/>
+        </w:rPr>
+        <w:t xml:space="preserve">Debemos analizar si el uso de la api de toggl vale la pena.</w:t>
+      </w:r>
+    </w:p>
+    <w:p>
+      <w:pPr>
+        <w:ind w:left="720" w:firstLine="0"/>
+        <w:jc w:val="both"/>
+        <w:rPr/>
+      </w:pPr>
+      <w:r>
+        <w:rPr>
+          <w:rtl w:val="0"/>
+        </w:rPr>
+      </w:r>
+    </w:p>
+    <w:p>
+      <w:pPr>
+        <w:numPr>
+          <w:ilvl w:val="0"/>
+          <w:numId w:val="12"/>
+        </w:numPr>
+        <w:ind w:left="720" w:hanging="360"/>
+        <w:jc w:val="both"/>
+        <w:rPr>
+          <w:u w:val="none"/>
+        </w:rPr>
+      </w:pPr>
+      <w:r>
+        <w:rPr>
+          <w:rtl w:val="0"/>
+        </w:rPr>
+        <w:t xml:space="preserve">El dashboard principal tiene demasiada información y aunque está bueno tener muchos detalles, satura un poco a la vista y no se entiende del todo bien qué información es la importante. Los profes dudan de si todo lo que se menciona en el prototipo corresponde a algún caso de uso, por lo cual recomiendan hacer una depuración de la información que se presente como parte del dashboard principal.</w:t>
+      </w:r>
+    </w:p>
+    <w:p>
+      <w:pPr>
+        <w:ind w:left="720" w:firstLine="0"/>
+        <w:jc w:val="both"/>
+        <w:rPr/>
+      </w:pPr>
+      <w:r>
+        <w:rPr>
+          <w:rtl w:val="0"/>
+        </w:rPr>
+      </w:r>
+    </w:p>
+    <w:p>
+      <w:pPr>
+        <w:numPr>
+          <w:ilvl w:val="0"/>
+          <w:numId w:val="12"/>
+        </w:numPr>
+        <w:ind w:left="720" w:hanging="360"/>
+        <w:jc w:val="both"/>
+        <w:rPr>
+          <w:u w:val="none"/>
+        </w:rPr>
+      </w:pPr>
+      <w:r>
+        <w:rPr>
+          <w:rtl w:val="0"/>
+        </w:rPr>
+        <w:t xml:space="preserve">En la vista de liberación (modelo de arquitectura) se mencionan nodos que no se mencionan en ningún otro lado, deberíamos especificar.</w:t>
+      </w:r>
+    </w:p>
+    <w:p>
+      <w:pPr>
+        <w:ind w:left="720" w:firstLine="0"/>
+        <w:jc w:val="both"/>
+        <w:rPr/>
+      </w:pPr>
+      <w:r>
+        <w:rPr>
+          <w:rtl w:val="0"/>
+        </w:rPr>
+      </w:r>
+    </w:p>
+    <w:p>
+      <w:pPr>
+        <w:numPr>
+          <w:ilvl w:val="0"/>
+          <w:numId w:val="12"/>
+        </w:numPr>
+        <w:ind w:left="720" w:hanging="360"/>
+        <w:jc w:val="both"/>
+        <w:rPr>
+          <w:u w:val="none"/>
+        </w:rPr>
+      </w:pPr>
+      <w:r>
+        <w:rPr>
+          <w:rtl w:val="0"/>
+        </w:rPr>
+        <w:t xml:space="preserve">La estimación (creo, pq en el cuaderno escribí “optimación” XD) optimista no es realista.</w:t>
+      </w:r>
+    </w:p>
+    <w:p>
+      <w:pPr>
+        <w:ind w:left="720" w:firstLine="0"/>
+        <w:jc w:val="both"/>
+        <w:rPr/>
+      </w:pPr>
+      <w:r>
+        <w:rPr>
+          <w:rtl w:val="0"/>
+        </w:rPr>
+      </w:r>
+    </w:p>
+    <w:p>
+      <w:pPr>
+        <w:numPr>
+          <w:ilvl w:val="0"/>
+          <w:numId w:val="12"/>
+        </w:numPr>
+        <w:ind w:left="720" w:hanging="360"/>
+        <w:jc w:val="both"/>
+        <w:rPr>
+          <w:u w:val="none"/>
+        </w:rPr>
+      </w:pPr>
+      <w:r>
+        <w:rPr>
+          <w:rtl w:val="0"/>
+        </w:rPr>
+        <w:t xml:space="preserve">Los casos de prueba tienen pocos valores. Además, se deben indicar los pasos para que se reproduzca un error, en caso de que ocurra.</w:t>
+      </w:r>
+    </w:p>
+    <w:p>
+      <w:pPr>
+        <w:ind w:left="720" w:firstLine="0"/>
+        <w:jc w:val="both"/>
+        <w:rPr/>
+      </w:pPr>
+      <w:r>
+        <w:rPr>
+          <w:rtl w:val="0"/>
+        </w:rPr>
+      </w:r>
+    </w:p>
+    <w:p>
+      <w:pPr>
+        <w:numPr>
+          <w:ilvl w:val="0"/>
+          <w:numId w:val="12"/>
+        </w:numPr>
+        <w:ind w:left="720" w:hanging="360"/>
+        <w:jc w:val="both"/>
+        <w:rPr>
+          <w:u w:val="none"/>
+        </w:rPr>
+      </w:pPr>
+      <w:r>
+        <w:rPr>
+          <w:rtl w:val="0"/>
+        </w:rPr>
+        <w:t xml:space="preserve">En la vista de procesos (modelo de arquitectura) hace falta un diagrama de procesos.</w:t>
       </w:r>
     </w:p>
     <w:p>
       <w:pPr>
         <w:ind w:left="0" w:firstLine="0"/>
         <w:jc w:val="both"/>
+        <w:rPr/>
+      </w:pPr>
+      <w:r>
+        <w:rPr>
+          <w:rtl w:val="0"/>
+        </w:rPr>
+      </w:r>
+    </w:p>
+    <w:p>
+      <w:pPr>
+        <w:jc w:val="center"/>
         <w:rPr>
           <w:sz w:val="38"/>
           <w:szCs w:val="38"/>
         </w:rPr>
-      </w:pPr>
-      <w:r>
-        <w:rPr>
-          <w:rtl w:val="0"/>
-        </w:rPr>
-      </w:r>
-    </w:p>
-    <w:p>
-      <w:pPr>
-        <w:ind w:left="0" w:firstLine="0"/>
-        <w:jc w:val="both"/>
-        <w:rPr/>
-      </w:pPr>
-      <w:r>
-        <w:rPr>
-          <w:rtl w:val="0"/>
-        </w:rPr>
-        <w:t xml:space="preserve">07/10/25 Plan de Prueba. Inicio modelo de diseño</w:t>
-      </w:r>
-    </w:p>
-    <w:p>
-      <w:pPr>
-        <w:ind w:left="0" w:firstLine="0"/>
-        <w:jc w:val="both"/>
-        <w:rPr/>
-      </w:pPr>
-      <w:r>
-        <w:rPr>
-          <w:rtl w:val="0"/>
-        </w:rPr>
-      </w:r>
-    </w:p>
-    <w:p>
-      <w:pPr>
-        <w:numPr>
-          <w:ilvl w:val="0"/>
-          <w:numId w:val="7"/>
-        </w:numPr>
-        <w:ind w:left="720" w:hanging="360"/>
-        <w:jc w:val="both"/>
-        <w:rPr>
-          <w:u w:val="none"/>
-        </w:rPr>
-      </w:pPr>
-      <w:r>
-        <w:rPr>
-          <w:rtl w:val="0"/>
-        </w:rPr>
-        <w:t xml:space="preserve">Cuando mostramos una implementación, mostrarla en un video o lo que sea, no poner un qr.</w:t>
-      </w:r>
-    </w:p>
-    <w:p>
-      <w:pPr>
-        <w:ind w:left="720" w:firstLine="0"/>
-        <w:jc w:val="both"/>
-        <w:rPr/>
-      </w:pPr>
-      <w:r>
-        <w:rPr>
-          <w:rtl w:val="0"/>
-        </w:rPr>
-      </w:r>
-    </w:p>
-    <w:p>
-      <w:pPr>
-        <w:numPr>
-          <w:ilvl w:val="0"/>
-          <w:numId w:val="7"/>
-        </w:numPr>
-        <w:ind w:left="720" w:hanging="360"/>
-        <w:jc w:val="both"/>
-        <w:rPr>
-          <w:u w:val="none"/>
-        </w:rPr>
-      </w:pPr>
-      <w:r>
-        <w:rPr>
-          <w:rtl w:val="0"/>
-        </w:rPr>
-        <w:t xml:space="preserve">En la estimación se debe expresar el esfuerzo.</w:t>
-      </w:r>
-    </w:p>
-    <w:p>
-      <w:pPr>
-        <w:ind w:left="720" w:firstLine="0"/>
-        <w:jc w:val="both"/>
-        <w:rPr/>
-      </w:pPr>
-      <w:r>
-        <w:rPr>
-          <w:rtl w:val="0"/>
-        </w:rPr>
-      </w:r>
-    </w:p>
-    <w:p>
-      <w:pPr>
-        <w:numPr>
-          <w:ilvl w:val="0"/>
-          <w:numId w:val="7"/>
-        </w:numPr>
-        <w:ind w:left="720" w:hanging="360"/>
-        <w:jc w:val="both"/>
-        <w:rPr>
-          <w:u w:val="none"/>
-        </w:rPr>
-      </w:pPr>
-      <w:r>
-        <w:rPr>
-          <w:rtl w:val="0"/>
-        </w:rPr>
-        <w:t xml:space="preserve">Se debe hacer un gráfico de métricas que contenga una curva con el progreso de cada métrica por iteración/etapa.</w:t>
-      </w:r>
-    </w:p>
-    <w:p>
-      <w:pPr>
-        <w:ind w:left="720" w:firstLine="0"/>
-        <w:jc w:val="both"/>
-        <w:rPr/>
-      </w:pPr>
-      <w:r>
-        <w:rPr>
-          <w:rtl w:val="0"/>
-        </w:rPr>
-      </w:r>
-    </w:p>
-    <w:p>
-      <w:pPr>
-        <w:numPr>
-          <w:ilvl w:val="0"/>
-          <w:numId w:val="7"/>
-        </w:numPr>
-        <w:ind w:left="720" w:hanging="360"/>
-        <w:jc w:val="both"/>
-        <w:rPr>
-          <w:u w:val="none"/>
-        </w:rPr>
-      </w:pPr>
-      <w:r>
-        <w:rPr>
-          <w:rtl w:val="0"/>
-        </w:rPr>
-        <w:t xml:space="preserve">Al diagrama de interacción (secuencia) le hace falta las entidades importantes.</w:t>
-      </w:r>
-    </w:p>
-    <w:p>
-      <w:pPr>
-        <w:ind w:left="720" w:firstLine="0"/>
-        <w:jc w:val="both"/>
-        <w:rPr/>
-      </w:pPr>
-      <w:r>
-        <w:rPr>
-          <w:rtl w:val="0"/>
-        </w:rPr>
-      </w:r>
-    </w:p>
-    <w:p>
-      <w:pPr>
-        <w:numPr>
-          <w:ilvl w:val="0"/>
-          <w:numId w:val="7"/>
-        </w:numPr>
-        <w:ind w:left="720" w:hanging="360"/>
-        <w:jc w:val="both"/>
-        <w:rPr>
-          <w:u w:val="none"/>
-        </w:rPr>
-      </w:pPr>
-      <w:r>
-        <w:rPr>
-          <w:rtl w:val="0"/>
-        </w:rPr>
-        <w:t xml:space="preserve">La vez pasada presentamos el prototipo y nos dieron devoluciones, deberíamos haber presentado una retroalimentación de dichas devoluciones.</w:t>
-      </w:r>
-    </w:p>
-    <w:p>
-      <w:pPr>
-        <w:ind w:left="0" w:firstLine="0"/>
-        <w:jc w:val="both"/>
-        <w:rPr/>
-      </w:pPr>
-      <w:r>
-        <w:rPr>
-          <w:rtl w:val="0"/>
-        </w:rPr>
-      </w:r>
-    </w:p>
-    <w:p>
-      <w:pPr>
-        <w:ind w:left="0" w:firstLine="0"/>
-        <w:jc w:val="center"/>
-        <w:rPr/>
       </w:pPr>
       <w:r>
         <w:rPr>
@@ -1406,7 +1271,7 @@
           <w:szCs w:val="38"/>
           <w:rtl w:val="0"/>
         </w:rPr>
-        <w:t xml:space="preserve">•┈••✦ ❤ ✦••┈•</w:t>
+        <w:t xml:space="preserve">•┈••✦ Etapa Elaboración Iteración 2 ✦••┈•</w:t>
       </w:r>
       <w:r>
         <w:rPr>
@@ -1418,7 +1283,10 @@
       <w:pPr>
         <w:ind w:left="0" w:firstLine="0"/>
         <w:jc w:val="both"/>
-        <w:rPr/>
+        <w:rPr>
+          <w:sz w:val="38"/>
+          <w:szCs w:val="38"/>
+        </w:rPr>
       </w:pPr>
       <w:r>
         <w:rPr>
@@ -1436,7 +1304,7 @@
         <w:rPr>
           <w:rtl w:val="0"/>
         </w:rPr>
-        <w:t xml:space="preserve">04/10/25 Primer Prototipo Funcional</w:t>
+        <w:t xml:space="preserve">07/10/25 Plan de Prueba. Inicio modelo de diseño</w:t>
       </w:r>
     </w:p>
     <w:p>
@@ -1455,220 +1323,160 @@
       <w:pPr>
         <w:numPr>
           <w:ilvl w:val="0"/>
-          <w:numId w:val="5"/>
-        </w:numPr>
-        <w:ind w:left="720" w:hanging="360"/>
-        <w:jc w:val="both"/>
-        <w:rPr>
-          <w:u w:val="none"/>
-        </w:rPr>
-      </w:pPr>
-      <w:r>
-        <w:rPr>
-          <w:rtl w:val="0"/>
-        </w:rPr>
-        <w:t xml:space="preserve">Las tareas no cumplidas durante una iteración deberían ser fácilmente accesibles al líder.</w:t>
-      </w:r>
-    </w:p>
-    <w:p>
-      <w:pPr>
-        <w:ind w:left="720" w:firstLine="0"/>
-        <w:jc w:val="both"/>
-        <w:rPr/>
-      </w:pPr>
-      <w:r>
-        <w:rPr>
-          <w:rtl w:val="0"/>
-        </w:rPr>
-      </w:r>
-    </w:p>
-    <w:p>
-      <w:pPr>
-        <w:numPr>
-          <w:ilvl w:val="0"/>
-          <w:numId w:val="5"/>
-        </w:numPr>
-        <w:ind w:left="720" w:hanging="360"/>
-        <w:jc w:val="both"/>
-        <w:rPr>
-          <w:u w:val="none"/>
-        </w:rPr>
-      </w:pPr>
-      <w:r>
-        <w:rPr>
-          <w:rtl w:val="0"/>
-        </w:rPr>
-        <w:t xml:space="preserve">Los miembros del proyecto deberían poder registrar el tiempo de una tarea que no está planificada ya que debería poder registrar rápidamente el tiempo de cualquier cosa que esté haciendo sin necesidad de esperar a que el líder del proyecto lo apruebe o no. De todas formas, el líder debe poder posteriormente aceptar esa tarea con su tiempo registrado dependiendo de si la considera válida o no.</w:t>
-      </w:r>
-    </w:p>
-    <w:p>
-      <w:pPr>
-        <w:ind w:left="720" w:firstLine="0"/>
-        <w:jc w:val="both"/>
-        <w:rPr/>
-      </w:pPr>
-      <w:r>
-        <w:rPr>
-          <w:rtl w:val="0"/>
-        </w:rPr>
-      </w:r>
-    </w:p>
-    <w:p>
-      <w:pPr>
-        <w:numPr>
-          <w:ilvl w:val="0"/>
-          <w:numId w:val="5"/>
-        </w:numPr>
-        <w:ind w:left="720" w:hanging="360"/>
-        <w:jc w:val="both"/>
-        <w:rPr>
-          <w:u w:val="none"/>
-        </w:rPr>
-      </w:pPr>
-      <w:r>
-        <w:rPr>
-          <w:rtl w:val="0"/>
-        </w:rPr>
-        <w:t xml:space="preserve">Se prefiere una manera más visual de acceder a las distintas funcionalidades.</w:t>
-      </w:r>
-    </w:p>
-    <w:p>
-      <w:pPr>
-        <w:ind w:left="720" w:firstLine="0"/>
-        <w:jc w:val="both"/>
-        <w:rPr/>
-      </w:pPr>
-      <w:r>
-        <w:rPr>
-          <w:rtl w:val="0"/>
-        </w:rPr>
-      </w:r>
-    </w:p>
-    <w:p>
-      <w:pPr>
-        <w:numPr>
-          <w:ilvl w:val="0"/>
-          <w:numId w:val="5"/>
-        </w:numPr>
-        <w:ind w:left="720" w:hanging="360"/>
-        <w:jc w:val="both"/>
-        <w:rPr>
-          <w:u w:val="none"/>
-        </w:rPr>
-      </w:pPr>
-      <w:r>
-        <w:rPr>
-          <w:rtl w:val="0"/>
-        </w:rPr>
-        <w:t xml:space="preserve">Los colores, íconos y “estados” de las cosas, deben estar descritos en algún lugar. De alguna manera se debe poder acceder al significado que tiene cada uno de estos recursos.</w:t>
-      </w:r>
-    </w:p>
-    <w:p>
-      <w:pPr>
-        <w:ind w:left="720" w:firstLine="0"/>
-        <w:jc w:val="both"/>
-        <w:rPr/>
-      </w:pPr>
-      <w:r>
-        <w:rPr>
-          <w:rtl w:val="0"/>
-        </w:rPr>
-      </w:r>
-    </w:p>
-    <w:p>
-      <w:pPr>
-        <w:numPr>
-          <w:ilvl w:val="0"/>
-          <w:numId w:val="5"/>
-        </w:numPr>
-        <w:ind w:left="720" w:hanging="360"/>
-        <w:jc w:val="both"/>
-        <w:rPr>
-          <w:u w:val="none"/>
-        </w:rPr>
-      </w:pPr>
-      <w:r>
-        <w:rPr>
-          <w:rtl w:val="0"/>
-        </w:rPr>
-        <w:t xml:space="preserve">En el prototipo no se muestra ningúna manera de buscar o filtrar tareas, que sería muy útil (y hasta necesario).</w:t>
-      </w:r>
-    </w:p>
-    <w:p>
-      <w:pPr>
-        <w:ind w:left="720" w:firstLine="0"/>
-        <w:jc w:val="both"/>
-        <w:rPr/>
-      </w:pPr>
-      <w:r>
-        <w:rPr>
-          <w:rtl w:val="0"/>
-        </w:rPr>
-      </w:r>
-    </w:p>
-    <w:p>
-      <w:pPr>
-        <w:numPr>
-          <w:ilvl w:val="0"/>
-          <w:numId w:val="5"/>
-        </w:numPr>
-        <w:ind w:left="720" w:hanging="360"/>
-        <w:jc w:val="both"/>
-        <w:rPr>
-          <w:u w:val="none"/>
-        </w:rPr>
-      </w:pPr>
-      <w:r>
-        <w:rPr>
-          <w:rtl w:val="0"/>
-        </w:rPr>
-        <w:t xml:space="preserve">El gráfico que utilizamos para las métricas no es favorable para mostrar el progreso a lo largo del proyecto.</w:t>
-      </w:r>
-    </w:p>
-    <w:p>
-      <w:pPr>
-        <w:ind w:left="720" w:firstLine="0"/>
-        <w:jc w:val="both"/>
-        <w:rPr/>
-      </w:pPr>
-      <w:r>
-        <w:rPr>
-          <w:rtl w:val="0"/>
-        </w:rPr>
-      </w:r>
-    </w:p>
-    <w:p>
-      <w:pPr>
-        <w:numPr>
-          <w:ilvl w:val="0"/>
-          <w:numId w:val="5"/>
-        </w:numPr>
-        <w:ind w:left="720" w:hanging="360"/>
-        <w:jc w:val="both"/>
-        <w:rPr>
-          <w:u w:val="none"/>
-        </w:rPr>
-      </w:pPr>
-      <w:r>
-        <w:rPr>
-          <w:rtl w:val="0"/>
-        </w:rPr>
-        <w:t xml:space="preserve">Estimación: si bien está bien calculada y tienen sentido los casos optimista y pesimista, no es del todo realista. El caso más probable es similar a lo que se espera del caso optimista si éste fuera realista. La estimación está bien hecha, solo hay que considerar los factores que tenemos en cuenta.</w:t>
-      </w:r>
-    </w:p>
-    <w:p>
-      <w:pPr>
-        <w:jc w:val="both"/>
-        <w:rPr/>
-      </w:pPr>
-      <w:r>
-        <w:rPr>
-          <w:rtl w:val="0"/>
-        </w:rPr>
-      </w:r>
-    </w:p>
-    <w:p>
-      <w:pPr>
+          <w:numId w:val="8"/>
+        </w:numPr>
+        <w:ind w:left="720" w:hanging="360"/>
+        <w:jc w:val="both"/>
+        <w:rPr>
+          <w:u w:val="none"/>
+        </w:rPr>
+      </w:pPr>
+      <w:r>
+        <w:rPr>
+          <w:rtl w:val="0"/>
+        </w:rPr>
+        <w:t xml:space="preserve">Cuando mostramos una implementación, mostrarla en un video o lo que sea, no poner un qr.</w:t>
+      </w:r>
+    </w:p>
+    <w:p>
+      <w:pPr>
+        <w:ind w:left="720" w:firstLine="0"/>
+        <w:jc w:val="both"/>
+        <w:rPr/>
+      </w:pPr>
+      <w:r>
+        <w:rPr>
+          <w:rtl w:val="0"/>
+        </w:rPr>
+      </w:r>
+    </w:p>
+    <w:p>
+      <w:pPr>
+        <w:numPr>
+          <w:ilvl w:val="0"/>
+          <w:numId w:val="8"/>
+        </w:numPr>
+        <w:ind w:left="720" w:hanging="360"/>
+        <w:jc w:val="both"/>
+        <w:rPr>
+          <w:u w:val="none"/>
+        </w:rPr>
+      </w:pPr>
+      <w:r>
+        <w:rPr>
+          <w:rtl w:val="0"/>
+        </w:rPr>
+        <w:t xml:space="preserve">En la estimación se debe expresar el esfuerzo.</w:t>
+      </w:r>
+    </w:p>
+    <w:p>
+      <w:pPr>
+        <w:ind w:left="720" w:firstLine="0"/>
+        <w:jc w:val="both"/>
+        <w:rPr/>
+      </w:pPr>
+      <w:r>
+        <w:rPr>
+          <w:rtl w:val="0"/>
+        </w:rPr>
+      </w:r>
+    </w:p>
+    <w:p>
+      <w:pPr>
+        <w:numPr>
+          <w:ilvl w:val="0"/>
+          <w:numId w:val="8"/>
+        </w:numPr>
+        <w:ind w:left="720" w:hanging="360"/>
+        <w:jc w:val="both"/>
+        <w:rPr>
+          <w:u w:val="none"/>
+        </w:rPr>
+      </w:pPr>
+      <w:r>
+        <w:rPr>
+          <w:rtl w:val="0"/>
+        </w:rPr>
+        <w:t xml:space="preserve">Se debe hacer un gráfico de métricas que contenga una curva con el progreso de cada métrica por iteración/etapa.</w:t>
+      </w:r>
+    </w:p>
+    <w:p>
+      <w:pPr>
+        <w:ind w:left="720" w:firstLine="0"/>
+        <w:jc w:val="both"/>
+        <w:rPr/>
+      </w:pPr>
+      <w:r>
+        <w:rPr>
+          <w:rtl w:val="0"/>
+        </w:rPr>
+      </w:r>
+    </w:p>
+    <w:p>
+      <w:pPr>
+        <w:numPr>
+          <w:ilvl w:val="0"/>
+          <w:numId w:val="8"/>
+        </w:numPr>
+        <w:ind w:left="720" w:hanging="360"/>
+        <w:jc w:val="both"/>
+        <w:rPr>
+          <w:u w:val="none"/>
+        </w:rPr>
+      </w:pPr>
+      <w:r>
+        <w:rPr>
+          <w:rtl w:val="0"/>
+        </w:rPr>
+        <w:t xml:space="preserve">Al diagrama de interacción (secuencia) le hace falta las entidades importantes.</w:t>
+      </w:r>
+    </w:p>
+    <w:p>
+      <w:pPr>
+        <w:ind w:left="720" w:firstLine="0"/>
+        <w:jc w:val="both"/>
+        <w:rPr/>
+      </w:pPr>
+      <w:r>
+        <w:rPr>
+          <w:rtl w:val="0"/>
+        </w:rPr>
+      </w:r>
+    </w:p>
+    <w:p>
+      <w:pPr>
+        <w:numPr>
+          <w:ilvl w:val="0"/>
+          <w:numId w:val="8"/>
+        </w:numPr>
+        <w:ind w:left="720" w:hanging="360"/>
+        <w:jc w:val="both"/>
+        <w:rPr>
+          <w:u w:val="none"/>
+        </w:rPr>
+      </w:pPr>
+      <w:r>
+        <w:rPr>
+          <w:rtl w:val="0"/>
+        </w:rPr>
+        <w:t xml:space="preserve">La vez pasada presentamos el prototipo y nos dieron devoluciones, deberíamos haber presentado una retroalimentación de dichas devoluciones.</w:t>
+      </w:r>
+    </w:p>
+    <w:p>
+      <w:pPr>
+        <w:ind w:left="0" w:firstLine="0"/>
+        <w:jc w:val="both"/>
+        <w:rPr/>
+      </w:pPr>
+      <w:r>
+        <w:rPr>
+          <w:rtl w:val="0"/>
+        </w:rPr>
+      </w:r>
+    </w:p>
+    <w:p>
+      <w:pPr>
+        <w:ind w:left="0" w:firstLine="0"/>
         <w:jc w:val="center"/>
         <w:rPr/>
       </w:pPr>
@@ -1689,446 +1497,244 @@
     </w:p>
     <w:p>
       <w:pPr>
-        <w:jc w:val="both"/>
-        <w:rPr/>
-      </w:pPr>
-      <w:r>
-        <w:rPr>
-          <w:rtl w:val="0"/>
-        </w:rPr>
-      </w:r>
-    </w:p>
-    <w:p>
-      <w:pPr>
-        <w:jc w:val="both"/>
-        <w:rPr/>
-      </w:pPr>
-      <w:r>
-        <w:rPr>
-          <w:rtl w:val="0"/>
-        </w:rPr>
-        <w:t xml:space="preserve">19/09/25 Presentación 09 </w:t>
-      </w:r>
-    </w:p>
-    <w:p>
-      <w:pPr>
-        <w:jc w:val="both"/>
-        <w:rPr/>
-      </w:pPr>
-      <w:r>
-        <w:rPr>
-          <w:rtl w:val="0"/>
-        </w:rPr>
-      </w:r>
-    </w:p>
-    <w:p>
-      <w:pPr>
-        <w:numPr>
-          <w:ilvl w:val="0"/>
-          <w:numId w:val="4"/>
-        </w:numPr>
-        <w:ind w:left="720" w:hanging="360"/>
-        <w:jc w:val="both"/>
-        <w:rPr>
-          <w:u w:val="none"/>
-        </w:rPr>
-      </w:pPr>
-      <w:r>
-        <w:rPr>
-          <w:rtl w:val="0"/>
-        </w:rPr>
-        <w:t xml:space="preserve">Hablar en plural. No decir “yo hice” sino “hicimos”.</w:t>
-      </w:r>
-    </w:p>
-    <w:p>
-      <w:pPr>
-        <w:ind w:left="720" w:firstLine="0"/>
-        <w:jc w:val="both"/>
-        <w:rPr/>
-      </w:pPr>
-      <w:r>
-        <w:rPr>
-          <w:rtl w:val="0"/>
-        </w:rPr>
-      </w:r>
-    </w:p>
-    <w:p>
-      <w:pPr>
-        <w:numPr>
-          <w:ilvl w:val="0"/>
-          <w:numId w:val="4"/>
-        </w:numPr>
-        <w:ind w:left="720" w:hanging="360"/>
-        <w:jc w:val="both"/>
-        <w:rPr>
-          <w:u w:val="none"/>
-        </w:rPr>
-      </w:pPr>
-      <w:r>
-        <w:rPr>
-          <w:rtl w:val="0"/>
-        </w:rPr>
-        <w:t xml:space="preserve">Con respecto al gráfico de convergencia de la estimación, lo que propone cocomo es lo que nosotros tenemos que construir en base a las estimaciones que tenemos. Estas estimaciones son 3 (mejor caso, peor caso, caso real) pero nosotros solo pusimos el caso real. Además, el gráfico se va construyendo a medida que pasa el tiempo y se van haciendo nuevas estimaciones, cada vez más precisas, de manera que se va haciendo el embudo. Por esto al principio no debe formar un embudo pq no tenemos todo lo que necesitamos ni el tiempo transcurrido como para que se refleje de esa manera en el gráfico de convergencia.</w:t>
-      </w:r>
-    </w:p>
-    <w:p>
-      <w:pPr>
-        <w:ind w:left="720" w:firstLine="0"/>
-        <w:jc w:val="both"/>
-        <w:rPr/>
-      </w:pPr>
-      <w:r>
-        <w:rPr>
-          <w:rtl w:val="0"/>
-        </w:rPr>
-      </w:r>
-    </w:p>
-    <w:p>
-      <w:pPr>
-        <w:numPr>
-          <w:ilvl w:val="0"/>
-          <w:numId w:val="4"/>
-        </w:numPr>
-        <w:ind w:left="720" w:hanging="360"/>
-        <w:jc w:val="both"/>
-        <w:rPr>
-          <w:u w:val="none"/>
-        </w:rPr>
-      </w:pPr>
-      <w:r>
-        <w:rPr>
-          <w:rtl w:val="0"/>
-        </w:rPr>
-        <w:t xml:space="preserve">Las fechas en ese gráfico tienen que representarse para los 3 casos que se /necesitan, no solo para uno./</w:t>
-      </w:r>
-    </w:p>
-    <w:p>
-      <w:pPr>
-        <w:ind w:left="720" w:firstLine="0"/>
-        <w:jc w:val="both"/>
-        <w:rPr/>
-      </w:pPr>
-      <w:r>
-        <w:rPr>
-          <w:rtl w:val="0"/>
-        </w:rPr>
-      </w:r>
-    </w:p>
-    <w:p>
-      <w:pPr>
-        <w:numPr>
-          <w:ilvl w:val="0"/>
-          <w:numId w:val="4"/>
-        </w:numPr>
-        <w:ind w:left="720" w:hanging="360"/>
-        <w:jc w:val="both"/>
-        <w:rPr>
-          <w:u w:val="none"/>
-        </w:rPr>
-      </w:pPr>
-      <w:r>
-        <w:rPr>
-          <w:rtl w:val="0"/>
-        </w:rPr>
-        <w:t xml:space="preserve">Hay que tomar en cuenta las métricas en la declaración de propósito y seleccionar las que vayan a servir para nuestro proyecto y analizar en función de qué se toman y qué mejoran. Por ejemplo, los requerimientos por unidad de tiempo no te sirven para algo en concreto pero sí te servirían los casos de uso por unidad de tiempo porque con eso estimas horas hombre y con eso tenes un margen de mejora, es decir, </w:t>
-      </w:r>
-      <w:r>
-        <w:rPr>
-          <w:rtl w:val="0"/>
-        </w:rPr>
-        <w:t xml:space="preserve">podes</w:t>
-      </w:r>
-      <w:r>
-        <w:rPr>
-          <w:rtl w:val="0"/>
-        </w:rPr>
-        <w:t xml:space="preserve"> ir midiendo y mejorando la cantidad de horas que te lleva desarrollar un caso de uso.</w:t>
-      </w:r>
-    </w:p>
-    <w:p>
-      <w:pPr>
-        <w:ind w:left="720" w:firstLine="0"/>
-        <w:jc w:val="both"/>
-        <w:rPr/>
-      </w:pPr>
-      <w:r>
-        <w:rPr>
-          <w:rtl w:val="0"/>
-        </w:rPr>
-      </w:r>
-    </w:p>
-    <w:p>
-      <w:pPr>
-        <w:numPr>
-          <w:ilvl w:val="0"/>
-          <w:numId w:val="4"/>
-        </w:numPr>
-        <w:ind w:left="720" w:hanging="360"/>
-        <w:jc w:val="both"/>
-        <w:rPr>
-          <w:u w:val="none"/>
-        </w:rPr>
-      </w:pPr>
-      <w:r>
-        <w:rPr>
-          <w:rtl w:val="0"/>
-        </w:rPr>
-        <w:t xml:space="preserve">La revisión de documentos tiene que ir más allá de errores de tipeo y ortografía, tiene que revisarse la consistencia del documento, su completitud, y que lo que tenga se corresponda con los requerimientos y el proyecto y el propósito.</w:t>
-      </w:r>
-    </w:p>
-    <w:p>
-      <w:pPr>
-        <w:ind w:left="720" w:firstLine="0"/>
-        <w:jc w:val="both"/>
-        <w:rPr/>
-      </w:pPr>
-      <w:r>
-        <w:rPr>
-          <w:rtl w:val="0"/>
-        </w:rPr>
-      </w:r>
-    </w:p>
-    <w:p>
-      <w:pPr>
-        <w:numPr>
-          <w:ilvl w:val="0"/>
-          <w:numId w:val="4"/>
-        </w:numPr>
-        <w:ind w:left="720" w:hanging="360"/>
-        <w:jc w:val="both"/>
-        <w:rPr>
-          <w:u w:val="none"/>
-        </w:rPr>
-      </w:pPr>
-      <w:r>
-        <w:rPr>
-          <w:rtl w:val="0"/>
-        </w:rPr>
-        <w:t xml:space="preserve">El documento de herramientas y tecnologías está bien pero falta detallar cómo y para qué específicamente se utiliza cada herramienta.</w:t>
-      </w:r>
-    </w:p>
-    <w:p>
-      <w:pPr>
-        <w:ind w:left="720" w:firstLine="0"/>
-        <w:jc w:val="both"/>
-        <w:rPr/>
-      </w:pPr>
-      <w:r>
-        <w:rPr>
-          <w:rtl w:val="0"/>
-        </w:rPr>
-      </w:r>
-    </w:p>
-    <w:p>
-      <w:pPr>
-        <w:numPr>
-          <w:ilvl w:val="0"/>
-          <w:numId w:val="4"/>
-        </w:numPr>
-        <w:ind w:left="720" w:hanging="360"/>
-        <w:jc w:val="both"/>
-        <w:rPr>
-          <w:u w:val="none"/>
-        </w:rPr>
-      </w:pPr>
-      <w:r>
-        <w:rPr>
-          <w:rtl w:val="0"/>
-        </w:rPr>
-        <w:t xml:space="preserve">La especificación de requerimientos no está mal pero hay bastantes cosas para corregir. Por ejemplo, las interfaces definidas no son claras ni están satisfactoriamente descritas. Y hay algunas cosas incompletas más.</w:t>
-      </w:r>
-    </w:p>
-    <w:p>
-      <w:pPr>
-        <w:ind w:left="720" w:firstLine="0"/>
-        <w:jc w:val="both"/>
-        <w:rPr/>
-      </w:pPr>
-      <w:r>
-        <w:rPr>
-          <w:rtl w:val="0"/>
-        </w:rPr>
-      </w:r>
-    </w:p>
-    <w:p>
-      <w:pPr>
-        <w:numPr>
-          <w:ilvl w:val="0"/>
-          <w:numId w:val="4"/>
-        </w:numPr>
-        <w:ind w:left="720" w:hanging="360"/>
-        <w:jc w:val="both"/>
-        <w:rPr>
-          <w:u w:val="none"/>
-        </w:rPr>
-      </w:pPr>
-      <w:r>
-        <w:rPr>
-          <w:rtl w:val="0"/>
-        </w:rPr>
-        <w:t xml:space="preserve">Karim quiere que integremos con toggl o algo así.</w:t>
-      </w:r>
-    </w:p>
-    <w:p>
-      <w:pPr>
-        <w:ind w:left="720" w:firstLine="0"/>
-        <w:jc w:val="both"/>
-        <w:rPr/>
-      </w:pPr>
-      <w:r>
-        <w:rPr>
-          <w:rtl w:val="0"/>
-        </w:rPr>
-      </w:r>
-    </w:p>
-    <w:p>
-      <w:pPr>
-        <w:numPr>
-          <w:ilvl w:val="0"/>
-          <w:numId w:val="4"/>
-        </w:numPr>
-        <w:ind w:left="720" w:hanging="360"/>
-        <w:jc w:val="both"/>
-        <w:rPr>
-          <w:u w:val="none"/>
-        </w:rPr>
-      </w:pPr>
-      <w:r>
-        <w:rPr>
-          <w:rtl w:val="0"/>
-        </w:rPr>
-        <w:t xml:space="preserve">Durante la presentación de la presentación hay que arrancar con el pie derecho, decir bien los nombres (recordar lo decir nombre completo) y tener bien claro lo que se va a decir.</w:t>
-      </w:r>
-    </w:p>
-    <w:p>
-      <w:pPr>
-        <w:ind w:left="720" w:firstLine="0"/>
-        <w:jc w:val="both"/>
-        <w:rPr/>
-      </w:pPr>
-      <w:r>
-        <w:rPr>
-          <w:rtl w:val="0"/>
-        </w:rPr>
-      </w:r>
-    </w:p>
-    <w:p>
-      <w:pPr>
-        <w:numPr>
-          <w:ilvl w:val="0"/>
-          <w:numId w:val="4"/>
-        </w:numPr>
-        <w:ind w:left="720" w:hanging="360"/>
-        <w:jc w:val="both"/>
-        <w:rPr>
-          <w:u w:val="none"/>
-        </w:rPr>
-      </w:pPr>
-      <w:r>
-        <w:rPr>
-          <w:rtl w:val="0"/>
-        </w:rPr>
-        <w:t xml:space="preserve">Cuando se presentan los riesgos, es importante que mostremos detalles del riesgo pero no es necesario leerlos, es suficiente con ponerlos a la vista. Enfocarse en los riesgos que causan preocupación y la manera en la que los manejamos.</w:t>
-      </w:r>
-    </w:p>
-    <w:p>
-      <w:pPr>
-        <w:ind w:left="720" w:firstLine="0"/>
-        <w:jc w:val="both"/>
-        <w:rPr/>
-      </w:pPr>
-      <w:r>
-        <w:rPr>
-          <w:rtl w:val="0"/>
-        </w:rPr>
-      </w:r>
-    </w:p>
-    <w:p>
-      <w:pPr>
-        <w:numPr>
-          <w:ilvl w:val="0"/>
-          <w:numId w:val="4"/>
-        </w:numPr>
-        <w:ind w:left="720" w:hanging="360"/>
-        <w:jc w:val="both"/>
-        <w:rPr>
-          <w:u w:val="none"/>
-        </w:rPr>
-      </w:pPr>
-      <w:r>
-        <w:rPr>
-          <w:rtl w:val="0"/>
-        </w:rPr>
-        <w:t xml:space="preserve">Importante. Los profes quieren disponer de un usuario administrador que pueda gestionar usuarios, gestionar proyectos, asignar usuarios a proyectos (o proyectos a usuarios, ver) y ver reportes (ver la situación de los proyectos).</w:t>
-      </w:r>
-    </w:p>
-    <w:p>
-      <w:pPr>
-        <w:ind w:left="720" w:firstLine="0"/>
-        <w:jc w:val="both"/>
-        <w:rPr/>
-      </w:pPr>
-      <w:r>
-        <w:rPr>
-          <w:rtl w:val="0"/>
-        </w:rPr>
-      </w:r>
-    </w:p>
-    <w:p>
-      <w:pPr>
-        <w:numPr>
-          <w:ilvl w:val="0"/>
-          <w:numId w:val="3"/>
-        </w:numPr>
-        <w:ind w:left="1440" w:hanging="360"/>
-        <w:jc w:val="both"/>
-        <w:rPr>
-          <w:u w:val="none"/>
-        </w:rPr>
-      </w:pPr>
-      <w:r>
-        <w:rPr>
-          <w:rtl w:val="0"/>
-        </w:rPr>
-        <w:t xml:space="preserve">Duración presentación: 16min</w:t>
-      </w:r>
-    </w:p>
-    <w:p>
-      <w:pPr>
-        <w:numPr>
-          <w:ilvl w:val="0"/>
-          <w:numId w:val="3"/>
-        </w:numPr>
-        <w:ind w:left="1440" w:hanging="360"/>
-        <w:jc w:val="both"/>
-        <w:rPr>
-          <w:u w:val="none"/>
-        </w:rPr>
-      </w:pPr>
-      <w:r>
-        <w:rPr>
-          <w:rtl w:val="0"/>
-        </w:rPr>
-        <w:t xml:space="preserve">Duración devolución: 29min</w:t>
-      </w:r>
-    </w:p>
-    <w:p>
-      <w:pPr>
-        <w:numPr>
-          <w:ilvl w:val="0"/>
-          <w:numId w:val="3"/>
-        </w:numPr>
-        <w:ind w:left="1440" w:hanging="360"/>
-        <w:jc w:val="both"/>
-        <w:rPr>
-          <w:u w:val="none"/>
-        </w:rPr>
-      </w:pPr>
-      <w:r>
-        <w:rPr>
-          <w:rtl w:val="0"/>
-        </w:rPr>
-        <w:t xml:space="preserve">Duración total: 45min</w:t>
+        <w:ind w:left="0" w:firstLine="0"/>
+        <w:jc w:val="both"/>
+        <w:rPr/>
+      </w:pPr>
+      <w:r>
+        <w:rPr>
+          <w:rtl w:val="0"/>
+        </w:rPr>
+      </w:r>
+    </w:p>
+    <w:p>
+      <w:pPr>
+        <w:ind w:left="0" w:firstLine="0"/>
+        <w:jc w:val="both"/>
+        <w:rPr/>
+      </w:pPr>
+      <w:r>
+        <w:rPr>
+          <w:rtl w:val="0"/>
+        </w:rPr>
+        <w:t xml:space="preserve">04/10/25 Primer Prototipo Funcional</w:t>
+      </w:r>
+    </w:p>
+    <w:p>
+      <w:pPr>
+        <w:ind w:left="0" w:firstLine="0"/>
+        <w:jc w:val="both"/>
+        <w:rPr/>
+      </w:pPr>
+      <w:r>
+        <w:rPr>
+          <w:rtl w:val="0"/>
+        </w:rPr>
+      </w:r>
+    </w:p>
+    <w:p>
+      <w:pPr>
+        <w:numPr>
+          <w:ilvl w:val="0"/>
+          <w:numId w:val="6"/>
+        </w:numPr>
+        <w:ind w:left="720" w:hanging="360"/>
+        <w:jc w:val="both"/>
+        <w:rPr>
+          <w:u w:val="none"/>
+        </w:rPr>
+      </w:pPr>
+      <w:r>
+        <w:rPr>
+          <w:rtl w:val="0"/>
+        </w:rPr>
+        <w:t xml:space="preserve">Las tareas no cumplidas durante una iteración deberían ser fácilmente accesibles al líder.</w:t>
+      </w:r>
+    </w:p>
+    <w:p>
+      <w:pPr>
+        <w:ind w:left="720" w:firstLine="0"/>
+        <w:jc w:val="both"/>
+        <w:rPr/>
+      </w:pPr>
+      <w:r>
+        <w:rPr>
+          <w:rtl w:val="0"/>
+        </w:rPr>
+      </w:r>
+    </w:p>
+    <w:p>
+      <w:pPr>
+        <w:numPr>
+          <w:ilvl w:val="0"/>
+          <w:numId w:val="6"/>
+        </w:numPr>
+        <w:ind w:left="720" w:hanging="360"/>
+        <w:jc w:val="both"/>
+        <w:rPr>
+          <w:u w:val="none"/>
+        </w:rPr>
+      </w:pPr>
+      <w:r>
+        <w:rPr>
+          <w:rtl w:val="0"/>
+        </w:rPr>
+        <w:t xml:space="preserve">Los miembros del proyecto deberían poder registrar el tiempo de una tarea que no está planificada ya que debería poder registrar rápidamente el tiempo de cualquier cosa que esté haciendo sin necesidad de esperar a que el líder del proyecto lo apruebe o no. De todas formas, el líder debe poder posteriormente aceptar esa tarea con su tiempo registrado dependiendo de si la considera válida o no.</w:t>
+      </w:r>
+    </w:p>
+    <w:p>
+      <w:pPr>
+        <w:ind w:left="720" w:firstLine="0"/>
+        <w:jc w:val="both"/>
+        <w:rPr/>
+      </w:pPr>
+      <w:r>
+        <w:rPr>
+          <w:rtl w:val="0"/>
+        </w:rPr>
+      </w:r>
+    </w:p>
+    <w:p>
+      <w:pPr>
+        <w:numPr>
+          <w:ilvl w:val="0"/>
+          <w:numId w:val="6"/>
+        </w:numPr>
+        <w:ind w:left="720" w:hanging="360"/>
+        <w:jc w:val="both"/>
+        <w:rPr>
+          <w:u w:val="none"/>
+        </w:rPr>
+      </w:pPr>
+      <w:r>
+        <w:rPr>
+          <w:rtl w:val="0"/>
+        </w:rPr>
+        <w:t xml:space="preserve">Se prefiere una manera más visual de acceder a las distintas funcionalidades.</w:t>
+      </w:r>
+    </w:p>
+    <w:p>
+      <w:pPr>
+        <w:ind w:left="720" w:firstLine="0"/>
+        <w:jc w:val="both"/>
+        <w:rPr/>
+      </w:pPr>
+      <w:r>
+        <w:rPr>
+          <w:rtl w:val="0"/>
+        </w:rPr>
+      </w:r>
+    </w:p>
+    <w:p>
+      <w:pPr>
+        <w:numPr>
+          <w:ilvl w:val="0"/>
+          <w:numId w:val="6"/>
+        </w:numPr>
+        <w:ind w:left="720" w:hanging="360"/>
+        <w:jc w:val="both"/>
+        <w:rPr>
+          <w:u w:val="none"/>
+        </w:rPr>
+      </w:pPr>
+      <w:r>
+        <w:rPr>
+          <w:rtl w:val="0"/>
+        </w:rPr>
+        <w:t xml:space="preserve">Los colores, íconos y “estados” de las cosas, deben estar descritos en algún lugar. De alguna manera se debe poder acceder al significado que tiene cada uno de estos recursos.</w:t>
+      </w:r>
+    </w:p>
+    <w:p>
+      <w:pPr>
+        <w:ind w:left="720" w:firstLine="0"/>
+        <w:jc w:val="both"/>
+        <w:rPr/>
+      </w:pPr>
+      <w:r>
+        <w:rPr>
+          <w:rtl w:val="0"/>
+        </w:rPr>
+      </w:r>
+    </w:p>
+    <w:p>
+      <w:pPr>
+        <w:numPr>
+          <w:ilvl w:val="0"/>
+          <w:numId w:val="6"/>
+        </w:numPr>
+        <w:ind w:left="720" w:hanging="360"/>
+        <w:jc w:val="both"/>
+        <w:rPr>
+          <w:u w:val="none"/>
+        </w:rPr>
+      </w:pPr>
+      <w:r>
+        <w:rPr>
+          <w:rtl w:val="0"/>
+        </w:rPr>
+        <w:t xml:space="preserve">En el prototipo no se muestra ningúna manera de buscar o filtrar tareas, que sería muy útil (y hasta necesario).</w:t>
+      </w:r>
+    </w:p>
+    <w:p>
+      <w:pPr>
+        <w:ind w:left="720" w:firstLine="0"/>
+        <w:jc w:val="both"/>
+        <w:rPr/>
+      </w:pPr>
+      <w:r>
+        <w:rPr>
+          <w:rtl w:val="0"/>
+        </w:rPr>
+      </w:r>
+    </w:p>
+    <w:p>
+      <w:pPr>
+        <w:numPr>
+          <w:ilvl w:val="0"/>
+          <w:numId w:val="6"/>
+        </w:numPr>
+        <w:ind w:left="720" w:hanging="360"/>
+        <w:jc w:val="both"/>
+        <w:rPr>
+          <w:u w:val="none"/>
+        </w:rPr>
+      </w:pPr>
+      <w:r>
+        <w:rPr>
+          <w:rtl w:val="0"/>
+        </w:rPr>
+        <w:t xml:space="preserve">El gráfico que utilizamos para las métricas no es favorable para mostrar el progreso a lo largo del proyecto.</w:t>
+      </w:r>
+    </w:p>
+    <w:p>
+      <w:pPr>
+        <w:ind w:left="720" w:firstLine="0"/>
+        <w:jc w:val="both"/>
+        <w:rPr/>
+      </w:pPr>
+      <w:r>
+        <w:rPr>
+          <w:rtl w:val="0"/>
+        </w:rPr>
+      </w:r>
+    </w:p>
+    <w:p>
+      <w:pPr>
+        <w:numPr>
+          <w:ilvl w:val="0"/>
+          <w:numId w:val="6"/>
+        </w:numPr>
+        <w:ind w:left="720" w:hanging="360"/>
+        <w:jc w:val="both"/>
+        <w:rPr>
+          <w:u w:val="none"/>
+        </w:rPr>
+      </w:pPr>
+      <w:r>
+        <w:rPr>
+          <w:rtl w:val="0"/>
+        </w:rPr>
+        <w:t xml:space="preserve">Estimación: si bien está bien calculada y tienen sentido los casos optimista y pesimista, no es del todo realista. El caso más probable es similar a lo que se espera del caso optimista si éste fuera realista. La estimación está bien hecha, solo hay que considerar los factores que tenemos en cuenta.</w:t>
       </w:r>
     </w:p>
     <w:p>
@@ -2182,274 +1788,428 @@
         <w:rPr>
           <w:rtl w:val="0"/>
         </w:rPr>
-        <w:t xml:space="preserve">16/09/25 Presentación 08</w:t>
-      </w:r>
-    </w:p>
-    <w:p>
-      <w:pPr>
-        <w:numPr>
-          <w:ilvl w:val="0"/>
-          <w:numId w:val="8"/>
-        </w:numPr>
-        <w:ind w:left="720" w:hanging="360"/>
-        <w:jc w:val="both"/>
-        <w:rPr>
-          <w:u w:val="none"/>
-        </w:rPr>
-      </w:pPr>
-      <w:r>
-        <w:rPr>
-          <w:rtl w:val="0"/>
-        </w:rPr>
-        <w:t xml:space="preserve">Los gráficos deben tener título tanto para el gráfico en sí como para los ejes.</w:t>
-      </w:r>
-    </w:p>
-    <w:p>
-      <w:pPr>
-        <w:ind w:left="720" w:firstLine="0"/>
-        <w:jc w:val="both"/>
-        <w:rPr/>
-      </w:pPr>
-      <w:r>
-        <w:rPr>
-          <w:rtl w:val="0"/>
-        </w:rPr>
-      </w:r>
-    </w:p>
-    <w:p>
-      <w:pPr>
-        <w:numPr>
-          <w:ilvl w:val="0"/>
-          <w:numId w:val="8"/>
-        </w:numPr>
-        <w:ind w:left="720" w:hanging="360"/>
-        <w:jc w:val="both"/>
-        <w:rPr>
-          <w:u w:val="none"/>
-        </w:rPr>
-      </w:pPr>
-      <w:r>
-        <w:rPr>
-          <w:rtl w:val="0"/>
-        </w:rPr>
-        <w:t xml:space="preserve">Hay riesgos que no tienen plan de mitigación (presentamos 3, quedaban 5)</w:t>
-      </w:r>
-    </w:p>
-    <w:p>
-      <w:pPr>
-        <w:ind w:left="720" w:firstLine="0"/>
-        <w:jc w:val="both"/>
-        <w:rPr/>
-      </w:pPr>
-      <w:r>
-        <w:rPr>
-          <w:rtl w:val="0"/>
-        </w:rPr>
-      </w:r>
-    </w:p>
-    <w:p>
-      <w:pPr>
-        <w:numPr>
-          <w:ilvl w:val="0"/>
-          <w:numId w:val="8"/>
-        </w:numPr>
-        <w:ind w:left="720" w:hanging="360"/>
-        <w:jc w:val="both"/>
-        <w:rPr>
-          <w:u w:val="none"/>
-        </w:rPr>
-      </w:pPr>
-      <w:r>
-        <w:rPr>
-          <w:rtl w:val="0"/>
-        </w:rPr>
-        <w:t xml:space="preserve">No pusimos los Casos de Uso</w:t>
-      </w:r>
-    </w:p>
-    <w:p>
-      <w:pPr>
-        <w:ind w:left="720" w:firstLine="0"/>
-        <w:jc w:val="both"/>
-        <w:rPr/>
-      </w:pPr>
-      <w:r>
-        <w:rPr>
-          <w:rtl w:val="0"/>
-        </w:rPr>
-      </w:r>
-    </w:p>
-    <w:p>
-      <w:pPr>
-        <w:numPr>
-          <w:ilvl w:val="0"/>
-          <w:numId w:val="8"/>
-        </w:numPr>
-        <w:ind w:left="720" w:hanging="360"/>
-        <w:jc w:val="both"/>
-        <w:rPr>
-          <w:u w:val="none"/>
-        </w:rPr>
-      </w:pPr>
-      <w:r>
-        <w:rPr>
-          <w:rtl w:val="0"/>
-        </w:rPr>
-        <w:t xml:space="preserve">Para cualquier tipo de plan, no asignar a las tareas plazos que sean más grandes que la iteración. Asignar momento específico de la iteración en el que se desarrollará la tarea.</w:t>
-      </w:r>
-    </w:p>
-    <w:p>
-      <w:pPr>
-        <w:ind w:left="720" w:firstLine="0"/>
-        <w:jc w:val="both"/>
-        <w:rPr/>
-      </w:pPr>
-      <w:r>
-        <w:rPr>
-          <w:rtl w:val="0"/>
-        </w:rPr>
-      </w:r>
-    </w:p>
-    <w:p>
-      <w:pPr>
-        <w:numPr>
-          <w:ilvl w:val="0"/>
-          <w:numId w:val="8"/>
-        </w:numPr>
-        <w:ind w:left="720" w:hanging="360"/>
-        <w:jc w:val="both"/>
-        <w:rPr>
-          <w:u w:val="none"/>
-        </w:rPr>
-      </w:pPr>
-      <w:r>
-        <w:rPr>
-          <w:rtl w:val="0"/>
-        </w:rPr>
-        <w:t xml:space="preserve">Las métricas deben tener un valor planificado y un valor ejecutado para tener margen de comparación. Además son por iteración.</w:t>
-      </w:r>
-    </w:p>
-    <w:p>
-      <w:pPr>
-        <w:ind w:left="720" w:firstLine="0"/>
-        <w:jc w:val="both"/>
-        <w:rPr/>
-      </w:pPr>
-      <w:r>
-        <w:rPr>
-          <w:rtl w:val="0"/>
-        </w:rPr>
-      </w:r>
-    </w:p>
-    <w:p>
-      <w:pPr>
-        <w:numPr>
-          <w:ilvl w:val="0"/>
-          <w:numId w:val="8"/>
-        </w:numPr>
-        <w:ind w:left="720" w:hanging="360"/>
-        <w:jc w:val="both"/>
-        <w:rPr>
-          <w:u w:val="none"/>
-        </w:rPr>
-      </w:pPr>
-      <w:r>
-        <w:rPr>
-          <w:rtl w:val="0"/>
-        </w:rPr>
-        <w:t xml:space="preserve">La estimación está mal realizada. El valor que brinda la metodología que utilizamos, es del 40%. El 60% restante es el que debemos agregar nosotros, o algo así entendí. </w:t>
-      </w:r>
-    </w:p>
-    <w:p>
-      <w:pPr>
-        <w:ind w:left="720" w:firstLine="0"/>
-        <w:jc w:val="both"/>
-        <w:rPr/>
-      </w:pPr>
-      <w:r>
-        <w:rPr>
-          <w:rtl w:val="0"/>
-        </w:rPr>
-      </w:r>
-    </w:p>
-    <w:p>
-      <w:pPr>
-        <w:numPr>
-          <w:ilvl w:val="0"/>
-          <w:numId w:val="8"/>
-        </w:numPr>
-        <w:ind w:left="720" w:hanging="360"/>
-        <w:jc w:val="both"/>
-        <w:rPr>
-          <w:u w:val="none"/>
-        </w:rPr>
-      </w:pPr>
-      <w:r>
-        <w:rPr>
-          <w:rtl w:val="0"/>
-        </w:rPr>
-        <w:t xml:space="preserve">No pusimos el gráfico de estimación que se pide. Diapositivas obligatorias como riesgos, estimación y CU, deben ocupar una sola diapositiva y deben ser un resumen rápido no extremadamente detallado.</w:t>
-      </w:r>
-    </w:p>
-    <w:p>
-      <w:pPr>
-        <w:ind w:left="720" w:firstLine="0"/>
-        <w:jc w:val="both"/>
-        <w:rPr/>
-      </w:pPr>
-      <w:r>
-        <w:rPr>
-          <w:rtl w:val="0"/>
-        </w:rPr>
-      </w:r>
-    </w:p>
-    <w:p>
-      <w:pPr>
-        <w:numPr>
-          <w:ilvl w:val="0"/>
-          <w:numId w:val="8"/>
-        </w:numPr>
-        <w:ind w:left="720" w:hanging="360"/>
-        <w:jc w:val="both"/>
-        <w:rPr>
-          <w:u w:val="none"/>
-        </w:rPr>
-      </w:pPr>
-      <w:r>
-        <w:rPr>
-          <w:rtl w:val="0"/>
-        </w:rPr>
-        <w:t xml:space="preserve">El gráfico de estimación debe tener la fecha estimada de finalización puesta.</w:t>
-      </w:r>
-    </w:p>
-    <w:p>
-      <w:pPr>
-        <w:ind w:left="720" w:firstLine="0"/>
-        <w:jc w:val="both"/>
-        <w:rPr/>
-      </w:pPr>
-      <w:r>
-        <w:rPr>
-          <w:rtl w:val="0"/>
-        </w:rPr>
-      </w:r>
-    </w:p>
-    <w:p>
-      <w:pPr>
-        <w:numPr>
-          <w:ilvl w:val="0"/>
-          <w:numId w:val="8"/>
-        </w:numPr>
-        <w:ind w:left="720" w:hanging="360"/>
-        <w:jc w:val="both"/>
-        <w:rPr>
-          <w:u w:val="none"/>
-        </w:rPr>
-      </w:pPr>
-      <w:r>
-        <w:rPr>
-          <w:rtl w:val="0"/>
-        </w:rPr>
-        <w:t xml:space="preserve">La estimación se vio sobreestimada, aparentemente, porque los casos de uso están sobreestimados, no se como decirlo, pero puede que haya más casos de uso de los que realmente deberían. Con respecto a esto después nos dijeron que los crud son un solo caso de uso.</w:t>
+        <w:t xml:space="preserve">19/09/25 Presentación 09 </w:t>
+      </w:r>
+    </w:p>
+    <w:p>
+      <w:pPr>
+        <w:jc w:val="both"/>
+        <w:rPr/>
+      </w:pPr>
+      <w:r>
+        <w:rPr>
+          <w:rtl w:val="0"/>
+        </w:rPr>
+      </w:r>
+    </w:p>
+    <w:p>
+      <w:pPr>
+        <w:numPr>
+          <w:ilvl w:val="0"/>
+          <w:numId w:val="5"/>
+        </w:numPr>
+        <w:ind w:left="720" w:hanging="360"/>
+        <w:jc w:val="both"/>
+        <w:rPr>
+          <w:u w:val="none"/>
+        </w:rPr>
+      </w:pPr>
+      <w:r>
+        <w:rPr>
+          <w:rtl w:val="0"/>
+        </w:rPr>
+        <w:t xml:space="preserve">Hablar en plural. No decir “yo hice” sino “hicimos”.</w:t>
+      </w:r>
+    </w:p>
+    <w:p>
+      <w:pPr>
+        <w:ind w:left="720" w:firstLine="0"/>
+        <w:jc w:val="both"/>
+        <w:rPr/>
+      </w:pPr>
+      <w:r>
+        <w:rPr>
+          <w:rtl w:val="0"/>
+        </w:rPr>
+      </w:r>
+    </w:p>
+    <w:p>
+      <w:pPr>
+        <w:numPr>
+          <w:ilvl w:val="0"/>
+          <w:numId w:val="5"/>
+        </w:numPr>
+        <w:ind w:left="720" w:hanging="360"/>
+        <w:jc w:val="both"/>
+        <w:rPr>
+          <w:u w:val="none"/>
+        </w:rPr>
+      </w:pPr>
+      <w:r>
+        <w:rPr>
+          <w:rtl w:val="0"/>
+        </w:rPr>
+        <w:t xml:space="preserve">Con respecto al gráfico de convergencia de la estimación, lo que propone cocomo es lo que nosotros tenemos que construir en base a las estimaciones que tenemos. Estas estimaciones son 3 (mejor caso, peor caso, caso real) pero nosotros solo pusimos el caso real. Además, el gráfico se va construyendo a medida que pasa el tiempo y se van haciendo nuevas estimaciones, cada vez más precisas, de manera que se va haciendo el embudo. Por esto al principio no debe formar un embudo pq no tenemos todo lo que necesitamos ni el tiempo transcurrido como para que se refleje de esa manera en el gráfico de convergencia.</w:t>
+      </w:r>
+    </w:p>
+    <w:p>
+      <w:pPr>
+        <w:ind w:left="720" w:firstLine="0"/>
+        <w:jc w:val="both"/>
+        <w:rPr/>
+      </w:pPr>
+      <w:r>
+        <w:rPr>
+          <w:rtl w:val="0"/>
+        </w:rPr>
+      </w:r>
+    </w:p>
+    <w:p>
+      <w:pPr>
+        <w:numPr>
+          <w:ilvl w:val="0"/>
+          <w:numId w:val="5"/>
+        </w:numPr>
+        <w:ind w:left="720" w:hanging="360"/>
+        <w:jc w:val="both"/>
+        <w:rPr>
+          <w:u w:val="none"/>
+        </w:rPr>
+      </w:pPr>
+      <w:r>
+        <w:rPr>
+          <w:rtl w:val="0"/>
+        </w:rPr>
+        <w:t xml:space="preserve">Las fechas en ese gráfico tienen que representarse para los 3 casos que se /necesitan, no solo para uno./</w:t>
+      </w:r>
+    </w:p>
+    <w:p>
+      <w:pPr>
+        <w:ind w:left="720" w:firstLine="0"/>
+        <w:jc w:val="both"/>
+        <w:rPr/>
+      </w:pPr>
+      <w:r>
+        <w:rPr>
+          <w:rtl w:val="0"/>
+        </w:rPr>
+      </w:r>
+    </w:p>
+    <w:p>
+      <w:pPr>
+        <w:numPr>
+          <w:ilvl w:val="0"/>
+          <w:numId w:val="5"/>
+        </w:numPr>
+        <w:ind w:left="720" w:hanging="360"/>
+        <w:jc w:val="both"/>
+        <w:rPr>
+          <w:u w:val="none"/>
+        </w:rPr>
+      </w:pPr>
+      <w:r>
+        <w:rPr>
+          <w:rtl w:val="0"/>
+        </w:rPr>
+        <w:t xml:space="preserve">Hay que tomar en cuenta las métricas en la declaración de propósito y seleccionar las que vayan a servir para nuestro proyecto y analizar en función de qué se toman y qué mejoran. Por ejemplo, los requerimientos por unidad de tiempo no te sirven para algo en concreto pero sí te servirían los casos de uso por unidad de tiempo porque con eso estimas horas hombre y con eso tenes un margen de mejora, es decir, </w:t>
+      </w:r>
+      <w:r>
+        <w:rPr>
+          <w:rtl w:val="0"/>
+        </w:rPr>
+        <w:t xml:space="preserve">podes</w:t>
+      </w:r>
+      <w:r>
+        <w:rPr>
+          <w:rtl w:val="0"/>
+        </w:rPr>
+        <w:t xml:space="preserve"> ir midiendo y mejorando la cantidad de horas que te lleva desarrollar un caso de uso.</w:t>
+      </w:r>
+    </w:p>
+    <w:p>
+      <w:pPr>
+        <w:ind w:left="720" w:firstLine="0"/>
+        <w:jc w:val="both"/>
+        <w:rPr/>
+      </w:pPr>
+      <w:r>
+        <w:rPr>
+          <w:rtl w:val="0"/>
+        </w:rPr>
+      </w:r>
+    </w:p>
+    <w:p>
+      <w:pPr>
+        <w:numPr>
+          <w:ilvl w:val="0"/>
+          <w:numId w:val="5"/>
+        </w:numPr>
+        <w:ind w:left="720" w:hanging="360"/>
+        <w:jc w:val="both"/>
+        <w:rPr>
+          <w:u w:val="none"/>
+        </w:rPr>
+      </w:pPr>
+      <w:r>
+        <w:rPr>
+          <w:rtl w:val="0"/>
+        </w:rPr>
+        <w:t xml:space="preserve">La revisión de documentos tiene que ir más allá de errores de tipeo y ortografía, tiene que revisarse la consistencia del documento, su completitud, y que lo que tenga se corresponda con los requerimientos y el proyecto y el propósito.</w:t>
+      </w:r>
+    </w:p>
+    <w:p>
+      <w:pPr>
+        <w:ind w:left="720" w:firstLine="0"/>
+        <w:jc w:val="both"/>
+        <w:rPr/>
+      </w:pPr>
+      <w:r>
+        <w:rPr>
+          <w:rtl w:val="0"/>
+        </w:rPr>
+      </w:r>
+    </w:p>
+    <w:p>
+      <w:pPr>
+        <w:numPr>
+          <w:ilvl w:val="0"/>
+          <w:numId w:val="5"/>
+        </w:numPr>
+        <w:ind w:left="720" w:hanging="360"/>
+        <w:jc w:val="both"/>
+        <w:rPr>
+          <w:u w:val="none"/>
+        </w:rPr>
+      </w:pPr>
+      <w:r>
+        <w:rPr>
+          <w:rtl w:val="0"/>
+        </w:rPr>
+        <w:t xml:space="preserve">El documento de herramientas y tecnologías está bien pero falta detallar cómo y para qué específicamente se utiliza cada herramienta.</w:t>
+      </w:r>
+    </w:p>
+    <w:p>
+      <w:pPr>
+        <w:ind w:left="720" w:firstLine="0"/>
+        <w:jc w:val="both"/>
+        <w:rPr/>
+      </w:pPr>
+      <w:r>
+        <w:rPr>
+          <w:rtl w:val="0"/>
+        </w:rPr>
+      </w:r>
+    </w:p>
+    <w:p>
+      <w:pPr>
+        <w:numPr>
+          <w:ilvl w:val="0"/>
+          <w:numId w:val="5"/>
+        </w:numPr>
+        <w:ind w:left="720" w:hanging="360"/>
+        <w:jc w:val="both"/>
+        <w:rPr>
+          <w:u w:val="none"/>
+        </w:rPr>
+      </w:pPr>
+      <w:r>
+        <w:rPr>
+          <w:rtl w:val="0"/>
+        </w:rPr>
+        <w:t xml:space="preserve">La especificación de requerimientos no está mal pero hay bastantes cosas para corregir. Por ejemplo, las interfaces definidas no son claras ni están satisfactoriamente descritas. Y hay algunas cosas incompletas más.</w:t>
+      </w:r>
+    </w:p>
+    <w:p>
+      <w:pPr>
+        <w:ind w:left="720" w:firstLine="0"/>
+        <w:jc w:val="both"/>
+        <w:rPr/>
+      </w:pPr>
+      <w:r>
+        <w:rPr>
+          <w:rtl w:val="0"/>
+        </w:rPr>
+      </w:r>
+    </w:p>
+    <w:p>
+      <w:pPr>
+        <w:numPr>
+          <w:ilvl w:val="0"/>
+          <w:numId w:val="5"/>
+        </w:numPr>
+        <w:ind w:left="720" w:hanging="360"/>
+        <w:jc w:val="both"/>
+        <w:rPr>
+          <w:u w:val="none"/>
+        </w:rPr>
+      </w:pPr>
+      <w:r>
+        <w:rPr>
+          <w:rtl w:val="0"/>
+        </w:rPr>
+        <w:t xml:space="preserve">Karim quiere que integremos con toggl o algo así.</w:t>
+      </w:r>
+    </w:p>
+    <w:p>
+      <w:pPr>
+        <w:ind w:left="720" w:firstLine="0"/>
+        <w:jc w:val="both"/>
+        <w:rPr/>
+      </w:pPr>
+      <w:r>
+        <w:rPr>
+          <w:rtl w:val="0"/>
+        </w:rPr>
+      </w:r>
+    </w:p>
+    <w:p>
+      <w:pPr>
+        <w:numPr>
+          <w:ilvl w:val="0"/>
+          <w:numId w:val="5"/>
+        </w:numPr>
+        <w:ind w:left="720" w:hanging="360"/>
+        <w:jc w:val="both"/>
+        <w:rPr>
+          <w:u w:val="none"/>
+        </w:rPr>
+      </w:pPr>
+      <w:r>
+        <w:rPr>
+          <w:rtl w:val="0"/>
+        </w:rPr>
+        <w:t xml:space="preserve">Durante la presentación de la presentación hay que arrancar con el pie derecho, decir bien los nombres (recordar lo decir nombre completo) y tener bien claro lo que se va a decir.</w:t>
+      </w:r>
+    </w:p>
+    <w:p>
+      <w:pPr>
+        <w:ind w:left="720" w:firstLine="0"/>
+        <w:jc w:val="both"/>
+        <w:rPr/>
+      </w:pPr>
+      <w:r>
+        <w:rPr>
+          <w:rtl w:val="0"/>
+        </w:rPr>
+      </w:r>
+    </w:p>
+    <w:p>
+      <w:pPr>
+        <w:numPr>
+          <w:ilvl w:val="0"/>
+          <w:numId w:val="5"/>
+        </w:numPr>
+        <w:ind w:left="720" w:hanging="360"/>
+        <w:jc w:val="both"/>
+        <w:rPr>
+          <w:u w:val="none"/>
+        </w:rPr>
+      </w:pPr>
+      <w:r>
+        <w:rPr>
+          <w:rtl w:val="0"/>
+        </w:rPr>
+        <w:t xml:space="preserve">Cuando se presentan los riesgos, es importante que mostremos detalles del riesgo pero no es necesario leerlos, es suficiente con ponerlos a la vista. Enfocarse en los riesgos que causan preocupación y la manera en la que los manejamos.</w:t>
+      </w:r>
+    </w:p>
+    <w:p>
+      <w:pPr>
+        <w:ind w:left="720" w:firstLine="0"/>
+        <w:jc w:val="both"/>
+        <w:rPr/>
+      </w:pPr>
+      <w:r>
+        <w:rPr>
+          <w:rtl w:val="0"/>
+        </w:rPr>
+      </w:r>
+    </w:p>
+    <w:p>
+      <w:pPr>
+        <w:numPr>
+          <w:ilvl w:val="0"/>
+          <w:numId w:val="5"/>
+        </w:numPr>
+        <w:ind w:left="720" w:hanging="360"/>
+        <w:jc w:val="both"/>
+        <w:rPr>
+          <w:u w:val="none"/>
+        </w:rPr>
+      </w:pPr>
+      <w:r>
+        <w:rPr>
+          <w:rtl w:val="0"/>
+        </w:rPr>
+        <w:t xml:space="preserve">Importante. Los profes quieren disponer de un usuario administrador que pueda gestionar usuarios, gestionar proyectos, asignar usuarios a proyectos (o proyectos a usuarios, ver) y ver reportes (ver la situación de los proyectos).</w:t>
+      </w:r>
+    </w:p>
+    <w:p>
+      <w:pPr>
+        <w:ind w:left="720" w:firstLine="0"/>
+        <w:jc w:val="both"/>
+        <w:rPr/>
+      </w:pPr>
+      <w:r>
+        <w:rPr>
+          <w:rtl w:val="0"/>
+        </w:rPr>
+      </w:r>
+    </w:p>
+    <w:p>
+      <w:pPr>
+        <w:numPr>
+          <w:ilvl w:val="0"/>
+          <w:numId w:val="4"/>
+        </w:numPr>
+        <w:ind w:left="1440" w:hanging="360"/>
+        <w:jc w:val="both"/>
+        <w:rPr>
+          <w:u w:val="none"/>
+        </w:rPr>
+      </w:pPr>
+      <w:r>
+        <w:rPr>
+          <w:rtl w:val="0"/>
+        </w:rPr>
+        <w:t xml:space="preserve">Duración presentación: 16min</w:t>
+      </w:r>
+    </w:p>
+    <w:p>
+      <w:pPr>
+        <w:numPr>
+          <w:ilvl w:val="0"/>
+          <w:numId w:val="4"/>
+        </w:numPr>
+        <w:ind w:left="1440" w:hanging="360"/>
+        <w:jc w:val="both"/>
+        <w:rPr>
+          <w:u w:val="none"/>
+        </w:rPr>
+      </w:pPr>
+      <w:r>
+        <w:rPr>
+          <w:rtl w:val="0"/>
+        </w:rPr>
+        <w:t xml:space="preserve">Duración devolución: 29min</w:t>
+      </w:r>
+    </w:p>
+    <w:p>
+      <w:pPr>
+        <w:numPr>
+          <w:ilvl w:val="0"/>
+          <w:numId w:val="4"/>
+        </w:numPr>
+        <w:ind w:left="1440" w:hanging="360"/>
+        <w:jc w:val="both"/>
+        <w:rPr>
+          <w:u w:val="none"/>
+        </w:rPr>
+      </w:pPr>
+      <w:r>
+        <w:rPr>
+          <w:rtl w:val="0"/>
+        </w:rPr>
+        <w:t xml:space="preserve">Duración total: 45min</w:t>
       </w:r>
     </w:p>
     <w:p>
@@ -2475,530 +2235,302 @@
           <w:szCs w:val="38"/>
           <w:rtl w:val="0"/>
         </w:rPr>
-        <w:t xml:space="preserve">•┈••✦ Etapa Elaboración Iteración 1 ✦••┈•</w:t>
-      </w:r>
-      <w:r>
-        <w:rPr>
-          <w:rtl w:val="0"/>
-        </w:rPr>
-      </w:r>
-    </w:p>
-    <w:p>
-      <w:pPr>
-        <w:jc w:val="both"/>
-        <w:rPr/>
-      </w:pPr>
-      <w:r>
-        <w:rPr>
-          <w:rtl w:val="0"/>
-        </w:rPr>
-      </w:r>
-    </w:p>
-    <w:p>
-      <w:pPr>
-        <w:jc w:val="both"/>
-        <w:rPr/>
-      </w:pPr>
-      <w:r>
-        <w:rPr>
-          <w:rtl w:val="0"/>
-        </w:rPr>
-        <w:t xml:space="preserve">09/09/25 Presentación 07</w:t>
-      </w:r>
-    </w:p>
-    <w:p>
-      <w:pPr>
-        <w:jc w:val="both"/>
-        <w:rPr/>
-      </w:pPr>
-      <w:r>
-        <w:rPr>
-          <w:rtl w:val="0"/>
-        </w:rPr>
-      </w:r>
-    </w:p>
-    <w:p>
-      <w:pPr>
-        <w:numPr>
-          <w:ilvl w:val="0"/>
-          <w:numId w:val="13"/>
-        </w:numPr>
-        <w:ind w:left="720" w:hanging="360"/>
-        <w:jc w:val="both"/>
-        <w:rPr>
-          <w:u w:val="none"/>
-        </w:rPr>
-      </w:pPr>
-      <w:r>
-        <w:rPr>
-          <w:rtl w:val="0"/>
-        </w:rPr>
-        <w:t xml:space="preserve">Los riesgos que presentamos son muy pocos.</w:t>
-      </w:r>
-    </w:p>
-    <w:p>
-      <w:pPr>
-        <w:ind w:left="720" w:firstLine="0"/>
-        <w:jc w:val="both"/>
-        <w:rPr/>
-      </w:pPr>
-      <w:r>
-        <w:rPr>
-          <w:rtl w:val="0"/>
-        </w:rPr>
-      </w:r>
-    </w:p>
-    <w:p>
-      <w:pPr>
-        <w:numPr>
-          <w:ilvl w:val="0"/>
-          <w:numId w:val="13"/>
-        </w:numPr>
-        <w:ind w:left="720" w:hanging="360"/>
-        <w:jc w:val="both"/>
-        <w:rPr>
-          <w:u w:val="none"/>
-        </w:rPr>
-      </w:pPr>
-      <w:r>
-        <w:rPr>
-          <w:rtl w:val="0"/>
-        </w:rPr>
-        <w:t xml:space="preserve">El plan de iteración debería haber sido presentado en formato de tabla, tal como nos lo plantearon en la plantilla.</w:t>
-      </w:r>
-    </w:p>
-    <w:p>
-      <w:pPr>
-        <w:ind w:left="720" w:firstLine="0"/>
-        <w:jc w:val="both"/>
-        <w:rPr/>
-      </w:pPr>
-      <w:r>
-        <w:rPr>
-          <w:rtl w:val="0"/>
-        </w:rPr>
-      </w:r>
-    </w:p>
-    <w:p>
-      <w:pPr>
-        <w:numPr>
-          <w:ilvl w:val="0"/>
-          <w:numId w:val="13"/>
-        </w:numPr>
-        <w:ind w:left="720" w:hanging="360"/>
-        <w:jc w:val="both"/>
-        <w:rPr>
-          <w:u w:val="none"/>
-        </w:rPr>
-      </w:pPr>
-      <w:r>
-        <w:rPr>
-          <w:rtl w:val="0"/>
-        </w:rPr>
-        <w:t xml:space="preserve">Al haber varios miembros implicados en una misma tarea, se debe especificar cuál está involucrado con qué parte específica de la tarea.</w:t>
-      </w:r>
-    </w:p>
-    <w:p>
-      <w:pPr>
-        <w:ind w:left="720" w:firstLine="0"/>
-        <w:jc w:val="both"/>
-        <w:rPr/>
-      </w:pPr>
-      <w:r>
-        <w:rPr>
-          <w:rtl w:val="0"/>
-        </w:rPr>
-      </w:r>
-    </w:p>
-    <w:p>
-      <w:pPr>
-        <w:numPr>
-          <w:ilvl w:val="0"/>
-          <w:numId w:val="13"/>
-        </w:numPr>
-        <w:ind w:left="720" w:hanging="360"/>
-        <w:jc w:val="both"/>
-        <w:rPr>
-          <w:u w:val="none"/>
-        </w:rPr>
-      </w:pPr>
-      <w:r>
-        <w:rPr>
-          <w:rtl w:val="0"/>
-        </w:rPr>
-        <w:t xml:space="preserve">Los tiempos que se muestran deben ser categorizados.</w:t>
-      </w:r>
-    </w:p>
-    <w:p>
-      <w:pPr>
-        <w:ind w:left="720" w:firstLine="0"/>
-        <w:jc w:val="both"/>
-        <w:rPr/>
-      </w:pPr>
-      <w:r>
-        <w:rPr>
-          <w:rtl w:val="0"/>
-        </w:rPr>
-      </w:r>
-    </w:p>
-    <w:p>
-      <w:pPr>
-        <w:numPr>
-          <w:ilvl w:val="0"/>
-          <w:numId w:val="13"/>
-        </w:numPr>
-        <w:ind w:left="720" w:hanging="360"/>
-        <w:jc w:val="both"/>
-        <w:rPr>
-          <w:u w:val="none"/>
-        </w:rPr>
-      </w:pPr>
-      <w:r>
-        <w:rPr>
-          <w:rtl w:val="0"/>
-        </w:rPr>
-        <w:t xml:space="preserve">Además, al mostrar el gráfico del tiempo invertido, sabemos mostrar el tiempo total invertido desde el inicio del proyecto hasta su estado actual, no solo durante la última semana. Además, deberíamos poder hacer una comparativa de esto sobre la planificación.</w:t>
-      </w:r>
-    </w:p>
-    <w:p>
-      <w:pPr>
-        <w:ind w:left="720" w:firstLine="0"/>
-        <w:jc w:val="both"/>
-        <w:rPr/>
-      </w:pPr>
-      <w:r>
-        <w:rPr>
-          <w:rtl w:val="0"/>
-        </w:rPr>
-      </w:r>
-    </w:p>
-    <w:p>
-      <w:pPr>
-        <w:numPr>
-          <w:ilvl w:val="0"/>
-          <w:numId w:val="13"/>
-        </w:numPr>
-        <w:ind w:left="720" w:hanging="360"/>
-        <w:jc w:val="both"/>
-        <w:rPr>
-          <w:u w:val="none"/>
-        </w:rPr>
-      </w:pPr>
-      <w:r>
-        <w:rPr>
-          <w:rtl w:val="0"/>
-        </w:rPr>
-        <w:t xml:space="preserve">No hace falta dar una descripción, en las presentaciones, sobre el contenido o el propósito del documento. Es mejor enfocarse en los avances logrados sobre este documento.</w:t>
-      </w:r>
-    </w:p>
-    <w:p>
-      <w:pPr>
-        <w:ind w:left="720" w:firstLine="0"/>
-        <w:jc w:val="both"/>
-        <w:rPr/>
-      </w:pPr>
-      <w:r>
-        <w:rPr>
-          <w:rtl w:val="0"/>
-        </w:rPr>
-      </w:r>
-    </w:p>
-    <w:p>
-      <w:pPr>
-        <w:numPr>
-          <w:ilvl w:val="0"/>
-          <w:numId w:val="13"/>
-        </w:numPr>
-        <w:ind w:left="720" w:hanging="360"/>
-        <w:jc w:val="both"/>
-        <w:rPr>
-          <w:u w:val="none"/>
-        </w:rPr>
-      </w:pPr>
-      <w:r>
-        <w:rPr>
-          <w:rtl w:val="0"/>
-        </w:rPr>
-        <w:t xml:space="preserve">En esta presentación parece que repetimos mucho en todos lados los roles o las tareas que hace cada uno.</w:t>
-      </w:r>
-    </w:p>
-    <w:p>
-      <w:pPr>
-        <w:ind w:left="720" w:firstLine="0"/>
-        <w:jc w:val="both"/>
-        <w:rPr/>
-      </w:pPr>
-      <w:r>
-        <w:rPr>
-          <w:rtl w:val="0"/>
-        </w:rPr>
-      </w:r>
-    </w:p>
-    <w:p>
-      <w:pPr>
-        <w:numPr>
-          <w:ilvl w:val="0"/>
-          <w:numId w:val="13"/>
-        </w:numPr>
-        <w:ind w:left="720" w:hanging="360"/>
-        <w:jc w:val="both"/>
-        <w:rPr>
-          <w:u w:val="none"/>
-        </w:rPr>
-      </w:pPr>
-      <w:r>
-        <w:rPr>
-          <w:rtl w:val="0"/>
-        </w:rPr>
-        <w:t xml:space="preserve">Hubo algunas diapositivas, como la de los commits, que a los profes les interesaba más que hubiéramos detallado, y pasamos muy rápido.</w:t>
-      </w:r>
-    </w:p>
-    <w:p>
-      <w:pPr>
-        <w:ind w:left="720" w:firstLine="0"/>
-        <w:jc w:val="both"/>
-        <w:rPr/>
-      </w:pPr>
-      <w:r>
-        <w:rPr>
-          <w:rtl w:val="0"/>
-        </w:rPr>
-      </w:r>
-    </w:p>
-    <w:p>
-      <w:pPr>
-        <w:numPr>
-          <w:ilvl w:val="0"/>
-          <w:numId w:val="13"/>
-        </w:numPr>
-        <w:ind w:left="720" w:hanging="360"/>
-        <w:jc w:val="both"/>
-        <w:rPr>
-          <w:u w:val="none"/>
-        </w:rPr>
-      </w:pPr>
-      <w:r>
-        <w:rPr>
-          <w:rtl w:val="0"/>
-        </w:rPr>
-        <w:t xml:space="preserve">En el ejercicio de la estimación del precio general del proyecto, los valores seleccionados no tenían justificación y su rango era demasiado amplio (min 3mill, max 12mill.).</w:t>
-      </w:r>
-    </w:p>
-    <w:p>
-      <w:pPr>
-        <w:ind w:left="720" w:firstLine="0"/>
-        <w:jc w:val="both"/>
-        <w:rPr/>
-      </w:pPr>
-      <w:r>
-        <w:rPr>
-          <w:rtl w:val="0"/>
-        </w:rPr>
-      </w:r>
-    </w:p>
-    <w:p>
-      <w:pPr>
-        <w:numPr>
-          <w:ilvl w:val="0"/>
-          <w:numId w:val="13"/>
-        </w:numPr>
-        <w:ind w:left="720" w:hanging="360"/>
-        <w:jc w:val="both"/>
-        <w:rPr>
-          <w:u w:val="none"/>
-        </w:rPr>
-      </w:pPr>
-      <w:r>
-        <w:rPr>
-          <w:rtl w:val="0"/>
-        </w:rPr>
-        <w:t xml:space="preserve">En la propuesta técnica hay cosas que, a pesar de que durante las presentaciones nosotros expresamos tener definidas, no especificamos en el documento correspondiente.</w:t>
-      </w:r>
-    </w:p>
-    <w:p>
-      <w:pPr>
-        <w:ind w:left="720" w:firstLine="0"/>
-        <w:jc w:val="both"/>
-        <w:rPr/>
-      </w:pPr>
-      <w:r>
-        <w:rPr>
-          <w:rtl w:val="0"/>
-        </w:rPr>
-      </w:r>
-    </w:p>
-    <w:p>
-      <w:pPr>
-        <w:numPr>
-          <w:ilvl w:val="0"/>
-          <w:numId w:val="13"/>
-        </w:numPr>
-        <w:ind w:left="720" w:hanging="360"/>
-        <w:jc w:val="both"/>
-        <w:rPr>
-          <w:u w:val="none"/>
-        </w:rPr>
-      </w:pPr>
-      <w:r>
-        <w:rPr>
-          <w:rtl w:val="0"/>
-        </w:rPr>
-        <w:t xml:space="preserve">Algosobre el Requerimiento 6, no llegué a anotar si era una duda que tenía Karim sobre el requerimiento o si ese y uno más eran los únicos requerimientos que tenían algún tipo de valor, el resto son #”decorado” según él.</w:t>
-      </w:r>
-    </w:p>
-    <w:p>
-      <w:pPr>
-        <w:ind w:left="720" w:firstLine="0"/>
-        <w:jc w:val="both"/>
-        <w:rPr/>
-      </w:pPr>
-      <w:r>
-        <w:rPr>
-          <w:rtl w:val="0"/>
-        </w:rPr>
-      </w:r>
-    </w:p>
-    <w:p>
-      <w:pPr>
-        <w:numPr>
-          <w:ilvl w:val="0"/>
-          <w:numId w:val="13"/>
-        </w:numPr>
-        <w:ind w:left="720" w:hanging="360"/>
-        <w:jc w:val="both"/>
-        <w:rPr>
-          <w:u w:val="none"/>
-        </w:rPr>
-      </w:pPr>
-      <w:r>
-        <w:rPr>
-          <w:rtl w:val="0"/>
-        </w:rPr>
-        <w:t xml:space="preserve">Los detalles sobre la gestión de configuración que Gonza menciona en la presentación, no se encuentran detallados en el documento.</w:t>
-      </w:r>
-    </w:p>
-    <w:p>
-      <w:pPr>
-        <w:ind w:left="720" w:firstLine="0"/>
-        <w:jc w:val="both"/>
-        <w:rPr/>
-      </w:pPr>
-      <w:r>
-        <w:rPr>
-          <w:rtl w:val="0"/>
-        </w:rPr>
-      </w:r>
-    </w:p>
-    <w:p>
-      <w:pPr>
-        <w:numPr>
-          <w:ilvl w:val="0"/>
-          <w:numId w:val="13"/>
-        </w:numPr>
-        <w:ind w:left="720" w:hanging="360"/>
-        <w:jc w:val="both"/>
-        <w:rPr>
-          <w:u w:val="none"/>
-        </w:rPr>
-      </w:pPr>
-      <w:r>
-        <w:rPr>
-          <w:rtl w:val="0"/>
-        </w:rPr>
-        <w:t xml:space="preserve">Las métricas están bien detalladas en el documento, pero no lo suficientemente bien detalladas en la presentación.</w:t>
-      </w:r>
-    </w:p>
-    <w:p>
-      <w:pPr>
-        <w:ind w:left="720" w:firstLine="0"/>
-        <w:jc w:val="both"/>
-        <w:rPr/>
-      </w:pPr>
-      <w:r>
-        <w:rPr>
-          <w:rtl w:val="0"/>
-        </w:rPr>
-      </w:r>
-    </w:p>
-    <w:p>
-      <w:pPr>
-        <w:numPr>
-          <w:ilvl w:val="0"/>
-          <w:numId w:val="13"/>
-        </w:numPr>
-        <w:ind w:left="720" w:hanging="360"/>
-        <w:jc w:val="both"/>
-        <w:rPr>
-          <w:u w:val="none"/>
-        </w:rPr>
-      </w:pPr>
-      <w:r>
-        <w:rPr>
-          <w:rtl w:val="0"/>
-        </w:rPr>
-        <w:t xml:space="preserve">El plan de iteración debería estar hecho de manera que de solo verlo cada uno sepa qué debe hacer, sobre qué documento, y en qué momento hacerlo. Además, debe ayudar a resolver la superposición de tareas entre miembros o sobrecarga de tareas sobre un miembro en específico.</w:t>
-      </w:r>
-    </w:p>
-    <w:p>
-      <w:pPr>
-        <w:ind w:left="720" w:firstLine="0"/>
-        <w:jc w:val="both"/>
-        <w:rPr/>
-      </w:pPr>
-      <w:r>
-        <w:rPr>
-          <w:rtl w:val="0"/>
-        </w:rPr>
-      </w:r>
-    </w:p>
-    <w:p>
-      <w:pPr>
-        <w:numPr>
-          <w:ilvl w:val="0"/>
-          <w:numId w:val="13"/>
-        </w:numPr>
-        <w:ind w:left="720" w:hanging="360"/>
-        <w:jc w:val="both"/>
-        <w:rPr>
-          <w:u w:val="none"/>
-        </w:rPr>
-      </w:pPr>
-      <w:r>
-        <w:rPr>
-          <w:rtl w:val="0"/>
-        </w:rPr>
-        <w:t xml:space="preserve">Si la ejecución real de tareas no coincide con el plan, es decir, si llega a ocurrir un retraso en alguna tarea, no se debe cambiar el plan, sino que dicha tarea atrasada debe incluirse en la siguiente iteración. Una vez establecido, el plan no debe cambiarse.</w:t>
-      </w:r>
-    </w:p>
-    <w:p>
-      <w:pPr>
-        <w:ind w:left="720" w:firstLine="0"/>
-        <w:jc w:val="both"/>
-        <w:rPr/>
-      </w:pPr>
-      <w:r>
-        <w:rPr>
-          <w:rtl w:val="0"/>
-        </w:rPr>
-      </w:r>
-    </w:p>
-    <w:p>
-      <w:pPr>
-        <w:numPr>
-          <w:ilvl w:val="0"/>
-          <w:numId w:val="13"/>
-        </w:numPr>
-        <w:ind w:left="720" w:hanging="360"/>
-        <w:jc w:val="both"/>
-        <w:rPr>
-          <w:u w:val="none"/>
-        </w:rPr>
-      </w:pPr>
-      <w:r>
-        <w:rPr>
-          <w:rtl w:val="0"/>
-        </w:rPr>
-        <w:t xml:space="preserve">A partir de la siguiente presentación, debemos incluir las diapositivas de riesgos y casos de uso.</w:t>
+        <w:t xml:space="preserve">•┈••✦ ❤ ✦••┈•</w:t>
+      </w:r>
+      <w:r>
+        <w:rPr>
+          <w:rtl w:val="0"/>
+        </w:rPr>
+      </w:r>
+    </w:p>
+    <w:p>
+      <w:pPr>
+        <w:jc w:val="both"/>
+        <w:rPr/>
+      </w:pPr>
+      <w:r>
+        <w:rPr>
+          <w:rtl w:val="0"/>
+        </w:rPr>
+      </w:r>
+    </w:p>
+    <w:p>
+      <w:pPr>
+        <w:jc w:val="both"/>
+        <w:rPr/>
+      </w:pPr>
+      <w:r>
+        <w:rPr>
+          <w:rtl w:val="0"/>
+        </w:rPr>
+        <w:t xml:space="preserve">16/09/25 Presentación 08</w:t>
+      </w:r>
+    </w:p>
+    <w:p>
+      <w:pPr>
+        <w:numPr>
+          <w:ilvl w:val="0"/>
+          <w:numId w:val="9"/>
+        </w:numPr>
+        <w:ind w:left="720" w:hanging="360"/>
+        <w:jc w:val="both"/>
+        <w:rPr>
+          <w:u w:val="none"/>
+        </w:rPr>
+      </w:pPr>
+      <w:r>
+        <w:rPr>
+          <w:rtl w:val="0"/>
+        </w:rPr>
+        <w:t xml:space="preserve">Los gráficos deben tener título tanto para el gráfico en sí como para los ejes.</w:t>
+      </w:r>
+    </w:p>
+    <w:p>
+      <w:pPr>
+        <w:ind w:left="720" w:firstLine="0"/>
+        <w:jc w:val="both"/>
+        <w:rPr/>
+      </w:pPr>
+      <w:r>
+        <w:rPr>
+          <w:rtl w:val="0"/>
+        </w:rPr>
+      </w:r>
+    </w:p>
+    <w:p>
+      <w:pPr>
+        <w:numPr>
+          <w:ilvl w:val="0"/>
+          <w:numId w:val="9"/>
+        </w:numPr>
+        <w:ind w:left="720" w:hanging="360"/>
+        <w:jc w:val="both"/>
+        <w:rPr>
+          <w:u w:val="none"/>
+        </w:rPr>
+      </w:pPr>
+      <w:r>
+        <w:rPr>
+          <w:rtl w:val="0"/>
+        </w:rPr>
+        <w:t xml:space="preserve">Hay riesgos que no tienen plan de mitigación (presentamos 3, quedaban 5)</w:t>
+      </w:r>
+    </w:p>
+    <w:p>
+      <w:pPr>
+        <w:ind w:left="720" w:firstLine="0"/>
+        <w:jc w:val="both"/>
+        <w:rPr/>
+      </w:pPr>
+      <w:r>
+        <w:rPr>
+          <w:rtl w:val="0"/>
+        </w:rPr>
+      </w:r>
+    </w:p>
+    <w:p>
+      <w:pPr>
+        <w:numPr>
+          <w:ilvl w:val="0"/>
+          <w:numId w:val="9"/>
+        </w:numPr>
+        <w:ind w:left="720" w:hanging="360"/>
+        <w:jc w:val="both"/>
+        <w:rPr>
+          <w:u w:val="none"/>
+        </w:rPr>
+      </w:pPr>
+      <w:r>
+        <w:rPr>
+          <w:rtl w:val="0"/>
+        </w:rPr>
+        <w:t xml:space="preserve">No pusimos los Casos de Uso</w:t>
+      </w:r>
+    </w:p>
+    <w:p>
+      <w:pPr>
+        <w:ind w:left="720" w:firstLine="0"/>
+        <w:jc w:val="both"/>
+        <w:rPr/>
+      </w:pPr>
+      <w:r>
+        <w:rPr>
+          <w:rtl w:val="0"/>
+        </w:rPr>
+      </w:r>
+    </w:p>
+    <w:p>
+      <w:pPr>
+        <w:numPr>
+          <w:ilvl w:val="0"/>
+          <w:numId w:val="9"/>
+        </w:numPr>
+        <w:ind w:left="720" w:hanging="360"/>
+        <w:jc w:val="both"/>
+        <w:rPr>
+          <w:u w:val="none"/>
+        </w:rPr>
+      </w:pPr>
+      <w:r>
+        <w:rPr>
+          <w:rtl w:val="0"/>
+        </w:rPr>
+        <w:t xml:space="preserve">Para cualquier tipo de plan, no asignar a las tareas plazos que sean más grandes que la iteración. Asignar momento específico de la iteración en el que se desarrollará la tarea.</w:t>
+      </w:r>
+    </w:p>
+    <w:p>
+      <w:pPr>
+        <w:ind w:left="720" w:firstLine="0"/>
+        <w:jc w:val="both"/>
+        <w:rPr/>
+      </w:pPr>
+      <w:r>
+        <w:rPr>
+          <w:rtl w:val="0"/>
+        </w:rPr>
+      </w:r>
+    </w:p>
+    <w:p>
+      <w:pPr>
+        <w:numPr>
+          <w:ilvl w:val="0"/>
+          <w:numId w:val="9"/>
+        </w:numPr>
+        <w:ind w:left="720" w:hanging="360"/>
+        <w:jc w:val="both"/>
+        <w:rPr>
+          <w:u w:val="none"/>
+        </w:rPr>
+      </w:pPr>
+      <w:r>
+        <w:rPr>
+          <w:rtl w:val="0"/>
+        </w:rPr>
+        <w:t xml:space="preserve">Las métricas deben tener un valor planificado y un valor ejecutado para tener margen de comparación. Además son por iteración.</w:t>
+      </w:r>
+    </w:p>
+    <w:p>
+      <w:pPr>
+        <w:ind w:left="720" w:firstLine="0"/>
+        <w:jc w:val="both"/>
+        <w:rPr/>
+      </w:pPr>
+      <w:r>
+        <w:rPr>
+          <w:rtl w:val="0"/>
+        </w:rPr>
+      </w:r>
+    </w:p>
+    <w:p>
+      <w:pPr>
+        <w:numPr>
+          <w:ilvl w:val="0"/>
+          <w:numId w:val="9"/>
+        </w:numPr>
+        <w:ind w:left="720" w:hanging="360"/>
+        <w:jc w:val="both"/>
+        <w:rPr>
+          <w:u w:val="none"/>
+        </w:rPr>
+      </w:pPr>
+      <w:r>
+        <w:rPr>
+          <w:rtl w:val="0"/>
+        </w:rPr>
+        <w:t xml:space="preserve">La estimación está mal realizada. El valor que brinda la metodología que utilizamos, es del 40%. El 60% restante es el que debemos agregar nosotros, o algo así entendí. </w:t>
+      </w:r>
+    </w:p>
+    <w:p>
+      <w:pPr>
+        <w:ind w:left="720" w:firstLine="0"/>
+        <w:jc w:val="both"/>
+        <w:rPr/>
+      </w:pPr>
+      <w:r>
+        <w:rPr>
+          <w:rtl w:val="0"/>
+        </w:rPr>
+      </w:r>
+    </w:p>
+    <w:p>
+      <w:pPr>
+        <w:numPr>
+          <w:ilvl w:val="0"/>
+          <w:numId w:val="9"/>
+        </w:numPr>
+        <w:ind w:left="720" w:hanging="360"/>
+        <w:jc w:val="both"/>
+        <w:rPr>
+          <w:u w:val="none"/>
+        </w:rPr>
+      </w:pPr>
+      <w:r>
+        <w:rPr>
+          <w:rtl w:val="0"/>
+        </w:rPr>
+        <w:t xml:space="preserve">No pusimos el gráfico de estimación que se pide. Diapositivas obligatorias como riesgos, estimación y CU, deben ocupar una sola diapositiva y deben ser un resumen rápido no extremadamente detallado.</w:t>
+      </w:r>
+    </w:p>
+    <w:p>
+      <w:pPr>
+        <w:ind w:left="720" w:firstLine="0"/>
+        <w:jc w:val="both"/>
+        <w:rPr/>
+      </w:pPr>
+      <w:r>
+        <w:rPr>
+          <w:rtl w:val="0"/>
+        </w:rPr>
+      </w:r>
+    </w:p>
+    <w:p>
+      <w:pPr>
+        <w:numPr>
+          <w:ilvl w:val="0"/>
+          <w:numId w:val="9"/>
+        </w:numPr>
+        <w:ind w:left="720" w:hanging="360"/>
+        <w:jc w:val="both"/>
+        <w:rPr>
+          <w:u w:val="none"/>
+        </w:rPr>
+      </w:pPr>
+      <w:r>
+        <w:rPr>
+          <w:rtl w:val="0"/>
+        </w:rPr>
+        <w:t xml:space="preserve">El gráfico de estimación debe tener la fecha estimada de finalización puesta.</w:t>
+      </w:r>
+    </w:p>
+    <w:p>
+      <w:pPr>
+        <w:ind w:left="720" w:firstLine="0"/>
+        <w:jc w:val="both"/>
+        <w:rPr/>
+      </w:pPr>
+      <w:r>
+        <w:rPr>
+          <w:rtl w:val="0"/>
+        </w:rPr>
+      </w:r>
+    </w:p>
+    <w:p>
+      <w:pPr>
+        <w:numPr>
+          <w:ilvl w:val="0"/>
+          <w:numId w:val="9"/>
+        </w:numPr>
+        <w:ind w:left="720" w:hanging="360"/>
+        <w:jc w:val="both"/>
+        <w:rPr>
+          <w:u w:val="none"/>
+        </w:rPr>
+      </w:pPr>
+      <w:r>
+        <w:rPr>
+          <w:rtl w:val="0"/>
+        </w:rPr>
+        <w:t xml:space="preserve">La estimación se vio sobreestimada, aparentemente, porque los casos de uso están sobreestimados, no se como decirlo, pero puede que haya más casos de uso de los que realmente deberían. Con respecto a esto después nos dijeron que los crud son un solo caso de uso.</w:t>
       </w:r>
     </w:p>
     <w:p>
@@ -3015,10 +2547,7 @@
     <w:p>
       <w:pPr>
         <w:jc w:val="center"/>
-        <w:rPr>
-          <w:sz w:val="38"/>
-          <w:szCs w:val="38"/>
-        </w:rPr>
+        <w:rPr/>
       </w:pPr>
       <w:r>
         <w:rPr>
@@ -3027,7 +2556,541 @@
           <w:szCs w:val="38"/>
           <w:rtl w:val="0"/>
         </w:rPr>
-        <w:t xml:space="preserve">•┈••✦ ❤ ✦••┈•</w:t>
+        <w:t xml:space="preserve">•┈••✦ Etapa Elaboración Iteración 1 ✦••┈•</w:t>
+      </w:r>
+      <w:r>
+        <w:rPr>
+          <w:rtl w:val="0"/>
+        </w:rPr>
+      </w:r>
+    </w:p>
+    <w:p>
+      <w:pPr>
+        <w:jc w:val="both"/>
+        <w:rPr/>
+      </w:pPr>
+      <w:r>
+        <w:rPr>
+          <w:rtl w:val="0"/>
+        </w:rPr>
+      </w:r>
+    </w:p>
+    <w:p>
+      <w:pPr>
+        <w:jc w:val="both"/>
+        <w:rPr/>
+      </w:pPr>
+      <w:r>
+        <w:rPr>
+          <w:rtl w:val="0"/>
+        </w:rPr>
+        <w:t xml:space="preserve">09/09/25 Presentación 07</w:t>
+      </w:r>
+    </w:p>
+    <w:p>
+      <w:pPr>
+        <w:jc w:val="both"/>
+        <w:rPr/>
+      </w:pPr>
+      <w:r>
+        <w:rPr>
+          <w:rtl w:val="0"/>
+        </w:rPr>
+      </w:r>
+    </w:p>
+    <w:p>
+      <w:pPr>
+        <w:numPr>
+          <w:ilvl w:val="0"/>
+          <w:numId w:val="14"/>
+        </w:numPr>
+        <w:ind w:left="720" w:hanging="360"/>
+        <w:jc w:val="both"/>
+        <w:rPr>
+          <w:u w:val="none"/>
+        </w:rPr>
+      </w:pPr>
+      <w:r>
+        <w:rPr>
+          <w:rtl w:val="0"/>
+        </w:rPr>
+        <w:t xml:space="preserve">Los riesgos que presentamos son muy pocos.</w:t>
+      </w:r>
+    </w:p>
+    <w:p>
+      <w:pPr>
+        <w:ind w:left="720" w:firstLine="0"/>
+        <w:jc w:val="both"/>
+        <w:rPr/>
+      </w:pPr>
+      <w:r>
+        <w:rPr>
+          <w:rtl w:val="0"/>
+        </w:rPr>
+      </w:r>
+    </w:p>
+    <w:p>
+      <w:pPr>
+        <w:numPr>
+          <w:ilvl w:val="0"/>
+          <w:numId w:val="14"/>
+        </w:numPr>
+        <w:ind w:left="720" w:hanging="360"/>
+        <w:jc w:val="both"/>
+        <w:rPr>
+          <w:u w:val="none"/>
+        </w:rPr>
+      </w:pPr>
+      <w:r>
+        <w:rPr>
+          <w:rtl w:val="0"/>
+        </w:rPr>
+        <w:t xml:space="preserve">El plan de iteración debería haber sido presentado en formato de tabla, tal como nos lo plantearon en la plantilla.</w:t>
+      </w:r>
+    </w:p>
+    <w:p>
+      <w:pPr>
+        <w:ind w:left="720" w:firstLine="0"/>
+        <w:jc w:val="both"/>
+        <w:rPr/>
+      </w:pPr>
+      <w:r>
+        <w:rPr>
+          <w:rtl w:val="0"/>
+        </w:rPr>
+      </w:r>
+    </w:p>
+    <w:p>
+      <w:pPr>
+        <w:numPr>
+          <w:ilvl w:val="0"/>
+          <w:numId w:val="14"/>
+        </w:numPr>
+        <w:ind w:left="720" w:hanging="360"/>
+        <w:jc w:val="both"/>
+        <w:rPr>
+          <w:u w:val="none"/>
+        </w:rPr>
+      </w:pPr>
+      <w:r>
+        <w:rPr>
+          <w:rtl w:val="0"/>
+        </w:rPr>
+        <w:t xml:space="preserve">Al haber varios miembros implicados en una misma tarea, se debe especificar cuál está involucrado con qué parte específica de la tarea.</w:t>
+      </w:r>
+    </w:p>
+    <w:p>
+      <w:pPr>
+        <w:ind w:left="720" w:firstLine="0"/>
+        <w:jc w:val="both"/>
+        <w:rPr/>
+      </w:pPr>
+      <w:r>
+        <w:rPr>
+          <w:rtl w:val="0"/>
+        </w:rPr>
+      </w:r>
+    </w:p>
+    <w:p>
+      <w:pPr>
+        <w:numPr>
+          <w:ilvl w:val="0"/>
+          <w:numId w:val="14"/>
+        </w:numPr>
+        <w:ind w:left="720" w:hanging="360"/>
+        <w:jc w:val="both"/>
+        <w:rPr>
+          <w:u w:val="none"/>
+        </w:rPr>
+      </w:pPr>
+      <w:r>
+        <w:rPr>
+          <w:rtl w:val="0"/>
+        </w:rPr>
+        <w:t xml:space="preserve">Los tiempos que se muestran deben ser categorizados.</w:t>
+      </w:r>
+    </w:p>
+    <w:p>
+      <w:pPr>
+        <w:ind w:left="720" w:firstLine="0"/>
+        <w:jc w:val="both"/>
+        <w:rPr/>
+      </w:pPr>
+      <w:r>
+        <w:rPr>
+          <w:rtl w:val="0"/>
+        </w:rPr>
+      </w:r>
+    </w:p>
+    <w:p>
+      <w:pPr>
+        <w:numPr>
+          <w:ilvl w:val="0"/>
+          <w:numId w:val="14"/>
+        </w:numPr>
+        <w:ind w:left="720" w:hanging="360"/>
+        <w:jc w:val="both"/>
+        <w:rPr>
+          <w:u w:val="none"/>
+        </w:rPr>
+      </w:pPr>
+      <w:r>
+        <w:rPr>
+          <w:rtl w:val="0"/>
+        </w:rPr>
+        <w:t xml:space="preserve">Además, al mostrar el gráfico del tiempo invertido, sabemos mostrar el tiempo total invertido desde el inicio del proyecto hasta su estado actual, no solo durante la última semana. Además, deberíamos poder hacer una comparativa de esto sobre la planificación.</w:t>
+      </w:r>
+    </w:p>
+    <w:p>
+      <w:pPr>
+        <w:ind w:left="720" w:firstLine="0"/>
+        <w:jc w:val="both"/>
+        <w:rPr/>
+      </w:pPr>
+      <w:r>
+        <w:rPr>
+          <w:rtl w:val="0"/>
+        </w:rPr>
+      </w:r>
+    </w:p>
+    <w:p>
+      <w:pPr>
+        <w:numPr>
+          <w:ilvl w:val="0"/>
+          <w:numId w:val="14"/>
+        </w:numPr>
+        <w:ind w:left="720" w:hanging="360"/>
+        <w:jc w:val="both"/>
+        <w:rPr>
+          <w:u w:val="none"/>
+        </w:rPr>
+      </w:pPr>
+      <w:r>
+        <w:rPr>
+          <w:rtl w:val="0"/>
+        </w:rPr>
+        <w:t xml:space="preserve">No hace falta dar una descripción, en las presentaciones, sobre el contenido o el propósito del documento. Es mejor enfocarse en los avances logrados sobre este documento.</w:t>
+      </w:r>
+    </w:p>
+    <w:p>
+      <w:pPr>
+        <w:ind w:left="720" w:firstLine="0"/>
+        <w:jc w:val="both"/>
+        <w:rPr/>
+      </w:pPr>
+      <w:r>
+        <w:rPr>
+          <w:rtl w:val="0"/>
+        </w:rPr>
+      </w:r>
+    </w:p>
+    <w:p>
+      <w:pPr>
+        <w:numPr>
+          <w:ilvl w:val="0"/>
+          <w:numId w:val="14"/>
+        </w:numPr>
+        <w:ind w:left="720" w:hanging="360"/>
+        <w:jc w:val="both"/>
+        <w:rPr>
+          <w:u w:val="none"/>
+        </w:rPr>
+      </w:pPr>
+      <w:r>
+        <w:rPr>
+          <w:rtl w:val="0"/>
+        </w:rPr>
+        <w:t xml:space="preserve">En esta presentación parece que repetimos mucho en todos lados los roles o las tareas que hace cada uno.</w:t>
+      </w:r>
+    </w:p>
+    <w:p>
+      <w:pPr>
+        <w:ind w:left="720" w:firstLine="0"/>
+        <w:jc w:val="both"/>
+        <w:rPr/>
+      </w:pPr>
+      <w:r>
+        <w:rPr>
+          <w:rtl w:val="0"/>
+        </w:rPr>
+      </w:r>
+    </w:p>
+    <w:p>
+      <w:pPr>
+        <w:numPr>
+          <w:ilvl w:val="0"/>
+          <w:numId w:val="14"/>
+        </w:numPr>
+        <w:ind w:left="720" w:hanging="360"/>
+        <w:jc w:val="both"/>
+        <w:rPr>
+          <w:u w:val="none"/>
+        </w:rPr>
+      </w:pPr>
+      <w:r>
+        <w:rPr>
+          <w:rtl w:val="0"/>
+        </w:rPr>
+        <w:t xml:space="preserve">Hubo algunas diapositivas, como la de los commits, que a los profes les interesaba más que hubiéramos detallado, y pasamos muy rápido.</w:t>
+      </w:r>
+    </w:p>
+    <w:p>
+      <w:pPr>
+        <w:ind w:left="720" w:firstLine="0"/>
+        <w:jc w:val="both"/>
+        <w:rPr/>
+      </w:pPr>
+      <w:r>
+        <w:rPr>
+          <w:rtl w:val="0"/>
+        </w:rPr>
+      </w:r>
+    </w:p>
+    <w:p>
+      <w:pPr>
+        <w:numPr>
+          <w:ilvl w:val="0"/>
+          <w:numId w:val="14"/>
+        </w:numPr>
+        <w:ind w:left="720" w:hanging="360"/>
+        <w:jc w:val="both"/>
+        <w:rPr>
+          <w:u w:val="none"/>
+        </w:rPr>
+      </w:pPr>
+      <w:r>
+        <w:rPr>
+          <w:rtl w:val="0"/>
+        </w:rPr>
+        <w:t xml:space="preserve">En el ejercicio de la estimación del precio general del proyecto, los valores seleccionados no tenían justificación y su rango era demasiado amplio (min 3mill, max 12mill.).</w:t>
+      </w:r>
+    </w:p>
+    <w:p>
+      <w:pPr>
+        <w:ind w:left="720" w:firstLine="0"/>
+        <w:jc w:val="both"/>
+        <w:rPr/>
+      </w:pPr>
+      <w:r>
+        <w:rPr>
+          <w:rtl w:val="0"/>
+        </w:rPr>
+      </w:r>
+    </w:p>
+    <w:p>
+      <w:pPr>
+        <w:numPr>
+          <w:ilvl w:val="0"/>
+          <w:numId w:val="14"/>
+        </w:numPr>
+        <w:ind w:left="720" w:hanging="360"/>
+        <w:jc w:val="both"/>
+        <w:rPr>
+          <w:u w:val="none"/>
+        </w:rPr>
+      </w:pPr>
+      <w:r>
+        <w:rPr>
+          <w:rtl w:val="0"/>
+        </w:rPr>
+        <w:t xml:space="preserve">En la propuesta técnica hay cosas que, a pesar de que durante las presentaciones nosotros expresamos tener definidas, no especificamos en el documento correspondiente.</w:t>
+      </w:r>
+    </w:p>
+    <w:p>
+      <w:pPr>
+        <w:ind w:left="720" w:firstLine="0"/>
+        <w:jc w:val="both"/>
+        <w:rPr/>
+      </w:pPr>
+      <w:r>
+        <w:rPr>
+          <w:rtl w:val="0"/>
+        </w:rPr>
+      </w:r>
+    </w:p>
+    <w:p>
+      <w:pPr>
+        <w:numPr>
+          <w:ilvl w:val="0"/>
+          <w:numId w:val="14"/>
+        </w:numPr>
+        <w:ind w:left="720" w:hanging="360"/>
+        <w:jc w:val="both"/>
+        <w:rPr>
+          <w:u w:val="none"/>
+        </w:rPr>
+      </w:pPr>
+      <w:r>
+        <w:rPr>
+          <w:rtl w:val="0"/>
+        </w:rPr>
+        <w:t xml:space="preserve">Algosobre el Requerimiento 6, no llegué a anotar si era una duda que tenía Karim sobre el requerimiento o si ese y uno más eran los únicos requerimientos que tenían algún tipo de valor, el resto son #”decorado” según él.</w:t>
+      </w:r>
+    </w:p>
+    <w:p>
+      <w:pPr>
+        <w:ind w:left="720" w:firstLine="0"/>
+        <w:jc w:val="both"/>
+        <w:rPr/>
+      </w:pPr>
+      <w:r>
+        <w:rPr>
+          <w:rtl w:val="0"/>
+        </w:rPr>
+      </w:r>
+    </w:p>
+    <w:p>
+      <w:pPr>
+        <w:numPr>
+          <w:ilvl w:val="0"/>
+          <w:numId w:val="14"/>
+        </w:numPr>
+        <w:ind w:left="720" w:hanging="360"/>
+        <w:jc w:val="both"/>
+        <w:rPr>
+          <w:u w:val="none"/>
+        </w:rPr>
+      </w:pPr>
+      <w:r>
+        <w:rPr>
+          <w:rtl w:val="0"/>
+        </w:rPr>
+        <w:t xml:space="preserve">Los detalles sobre la gestión de configuración que Gonza menciona en la presentación, no se encuentran detallados en el documento.</w:t>
+      </w:r>
+    </w:p>
+    <w:p>
+      <w:pPr>
+        <w:ind w:left="720" w:firstLine="0"/>
+        <w:jc w:val="both"/>
+        <w:rPr/>
+      </w:pPr>
+      <w:r>
+        <w:rPr>
+          <w:rtl w:val="0"/>
+        </w:rPr>
+      </w:r>
+    </w:p>
+    <w:p>
+      <w:pPr>
+        <w:numPr>
+          <w:ilvl w:val="0"/>
+          <w:numId w:val="14"/>
+        </w:numPr>
+        <w:ind w:left="720" w:hanging="360"/>
+        <w:jc w:val="both"/>
+        <w:rPr>
+          <w:u w:val="none"/>
+        </w:rPr>
+      </w:pPr>
+      <w:r>
+        <w:rPr>
+          <w:rtl w:val="0"/>
+        </w:rPr>
+        <w:t xml:space="preserve">Las métricas están bien detalladas en el documento, pero no lo suficientemente bien detalladas en la presentación.</w:t>
+      </w:r>
+    </w:p>
+    <w:p>
+      <w:pPr>
+        <w:ind w:left="720" w:firstLine="0"/>
+        <w:jc w:val="both"/>
+        <w:rPr/>
+      </w:pPr>
+      <w:r>
+        <w:rPr>
+          <w:rtl w:val="0"/>
+        </w:rPr>
+      </w:r>
+    </w:p>
+    <w:p>
+      <w:pPr>
+        <w:numPr>
+          <w:ilvl w:val="0"/>
+          <w:numId w:val="14"/>
+        </w:numPr>
+        <w:ind w:left="720" w:hanging="360"/>
+        <w:jc w:val="both"/>
+        <w:rPr>
+          <w:u w:val="none"/>
+        </w:rPr>
+      </w:pPr>
+      <w:r>
+        <w:rPr>
+          <w:rtl w:val="0"/>
+        </w:rPr>
+        <w:t xml:space="preserve">El plan de iteración debería estar hecho de manera que de solo verlo cada uno sepa qué debe hacer, sobre qué documento, y en qué momento hacerlo. Además, debe ayudar a resolver la superposición de tareas entre miembros o sobrecarga de tareas sobre un miembro en específico.</w:t>
+      </w:r>
+    </w:p>
+    <w:p>
+      <w:pPr>
+        <w:ind w:left="720" w:firstLine="0"/>
+        <w:jc w:val="both"/>
+        <w:rPr/>
+      </w:pPr>
+      <w:r>
+        <w:rPr>
+          <w:rtl w:val="0"/>
+        </w:rPr>
+      </w:r>
+    </w:p>
+    <w:p>
+      <w:pPr>
+        <w:numPr>
+          <w:ilvl w:val="0"/>
+          <w:numId w:val="14"/>
+        </w:numPr>
+        <w:ind w:left="720" w:hanging="360"/>
+        <w:jc w:val="both"/>
+        <w:rPr>
+          <w:u w:val="none"/>
+        </w:rPr>
+      </w:pPr>
+      <w:r>
+        <w:rPr>
+          <w:rtl w:val="0"/>
+        </w:rPr>
+        <w:t xml:space="preserve">Si la ejecución real de tareas no coincide con el plan, es decir, si llega a ocurrir un retraso en alguna tarea, no se debe cambiar el plan, sino que dicha tarea atrasada debe incluirse en la siguiente iteración. Una vez establecido, el plan no debe cambiarse.</w:t>
+      </w:r>
+    </w:p>
+    <w:p>
+      <w:pPr>
+        <w:ind w:left="720" w:firstLine="0"/>
+        <w:jc w:val="both"/>
+        <w:rPr/>
+      </w:pPr>
+      <w:r>
+        <w:rPr>
+          <w:rtl w:val="0"/>
+        </w:rPr>
+      </w:r>
+    </w:p>
+    <w:p>
+      <w:pPr>
+        <w:numPr>
+          <w:ilvl w:val="0"/>
+          <w:numId w:val="14"/>
+        </w:numPr>
+        <w:ind w:left="720" w:hanging="360"/>
+        <w:jc w:val="both"/>
+        <w:rPr>
+          <w:u w:val="none"/>
+        </w:rPr>
+      </w:pPr>
+      <w:r>
+        <w:rPr>
+          <w:rtl w:val="0"/>
+        </w:rPr>
+        <w:t xml:space="preserve">A partir de la siguiente presentación, debemos incluir las diapositivas de riesgos y casos de uso.</w:t>
+      </w:r>
+    </w:p>
+    <w:p>
+      <w:pPr>
+        <w:jc w:val="both"/>
+        <w:rPr/>
+      </w:pPr>
+      <w:r>
+        <w:rPr>
+          <w:rtl w:val="0"/>
+        </w:rPr>
       </w:r>
     </w:p>
     <w:p>
@@ -3040,6 +3103,24 @@
       </w:pPr>
       <w:r>
         <w:rPr>
+          <w:rFonts w:ascii="Arial Unicode MS" w:cs="Arial Unicode MS" w:eastAsia="Arial Unicode MS" w:hAnsi="Arial Unicode MS"/>
+          <w:sz w:val="38"/>
+          <w:szCs w:val="38"/>
+          <w:rtl w:val="0"/>
+        </w:rPr>
+        <w:t xml:space="preserve">•┈••✦ ❤ ✦••┈•</w:t>
+      </w:r>
+    </w:p>
+    <w:p>
+      <w:pPr>
+        <w:jc w:val="center"/>
+        <w:rPr>
+          <w:sz w:val="38"/>
+          <w:szCs w:val="38"/>
+        </w:rPr>
+      </w:pPr>
+      <w:r>
+        <w:rPr>
           <w:rtl w:val="0"/>
         </w:rPr>
       </w:r>
@@ -3071,7 +3152,7 @@
       <w:pPr>
         <w:numPr>
           <w:ilvl w:val="0"/>
-          <w:numId w:val="6"/>
+          <w:numId w:val="7"/>
         </w:numPr>
         <w:ind w:left="720" w:hanging="360"/>
         <w:jc w:val="both"/>
@@ -3102,7 +3183,7 @@
       <w:pPr>
         <w:numPr>
           <w:ilvl w:val="0"/>
-          <w:numId w:val="6"/>
+          <w:numId w:val="7"/>
         </w:numPr>
         <w:ind w:left="720" w:hanging="360"/>
         <w:jc w:val="both"/>
@@ -3133,7 +3214,7 @@
       <w:pPr>
         <w:numPr>
           <w:ilvl w:val="0"/>
-          <w:numId w:val="6"/>
+          <w:numId w:val="7"/>
         </w:numPr>
         <w:ind w:left="720" w:hanging="360"/>
         <w:jc w:val="both"/>
@@ -3164,7 +3245,7 @@
       <w:pPr>
         <w:numPr>
           <w:ilvl w:val="0"/>
-          <w:numId w:val="6"/>
+          <w:numId w:val="7"/>
         </w:numPr>
         <w:ind w:left="720" w:hanging="360"/>
         <w:jc w:val="both"/>
@@ -3195,7 +3276,7 @@
       <w:pPr>
         <w:numPr>
           <w:ilvl w:val="0"/>
-          <w:numId w:val="6"/>
+          <w:numId w:val="7"/>
         </w:numPr>
         <w:ind w:left="720" w:hanging="360"/>
         <w:jc w:val="both"/>
@@ -3226,7 +3307,7 @@
       <w:pPr>
         <w:numPr>
           <w:ilvl w:val="0"/>
-          <w:numId w:val="6"/>
+          <w:numId w:val="7"/>
         </w:numPr>
         <w:ind w:left="720" w:hanging="360"/>
         <w:jc w:val="both"/>
@@ -3311,7 +3392,7 @@
       <w:pPr>
         <w:numPr>
           <w:ilvl w:val="0"/>
-          <w:numId w:val="15"/>
+          <w:numId w:val="16"/>
         </w:numPr>
         <w:ind w:left="720" w:hanging="360"/>
         <w:jc w:val="both"/>
@@ -3342,7 +3423,7 @@
       <w:pPr>
         <w:numPr>
           <w:ilvl w:val="0"/>
-          <w:numId w:val="15"/>
+          <w:numId w:val="16"/>
         </w:numPr>
         <w:ind w:left="720" w:hanging="360"/>
         <w:jc w:val="both"/>
@@ -3373,7 +3454,7 @@
       <w:pPr>
         <w:numPr>
           <w:ilvl w:val="0"/>
-          <w:numId w:val="15"/>
+          <w:numId w:val="16"/>
         </w:numPr>
         <w:ind w:left="720" w:hanging="360"/>
         <w:jc w:val="both"/>
@@ -3404,7 +3485,7 @@
       <w:pPr>
         <w:numPr>
           <w:ilvl w:val="0"/>
-          <w:numId w:val="15"/>
+          <w:numId w:val="16"/>
         </w:numPr>
         <w:ind w:left="720" w:hanging="360"/>
         <w:jc w:val="both"/>
@@ -3435,7 +3516,7 @@
       <w:pPr>
         <w:numPr>
           <w:ilvl w:val="0"/>
-          <w:numId w:val="15"/>
+          <w:numId w:val="16"/>
         </w:numPr>
         <w:ind w:left="720" w:hanging="360"/>
         <w:jc w:val="both"/>
@@ -3466,7 +3547,7 @@
       <w:pPr>
         <w:numPr>
           <w:ilvl w:val="0"/>
-          <w:numId w:val="15"/>
+          <w:numId w:val="16"/>
         </w:numPr>
         <w:ind w:left="720" w:hanging="360"/>
         <w:jc w:val="both"/>
@@ -3497,7 +3578,7 @@
       <w:pPr>
         <w:numPr>
           <w:ilvl w:val="0"/>
-          <w:numId w:val="15"/>
+          <w:numId w:val="16"/>
         </w:numPr>
         <w:ind w:left="720" w:hanging="360"/>
         <w:jc w:val="both"/>
@@ -3528,7 +3609,7 @@
       <w:pPr>
         <w:numPr>
           <w:ilvl w:val="0"/>
-          <w:numId w:val="15"/>
+          <w:numId w:val="16"/>
         </w:numPr>
         <w:ind w:left="720" w:hanging="360"/>
         <w:jc w:val="both"/>
@@ -3559,7 +3640,7 @@
       <w:pPr>
         <w:numPr>
           <w:ilvl w:val="0"/>
-          <w:numId w:val="15"/>
+          <w:numId w:val="16"/>
         </w:numPr>
         <w:ind w:left="720" w:hanging="360"/>
         <w:jc w:val="both"/>
@@ -3590,7 +3671,7 @@
       <w:pPr>
         <w:numPr>
           <w:ilvl w:val="0"/>
-          <w:numId w:val="15"/>
+          <w:numId w:val="16"/>
         </w:numPr>
         <w:ind w:left="720" w:hanging="360"/>
         <w:jc w:val="both"/>
@@ -3720,7 +3801,7 @@
       <w:pPr>
         <w:numPr>
           <w:ilvl w:val="0"/>
-          <w:numId w:val="16"/>
+          <w:numId w:val="17"/>
         </w:numPr>
         <w:ind w:left="720" w:hanging="360"/>
         <w:jc w:val="both"/>
@@ -3764,7 +3845,7 @@
       <w:pPr>
         <w:numPr>
           <w:ilvl w:val="0"/>
-          <w:numId w:val="16"/>
+          <w:numId w:val="17"/>
         </w:numPr>
         <w:ind w:left="720" w:hanging="360"/>
         <w:jc w:val="both"/>
@@ -3815,7 +3896,7 @@
       <w:pPr>
         <w:numPr>
           <w:ilvl w:val="0"/>
-          <w:numId w:val="16"/>
+          <w:numId w:val="17"/>
         </w:numPr>
         <w:ind w:left="720" w:hanging="360"/>
         <w:jc w:val="both"/>
@@ -3846,7 +3927,7 @@
       <w:pPr>
         <w:numPr>
           <w:ilvl w:val="0"/>
-          <w:numId w:val="16"/>
+          <w:numId w:val="17"/>
         </w:numPr>
         <w:ind w:left="720" w:hanging="360"/>
         <w:jc w:val="both"/>
@@ -3934,7 +4015,7 @@
       <w:pPr>
         <w:numPr>
           <w:ilvl w:val="0"/>
-          <w:numId w:val="16"/>
+          <w:numId w:val="17"/>
         </w:numPr>
         <w:ind w:left="720" w:hanging="360"/>
       </w:pPr>
@@ -3960,7 +4041,7 @@
       <w:pPr>
         <w:numPr>
           <w:ilvl w:val="0"/>
-          <w:numId w:val="16"/>
+          <w:numId w:val="17"/>
         </w:numPr>
         <w:ind w:left="720" w:hanging="360"/>
         <w:rPr>
@@ -3989,7 +4070,7 @@
       <w:pPr>
         <w:numPr>
           <w:ilvl w:val="0"/>
-          <w:numId w:val="16"/>
+          <w:numId w:val="17"/>
         </w:numPr>
         <w:ind w:left="720" w:hanging="360"/>
         <w:rPr>
@@ -4018,7 +4099,7 @@
       <w:pPr>
         <w:numPr>
           <w:ilvl w:val="0"/>
-          <w:numId w:val="16"/>
+          <w:numId w:val="17"/>
         </w:numPr>
         <w:ind w:left="720" w:hanging="360"/>
         <w:rPr>
@@ -4047,7 +4128,7 @@
       <w:pPr>
         <w:numPr>
           <w:ilvl w:val="0"/>
-          <w:numId w:val="16"/>
+          <w:numId w:val="17"/>
         </w:numPr>
         <w:ind w:left="720" w:hanging="360"/>
         <w:rPr>
@@ -4076,7 +4157,7 @@
       <w:pPr>
         <w:numPr>
           <w:ilvl w:val="0"/>
-          <w:numId w:val="16"/>
+          <w:numId w:val="17"/>
         </w:numPr>
         <w:ind w:left="720" w:hanging="360"/>
         <w:rPr>
@@ -4104,7 +4185,7 @@
       <w:pPr>
         <w:numPr>
           <w:ilvl w:val="0"/>
-          <w:numId w:val="9"/>
+          <w:numId w:val="10"/>
         </w:numPr>
         <w:ind w:left="720" w:hanging="360"/>
         <w:rPr>
@@ -4383,7 +4464,19 @@
     <w:lvl w:ilvl="0">
       <w:start w:val="1"/>
       <w:numFmt w:val="bullet"/>
-      <w:lvlText w:val="-"/>
+      <w:lvlText w:val="●"/>
+      <w:lvlJc w:val="left"/>
+      <w:pPr>
+        <w:ind w:left="720" w:hanging="360"/>
+      </w:pPr>
+      <w:rPr>
+        <w:u w:val="none"/>
+      </w:rPr>
+    </w:lvl>
+    <w:lvl w:ilvl="1">
+      <w:start w:val="1"/>
+      <w:numFmt w:val="bullet"/>
+      <w:lvlText w:val="○"/>
       <w:lvlJc w:val="left"/>
       <w:pPr>
         <w:ind w:left="1440" w:hanging="360"/>
@@ -4392,10 +4485,10 @@
         <w:u w:val="none"/>
       </w:rPr>
     </w:lvl>
-    <w:lvl w:ilvl="1">
-      <w:start w:val="1"/>
-      <w:numFmt w:val="bullet"/>
-      <w:lvlText w:val="-"/>
+    <w:lvl w:ilvl="2">
+      <w:start w:val="1"/>
+      <w:numFmt w:val="bullet"/>
+      <w:lvlText w:val="■"/>
       <w:lvlJc w:val="left"/>
       <w:pPr>
         <w:ind w:left="2160" w:hanging="360"/>
@@ -4404,10 +4497,10 @@
         <w:u w:val="none"/>
       </w:rPr>
     </w:lvl>
-    <w:lvl w:ilvl="2">
-      <w:start w:val="1"/>
-      <w:numFmt w:val="bullet"/>
-      <w:lvlText w:val="-"/>
+    <w:lvl w:ilvl="3">
+      <w:start w:val="1"/>
+      <w:numFmt w:val="bullet"/>
+      <w:lvlText w:val="●"/>
       <w:lvlJc w:val="left"/>
       <w:pPr>
         <w:ind w:left="2880" w:hanging="360"/>
@@ -4416,10 +4509,10 @@
         <w:u w:val="none"/>
       </w:rPr>
     </w:lvl>
-    <w:lvl w:ilvl="3">
-      <w:start w:val="1"/>
-      <w:numFmt w:val="bullet"/>
-      <w:lvlText w:val="-"/>
+    <w:lvl w:ilvl="4">
+      <w:start w:val="1"/>
+      <w:numFmt w:val="bullet"/>
+      <w:lvlText w:val="○"/>
       <w:lvlJc w:val="left"/>
       <w:pPr>
         <w:ind w:left="3600" w:hanging="360"/>
@@ -4428,10 +4521,10 @@
         <w:u w:val="none"/>
       </w:rPr>
     </w:lvl>
-    <w:lvl w:ilvl="4">
-      <w:start w:val="1"/>
-      <w:numFmt w:val="bullet"/>
-      <w:lvlText w:val="-"/>
+    <w:lvl w:ilvl="5">
+      <w:start w:val="1"/>
+      <w:numFmt w:val="bullet"/>
+      <w:lvlText w:val="■"/>
       <w:lvlJc w:val="left"/>
       <w:pPr>
         <w:ind w:left="4320" w:hanging="360"/>
@@ -4440,10 +4533,10 @@
         <w:u w:val="none"/>
       </w:rPr>
     </w:lvl>
-    <w:lvl w:ilvl="5">
-      <w:start w:val="1"/>
-      <w:numFmt w:val="bullet"/>
-      <w:lvlText w:val="-"/>
+    <w:lvl w:ilvl="6">
+      <w:start w:val="1"/>
+      <w:numFmt w:val="bullet"/>
+      <w:lvlText w:val="●"/>
       <w:lvlJc w:val="left"/>
       <w:pPr>
         <w:ind w:left="5040" w:hanging="360"/>
@@ -4452,10 +4545,10 @@
         <w:u w:val="none"/>
       </w:rPr>
     </w:lvl>
-    <w:lvl w:ilvl="6">
-      <w:start w:val="1"/>
-      <w:numFmt w:val="bullet"/>
-      <w:lvlText w:val="-"/>
+    <w:lvl w:ilvl="7">
+      <w:start w:val="1"/>
+      <w:numFmt w:val="bullet"/>
+      <w:lvlText w:val="○"/>
       <w:lvlJc w:val="left"/>
       <w:pPr>
         <w:ind w:left="5760" w:hanging="360"/>
@@ -4464,25 +4557,13 @@
         <w:u w:val="none"/>
       </w:rPr>
     </w:lvl>
-    <w:lvl w:ilvl="7">
-      <w:start w:val="1"/>
-      <w:numFmt w:val="bullet"/>
-      <w:lvlText w:val="-"/>
+    <w:lvl w:ilvl="8">
+      <w:start w:val="1"/>
+      <w:numFmt w:val="bullet"/>
+      <w:lvlText w:val="■"/>
       <w:lvlJc w:val="left"/>
       <w:pPr>
         <w:ind w:left="6480" w:hanging="360"/>
-      </w:pPr>
-      <w:rPr>
-        <w:u w:val="none"/>
-      </w:rPr>
-    </w:lvl>
-    <w:lvl w:ilvl="8">
-      <w:start w:val="1"/>
-      <w:numFmt w:val="bullet"/>
-      <w:lvlText w:val="-"/>
-      <w:lvlJc w:val="left"/>
-      <w:pPr>
-        <w:ind w:left="7200" w:hanging="360"/>
       </w:pPr>
       <w:rPr>
         <w:u w:val="none"/>
@@ -4493,10 +4574,10 @@
     <w:lvl w:ilvl="0">
       <w:start w:val="1"/>
       <w:numFmt w:val="bullet"/>
-      <w:lvlText w:val="●"/>
-      <w:lvlJc w:val="left"/>
-      <w:pPr>
-        <w:ind w:left="720" w:hanging="360"/>
+      <w:lvlText w:val="-"/>
+      <w:lvlJc w:val="left"/>
+      <w:pPr>
+        <w:ind w:left="1440" w:hanging="360"/>
       </w:pPr>
       <w:rPr>
         <w:u w:val="none"/>
@@ -4505,10 +4586,10 @@
     <w:lvl w:ilvl="1">
       <w:start w:val="1"/>
       <w:numFmt w:val="bullet"/>
-      <w:lvlText w:val="○"/>
-      <w:lvlJc w:val="left"/>
-      <w:pPr>
-        <w:ind w:left="1440" w:hanging="360"/>
+      <w:lvlText w:val="-"/>
+      <w:lvlJc w:val="left"/>
+      <w:pPr>
+        <w:ind w:left="2160" w:hanging="360"/>
       </w:pPr>
       <w:rPr>
         <w:u w:val="none"/>
@@ -4517,10 +4598,10 @@
     <w:lvl w:ilvl="2">
       <w:start w:val="1"/>
       <w:numFmt w:val="bullet"/>
-      <w:lvlText w:val="■"/>
-      <w:lvlJc w:val="left"/>
-      <w:pPr>
-        <w:ind w:left="2160" w:hanging="360"/>
+      <w:lvlText w:val="-"/>
+      <w:lvlJc w:val="left"/>
+      <w:pPr>
+        <w:ind w:left="2880" w:hanging="360"/>
       </w:pPr>
       <w:rPr>
         <w:u w:val="none"/>
@@ -4529,10 +4610,10 @@
     <w:lvl w:ilvl="3">
       <w:start w:val="1"/>
       <w:numFmt w:val="bullet"/>
-      <w:lvlText w:val="●"/>
-      <w:lvlJc w:val="left"/>
-      <w:pPr>
-        <w:ind w:left="2880" w:hanging="360"/>
+      <w:lvlText w:val="-"/>
+      <w:lvlJc w:val="left"/>
+      <w:pPr>
+        <w:ind w:left="3600" w:hanging="360"/>
       </w:pPr>
       <w:rPr>
         <w:u w:val="none"/>
@@ -4541,10 +4622,10 @@
     <w:lvl w:ilvl="4">
       <w:start w:val="1"/>
       <w:numFmt w:val="bullet"/>
-      <w:lvlText w:val="○"/>
-      <w:lvlJc w:val="left"/>
-      <w:pPr>
-        <w:ind w:left="3600" w:hanging="360"/>
+      <w:lvlText w:val="-"/>
+      <w:lvlJc w:val="left"/>
+      <w:pPr>
+        <w:ind w:left="4320" w:hanging="360"/>
       </w:pPr>
       <w:rPr>
         <w:u w:val="none"/>
@@ -4553,10 +4634,10 @@
     <w:lvl w:ilvl="5">
       <w:start w:val="1"/>
       <w:numFmt w:val="bullet"/>
-      <w:lvlText w:val="■"/>
-      <w:lvlJc w:val="left"/>
-      <w:pPr>
-        <w:ind w:left="4320" w:hanging="360"/>
+      <w:lvlText w:val="-"/>
+      <w:lvlJc w:val="left"/>
+      <w:pPr>
+        <w:ind w:left="5040" w:hanging="360"/>
       </w:pPr>
       <w:rPr>
         <w:u w:val="none"/>
@@ -4565,10 +4646,10 @@
     <w:lvl w:ilvl="6">
       <w:start w:val="1"/>
       <w:numFmt w:val="bullet"/>
-      <w:lvlText w:val="●"/>
-      <w:lvlJc w:val="left"/>
-      <w:pPr>
-        <w:ind w:left="5040" w:hanging="360"/>
+      <w:lvlText w:val="-"/>
+      <w:lvlJc w:val="left"/>
+      <w:pPr>
+        <w:ind w:left="5760" w:hanging="360"/>
       </w:pPr>
       <w:rPr>
         <w:u w:val="none"/>
@@ -4577,10 +4658,10 @@
     <w:lvl w:ilvl="7">
       <w:start w:val="1"/>
       <w:numFmt w:val="bullet"/>
-      <w:lvlText w:val="○"/>
-      <w:lvlJc w:val="left"/>
-      <w:pPr>
-        <w:ind w:left="5760" w:hanging="360"/>
+      <w:lvlText w:val="-"/>
+      <w:lvlJc w:val="left"/>
+      <w:pPr>
+        <w:ind w:left="6480" w:hanging="360"/>
       </w:pPr>
       <w:rPr>
         <w:u w:val="none"/>
@@ -4589,10 +4670,10 @@
     <w:lvl w:ilvl="8">
       <w:start w:val="1"/>
       <w:numFmt w:val="bullet"/>
-      <w:lvlText w:val="■"/>
-      <w:lvlJc w:val="left"/>
-      <w:pPr>
-        <w:ind w:left="6480" w:hanging="360"/>
+      <w:lvlText w:val="-"/>
+      <w:lvlJc w:val="left"/>
+      <w:pPr>
+        <w:ind w:left="7200" w:hanging="360"/>
       </w:pPr>
       <w:rPr>
         <w:u w:val="none"/>
@@ -5593,7 +5674,19 @@
     <w:lvl w:ilvl="0">
       <w:start w:val="1"/>
       <w:numFmt w:val="bullet"/>
-      <w:lvlText w:val="-"/>
+      <w:lvlText w:val="●"/>
+      <w:lvlJc w:val="left"/>
+      <w:pPr>
+        <w:ind w:left="720" w:hanging="360"/>
+      </w:pPr>
+      <w:rPr>
+        <w:u w:val="none"/>
+      </w:rPr>
+    </w:lvl>
+    <w:lvl w:ilvl="1">
+      <w:start w:val="1"/>
+      <w:numFmt w:val="bullet"/>
+      <w:lvlText w:val="○"/>
       <w:lvlJc w:val="left"/>
       <w:pPr>
         <w:ind w:left="1440" w:hanging="360"/>
@@ -5602,10 +5695,10 @@
         <w:u w:val="none"/>
       </w:rPr>
     </w:lvl>
-    <w:lvl w:ilvl="1">
-      <w:start w:val="1"/>
-      <w:numFmt w:val="bullet"/>
-      <w:lvlText w:val="-"/>
+    <w:lvl w:ilvl="2">
+      <w:start w:val="1"/>
+      <w:numFmt w:val="bullet"/>
+      <w:lvlText w:val="■"/>
       <w:lvlJc w:val="left"/>
       <w:pPr>
         <w:ind w:left="2160" w:hanging="360"/>
@@ -5614,10 +5707,10 @@
         <w:u w:val="none"/>
       </w:rPr>
     </w:lvl>
-    <w:lvl w:ilvl="2">
-      <w:start w:val="1"/>
-      <w:numFmt w:val="bullet"/>
-      <w:lvlText w:val="-"/>
+    <w:lvl w:ilvl="3">
+      <w:start w:val="1"/>
+      <w:numFmt w:val="bullet"/>
+      <w:lvlText w:val="●"/>
       <w:lvlJc w:val="left"/>
       <w:pPr>
         <w:ind w:left="2880" w:hanging="360"/>
@@ -5626,10 +5719,10 @@
         <w:u w:val="none"/>
       </w:rPr>
     </w:lvl>
-    <w:lvl w:ilvl="3">
-      <w:start w:val="1"/>
-      <w:numFmt w:val="bullet"/>
-      <w:lvlText w:val="-"/>
+    <w:lvl w:ilvl="4">
+      <w:start w:val="1"/>
+      <w:numFmt w:val="bullet"/>
+      <w:lvlText w:val="○"/>
       <w:lvlJc w:val="left"/>
       <w:pPr>
         <w:ind w:left="3600" w:hanging="360"/>
@@ -5638,10 +5731,10 @@
         <w:u w:val="none"/>
       </w:rPr>
     </w:lvl>
-    <w:lvl w:ilvl="4">
-      <w:start w:val="1"/>
-      <w:numFmt w:val="bullet"/>
-      <w:lvlText w:val="-"/>
+    <w:lvl w:ilvl="5">
+      <w:start w:val="1"/>
+      <w:numFmt w:val="bullet"/>
+      <w:lvlText w:val="■"/>
       <w:lvlJc w:val="left"/>
       <w:pPr>
         <w:ind w:left="4320" w:hanging="360"/>
@@ -5650,10 +5743,10 @@
         <w:u w:val="none"/>
       </w:rPr>
     </w:lvl>
-    <w:lvl w:ilvl="5">
-      <w:start w:val="1"/>
-      <w:numFmt w:val="bullet"/>
-      <w:lvlText w:val="-"/>
+    <w:lvl w:ilvl="6">
+      <w:start w:val="1"/>
+      <w:numFmt w:val="bullet"/>
+      <w:lvlText w:val="●"/>
       <w:lvlJc w:val="left"/>
       <w:pPr>
         <w:ind w:left="5040" w:hanging="360"/>
@@ -5662,10 +5755,10 @@
         <w:u w:val="none"/>
       </w:rPr>
     </w:lvl>
-    <w:lvl w:ilvl="6">
-      <w:start w:val="1"/>
-      <w:numFmt w:val="bullet"/>
-      <w:lvlText w:val="-"/>
+    <w:lvl w:ilvl="7">
+      <w:start w:val="1"/>
+      <w:numFmt w:val="bullet"/>
+      <w:lvlText w:val="○"/>
       <w:lvlJc w:val="left"/>
       <w:pPr>
         <w:ind w:left="5760" w:hanging="360"/>
@@ -5674,25 +5767,13 @@
         <w:u w:val="none"/>
       </w:rPr>
     </w:lvl>
-    <w:lvl w:ilvl="7">
-      <w:start w:val="1"/>
-      <w:numFmt w:val="bullet"/>
-      <w:lvlText w:val="-"/>
+    <w:lvl w:ilvl="8">
+      <w:start w:val="1"/>
+      <w:numFmt w:val="bullet"/>
+      <w:lvlText w:val="■"/>
       <w:lvlJc w:val="left"/>
       <w:pPr>
         <w:ind w:left="6480" w:hanging="360"/>
-      </w:pPr>
-      <w:rPr>
-        <w:u w:val="none"/>
-      </w:rPr>
-    </w:lvl>
-    <w:lvl w:ilvl="8">
-      <w:start w:val="1"/>
-      <w:numFmt w:val="bullet"/>
-      <w:lvlText w:val="-"/>
-      <w:lvlJc w:val="left"/>
-      <w:pPr>
-        <w:ind w:left="7200" w:hanging="360"/>
       </w:pPr>
       <w:rPr>
         <w:u w:val="none"/>
@@ -5703,10 +5784,10 @@
     <w:lvl w:ilvl="0">
       <w:start w:val="1"/>
       <w:numFmt w:val="bullet"/>
-      <w:lvlText w:val="●"/>
-      <w:lvlJc w:val="left"/>
-      <w:pPr>
-        <w:ind w:left="720" w:hanging="360"/>
+      <w:lvlText w:val="-"/>
+      <w:lvlJc w:val="left"/>
+      <w:pPr>
+        <w:ind w:left="1440" w:hanging="360"/>
       </w:pPr>
       <w:rPr>
         <w:u w:val="none"/>
@@ -5715,10 +5796,10 @@
     <w:lvl w:ilvl="1">
       <w:start w:val="1"/>
       <w:numFmt w:val="bullet"/>
-      <w:lvlText w:val="○"/>
-      <w:lvlJc w:val="left"/>
-      <w:pPr>
-        <w:ind w:left="1440" w:hanging="360"/>
+      <w:lvlText w:val="-"/>
+      <w:lvlJc w:val="left"/>
+      <w:pPr>
+        <w:ind w:left="2160" w:hanging="360"/>
       </w:pPr>
       <w:rPr>
         <w:u w:val="none"/>
@@ -5727,10 +5808,10 @@
     <w:lvl w:ilvl="2">
       <w:start w:val="1"/>
       <w:numFmt w:val="bullet"/>
-      <w:lvlText w:val="■"/>
-      <w:lvlJc w:val="left"/>
-      <w:pPr>
-        <w:ind w:left="2160" w:hanging="360"/>
+      <w:lvlText w:val="-"/>
+      <w:lvlJc w:val="left"/>
+      <w:pPr>
+        <w:ind w:left="2880" w:hanging="360"/>
       </w:pPr>
       <w:rPr>
         <w:u w:val="none"/>
@@ -5739,10 +5820,10 @@
     <w:lvl w:ilvl="3">
       <w:start w:val="1"/>
       <w:numFmt w:val="bullet"/>
-      <w:lvlText w:val="●"/>
-      <w:lvlJc w:val="left"/>
-      <w:pPr>
-        <w:ind w:left="2880" w:hanging="360"/>
+      <w:lvlText w:val="-"/>
+      <w:lvlJc w:val="left"/>
+      <w:pPr>
+        <w:ind w:left="3600" w:hanging="360"/>
       </w:pPr>
       <w:rPr>
         <w:u w:val="none"/>
@@ -5751,10 +5832,10 @@
     <w:lvl w:ilvl="4">
       <w:start w:val="1"/>
       <w:numFmt w:val="bullet"/>
-      <w:lvlText w:val="○"/>
-      <w:lvlJc w:val="left"/>
-      <w:pPr>
-        <w:ind w:left="3600" w:hanging="360"/>
+      <w:lvlText w:val="-"/>
+      <w:lvlJc w:val="left"/>
+      <w:pPr>
+        <w:ind w:left="4320" w:hanging="360"/>
       </w:pPr>
       <w:rPr>
         <w:u w:val="none"/>
@@ -5763,10 +5844,10 @@
     <w:lvl w:ilvl="5">
       <w:start w:val="1"/>
       <w:numFmt w:val="bullet"/>
-      <w:lvlText w:val="■"/>
-      <w:lvlJc w:val="left"/>
-      <w:pPr>
-        <w:ind w:left="4320" w:hanging="360"/>
+      <w:lvlText w:val="-"/>
+      <w:lvlJc w:val="left"/>
+      <w:pPr>
+        <w:ind w:left="5040" w:hanging="360"/>
       </w:pPr>
       <w:rPr>
         <w:u w:val="none"/>
@@ -5775,10 +5856,10 @@
     <w:lvl w:ilvl="6">
       <w:start w:val="1"/>
       <w:numFmt w:val="bullet"/>
-      <w:lvlText w:val="●"/>
-      <w:lvlJc w:val="left"/>
-      <w:pPr>
-        <w:ind w:left="5040" w:hanging="360"/>
+      <w:lvlText w:val="-"/>
+      <w:lvlJc w:val="left"/>
+      <w:pPr>
+        <w:ind w:left="5760" w:hanging="360"/>
       </w:pPr>
       <w:rPr>
         <w:u w:val="none"/>
@@ -5787,10 +5868,10 @@
     <w:lvl w:ilvl="7">
       <w:start w:val="1"/>
       <w:numFmt w:val="bullet"/>
-      <w:lvlText w:val="○"/>
-      <w:lvlJc w:val="left"/>
-      <w:pPr>
-        <w:ind w:left="5760" w:hanging="360"/>
+      <w:lvlText w:val="-"/>
+      <w:lvlJc w:val="left"/>
+      <w:pPr>
+        <w:ind w:left="6480" w:hanging="360"/>
       </w:pPr>
       <w:rPr>
         <w:u w:val="none"/>
@@ -5799,10 +5880,10 @@
     <w:lvl w:ilvl="8">
       <w:start w:val="1"/>
       <w:numFmt w:val="bullet"/>
-      <w:lvlText w:val="■"/>
-      <w:lvlJc w:val="left"/>
-      <w:pPr>
-        <w:ind w:left="6480" w:hanging="360"/>
+      <w:lvlText w:val="-"/>
+      <w:lvlJc w:val="left"/>
+      <w:pPr>
+        <w:ind w:left="7200" w:hanging="360"/>
       </w:pPr>
       <w:rPr>
         <w:u w:val="none"/>
@@ -5810,6 +5891,116 @@
     </w:lvl>
   </w:abstractNum>
   <w:abstractNum w:abstractNumId="16">
+    <w:lvl w:ilvl="0">
+      <w:start w:val="1"/>
+      <w:numFmt w:val="bullet"/>
+      <w:lvlText w:val="●"/>
+      <w:lvlJc w:val="left"/>
+      <w:pPr>
+        <w:ind w:left="720" w:hanging="360"/>
+      </w:pPr>
+      <w:rPr>
+        <w:u w:val="none"/>
+      </w:rPr>
+    </w:lvl>
+    <w:lvl w:ilvl="1">
+      <w:start w:val="1"/>
+      <w:numFmt w:val="bullet"/>
+      <w:lvlText w:val="○"/>
+      <w:lvlJc w:val="left"/>
+      <w:pPr>
+        <w:ind w:left="1440" w:hanging="360"/>
+      </w:pPr>
+      <w:rPr>
+        <w:u w:val="none"/>
+      </w:rPr>
+    </w:lvl>
+    <w:lvl w:ilvl="2">
+      <w:start w:val="1"/>
+      <w:numFmt w:val="bullet"/>
+      <w:lvlText w:val="■"/>
+      <w:lvlJc w:val="left"/>
+      <w:pPr>
+        <w:ind w:left="2160" w:hanging="360"/>
+      </w:pPr>
+      <w:rPr>
+        <w:u w:val="none"/>
+      </w:rPr>
+    </w:lvl>
+    <w:lvl w:ilvl="3">
+      <w:start w:val="1"/>
+      <w:numFmt w:val="bullet"/>
+      <w:lvlText w:val="●"/>
+      <w:lvlJc w:val="left"/>
+      <w:pPr>
+        <w:ind w:left="2880" w:hanging="360"/>
+      </w:pPr>
+      <w:rPr>
+        <w:u w:val="none"/>
+      </w:rPr>
+    </w:lvl>
+    <w:lvl w:ilvl="4">
+      <w:start w:val="1"/>
+      <w:numFmt w:val="bullet"/>
+      <w:lvlText w:val="○"/>
+      <w:lvlJc w:val="left"/>
+      <w:pPr>
+        <w:ind w:left="3600" w:hanging="360"/>
+      </w:pPr>
+      <w:rPr>
+        <w:u w:val="none"/>
+      </w:rPr>
+    </w:lvl>
+    <w:lvl w:ilvl="5">
+      <w:start w:val="1"/>
+      <w:numFmt w:val="bullet"/>
+      <w:lvlText w:val="■"/>
+      <w:lvlJc w:val="left"/>
+      <w:pPr>
+        <w:ind w:left="4320" w:hanging="360"/>
+      </w:pPr>
+      <w:rPr>
+        <w:u w:val="none"/>
+      </w:rPr>
+    </w:lvl>
+    <w:lvl w:ilvl="6">
+      <w:start w:val="1"/>
+      <w:numFmt w:val="bullet"/>
+      <w:lvlText w:val="●"/>
+      <w:lvlJc w:val="left"/>
+      <w:pPr>
+        <w:ind w:left="5040" w:hanging="360"/>
+      </w:pPr>
+      <w:rPr>
+        <w:u w:val="none"/>
+      </w:rPr>
+    </w:lvl>
+    <w:lvl w:ilvl="7">
+      <w:start w:val="1"/>
+      <w:numFmt w:val="bullet"/>
+      <w:lvlText w:val="○"/>
+      <w:lvlJc w:val="left"/>
+      <w:pPr>
+        <w:ind w:left="5760" w:hanging="360"/>
+      </w:pPr>
+      <w:rPr>
+        <w:u w:val="none"/>
+      </w:rPr>
+    </w:lvl>
+    <w:lvl w:ilvl="8">
+      <w:start w:val="1"/>
+      <w:numFmt w:val="bullet"/>
+      <w:lvlText w:val="■"/>
+      <w:lvlJc w:val="left"/>
+      <w:pPr>
+        <w:ind w:left="6480" w:hanging="360"/>
+      </w:pPr>
+      <w:rPr>
+        <w:u w:val="none"/>
+      </w:rPr>
+    </w:lvl>
+  </w:abstractNum>
+  <w:abstractNum w:abstractNumId="17">
     <w:lvl w:ilvl="0">
       <w:start w:val="1"/>
       <w:numFmt w:val="bullet"/>
@@ -5966,6 +6157,9 @@
   </w:num>
   <w:num w:numId="16">
     <w:abstractNumId w:val="16"/>
+  </w:num>
+  <w:num w:numId="17">
+    <w:abstractNumId w:val="17"/>
   </w:num>
 </w:numbering>
 </file>

--- a/Devoluciones Presentaciones_Kairos_NexTech.docx
+++ b/Devoluciones Presentaciones_Kairos_NexTech.docx
@@ -4,19 +4,11 @@
   <w:body>
     <w:p>
       <w:pPr>
-        <w:jc w:val="both"/>
-        <w:rPr/>
-      </w:pPr>
-      <w:r>
-        <w:rPr>
-          <w:rtl w:val="0"/>
-        </w:rPr>
-      </w:r>
-    </w:p>
-    <w:p>
-      <w:pPr>
         <w:jc w:val="center"/>
-        <w:rPr/>
+        <w:rPr>
+          <w:sz w:val="38"/>
+          <w:szCs w:val="38"/>
+        </w:rPr>
       </w:pPr>
       <w:r>
         <w:rPr>
@@ -25,73 +17,49 @@
           <w:szCs w:val="38"/>
           <w:rtl w:val="0"/>
         </w:rPr>
-        <w:t xml:space="preserve">•┈••✦ Etapa Construcción Iteración 1 ✦••┈•</w:t>
-      </w:r>
-      <w:r>
-        <w:rPr>
-          <w:rtl w:val="0"/>
-        </w:rPr>
-      </w:r>
-    </w:p>
-    <w:p>
-      <w:pPr>
-        <w:jc w:val="both"/>
-        <w:rPr/>
-      </w:pPr>
-      <w:r>
-        <w:rPr>
-          <w:rtl w:val="0"/>
-        </w:rPr>
-      </w:r>
-    </w:p>
-    <w:p>
-      <w:pPr>
-        <w:jc w:val="both"/>
-        <w:rPr/>
-      </w:pPr>
-      <w:r>
-        <w:rPr>
-          <w:rtl w:val="0"/>
-        </w:rPr>
-        <w:t xml:space="preserve">31/11/25 Priorización casos de uso tanda 2</w:t>
-      </w:r>
-    </w:p>
-    <w:p>
-      <w:pPr>
-        <w:numPr>
-          <w:ilvl w:val="0"/>
-          <w:numId w:val="1"/>
-        </w:numPr>
-        <w:ind w:left="720" w:hanging="360"/>
-        <w:jc w:val="both"/>
-        <w:rPr>
-          <w:u w:val="none"/>
-        </w:rPr>
-      </w:pPr>
-      <w:r>
-        <w:rPr>
-          <w:rtl w:val="0"/>
-        </w:rPr>
-        <w:t xml:space="preserve">literalmente nada, no había mucho para presentar tampoco. Solo dijeron al principio de la clase que el tema de 1. la estimación que no había podido comparar la actual con la anterior porque la plantilla era la misma o sea ya lo habíamos corregido, y 2. no se vio en la planificación las tareas correspondientes a los planes de mitigación para los riesgos.</w:t>
-      </w:r>
-    </w:p>
-    <w:p>
-      <w:pPr>
-        <w:numPr>
-          <w:ilvl w:val="0"/>
-          <w:numId w:val="1"/>
-        </w:numPr>
-        <w:ind w:left="720" w:hanging="360"/>
-        <w:jc w:val="both"/>
-        <w:rPr>
-          <w:u w:val="none"/>
-        </w:rPr>
-      </w:pPr>
-      <w:r>
-        <w:rPr>
-          <w:rtl w:val="0"/>
-        </w:rPr>
-        <w:t xml:space="preserve">IMPORTANTE: hoy hicimos el ejercicio de calcular las horas hombre por PCU ajustado en clase. El cálculo que realizamos fue: sumamos el total de horas registradas de todos los casos de uso que ya implementamos, y en esa suma incluimos la ejecución de los casos de prueba, esto nos dio un total de 67 horas. Tomamos en cuenta también los puntos de caso de uso ajustados por cada uno de esos casos de uso que ya están implementados hasta la fecha (01 iniciar sesión, 09 crear tarea, 12 estimar tarea y 20 registrar tiempo por cronómetro), que son un total de 43.1 PCU ajustados. Dividiendo las horas por los PCUa obtuvimos un total de 1,55. Este valor representalas hh x pcu y estaría bueno que lo agreguemos en la próxima estimación y que tmb tengamos en cuenta cómo fluctúa esto para la memoria.</w:t>
+        <w:t xml:space="preserve">•┈••✦ Etapa Construcción Iteración 2 ✦••┈•</w:t>
+      </w:r>
+    </w:p>
+    <w:p>
+      <w:pPr>
+        <w:jc w:val="both"/>
+        <w:rPr/>
+      </w:pPr>
+      <w:r>
+        <w:rPr>
+          <w:rtl w:val="0"/>
+        </w:rPr>
+      </w:r>
+    </w:p>
+    <w:p>
+      <w:pPr>
+        <w:jc w:val="both"/>
+        <w:rPr/>
+      </w:pPr>
+      <w:r>
+        <w:rPr>
+          <w:rtl w:val="0"/>
+        </w:rPr>
+        <w:t xml:space="preserve">07/11/2025 Casos de Prueba ejecutados para 2da tanda de CU</w:t>
+      </w:r>
+    </w:p>
+    <w:p>
+      <w:pPr>
+        <w:numPr>
+          <w:ilvl w:val="0"/>
+          <w:numId w:val="9"/>
+        </w:numPr>
+        <w:ind w:left="720" w:hanging="360"/>
+        <w:jc w:val="both"/>
+        <w:rPr>
+          <w:u w:val="none"/>
+        </w:rPr>
+      </w:pPr>
+      <w:r>
+        <w:rPr>
+          <w:rtl w:val="0"/>
+        </w:rPr>
+        <w:t xml:space="preserve">l</w:t>
       </w:r>
     </w:p>
     <w:p>
@@ -145,106 +113,125 @@
         <w:rPr>
           <w:rtl w:val="0"/>
         </w:rPr>
-        <w:t xml:space="preserve">28/10/25 Implementación de primera tanda de CU. Ejecución de Casos de Prueba. Cierre de Iteración. Plan de etapa de Construcción Iteración 2, estimación y Gestión de Riesgos.</w:t>
-      </w:r>
-    </w:p>
-    <w:p>
-      <w:pPr>
-        <w:jc w:val="both"/>
-        <w:rPr/>
-      </w:pPr>
-      <w:r>
-        <w:rPr>
-          <w:rtl w:val="0"/>
-        </w:rPr>
-      </w:r>
-    </w:p>
-    <w:p>
-      <w:pPr>
-        <w:numPr>
-          <w:ilvl w:val="0"/>
-          <w:numId w:val="3"/>
-        </w:numPr>
-        <w:ind w:left="720" w:hanging="360"/>
-        <w:jc w:val="both"/>
-        <w:rPr>
-          <w:u w:val="none"/>
-        </w:rPr>
-      </w:pPr>
-      <w:r>
-        <w:rPr>
-          <w:rtl w:val="0"/>
-        </w:rPr>
-        <w:t xml:space="preserve">El software, en el registro de tiempos por cronómetro, quizás el “stop” puede conducir a confusión ya que uno puede interpretar que involucra una cancelación, es decir, no saber si se va a guardar.</w:t>
-      </w:r>
-    </w:p>
-    <w:p>
-      <w:pPr>
-        <w:numPr>
-          <w:ilvl w:val="0"/>
-          <w:numId w:val="3"/>
-        </w:numPr>
-        <w:ind w:left="720" w:hanging="360"/>
-        <w:jc w:val="both"/>
-        <w:rPr>
-          <w:u w:val="none"/>
-        </w:rPr>
-      </w:pPr>
-      <w:r>
-        <w:rPr>
-          <w:rtl w:val="0"/>
-        </w:rPr>
-        <w:t xml:space="preserve">Está bien que mostremos objetivos cumplidos y no cumplidos durante la iteración, pero estaría bueno ver las tareas en particular que fueron cumplidas o cuando, como hacen los chicos de codevit.</w:t>
-      </w:r>
-    </w:p>
-    <w:p>
-      <w:pPr>
-        <w:numPr>
-          <w:ilvl w:val="0"/>
-          <w:numId w:val="3"/>
-        </w:numPr>
-        <w:ind w:left="720" w:hanging="360"/>
-        <w:jc w:val="both"/>
-        <w:rPr>
-          <w:u w:val="none"/>
-        </w:rPr>
-      </w:pPr>
-      <w:r>
-        <w:rPr>
-          <w:rtl w:val="0"/>
-        </w:rPr>
-        <w:t xml:space="preserve">Hubo un error que saltó pero no a través de un caso de prueba, tenerlo en cuenta.</w:t>
-      </w:r>
-    </w:p>
-    <w:p>
-      <w:pPr>
-        <w:numPr>
-          <w:ilvl w:val="0"/>
-          <w:numId w:val="3"/>
-        </w:numPr>
-        <w:ind w:left="720" w:hanging="360"/>
-        <w:jc w:val="both"/>
-        <w:rPr>
-          <w:u w:val="none"/>
-        </w:rPr>
-      </w:pPr>
-      <w:r>
-        <w:rPr>
-          <w:rtl w:val="0"/>
-        </w:rPr>
-        <w:t xml:space="preserve">No está siendo efectiva la forma de representar los riesgos. No entendí bien por qué.</w:t>
-      </w:r>
-    </w:p>
-    <w:p>
-      <w:pPr>
-        <w:ind w:left="0" w:firstLine="0"/>
-        <w:jc w:val="both"/>
-        <w:rPr/>
-      </w:pPr>
-      <w:r>
-        <w:rPr>
-          <w:rtl w:val="0"/>
-        </w:rPr>
+        <w:t xml:space="preserve">04/11/2025 Especificación 2da tanda de CU a implementar</w:t>
+      </w:r>
+    </w:p>
+    <w:p>
+      <w:pPr>
+        <w:jc w:val="both"/>
+        <w:rPr/>
+      </w:pPr>
+      <w:r>
+        <w:rPr>
+          <w:rtl w:val="0"/>
+        </w:rPr>
+      </w:r>
+    </w:p>
+    <w:p>
+      <w:pPr>
+        <w:numPr>
+          <w:ilvl w:val="0"/>
+          <w:numId w:val="20"/>
+        </w:numPr>
+        <w:ind w:left="720" w:hanging="360"/>
+        <w:jc w:val="both"/>
+        <w:rPr>
+          <w:u w:val="none"/>
+        </w:rPr>
+      </w:pPr>
+      <w:r>
+        <w:rPr>
+          <w:rtl w:val="0"/>
+        </w:rPr>
+        <w:t xml:space="preserve">Seguir una planificación con respecto a la implementación de los CU. A pesar de que terminemos con los CU planificados deberíamos seguir un hilo en vez de agarrar CUs random para terminar en el tiempo que le queda a la iteración. Esto lo dice gesto pero creo que está un poco desorientado porque la clase anterior nos dijeron que íbamos bien ehe. Además de eso, no hay más correcciones.</w:t>
+      </w:r>
+    </w:p>
+    <w:p>
+      <w:pPr>
+        <w:ind w:left="720" w:firstLine="0"/>
+        <w:jc w:val="both"/>
+        <w:rPr/>
+      </w:pPr>
+      <w:r>
+        <w:rPr>
+          <w:rtl w:val="0"/>
+        </w:rPr>
+      </w:r>
+    </w:p>
+    <w:p>
+      <w:pPr>
+        <w:numPr>
+          <w:ilvl w:val="0"/>
+          <w:numId w:val="20"/>
+        </w:numPr>
+        <w:ind w:left="720" w:hanging="360"/>
+        <w:jc w:val="both"/>
+        <w:rPr>
+          <w:u w:val="none"/>
+        </w:rPr>
+      </w:pPr>
+      <w:r>
+        <w:rPr>
+          <w:rtl w:val="0"/>
+        </w:rPr>
+        <w:t xml:space="preserve">Cosa extra que dijo osiris en clase: </w:t>
+      </w:r>
+    </w:p>
+    <w:p>
+      <w:pPr>
+        <w:numPr>
+          <w:ilvl w:val="0"/>
+          <w:numId w:val="1"/>
+        </w:numPr>
+        <w:ind w:left="1440" w:hanging="360"/>
+        <w:jc w:val="both"/>
+        <w:rPr>
+          <w:u w:val="none"/>
+        </w:rPr>
+      </w:pPr>
+      <w:r>
+        <w:rPr>
+          <w:rtl w:val="0"/>
+        </w:rPr>
+        <w:t xml:space="preserve">La clase que viene cierra la iteración, la idea es que la primera hora trabajemos en clase haciendo el cierre de la iteración, la planificación de la iteración siguiente, incorporamos eso a la presentación y lo presentamos.</w:t>
+      </w:r>
+    </w:p>
+    <w:p>
+      <w:pPr>
+        <w:numPr>
+          <w:ilvl w:val="0"/>
+          <w:numId w:val="1"/>
+        </w:numPr>
+        <w:ind w:left="1440" w:hanging="360"/>
+        <w:jc w:val="both"/>
+        <w:rPr>
+          <w:u w:val="none"/>
+        </w:rPr>
+      </w:pPr>
+      <w:r>
+        <w:rPr>
+          <w:rtl w:val="0"/>
+        </w:rPr>
+        <w:t xml:space="preserve">Cuando saquemos la estimación recordemos volver a sacar el índice que calculamos el viernes (velocidad), Cuando hagamos la estimación hagamos una 4ta estimación usando el índice que calculamos, y debemos representarla en el gráfico como un puntito.</w:t>
+      </w:r>
+    </w:p>
+    <w:p>
+      <w:pPr>
+        <w:numPr>
+          <w:ilvl w:val="0"/>
+          <w:numId w:val="1"/>
+        </w:numPr>
+        <w:ind w:left="1440" w:hanging="360"/>
+        <w:jc w:val="both"/>
+        <w:rPr>
+          <w:u w:val="none"/>
+        </w:rPr>
+      </w:pPr>
+      <w:r>
+        <w:rPr>
+          <w:rtl w:val="0"/>
+        </w:rPr>
+        <w:t xml:space="preserve">Junto con la planificación, debemos subir la presentación.</w:t>
       </w:r>
     </w:p>
     <w:p>
@@ -298,179 +285,85 @@
         <w:rPr>
           <w:rtl w:val="0"/>
         </w:rPr>
-        <w:t xml:space="preserve">24/10/25 Especificación de CU a implementar I</w:t>
-      </w:r>
-    </w:p>
-    <w:p>
-      <w:pPr>
-        <w:jc w:val="both"/>
-        <w:rPr/>
-      </w:pPr>
-      <w:r>
-        <w:rPr>
-          <w:rtl w:val="0"/>
-        </w:rPr>
-      </w:r>
-    </w:p>
-    <w:p>
-      <w:pPr>
-        <w:numPr>
-          <w:ilvl w:val="0"/>
-          <w:numId w:val="13"/>
-        </w:numPr>
-        <w:ind w:left="720" w:hanging="360"/>
-        <w:jc w:val="both"/>
-        <w:rPr>
-          <w:u w:val="none"/>
-        </w:rPr>
-      </w:pPr>
-      <w:r>
-        <w:rPr>
-          <w:rtl w:val="0"/>
-        </w:rPr>
-        <w:t xml:space="preserve">Tomar la idea del grupo anterior: listado de casos de uso implementados/no implementados, además de mostrar el diagrama con los CU hechos pintaditos.</w:t>
-      </w:r>
-    </w:p>
-    <w:p>
-      <w:pPr>
-        <w:ind w:left="720" w:firstLine="0"/>
-        <w:jc w:val="both"/>
-        <w:rPr/>
-      </w:pPr>
-      <w:r>
-        <w:rPr>
-          <w:rtl w:val="0"/>
-        </w:rPr>
-      </w:r>
-    </w:p>
-    <w:p>
-      <w:pPr>
-        <w:numPr>
-          <w:ilvl w:val="0"/>
-          <w:numId w:val="13"/>
-        </w:numPr>
-        <w:ind w:left="720" w:hanging="360"/>
-        <w:jc w:val="both"/>
-        <w:rPr>
-          <w:u w:val="none"/>
-        </w:rPr>
-      </w:pPr>
-      <w:r>
-        <w:rPr>
-          <w:rtl w:val="0"/>
-        </w:rPr>
-        <w:t xml:space="preserve">Se ve poca o nula variedad en los tipos de prueba. </w:t>
-      </w:r>
-    </w:p>
-    <w:p>
-      <w:pPr>
-        <w:ind w:left="720" w:firstLine="0"/>
-        <w:jc w:val="both"/>
-        <w:rPr/>
-      </w:pPr>
-      <w:r>
-        <w:rPr>
-          <w:rtl w:val="0"/>
-        </w:rPr>
-      </w:r>
-    </w:p>
-    <w:p>
-      <w:pPr>
-        <w:numPr>
-          <w:ilvl w:val="0"/>
-          <w:numId w:val="13"/>
-        </w:numPr>
-        <w:ind w:left="720" w:hanging="360"/>
-        <w:jc w:val="both"/>
-        <w:rPr>
-          <w:u w:val="none"/>
-        </w:rPr>
-      </w:pPr>
-      <w:r>
-        <w:rPr>
-          <w:rtl w:val="0"/>
-        </w:rPr>
-        <w:t xml:space="preserve">Literalmente no corrigieron nada más, no se asusten.</w:t>
-      </w:r>
-    </w:p>
-    <w:p>
-      <w:pPr>
-        <w:ind w:left="720" w:firstLine="0"/>
-        <w:jc w:val="both"/>
-        <w:rPr/>
-      </w:pPr>
-      <w:r>
-        <w:rPr>
-          <w:rtl w:val="0"/>
-        </w:rPr>
-      </w:r>
-    </w:p>
-    <w:p>
-      <w:pPr>
-        <w:numPr>
-          <w:ilvl w:val="0"/>
-          <w:numId w:val="13"/>
-        </w:numPr>
-        <w:ind w:left="720" w:hanging="360"/>
-        <w:jc w:val="both"/>
-        <w:rPr>
-          <w:u w:val="none"/>
-        </w:rPr>
-      </w:pPr>
-      <w:r>
-        <w:rPr>
-          <w:rtl w:val="0"/>
-        </w:rPr>
-        <w:t xml:space="preserve">Después también habló de que para la próxima clase ya deberíamos poder hacer la diapositiva de los casos de prueba. Las pruebas detectan errores y después se corrigen. Posteriormente, deben hacerse pruebas de nuevo sobre las correcciones aplicadas. Esto supongo que debe quedar reflejado en la diapositiva. También hay que tener en cuenta la efectividad de las pruebas. Por ejemplo, no hacer muchas pruebas sabiendo que el resultado será correcto. Con respecto a esto, hay que tener en cuenta también que las pruebas más importantes son las que (1ro) rompen o intentan romper el sistema, y (2do) de no romperlo, el resultado obtenido no es el esperado. Además tenemos que especificar qué tipo de prueba hicimos.</w:t>
-      </w:r>
-    </w:p>
-    <w:p>
-      <w:pPr>
-        <w:ind w:left="720" w:firstLine="0"/>
-        <w:jc w:val="both"/>
-        <w:rPr/>
-      </w:pPr>
-      <w:r>
-        <w:rPr>
-          <w:rtl w:val="0"/>
-        </w:rPr>
-      </w:r>
-    </w:p>
-    <w:p>
-      <w:pPr>
-        <w:numPr>
-          <w:ilvl w:val="0"/>
-          <w:numId w:val="13"/>
-        </w:numPr>
-        <w:ind w:left="720" w:hanging="360"/>
-        <w:jc w:val="both"/>
-        <w:rPr>
-          <w:u w:val="none"/>
-        </w:rPr>
-      </w:pPr>
-      <w:r>
-        <w:rPr>
-          <w:rtl w:val="0"/>
-        </w:rPr>
-        <w:t xml:space="preserve"> Además, Karim reitera que estaría bueno que dichas pruebas </w:t>
-      </w:r>
-      <w:r>
-        <w:rPr>
-          <w:rtl w:val="0"/>
-        </w:rPr>
-        <w:t xml:space="preserve">estén</w:t>
-      </w:r>
-      <w:r>
-        <w:rPr>
-          <w:rtl w:val="0"/>
-        </w:rPr>
-        <w:t xml:space="preserve"> automatizadas.</w:t>
-      </w:r>
-    </w:p>
-    <w:p>
-      <w:pPr>
-        <w:jc w:val="both"/>
-        <w:rPr/>
+        <w:t xml:space="preserve">31/11/25 Priorización 2da tanda de CU</w:t>
+      </w:r>
+    </w:p>
+    <w:p>
+      <w:pPr>
+        <w:jc w:val="both"/>
+        <w:rPr/>
+      </w:pPr>
+      <w:r>
+        <w:rPr>
+          <w:rtl w:val="0"/>
+        </w:rPr>
+      </w:r>
+    </w:p>
+    <w:p>
+      <w:pPr>
+        <w:numPr>
+          <w:ilvl w:val="0"/>
+          <w:numId w:val="2"/>
+        </w:numPr>
+        <w:ind w:left="720" w:hanging="360"/>
+        <w:jc w:val="both"/>
+      </w:pPr>
+      <w:r>
+        <w:rPr>
+          <w:rtl w:val="0"/>
+        </w:rPr>
+        <w:t xml:space="preserve">literalmente nada, no había mucho para presentar tampoco. Solo dijeron al principio de la clase que el tema de 1. la estimación que no había podido comparar la actual con la anterior porque la plantilla era la misma o sea ya lo habíamos corregido, y 2. no se vio en la planificación las tareas correspondientes a los planes de mitigación para los riesgos.</w:t>
+      </w:r>
+    </w:p>
+    <w:p>
+      <w:pPr>
+        <w:ind w:left="720" w:firstLine="0"/>
+        <w:jc w:val="both"/>
+        <w:rPr/>
+      </w:pPr>
+      <w:r>
+        <w:rPr>
+          <w:rtl w:val="0"/>
+        </w:rPr>
+      </w:r>
+    </w:p>
+    <w:p>
+      <w:pPr>
+        <w:numPr>
+          <w:ilvl w:val="0"/>
+          <w:numId w:val="2"/>
+        </w:numPr>
+        <w:ind w:left="720" w:hanging="360"/>
+        <w:jc w:val="both"/>
+      </w:pPr>
+      <w:r>
+        <w:rPr>
+          <w:rtl w:val="0"/>
+        </w:rPr>
+        <w:t xml:space="preserve">IMPORTANTE: hoy hicimos el ejercicio de calcular las horas hombre por PCU ajustado en clase. El cálculo que realizamos fue: sumamos el total de horas registradas de todos los casos de uso que ya implementamos, y en esa suma incluimos la ejecución de los casos de prueba, esto nos dio un total de 67 horas. Tomamos en cuenta también los puntos de caso de uso ajustados por cada uno de esos casos de uso que ya están implementados hasta la fecha (01 iniciar sesión, 09 crear tarea, 12 estimar tarea y 20 registrar tiempo por cronómetro), que son un total de 43.1 PCU ajustados. Dividiendo las horas por los PCUa obtuvimos un total de 1,55. Este valor representalas hh x pcu y estaría bueno que lo agreguemos en la próxima estimación y que tmb tengamos en cuenta cómo fluctúa esto para la memoria.</w:t>
+      </w:r>
+    </w:p>
+    <w:p>
+      <w:pPr>
+        <w:jc w:val="left"/>
+        <w:rPr>
+          <w:sz w:val="38"/>
+          <w:szCs w:val="38"/>
+        </w:rPr>
+      </w:pPr>
+      <w:r>
+        <w:rPr>
+          <w:rtl w:val="0"/>
+        </w:rPr>
+      </w:r>
+    </w:p>
+    <w:p>
+      <w:pPr>
+        <w:jc w:val="left"/>
+        <w:rPr>
+          <w:sz w:val="38"/>
+          <w:szCs w:val="38"/>
+        </w:rPr>
       </w:pPr>
       <w:r>
         <w:rPr>
@@ -490,426 +383,145 @@
           <w:szCs w:val="38"/>
           <w:rtl w:val="0"/>
         </w:rPr>
-        <w:t xml:space="preserve">•┈••✦ ❤ ✦••┈•</w:t>
-      </w:r>
-      <w:r>
-        <w:rPr>
-          <w:rtl w:val="0"/>
-        </w:rPr>
-      </w:r>
-    </w:p>
-    <w:p>
-      <w:pPr>
-        <w:jc w:val="both"/>
-        <w:rPr/>
-      </w:pPr>
-      <w:r>
-        <w:rPr>
-          <w:rtl w:val="0"/>
-        </w:rPr>
-      </w:r>
-    </w:p>
-    <w:p>
-      <w:pPr>
-        <w:jc w:val="both"/>
-        <w:rPr/>
-      </w:pPr>
-      <w:r>
-        <w:rPr>
-          <w:rtl w:val="0"/>
-        </w:rPr>
-        <w:t xml:space="preserve">21/10/25 Priorización primera tanda de CU a implementar</w:t>
-      </w:r>
-    </w:p>
-    <w:p>
-      <w:pPr>
-        <w:jc w:val="both"/>
-        <w:rPr/>
-      </w:pPr>
-      <w:r>
-        <w:rPr>
-          <w:rtl w:val="0"/>
-        </w:rPr>
-      </w:r>
-    </w:p>
-    <w:p>
-      <w:pPr>
-        <w:numPr>
-          <w:ilvl w:val="0"/>
-          <w:numId w:val="2"/>
-        </w:numPr>
-        <w:ind w:left="720" w:hanging="360"/>
-        <w:jc w:val="both"/>
-        <w:rPr>
-          <w:u w:val="none"/>
-        </w:rPr>
-      </w:pPr>
-      <w:r>
-        <w:rPr>
-          <w:rtl w:val="0"/>
-        </w:rPr>
-        <w:t xml:space="preserve">(Principio de la clase, en general, para todos) Nos cagaron a pedo por tres cosas: </w:t>
-      </w:r>
-    </w:p>
-    <w:p>
-      <w:pPr>
-        <w:numPr>
-          <w:ilvl w:val="0"/>
-          <w:numId w:val="15"/>
-        </w:numPr>
-        <w:ind w:left="1440" w:hanging="360"/>
-        <w:jc w:val="both"/>
-        <w:rPr>
-          <w:u w:val="none"/>
-        </w:rPr>
-      </w:pPr>
-      <w:r>
-        <w:rPr>
-          <w:rtl w:val="0"/>
-        </w:rPr>
-        <w:t xml:space="preserve">Estimación: lo que dice en el mail.</w:t>
-      </w:r>
-    </w:p>
-    <w:p>
-      <w:pPr>
-        <w:numPr>
-          <w:ilvl w:val="0"/>
-          <w:numId w:val="15"/>
-        </w:numPr>
-        <w:ind w:left="1440" w:hanging="360"/>
-        <w:jc w:val="both"/>
-        <w:rPr>
-          <w:u w:val="none"/>
-        </w:rPr>
-      </w:pPr>
-      <w:r>
-        <w:rPr>
-          <w:rtl w:val="0"/>
-        </w:rPr>
-        <w:t xml:space="preserve">Riesgos: todas las clases deberíamos venir con nuevos riesgos, cosas que vemos que nos podrían llegar a pasar y cómo pensamos hacer que 1. No sucedan o minimizar el impacto si suceden, y 2. en caso de que sucedan, proponer alternativas (pero tenerlo pensado de antes que suceda obvio).</w:t>
-      </w:r>
-    </w:p>
-    <w:p>
-      <w:pPr>
-        <w:numPr>
-          <w:ilvl w:val="0"/>
-          <w:numId w:val="15"/>
-        </w:numPr>
-        <w:ind w:left="1440" w:hanging="360"/>
-        <w:jc w:val="both"/>
-        <w:rPr>
-          <w:u w:val="none"/>
-        </w:rPr>
-      </w:pPr>
-      <w:r>
-        <w:rPr>
-          <w:rtl w:val="0"/>
-        </w:rPr>
-        <w:t xml:space="preserve">Lo otro no me acuerdo que era.</w:t>
-      </w:r>
-    </w:p>
-    <w:p>
-      <w:pPr>
-        <w:ind w:left="1440" w:firstLine="0"/>
-        <w:jc w:val="both"/>
-        <w:rPr/>
-      </w:pPr>
-      <w:r>
-        <w:rPr>
-          <w:rtl w:val="0"/>
-        </w:rPr>
-      </w:r>
-    </w:p>
-    <w:p>
-      <w:pPr>
-        <w:numPr>
-          <w:ilvl w:val="0"/>
-          <w:numId w:val="11"/>
-        </w:numPr>
-        <w:ind w:left="720" w:hanging="360"/>
-        <w:jc w:val="both"/>
-        <w:rPr>
-          <w:u w:val="none"/>
-        </w:rPr>
-      </w:pPr>
-      <w:r>
-        <w:rPr>
-          <w:rtl w:val="0"/>
-        </w:rPr>
-        <w:t xml:space="preserve">Las especificaciones de diseño o especificación de caso de uso deben tener un anexo con el feedback de manera que no se pierda.</w:t>
-      </w:r>
-    </w:p>
-    <w:p>
-      <w:pPr>
-        <w:ind w:left="720" w:firstLine="0"/>
-        <w:jc w:val="both"/>
-        <w:rPr/>
-      </w:pPr>
-      <w:r>
-        <w:rPr>
-          <w:rtl w:val="0"/>
-        </w:rPr>
-      </w:r>
-    </w:p>
-    <w:p>
-      <w:pPr>
-        <w:numPr>
-          <w:ilvl w:val="0"/>
-          <w:numId w:val="11"/>
-        </w:numPr>
-        <w:ind w:left="720" w:hanging="360"/>
-        <w:jc w:val="both"/>
-        <w:rPr>
-          <w:u w:val="none"/>
-        </w:rPr>
-      </w:pPr>
-      <w:r>
-        <w:rPr>
-          <w:rtl w:val="0"/>
-        </w:rPr>
-        <w:t xml:space="preserve">Tenemos casos de uso muy atómicos, por eso Osiris ahora entiende que hay muchos CU que van a ser más rápidos y por ende también los casos de prueba. No hay nada malo con eso, nomas es la razón por la cual la estimación nos da igual que al resto de nuestros compañeros que tienen una cantidad considerablemente menor de CU.</w:t>
-      </w:r>
-    </w:p>
-    <w:p>
-      <w:pPr>
-        <w:ind w:left="720" w:firstLine="0"/>
-        <w:jc w:val="both"/>
-        <w:rPr/>
-      </w:pPr>
-      <w:r>
-        <w:rPr>
-          <w:rtl w:val="0"/>
-        </w:rPr>
-      </w:r>
-    </w:p>
-    <w:p>
-      <w:pPr>
-        <w:numPr>
-          <w:ilvl w:val="0"/>
-          <w:numId w:val="11"/>
-        </w:numPr>
-        <w:ind w:left="720" w:hanging="360"/>
-        <w:jc w:val="both"/>
-        <w:rPr>
-          <w:u w:val="none"/>
-        </w:rPr>
-      </w:pPr>
-      <w:r>
-        <w:rPr>
-          <w:rtl w:val="0"/>
-        </w:rPr>
-        <w:t xml:space="preserve">No deberíamos hacer como que no sucedió el cambio de la API de Toggl.  Se debe hacer el cambio en los documentos correspondientes pero debe quedar reflejado el cambio, no debe desaparecer el trabajo anterior.</w:t>
-      </w:r>
-    </w:p>
-    <w:p>
-      <w:pPr>
-        <w:ind w:left="720" w:firstLine="0"/>
-        <w:jc w:val="both"/>
-        <w:rPr/>
-      </w:pPr>
-      <w:r>
-        <w:rPr>
-          <w:rtl w:val="0"/>
-        </w:rPr>
-      </w:r>
-    </w:p>
-    <w:p>
-      <w:pPr>
-        <w:numPr>
-          <w:ilvl w:val="0"/>
-          <w:numId w:val="11"/>
-        </w:numPr>
-        <w:ind w:left="720" w:hanging="360"/>
-        <w:jc w:val="both"/>
-        <w:rPr>
-          <w:u w:val="none"/>
-        </w:rPr>
-      </w:pPr>
-      <w:r>
-        <w:rPr>
-          <w:rtl w:val="0"/>
-        </w:rPr>
-        <w:t xml:space="preserve">El CU12 estimar tarea, puede unirse con otro CU ya que implica asignar fechas. A esta altura no nos tenemos que poner a modificar casos de uso enteros, dice Osiris, nomas no era necesario agregar un CU que solo significa atributos en una entidad.</w:t>
-      </w:r>
-    </w:p>
-    <w:p>
-      <w:pPr>
-        <w:ind w:left="720" w:firstLine="0"/>
-        <w:jc w:val="both"/>
-        <w:rPr/>
-      </w:pPr>
-      <w:r>
-        <w:rPr>
-          <w:rtl w:val="0"/>
-        </w:rPr>
-      </w:r>
-    </w:p>
-    <w:p>
-      <w:pPr>
-        <w:numPr>
-          <w:ilvl w:val="0"/>
-          <w:numId w:val="11"/>
-        </w:numPr>
-        <w:ind w:left="720" w:hanging="360"/>
-        <w:jc w:val="both"/>
-        <w:rPr>
-          <w:u w:val="none"/>
-        </w:rPr>
-      </w:pPr>
-      <w:r>
-        <w:rPr>
-          <w:rtl w:val="0"/>
-        </w:rPr>
-        <w:t xml:space="preserve">En las presentaciones vamos muy rápido. No quedó claro como se transcribe en acciones concretas el riesgo que presentamos. Hay que revisar cómo transmitimos las cosas en la presentación. Ej: ninguno está haciendo “Tenemos n </w:t>
-      </w:r>
-      <w:r>
-        <w:rPr>
-          <w:b w:val="1"/>
-          <w:rtl w:val="0"/>
-        </w:rPr>
-        <w:t xml:space="preserve">riesgos</w:t>
-      </w:r>
-      <w:r>
-        <w:rPr>
-          <w:rtl w:val="0"/>
-        </w:rPr>
-        <w:t xml:space="preserve">, nos preocupan m, y gestionamos k. O estamos haciendo </w:t>
-      </w:r>
-      <w:r>
-        <w:rPr>
-          <w:rtl w:val="0"/>
-        </w:rPr>
-        <w:t xml:space="preserve">j acciones</w:t>
-      </w:r>
-      <w:r>
-        <w:rPr>
-          <w:rtl w:val="0"/>
-        </w:rPr>
-        <w:t xml:space="preserve"> concretas”. Faltan acciones concretas para mitigar riesgos completos. No estamos mostrando qué acciones concretas para mitigar qué riesgos. Tenemos pocos riesgos críticos. Sería lógico que ahora que empezamos a implementar aparezcan riesgos técnicos.</w:t>
-      </w:r>
-    </w:p>
-    <w:p>
-      <w:pPr>
-        <w:ind w:left="720" w:firstLine="0"/>
-        <w:jc w:val="both"/>
-        <w:rPr/>
-      </w:pPr>
-      <w:r>
-        <w:rPr>
-          <w:rtl w:val="0"/>
-        </w:rPr>
-      </w:r>
-    </w:p>
-    <w:p>
-      <w:pPr>
-        <w:numPr>
-          <w:ilvl w:val="0"/>
-          <w:numId w:val="11"/>
-        </w:numPr>
-        <w:ind w:left="720" w:hanging="360"/>
-        <w:jc w:val="both"/>
-        <w:rPr>
-          <w:u w:val="none"/>
-        </w:rPr>
-      </w:pPr>
-      <w:r>
-        <w:rPr>
-          <w:rtl w:val="0"/>
-        </w:rPr>
-        <w:t xml:space="preserve">Los 9 casos de uso restantes (fuera de la priorización) que presentamos, se entiende que son los que se espera tener completos para el final de la cursada cuando los presentamos, pero en el documento no se entiende lo mismo (corregir documento).</w:t>
-      </w:r>
-    </w:p>
-    <w:p>
-      <w:pPr>
-        <w:ind w:left="720" w:firstLine="0"/>
-        <w:jc w:val="both"/>
-        <w:rPr/>
-      </w:pPr>
-      <w:r>
-        <w:rPr>
-          <w:rtl w:val="0"/>
-        </w:rPr>
-      </w:r>
-    </w:p>
-    <w:p>
-      <w:pPr>
-        <w:numPr>
-          <w:ilvl w:val="0"/>
-          <w:numId w:val="11"/>
-        </w:numPr>
-        <w:ind w:left="720" w:hanging="360"/>
-        <w:jc w:val="both"/>
-        <w:rPr>
-          <w:u w:val="none"/>
-        </w:rPr>
-      </w:pPr>
-      <w:r>
-        <w:rPr>
-          <w:rtl w:val="0"/>
-        </w:rPr>
-        <w:t xml:space="preserve">Buscar algún estándar que nos facilite la implementación de un cronómetro.</w:t>
-      </w:r>
-    </w:p>
-    <w:p>
-      <w:pPr>
-        <w:ind w:left="720" w:firstLine="0"/>
-        <w:jc w:val="both"/>
-        <w:rPr/>
-      </w:pPr>
-      <w:r>
-        <w:rPr>
-          <w:rtl w:val="0"/>
-        </w:rPr>
-      </w:r>
-    </w:p>
-    <w:p>
-      <w:pPr>
-        <w:numPr>
-          <w:ilvl w:val="0"/>
-          <w:numId w:val="11"/>
-        </w:numPr>
-        <w:ind w:left="720" w:hanging="360"/>
-        <w:jc w:val="both"/>
-        <w:rPr>
-          <w:u w:val="none"/>
-        </w:rPr>
-      </w:pPr>
-      <w:r>
-        <w:rPr>
-          <w:rtl w:val="0"/>
-        </w:rPr>
-        <w:t xml:space="preserve">Tenemos que definir los casos de pruebas para los casos de uso que priorizamos.</w:t>
-      </w:r>
-    </w:p>
-    <w:p>
-      <w:pPr>
-        <w:ind w:left="720" w:firstLine="0"/>
-        <w:jc w:val="both"/>
-        <w:rPr/>
-      </w:pPr>
-      <w:r>
-        <w:rPr>
-          <w:rtl w:val="0"/>
-        </w:rPr>
-      </w:r>
-    </w:p>
-    <w:p>
-      <w:pPr>
-        <w:numPr>
-          <w:ilvl w:val="0"/>
-          <w:numId w:val="11"/>
-        </w:numPr>
-        <w:ind w:left="720" w:hanging="360"/>
-        <w:jc w:val="both"/>
-        <w:rPr>
-          <w:u w:val="none"/>
-        </w:rPr>
-      </w:pPr>
-      <w:r>
-        <w:rPr>
-          <w:rtl w:val="0"/>
-        </w:rPr>
-        <w:t xml:space="preserve">Incorporar: riesgos identificados, riesgos gestionados, riesgos preocupando en esta iteración y cómo los estamos gestionando.</w:t>
+        <w:t xml:space="preserve">•┈••✦ Etapa Construcción Iteración 1 ✦••┈•</w:t>
+      </w:r>
+      <w:r>
+        <w:rPr>
+          <w:rtl w:val="0"/>
+        </w:rPr>
+      </w:r>
+    </w:p>
+    <w:p>
+      <w:pPr>
+        <w:jc w:val="left"/>
+        <w:rPr/>
+      </w:pPr>
+      <w:r>
+        <w:rPr>
+          <w:rtl w:val="0"/>
+        </w:rPr>
+      </w:r>
+    </w:p>
+    <w:p>
+      <w:pPr>
+        <w:jc w:val="both"/>
+        <w:rPr/>
+      </w:pPr>
+      <w:r>
+        <w:rPr>
+          <w:rtl w:val="0"/>
+        </w:rPr>
+      </w:r>
+    </w:p>
+    <w:p>
+      <w:pPr>
+        <w:jc w:val="both"/>
+        <w:rPr/>
+      </w:pPr>
+      <w:r>
+        <w:rPr>
+          <w:rtl w:val="0"/>
+        </w:rPr>
+        <w:t xml:space="preserve">28/10/25 Implementación de primera tanda de CU. Ejecución de Casos de Prueba. Cierre de Iteración. Plan de etapa de Construcción Iteración 2, estimación y Gestión de Riesgos.</w:t>
+      </w:r>
+    </w:p>
+    <w:p>
+      <w:pPr>
+        <w:jc w:val="both"/>
+        <w:rPr/>
+      </w:pPr>
+      <w:r>
+        <w:rPr>
+          <w:rtl w:val="0"/>
+        </w:rPr>
+      </w:r>
+    </w:p>
+    <w:p>
+      <w:pPr>
+        <w:numPr>
+          <w:ilvl w:val="0"/>
+          <w:numId w:val="4"/>
+        </w:numPr>
+        <w:ind w:left="720" w:hanging="360"/>
+        <w:jc w:val="both"/>
+        <w:rPr>
+          <w:u w:val="none"/>
+        </w:rPr>
+      </w:pPr>
+      <w:r>
+        <w:rPr>
+          <w:rtl w:val="0"/>
+        </w:rPr>
+        <w:t xml:space="preserve">El software, en el registro de tiempos por cronómetro, quizás el “stop” puede conducir a confusión ya que uno puede interpretar que involucra una cancelación, es decir, no saber si se va a guardar.</w:t>
+      </w:r>
+    </w:p>
+    <w:p>
+      <w:pPr>
+        <w:numPr>
+          <w:ilvl w:val="0"/>
+          <w:numId w:val="4"/>
+        </w:numPr>
+        <w:ind w:left="720" w:hanging="360"/>
+        <w:jc w:val="both"/>
+        <w:rPr>
+          <w:u w:val="none"/>
+        </w:rPr>
+      </w:pPr>
+      <w:r>
+        <w:rPr>
+          <w:rtl w:val="0"/>
+        </w:rPr>
+        <w:t xml:space="preserve">Está bien que mostremos objetivos cumplidos y no cumplidos durante la iteración, pero estaría bueno ver las tareas en particular que fueron cumplidas o cuando, como hacen los chicos de codevit.</w:t>
+      </w:r>
+    </w:p>
+    <w:p>
+      <w:pPr>
+        <w:numPr>
+          <w:ilvl w:val="0"/>
+          <w:numId w:val="4"/>
+        </w:numPr>
+        <w:ind w:left="720" w:hanging="360"/>
+        <w:jc w:val="both"/>
+        <w:rPr>
+          <w:u w:val="none"/>
+        </w:rPr>
+      </w:pPr>
+      <w:r>
+        <w:rPr>
+          <w:rtl w:val="0"/>
+        </w:rPr>
+        <w:t xml:space="preserve">Hubo un error que saltó pero no a través de un caso de prueba, tenerlo en cuenta.</w:t>
+      </w:r>
+    </w:p>
+    <w:p>
+      <w:pPr>
+        <w:numPr>
+          <w:ilvl w:val="0"/>
+          <w:numId w:val="4"/>
+        </w:numPr>
+        <w:ind w:left="720" w:hanging="360"/>
+        <w:jc w:val="both"/>
+        <w:rPr>
+          <w:u w:val="none"/>
+        </w:rPr>
+      </w:pPr>
+      <w:r>
+        <w:rPr>
+          <w:rtl w:val="0"/>
+        </w:rPr>
+        <w:t xml:space="preserve">No está siendo efectiva la forma de representar los riesgos. No entendí bien por qué.</w:t>
+      </w:r>
+    </w:p>
+    <w:p>
+      <w:pPr>
+        <w:ind w:left="0" w:firstLine="0"/>
+        <w:jc w:val="both"/>
+        <w:rPr/>
+      </w:pPr>
+      <w:r>
+        <w:rPr>
+          <w:rtl w:val="0"/>
+        </w:rPr>
       </w:r>
     </w:p>
     <w:p>
@@ -963,290 +575,177 @@
         <w:rPr>
           <w:rtl w:val="0"/>
         </w:rPr>
-        <w:t xml:space="preserve">14/10/25 Modelo Arquitectónico</w:t>
-      </w:r>
-    </w:p>
-    <w:p>
-      <w:pPr>
-        <w:jc w:val="both"/>
-        <w:rPr/>
-      </w:pPr>
-      <w:r>
-        <w:rPr>
-          <w:rtl w:val="0"/>
-        </w:rPr>
-      </w:r>
-    </w:p>
-    <w:p>
-      <w:pPr>
-        <w:numPr>
-          <w:ilvl w:val="0"/>
-          <w:numId w:val="12"/>
-        </w:numPr>
-        <w:ind w:left="720" w:hanging="360"/>
-        <w:jc w:val="both"/>
-        <w:rPr>
-          <w:u w:val="none"/>
-        </w:rPr>
-      </w:pPr>
-      <w:r>
-        <w:rPr>
-          <w:rtl w:val="0"/>
-        </w:rPr>
-        <w:t xml:space="preserve">La estimación está bien</w:t>
-      </w:r>
-    </w:p>
-    <w:p>
-      <w:pPr>
-        <w:ind w:left="720" w:firstLine="0"/>
-        <w:jc w:val="both"/>
-        <w:rPr/>
-      </w:pPr>
-      <w:r>
-        <w:rPr>
-          <w:rtl w:val="0"/>
-        </w:rPr>
-      </w:r>
-    </w:p>
-    <w:p>
-      <w:pPr>
-        <w:numPr>
-          <w:ilvl w:val="0"/>
-          <w:numId w:val="12"/>
-        </w:numPr>
-        <w:ind w:left="720" w:hanging="360"/>
-        <w:jc w:val="both"/>
-        <w:rPr>
-          <w:u w:val="none"/>
-        </w:rPr>
-      </w:pPr>
-      <w:r>
-        <w:rPr>
-          <w:rtl w:val="0"/>
-        </w:rPr>
-        <w:t xml:space="preserve">En la memoria final quieren que se muestre el tiempo trabajado y no trabajado en un gráfico, es decir, que se pueda ver si no trabajamos, por ejemplo, durante tres semanas del mes de enero (es decir, no tenemos que saltarnos los periodos inactivos).</w:t>
-      </w:r>
-    </w:p>
-    <w:p>
-      <w:pPr>
-        <w:ind w:left="720" w:firstLine="0"/>
-        <w:jc w:val="both"/>
-        <w:rPr/>
-      </w:pPr>
-      <w:r>
-        <w:rPr>
-          <w:rtl w:val="0"/>
-        </w:rPr>
-      </w:r>
-    </w:p>
-    <w:p>
-      <w:pPr>
-        <w:numPr>
-          <w:ilvl w:val="0"/>
-          <w:numId w:val="12"/>
-        </w:numPr>
-        <w:ind w:left="720" w:hanging="360"/>
-        <w:jc w:val="both"/>
-        <w:rPr>
-          <w:u w:val="none"/>
-        </w:rPr>
-      </w:pPr>
-      <w:r>
-        <w:rPr>
-          <w:rtl w:val="0"/>
-        </w:rPr>
-        <w:t xml:space="preserve">Las pantallas del prototipo podrían haber sido mejor representadas a través de un storyboard (cosa que nunca nos enseñaron que yo sepa).</w:t>
-      </w:r>
-    </w:p>
-    <w:p>
-      <w:pPr>
-        <w:ind w:left="720" w:firstLine="0"/>
-        <w:jc w:val="both"/>
-        <w:rPr/>
-      </w:pPr>
-      <w:r>
-        <w:rPr>
-          <w:rtl w:val="0"/>
-        </w:rPr>
-      </w:r>
-    </w:p>
-    <w:p>
-      <w:pPr>
-        <w:numPr>
-          <w:ilvl w:val="0"/>
-          <w:numId w:val="12"/>
-        </w:numPr>
-        <w:ind w:left="720" w:hanging="360"/>
-        <w:jc w:val="both"/>
-        <w:rPr>
-          <w:u w:val="none"/>
-        </w:rPr>
-      </w:pPr>
-      <w:r>
-        <w:rPr>
-          <w:rtl w:val="0"/>
-        </w:rPr>
-        <w:t xml:space="preserve">Debemos analizar si el uso de la api de toggl vale la pena.</w:t>
-      </w:r>
-    </w:p>
-    <w:p>
-      <w:pPr>
-        <w:ind w:left="720" w:firstLine="0"/>
-        <w:jc w:val="both"/>
-        <w:rPr/>
-      </w:pPr>
-      <w:r>
-        <w:rPr>
-          <w:rtl w:val="0"/>
-        </w:rPr>
-      </w:r>
-    </w:p>
-    <w:p>
-      <w:pPr>
-        <w:numPr>
-          <w:ilvl w:val="0"/>
-          <w:numId w:val="12"/>
-        </w:numPr>
-        <w:ind w:left="720" w:hanging="360"/>
-        <w:jc w:val="both"/>
-        <w:rPr>
-          <w:u w:val="none"/>
-        </w:rPr>
-      </w:pPr>
-      <w:r>
-        <w:rPr>
-          <w:rtl w:val="0"/>
-        </w:rPr>
-        <w:t xml:space="preserve">El dashboard principal tiene demasiada información y aunque está bueno tener muchos detalles, satura un poco a la vista y no se entiende del todo bien qué información es la importante. Los profes dudan de si todo lo que se menciona en el prototipo corresponde a algún caso de uso, por lo cual recomiendan hacer una depuración de la información que se presente como parte del dashboard principal.</w:t>
-      </w:r>
-    </w:p>
-    <w:p>
-      <w:pPr>
-        <w:ind w:left="720" w:firstLine="0"/>
-        <w:jc w:val="both"/>
-        <w:rPr/>
-      </w:pPr>
-      <w:r>
-        <w:rPr>
-          <w:rtl w:val="0"/>
-        </w:rPr>
-      </w:r>
-    </w:p>
-    <w:p>
-      <w:pPr>
-        <w:numPr>
-          <w:ilvl w:val="0"/>
-          <w:numId w:val="12"/>
-        </w:numPr>
-        <w:ind w:left="720" w:hanging="360"/>
-        <w:jc w:val="both"/>
-        <w:rPr>
-          <w:u w:val="none"/>
-        </w:rPr>
-      </w:pPr>
-      <w:r>
-        <w:rPr>
-          <w:rtl w:val="0"/>
-        </w:rPr>
-        <w:t xml:space="preserve">En la vista de liberación (modelo de arquitectura) se mencionan nodos que no se mencionan en ningún otro lado, deberíamos especificar.</w:t>
-      </w:r>
-    </w:p>
-    <w:p>
-      <w:pPr>
-        <w:ind w:left="720" w:firstLine="0"/>
-        <w:jc w:val="both"/>
-        <w:rPr/>
-      </w:pPr>
-      <w:r>
-        <w:rPr>
-          <w:rtl w:val="0"/>
-        </w:rPr>
-      </w:r>
-    </w:p>
-    <w:p>
-      <w:pPr>
-        <w:numPr>
-          <w:ilvl w:val="0"/>
-          <w:numId w:val="12"/>
-        </w:numPr>
-        <w:ind w:left="720" w:hanging="360"/>
-        <w:jc w:val="both"/>
-        <w:rPr>
-          <w:u w:val="none"/>
-        </w:rPr>
-      </w:pPr>
-      <w:r>
-        <w:rPr>
-          <w:rtl w:val="0"/>
-        </w:rPr>
-        <w:t xml:space="preserve">La estimación (creo, pq en el cuaderno escribí “optimación” XD) optimista no es realista.</w:t>
-      </w:r>
-    </w:p>
-    <w:p>
-      <w:pPr>
-        <w:ind w:left="720" w:firstLine="0"/>
-        <w:jc w:val="both"/>
-        <w:rPr/>
-      </w:pPr>
-      <w:r>
-        <w:rPr>
-          <w:rtl w:val="0"/>
-        </w:rPr>
-      </w:r>
-    </w:p>
-    <w:p>
-      <w:pPr>
-        <w:numPr>
-          <w:ilvl w:val="0"/>
-          <w:numId w:val="12"/>
-        </w:numPr>
-        <w:ind w:left="720" w:hanging="360"/>
-        <w:jc w:val="both"/>
-        <w:rPr>
-          <w:u w:val="none"/>
-        </w:rPr>
-      </w:pPr>
-      <w:r>
-        <w:rPr>
-          <w:rtl w:val="0"/>
-        </w:rPr>
-        <w:t xml:space="preserve">Los casos de prueba tienen pocos valores. Además, se deben indicar los pasos para que se reproduzca un error, en caso de que ocurra.</w:t>
-      </w:r>
-    </w:p>
-    <w:p>
-      <w:pPr>
-        <w:ind w:left="720" w:firstLine="0"/>
-        <w:jc w:val="both"/>
-        <w:rPr/>
-      </w:pPr>
-      <w:r>
-        <w:rPr>
-          <w:rtl w:val="0"/>
-        </w:rPr>
-      </w:r>
-    </w:p>
-    <w:p>
-      <w:pPr>
-        <w:numPr>
-          <w:ilvl w:val="0"/>
-          <w:numId w:val="12"/>
-        </w:numPr>
-        <w:ind w:left="720" w:hanging="360"/>
-        <w:jc w:val="both"/>
-        <w:rPr>
-          <w:u w:val="none"/>
-        </w:rPr>
-      </w:pPr>
-      <w:r>
-        <w:rPr>
-          <w:rtl w:val="0"/>
-        </w:rPr>
-        <w:t xml:space="preserve">En la vista de procesos (modelo de arquitectura) hace falta un diagrama de procesos.</w:t>
-      </w:r>
-    </w:p>
-    <w:p>
-      <w:pPr>
-        <w:ind w:left="0" w:firstLine="0"/>
+        <w:t xml:space="preserve">24/10/25 Especificación 1ra tanda de CU a implementar </w:t>
+      </w:r>
+    </w:p>
+    <w:p>
+      <w:pPr>
+        <w:jc w:val="both"/>
+        <w:rPr/>
+      </w:pPr>
+      <w:r>
+        <w:rPr>
+          <w:rtl w:val="0"/>
+        </w:rPr>
+      </w:r>
+    </w:p>
+    <w:p>
+      <w:pPr>
+        <w:numPr>
+          <w:ilvl w:val="0"/>
+          <w:numId w:val="15"/>
+        </w:numPr>
+        <w:ind w:left="720" w:hanging="360"/>
+        <w:jc w:val="both"/>
+        <w:rPr>
+          <w:u w:val="none"/>
+        </w:rPr>
+      </w:pPr>
+      <w:r>
+        <w:rPr>
+          <w:rtl w:val="0"/>
+        </w:rPr>
+        <w:t xml:space="preserve">Tomar la idea del grupo anterior: listado de casos de uso implementados/no implementados, además de mostrar el diagrama con los CU hechos pintaditos.</w:t>
+      </w:r>
+    </w:p>
+    <w:p>
+      <w:pPr>
+        <w:ind w:left="720" w:firstLine="0"/>
+        <w:jc w:val="both"/>
+        <w:rPr/>
+      </w:pPr>
+      <w:r>
+        <w:rPr>
+          <w:rtl w:val="0"/>
+        </w:rPr>
+      </w:r>
+    </w:p>
+    <w:p>
+      <w:pPr>
+        <w:numPr>
+          <w:ilvl w:val="0"/>
+          <w:numId w:val="15"/>
+        </w:numPr>
+        <w:ind w:left="720" w:hanging="360"/>
+        <w:jc w:val="both"/>
+        <w:rPr>
+          <w:u w:val="none"/>
+        </w:rPr>
+      </w:pPr>
+      <w:r>
+        <w:rPr>
+          <w:rtl w:val="0"/>
+        </w:rPr>
+        <w:t xml:space="preserve">Se ve poca o nula variedad en los tipos de prueba. </w:t>
+      </w:r>
+    </w:p>
+    <w:p>
+      <w:pPr>
+        <w:ind w:left="720" w:firstLine="0"/>
+        <w:jc w:val="both"/>
+        <w:rPr/>
+      </w:pPr>
+      <w:r>
+        <w:rPr>
+          <w:rtl w:val="0"/>
+        </w:rPr>
+      </w:r>
+    </w:p>
+    <w:p>
+      <w:pPr>
+        <w:numPr>
+          <w:ilvl w:val="0"/>
+          <w:numId w:val="15"/>
+        </w:numPr>
+        <w:ind w:left="720" w:hanging="360"/>
+        <w:jc w:val="both"/>
+        <w:rPr>
+          <w:u w:val="none"/>
+        </w:rPr>
+      </w:pPr>
+      <w:r>
+        <w:rPr>
+          <w:rtl w:val="0"/>
+        </w:rPr>
+        <w:t xml:space="preserve">Literalmente no corrigieron nada más, no se asusten.</w:t>
+      </w:r>
+    </w:p>
+    <w:p>
+      <w:pPr>
+        <w:ind w:left="720" w:firstLine="0"/>
+        <w:jc w:val="both"/>
+        <w:rPr/>
+      </w:pPr>
+      <w:r>
+        <w:rPr>
+          <w:rtl w:val="0"/>
+        </w:rPr>
+      </w:r>
+    </w:p>
+    <w:p>
+      <w:pPr>
+        <w:numPr>
+          <w:ilvl w:val="0"/>
+          <w:numId w:val="15"/>
+        </w:numPr>
+        <w:ind w:left="720" w:hanging="360"/>
+        <w:jc w:val="both"/>
+        <w:rPr>
+          <w:u w:val="none"/>
+        </w:rPr>
+      </w:pPr>
+      <w:r>
+        <w:rPr>
+          <w:rtl w:val="0"/>
+        </w:rPr>
+        <w:t xml:space="preserve">Después también habló de que para la próxima clase ya deberíamos poder hacer la diapositiva de los casos de prueba. Las pruebas detectan errores y después se corrigen. Posteriormente, deben hacerse pruebas de nuevo sobre las correcciones aplicadas. Esto supongo que debe quedar reflejado en la diapositiva. También hay que tener en cuenta la efectividad de las pruebas. Por ejemplo, no hacer muchas pruebas sabiendo que el resultado será correcto. Con respecto a esto, hay que tener en cuenta también que las pruebas más importantes son las que (1ro) rompen o intentan romper el sistema, y (2do) de no romperlo, el resultado obtenido no es el esperado. Además tenemos que especificar qué tipo de prueba hicimos.</w:t>
+      </w:r>
+    </w:p>
+    <w:p>
+      <w:pPr>
+        <w:ind w:left="720" w:firstLine="0"/>
+        <w:jc w:val="both"/>
+        <w:rPr/>
+      </w:pPr>
+      <w:r>
+        <w:rPr>
+          <w:rtl w:val="0"/>
+        </w:rPr>
+      </w:r>
+    </w:p>
+    <w:p>
+      <w:pPr>
+        <w:numPr>
+          <w:ilvl w:val="0"/>
+          <w:numId w:val="15"/>
+        </w:numPr>
+        <w:ind w:left="720" w:hanging="360"/>
+        <w:jc w:val="both"/>
+        <w:rPr>
+          <w:u w:val="none"/>
+        </w:rPr>
+      </w:pPr>
+      <w:r>
+        <w:rPr>
+          <w:rtl w:val="0"/>
+        </w:rPr>
+        <w:t xml:space="preserve"> Además, Karim reitera que estaría bueno que dichas pruebas </w:t>
+      </w:r>
+      <w:r>
+        <w:rPr>
+          <w:rtl w:val="0"/>
+        </w:rPr>
+        <w:t xml:space="preserve">estén</w:t>
+      </w:r>
+      <w:r>
+        <w:rPr>
+          <w:rtl w:val="0"/>
+        </w:rPr>
+        <w:t xml:space="preserve"> automatizadas.</w:t>
+      </w:r>
+    </w:p>
+    <w:p>
+      <w:pPr>
         <w:jc w:val="both"/>
         <w:rPr/>
       </w:pPr>
@@ -1259,10 +758,7 @@
     <w:p>
       <w:pPr>
         <w:jc w:val="center"/>
-        <w:rPr>
-          <w:sz w:val="38"/>
-          <w:szCs w:val="38"/>
-        </w:rPr>
+        <w:rPr/>
       </w:pPr>
       <w:r>
         <w:rPr>
@@ -1271,212 +767,441 @@
           <w:szCs w:val="38"/>
           <w:rtl w:val="0"/>
         </w:rPr>
-        <w:t xml:space="preserve">•┈••✦ Etapa Elaboración Iteración 2 ✦••┈•</w:t>
-      </w:r>
-      <w:r>
-        <w:rPr>
-          <w:rtl w:val="0"/>
-        </w:rPr>
-      </w:r>
-    </w:p>
-    <w:p>
-      <w:pPr>
-        <w:ind w:left="0" w:firstLine="0"/>
-        <w:jc w:val="both"/>
-        <w:rPr>
-          <w:sz w:val="38"/>
-          <w:szCs w:val="38"/>
-        </w:rPr>
-      </w:pPr>
-      <w:r>
-        <w:rPr>
-          <w:rtl w:val="0"/>
-        </w:rPr>
-      </w:r>
-    </w:p>
-    <w:p>
-      <w:pPr>
-        <w:ind w:left="0" w:firstLine="0"/>
-        <w:jc w:val="both"/>
-        <w:rPr/>
-      </w:pPr>
-      <w:r>
-        <w:rPr>
-          <w:rtl w:val="0"/>
-        </w:rPr>
-        <w:t xml:space="preserve">07/10/25 Plan de Prueba. Inicio modelo de diseño</w:t>
-      </w:r>
-    </w:p>
-    <w:p>
-      <w:pPr>
-        <w:ind w:left="0" w:firstLine="0"/>
-        <w:jc w:val="both"/>
-        <w:rPr/>
-      </w:pPr>
-      <w:r>
-        <w:rPr>
-          <w:rtl w:val="0"/>
-        </w:rPr>
-      </w:r>
-    </w:p>
-    <w:p>
-      <w:pPr>
-        <w:numPr>
-          <w:ilvl w:val="0"/>
-          <w:numId w:val="8"/>
-        </w:numPr>
-        <w:ind w:left="720" w:hanging="360"/>
-        <w:jc w:val="both"/>
-        <w:rPr>
-          <w:u w:val="none"/>
-        </w:rPr>
-      </w:pPr>
-      <w:r>
-        <w:rPr>
-          <w:rtl w:val="0"/>
-        </w:rPr>
-        <w:t xml:space="preserve">Cuando mostramos una implementación, mostrarla en un video o lo que sea, no poner un qr.</w:t>
-      </w:r>
-    </w:p>
-    <w:p>
-      <w:pPr>
-        <w:ind w:left="720" w:firstLine="0"/>
-        <w:jc w:val="both"/>
-        <w:rPr/>
-      </w:pPr>
-      <w:r>
-        <w:rPr>
-          <w:rtl w:val="0"/>
-        </w:rPr>
-      </w:r>
-    </w:p>
-    <w:p>
-      <w:pPr>
-        <w:numPr>
-          <w:ilvl w:val="0"/>
-          <w:numId w:val="8"/>
-        </w:numPr>
-        <w:ind w:left="720" w:hanging="360"/>
-        <w:jc w:val="both"/>
-        <w:rPr>
-          <w:u w:val="none"/>
-        </w:rPr>
-      </w:pPr>
-      <w:r>
-        <w:rPr>
-          <w:rtl w:val="0"/>
-        </w:rPr>
-        <w:t xml:space="preserve">En la estimación se debe expresar el esfuerzo.</w:t>
-      </w:r>
-    </w:p>
-    <w:p>
-      <w:pPr>
-        <w:ind w:left="720" w:firstLine="0"/>
-        <w:jc w:val="both"/>
-        <w:rPr/>
-      </w:pPr>
-      <w:r>
-        <w:rPr>
-          <w:rtl w:val="0"/>
-        </w:rPr>
-      </w:r>
-    </w:p>
-    <w:p>
-      <w:pPr>
-        <w:numPr>
-          <w:ilvl w:val="0"/>
-          <w:numId w:val="8"/>
-        </w:numPr>
-        <w:ind w:left="720" w:hanging="360"/>
-        <w:jc w:val="both"/>
-        <w:rPr>
-          <w:u w:val="none"/>
-        </w:rPr>
-      </w:pPr>
-      <w:r>
-        <w:rPr>
-          <w:rtl w:val="0"/>
-        </w:rPr>
-        <w:t xml:space="preserve">Se debe hacer un gráfico de métricas que contenga una curva con el progreso de cada métrica por iteración/etapa.</w:t>
-      </w:r>
-    </w:p>
-    <w:p>
-      <w:pPr>
-        <w:ind w:left="720" w:firstLine="0"/>
-        <w:jc w:val="both"/>
-        <w:rPr/>
-      </w:pPr>
-      <w:r>
-        <w:rPr>
-          <w:rtl w:val="0"/>
-        </w:rPr>
-      </w:r>
-    </w:p>
-    <w:p>
-      <w:pPr>
-        <w:numPr>
-          <w:ilvl w:val="0"/>
-          <w:numId w:val="8"/>
-        </w:numPr>
-        <w:ind w:left="720" w:hanging="360"/>
-        <w:jc w:val="both"/>
-        <w:rPr>
-          <w:u w:val="none"/>
-        </w:rPr>
-      </w:pPr>
-      <w:r>
-        <w:rPr>
-          <w:rtl w:val="0"/>
-        </w:rPr>
-        <w:t xml:space="preserve">Al diagrama de interacción (secuencia) le hace falta las entidades importantes.</w:t>
-      </w:r>
-    </w:p>
-    <w:p>
-      <w:pPr>
-        <w:ind w:left="720" w:firstLine="0"/>
-        <w:jc w:val="both"/>
-        <w:rPr/>
-      </w:pPr>
-      <w:r>
-        <w:rPr>
-          <w:rtl w:val="0"/>
-        </w:rPr>
-      </w:r>
-    </w:p>
-    <w:p>
-      <w:pPr>
-        <w:numPr>
-          <w:ilvl w:val="0"/>
-          <w:numId w:val="8"/>
-        </w:numPr>
-        <w:ind w:left="720" w:hanging="360"/>
-        <w:jc w:val="both"/>
-        <w:rPr>
-          <w:u w:val="none"/>
-        </w:rPr>
-      </w:pPr>
-      <w:r>
-        <w:rPr>
-          <w:rtl w:val="0"/>
-        </w:rPr>
-        <w:t xml:space="preserve">La vez pasada presentamos el prototipo y nos dieron devoluciones, deberíamos haber presentado una retroalimentación de dichas devoluciones.</w:t>
-      </w:r>
-    </w:p>
-    <w:p>
-      <w:pPr>
-        <w:ind w:left="0" w:firstLine="0"/>
-        <w:jc w:val="both"/>
-        <w:rPr/>
-      </w:pPr>
-      <w:r>
-        <w:rPr>
-          <w:rtl w:val="0"/>
-        </w:rPr>
-      </w:r>
-    </w:p>
-    <w:p>
-      <w:pPr>
-        <w:ind w:left="0" w:firstLine="0"/>
+        <w:t xml:space="preserve">•┈••✦ ❤ ✦••┈•</w:t>
+      </w:r>
+      <w:r>
+        <w:rPr>
+          <w:rtl w:val="0"/>
+        </w:rPr>
+      </w:r>
+    </w:p>
+    <w:p>
+      <w:pPr>
+        <w:jc w:val="both"/>
+        <w:rPr/>
+      </w:pPr>
+      <w:r>
+        <w:rPr>
+          <w:rtl w:val="0"/>
+        </w:rPr>
+      </w:r>
+    </w:p>
+    <w:p>
+      <w:pPr>
+        <w:jc w:val="both"/>
+        <w:rPr/>
+      </w:pPr>
+      <w:r>
+        <w:rPr>
+          <w:rtl w:val="0"/>
+        </w:rPr>
+        <w:t xml:space="preserve">21/10/25 Priorización primera tanda de CU a implementar</w:t>
+      </w:r>
+    </w:p>
+    <w:p>
+      <w:pPr>
+        <w:jc w:val="both"/>
+        <w:rPr/>
+      </w:pPr>
+      <w:r>
+        <w:rPr>
+          <w:rtl w:val="0"/>
+        </w:rPr>
+      </w:r>
+    </w:p>
+    <w:p>
+      <w:pPr>
+        <w:numPr>
+          <w:ilvl w:val="0"/>
+          <w:numId w:val="3"/>
+        </w:numPr>
+        <w:ind w:left="720" w:hanging="360"/>
+        <w:jc w:val="both"/>
+        <w:rPr>
+          <w:u w:val="none"/>
+        </w:rPr>
+      </w:pPr>
+      <w:r>
+        <w:rPr>
+          <w:rtl w:val="0"/>
+        </w:rPr>
+        <w:t xml:space="preserve">(Principio de la clase, en general, para todos) Nos cagaron a pedo por tres cosas: </w:t>
+      </w:r>
+    </w:p>
+    <w:p>
+      <w:pPr>
+        <w:numPr>
+          <w:ilvl w:val="0"/>
+          <w:numId w:val="17"/>
+        </w:numPr>
+        <w:ind w:left="1440" w:hanging="360"/>
+        <w:jc w:val="both"/>
+        <w:rPr>
+          <w:u w:val="none"/>
+        </w:rPr>
+      </w:pPr>
+      <w:r>
+        <w:rPr>
+          <w:rtl w:val="0"/>
+        </w:rPr>
+        <w:t xml:space="preserve">Estimación: lo que dice en el mail.</w:t>
+      </w:r>
+    </w:p>
+    <w:p>
+      <w:pPr>
+        <w:numPr>
+          <w:ilvl w:val="0"/>
+          <w:numId w:val="17"/>
+        </w:numPr>
+        <w:ind w:left="1440" w:hanging="360"/>
+        <w:jc w:val="both"/>
+        <w:rPr>
+          <w:u w:val="none"/>
+        </w:rPr>
+      </w:pPr>
+      <w:r>
+        <w:rPr>
+          <w:rtl w:val="0"/>
+        </w:rPr>
+        <w:t xml:space="preserve">Riesgos: todas las clases deberíamos venir con nuevos riesgos, cosas que vemos que nos podrían llegar a pasar y cómo pensamos hacer que 1. No sucedan o minimizar el impacto si suceden, y 2. en caso de que sucedan, proponer alternativas (pero tenerlo pensado de antes que suceda obvio).</w:t>
+      </w:r>
+    </w:p>
+    <w:p>
+      <w:pPr>
+        <w:numPr>
+          <w:ilvl w:val="0"/>
+          <w:numId w:val="17"/>
+        </w:numPr>
+        <w:ind w:left="1440" w:hanging="360"/>
+        <w:jc w:val="both"/>
+        <w:rPr>
+          <w:u w:val="none"/>
+        </w:rPr>
+      </w:pPr>
+      <w:r>
+        <w:rPr>
+          <w:rtl w:val="0"/>
+        </w:rPr>
+        <w:t xml:space="preserve">Lo otro no me acuerdo que era.</w:t>
+      </w:r>
+    </w:p>
+    <w:p>
+      <w:pPr>
+        <w:ind w:left="1440" w:firstLine="0"/>
+        <w:jc w:val="both"/>
+        <w:rPr/>
+      </w:pPr>
+      <w:r>
+        <w:rPr>
+          <w:rtl w:val="0"/>
+        </w:rPr>
+      </w:r>
+    </w:p>
+    <w:p>
+      <w:pPr>
+        <w:numPr>
+          <w:ilvl w:val="0"/>
+          <w:numId w:val="13"/>
+        </w:numPr>
+        <w:ind w:left="720" w:hanging="360"/>
+        <w:jc w:val="both"/>
+        <w:rPr>
+          <w:u w:val="none"/>
+        </w:rPr>
+      </w:pPr>
+      <w:r>
+        <w:rPr>
+          <w:rtl w:val="0"/>
+        </w:rPr>
+        <w:t xml:space="preserve">Las especificaciones de diseño o especificación de caso de uso deben tener un anexo con el feedback de manera que no se pierda.</w:t>
+      </w:r>
+    </w:p>
+    <w:p>
+      <w:pPr>
+        <w:ind w:left="720" w:firstLine="0"/>
+        <w:jc w:val="both"/>
+        <w:rPr/>
+      </w:pPr>
+      <w:r>
+        <w:rPr>
+          <w:rtl w:val="0"/>
+        </w:rPr>
+      </w:r>
+    </w:p>
+    <w:p>
+      <w:pPr>
+        <w:numPr>
+          <w:ilvl w:val="0"/>
+          <w:numId w:val="13"/>
+        </w:numPr>
+        <w:ind w:left="720" w:hanging="360"/>
+        <w:jc w:val="both"/>
+        <w:rPr>
+          <w:u w:val="none"/>
+        </w:rPr>
+      </w:pPr>
+      <w:r>
+        <w:rPr>
+          <w:rtl w:val="0"/>
+        </w:rPr>
+        <w:t xml:space="preserve">Tenemos casos de uso muy atómicos, por eso Osiris ahora entiende que hay muchos CU que van a ser más rápidos y por ende también los casos de prueba. No hay nada malo con eso, nomas es la razón por la cual la estimación nos da igual que al resto de nuestros compañeros que tienen una cantidad considerablemente menor de CU.</w:t>
+      </w:r>
+    </w:p>
+    <w:p>
+      <w:pPr>
+        <w:ind w:left="720" w:firstLine="0"/>
+        <w:jc w:val="both"/>
+        <w:rPr/>
+      </w:pPr>
+      <w:r>
+        <w:rPr>
+          <w:rtl w:val="0"/>
+        </w:rPr>
+      </w:r>
+    </w:p>
+    <w:p>
+      <w:pPr>
+        <w:numPr>
+          <w:ilvl w:val="0"/>
+          <w:numId w:val="13"/>
+        </w:numPr>
+        <w:ind w:left="720" w:hanging="360"/>
+        <w:jc w:val="both"/>
+        <w:rPr>
+          <w:u w:val="none"/>
+        </w:rPr>
+      </w:pPr>
+      <w:r>
+        <w:rPr>
+          <w:rtl w:val="0"/>
+        </w:rPr>
+        <w:t xml:space="preserve">No deberíamos hacer como que no sucedió el cambio de la API de Toggl.  Se debe hacer el cambio en los documentos correspondientes pero debe quedar reflejado el cambio, no debe desaparecer el trabajo anterior.</w:t>
+      </w:r>
+    </w:p>
+    <w:p>
+      <w:pPr>
+        <w:ind w:left="720" w:firstLine="0"/>
+        <w:jc w:val="both"/>
+        <w:rPr/>
+      </w:pPr>
+      <w:r>
+        <w:rPr>
+          <w:rtl w:val="0"/>
+        </w:rPr>
+      </w:r>
+    </w:p>
+    <w:p>
+      <w:pPr>
+        <w:numPr>
+          <w:ilvl w:val="0"/>
+          <w:numId w:val="13"/>
+        </w:numPr>
+        <w:ind w:left="720" w:hanging="360"/>
+        <w:jc w:val="both"/>
+        <w:rPr>
+          <w:u w:val="none"/>
+        </w:rPr>
+      </w:pPr>
+      <w:r>
+        <w:rPr>
+          <w:rtl w:val="0"/>
+        </w:rPr>
+        <w:t xml:space="preserve">El CU12 estimar tarea, puede unirse con otro CU ya que implica asignar fechas. A esta altura no nos tenemos que poner a modificar casos de uso enteros, dice Osiris, nomas no era necesario agregar un CU que solo significa atributos en una entidad.</w:t>
+      </w:r>
+    </w:p>
+    <w:p>
+      <w:pPr>
+        <w:ind w:left="720" w:firstLine="0"/>
+        <w:jc w:val="both"/>
+        <w:rPr/>
+      </w:pPr>
+      <w:r>
+        <w:rPr>
+          <w:rtl w:val="0"/>
+        </w:rPr>
+      </w:r>
+    </w:p>
+    <w:p>
+      <w:pPr>
+        <w:numPr>
+          <w:ilvl w:val="0"/>
+          <w:numId w:val="13"/>
+        </w:numPr>
+        <w:ind w:left="720" w:hanging="360"/>
+        <w:jc w:val="both"/>
+        <w:rPr>
+          <w:u w:val="none"/>
+        </w:rPr>
+      </w:pPr>
+      <w:r>
+        <w:rPr>
+          <w:rtl w:val="0"/>
+        </w:rPr>
+        <w:t xml:space="preserve">En las presentaciones vamos muy rápido. No quedó claro como se transcribe en acciones concretas el riesgo que presentamos. Hay que revisar cómo transmitimos las cosas en la presentación. Ej: ninguno está haciendo “Tenemos n </w:t>
+      </w:r>
+      <w:r>
+        <w:rPr>
+          <w:b w:val="1"/>
+          <w:rtl w:val="0"/>
+        </w:rPr>
+        <w:t xml:space="preserve">riesgos</w:t>
+      </w:r>
+      <w:r>
+        <w:rPr>
+          <w:rtl w:val="0"/>
+        </w:rPr>
+        <w:t xml:space="preserve">, nos preocupan m, y gestionamos k. O estamos haciendo </w:t>
+      </w:r>
+      <w:r>
+        <w:rPr>
+          <w:rtl w:val="0"/>
+        </w:rPr>
+        <w:t xml:space="preserve">j acciones</w:t>
+      </w:r>
+      <w:r>
+        <w:rPr>
+          <w:rtl w:val="0"/>
+        </w:rPr>
+        <w:t xml:space="preserve"> concretas”. Faltan acciones concretas para mitigar riesgos completos. No estamos mostrando qué acciones concretas para mitigar qué riesgos. Tenemos pocos riesgos críticos. Sería lógico que ahora que empezamos a implementar aparezcan riesgos técnicos.</w:t>
+      </w:r>
+    </w:p>
+    <w:p>
+      <w:pPr>
+        <w:ind w:left="720" w:firstLine="0"/>
+        <w:jc w:val="both"/>
+        <w:rPr/>
+      </w:pPr>
+      <w:r>
+        <w:rPr>
+          <w:rtl w:val="0"/>
+        </w:rPr>
+      </w:r>
+    </w:p>
+    <w:p>
+      <w:pPr>
+        <w:numPr>
+          <w:ilvl w:val="0"/>
+          <w:numId w:val="13"/>
+        </w:numPr>
+        <w:ind w:left="720" w:hanging="360"/>
+        <w:jc w:val="both"/>
+        <w:rPr>
+          <w:u w:val="none"/>
+        </w:rPr>
+      </w:pPr>
+      <w:r>
+        <w:rPr>
+          <w:rtl w:val="0"/>
+        </w:rPr>
+        <w:t xml:space="preserve">Los 9 casos de uso restantes (fuera de la priorización) que presentamos, se entiende que son los que se espera tener completos para el final de la cursada cuando los presentamos, pero en el documento no se entiende lo mismo (corregir documento).</w:t>
+      </w:r>
+    </w:p>
+    <w:p>
+      <w:pPr>
+        <w:ind w:left="720" w:firstLine="0"/>
+        <w:jc w:val="both"/>
+        <w:rPr/>
+      </w:pPr>
+      <w:r>
+        <w:rPr>
+          <w:rtl w:val="0"/>
+        </w:rPr>
+      </w:r>
+    </w:p>
+    <w:p>
+      <w:pPr>
+        <w:numPr>
+          <w:ilvl w:val="0"/>
+          <w:numId w:val="13"/>
+        </w:numPr>
+        <w:ind w:left="720" w:hanging="360"/>
+        <w:jc w:val="both"/>
+        <w:rPr>
+          <w:u w:val="none"/>
+        </w:rPr>
+      </w:pPr>
+      <w:r>
+        <w:rPr>
+          <w:rtl w:val="0"/>
+        </w:rPr>
+        <w:t xml:space="preserve">Buscar algún estándar que nos facilite la implementación de un cronómetro.</w:t>
+      </w:r>
+    </w:p>
+    <w:p>
+      <w:pPr>
+        <w:ind w:left="720" w:firstLine="0"/>
+        <w:jc w:val="both"/>
+        <w:rPr/>
+      </w:pPr>
+      <w:r>
+        <w:rPr>
+          <w:rtl w:val="0"/>
+        </w:rPr>
+      </w:r>
+    </w:p>
+    <w:p>
+      <w:pPr>
+        <w:numPr>
+          <w:ilvl w:val="0"/>
+          <w:numId w:val="13"/>
+        </w:numPr>
+        <w:ind w:left="720" w:hanging="360"/>
+        <w:jc w:val="both"/>
+        <w:rPr>
+          <w:u w:val="none"/>
+        </w:rPr>
+      </w:pPr>
+      <w:r>
+        <w:rPr>
+          <w:rtl w:val="0"/>
+        </w:rPr>
+        <w:t xml:space="preserve">Tenemos que definir los casos de pruebas para los casos de uso que priorizamos.</w:t>
+      </w:r>
+    </w:p>
+    <w:p>
+      <w:pPr>
+        <w:ind w:left="720" w:firstLine="0"/>
+        <w:jc w:val="both"/>
+        <w:rPr/>
+      </w:pPr>
+      <w:r>
+        <w:rPr>
+          <w:rtl w:val="0"/>
+        </w:rPr>
+      </w:r>
+    </w:p>
+    <w:p>
+      <w:pPr>
+        <w:numPr>
+          <w:ilvl w:val="0"/>
+          <w:numId w:val="13"/>
+        </w:numPr>
+        <w:ind w:left="720" w:hanging="360"/>
+        <w:jc w:val="both"/>
+        <w:rPr>
+          <w:u w:val="none"/>
+        </w:rPr>
+      </w:pPr>
+      <w:r>
+        <w:rPr>
+          <w:rtl w:val="0"/>
+        </w:rPr>
+        <w:t xml:space="preserve">Incorporar: riesgos identificados, riesgos gestionados, riesgos preocupando en esta iteración y cómo los estamos gestionando.</w:t>
+      </w:r>
+    </w:p>
+    <w:p>
+      <w:pPr>
+        <w:jc w:val="both"/>
+        <w:rPr/>
+      </w:pPr>
+      <w:r>
+        <w:rPr>
+          <w:rtl w:val="0"/>
+        </w:rPr>
+      </w:r>
+    </w:p>
+    <w:p>
+      <w:pPr>
         <w:jc w:val="center"/>
         <w:rPr/>
       </w:pPr>
@@ -1497,6 +1222,307 @@
     </w:p>
     <w:p>
       <w:pPr>
+        <w:jc w:val="both"/>
+        <w:rPr/>
+      </w:pPr>
+      <w:r>
+        <w:rPr>
+          <w:rtl w:val="0"/>
+        </w:rPr>
+      </w:r>
+    </w:p>
+    <w:p>
+      <w:pPr>
+        <w:jc w:val="both"/>
+        <w:rPr/>
+      </w:pPr>
+      <w:r>
+        <w:rPr>
+          <w:rtl w:val="0"/>
+        </w:rPr>
+        <w:t xml:space="preserve">14/10/25 Modelo Arquitectónico</w:t>
+      </w:r>
+    </w:p>
+    <w:p>
+      <w:pPr>
+        <w:jc w:val="both"/>
+        <w:rPr/>
+      </w:pPr>
+      <w:r>
+        <w:rPr>
+          <w:rtl w:val="0"/>
+        </w:rPr>
+      </w:r>
+    </w:p>
+    <w:p>
+      <w:pPr>
+        <w:numPr>
+          <w:ilvl w:val="0"/>
+          <w:numId w:val="14"/>
+        </w:numPr>
+        <w:ind w:left="720" w:hanging="360"/>
+        <w:jc w:val="both"/>
+        <w:rPr>
+          <w:u w:val="none"/>
+        </w:rPr>
+      </w:pPr>
+      <w:r>
+        <w:rPr>
+          <w:rtl w:val="0"/>
+        </w:rPr>
+        <w:t xml:space="preserve">La estimación está bien</w:t>
+      </w:r>
+    </w:p>
+    <w:p>
+      <w:pPr>
+        <w:ind w:left="720" w:firstLine="0"/>
+        <w:jc w:val="both"/>
+        <w:rPr/>
+      </w:pPr>
+      <w:r>
+        <w:rPr>
+          <w:rtl w:val="0"/>
+        </w:rPr>
+      </w:r>
+    </w:p>
+    <w:p>
+      <w:pPr>
+        <w:numPr>
+          <w:ilvl w:val="0"/>
+          <w:numId w:val="14"/>
+        </w:numPr>
+        <w:ind w:left="720" w:hanging="360"/>
+        <w:jc w:val="both"/>
+        <w:rPr>
+          <w:u w:val="none"/>
+        </w:rPr>
+      </w:pPr>
+      <w:r>
+        <w:rPr>
+          <w:rtl w:val="0"/>
+        </w:rPr>
+        <w:t xml:space="preserve">En la memoria final quieren que se muestre el tiempo trabajado y no trabajado en un gráfico, es decir, que se pueda ver si no trabajamos, por ejemplo, durante tres semanas del mes de enero (es decir, no tenemos que saltarnos los periodos inactivos).</w:t>
+      </w:r>
+    </w:p>
+    <w:p>
+      <w:pPr>
+        <w:ind w:left="720" w:firstLine="0"/>
+        <w:jc w:val="both"/>
+        <w:rPr/>
+      </w:pPr>
+      <w:r>
+        <w:rPr>
+          <w:rtl w:val="0"/>
+        </w:rPr>
+      </w:r>
+    </w:p>
+    <w:p>
+      <w:pPr>
+        <w:numPr>
+          <w:ilvl w:val="0"/>
+          <w:numId w:val="14"/>
+        </w:numPr>
+        <w:ind w:left="720" w:hanging="360"/>
+        <w:jc w:val="both"/>
+        <w:rPr>
+          <w:u w:val="none"/>
+        </w:rPr>
+      </w:pPr>
+      <w:r>
+        <w:rPr>
+          <w:rtl w:val="0"/>
+        </w:rPr>
+        <w:t xml:space="preserve">Las pantallas del prototipo podrían haber sido mejor representadas a través de un storyboard (cosa que nunca nos enseñaron que yo sepa).</w:t>
+      </w:r>
+    </w:p>
+    <w:p>
+      <w:pPr>
+        <w:ind w:left="720" w:firstLine="0"/>
+        <w:jc w:val="both"/>
+        <w:rPr/>
+      </w:pPr>
+      <w:r>
+        <w:rPr>
+          <w:rtl w:val="0"/>
+        </w:rPr>
+      </w:r>
+    </w:p>
+    <w:p>
+      <w:pPr>
+        <w:numPr>
+          <w:ilvl w:val="0"/>
+          <w:numId w:val="14"/>
+        </w:numPr>
+        <w:ind w:left="720" w:hanging="360"/>
+        <w:jc w:val="both"/>
+        <w:rPr>
+          <w:u w:val="none"/>
+        </w:rPr>
+      </w:pPr>
+      <w:r>
+        <w:rPr>
+          <w:rtl w:val="0"/>
+        </w:rPr>
+        <w:t xml:space="preserve">Debemos analizar si el uso de la api de toggl vale la pena.</w:t>
+      </w:r>
+    </w:p>
+    <w:p>
+      <w:pPr>
+        <w:ind w:left="720" w:firstLine="0"/>
+        <w:jc w:val="both"/>
+        <w:rPr/>
+      </w:pPr>
+      <w:r>
+        <w:rPr>
+          <w:rtl w:val="0"/>
+        </w:rPr>
+      </w:r>
+    </w:p>
+    <w:p>
+      <w:pPr>
+        <w:numPr>
+          <w:ilvl w:val="0"/>
+          <w:numId w:val="14"/>
+        </w:numPr>
+        <w:ind w:left="720" w:hanging="360"/>
+        <w:jc w:val="both"/>
+        <w:rPr>
+          <w:u w:val="none"/>
+        </w:rPr>
+      </w:pPr>
+      <w:r>
+        <w:rPr>
+          <w:rtl w:val="0"/>
+        </w:rPr>
+        <w:t xml:space="preserve">El dashboard principal tiene demasiada información y aunque está bueno tener muchos detalles, satura un poco a la vista y no se entiende del todo bien qué información es la importante. Los profes dudan de si todo lo que se menciona en el prototipo corresponde a algún caso de uso, por lo cual recomiendan hacer una depuración de la información que se presente como parte del dashboard principal.</w:t>
+      </w:r>
+    </w:p>
+    <w:p>
+      <w:pPr>
+        <w:ind w:left="720" w:firstLine="0"/>
+        <w:jc w:val="both"/>
+        <w:rPr/>
+      </w:pPr>
+      <w:r>
+        <w:rPr>
+          <w:rtl w:val="0"/>
+        </w:rPr>
+      </w:r>
+    </w:p>
+    <w:p>
+      <w:pPr>
+        <w:numPr>
+          <w:ilvl w:val="0"/>
+          <w:numId w:val="14"/>
+        </w:numPr>
+        <w:ind w:left="720" w:hanging="360"/>
+        <w:jc w:val="both"/>
+        <w:rPr>
+          <w:u w:val="none"/>
+        </w:rPr>
+      </w:pPr>
+      <w:r>
+        <w:rPr>
+          <w:rtl w:val="0"/>
+        </w:rPr>
+        <w:t xml:space="preserve">En la vista de liberación (modelo de arquitectura) se mencionan nodos que no se mencionan en ningún otro lado, deberíamos especificar.</w:t>
+      </w:r>
+    </w:p>
+    <w:p>
+      <w:pPr>
+        <w:ind w:left="720" w:firstLine="0"/>
+        <w:jc w:val="both"/>
+        <w:rPr/>
+      </w:pPr>
+      <w:r>
+        <w:rPr>
+          <w:rtl w:val="0"/>
+        </w:rPr>
+      </w:r>
+    </w:p>
+    <w:p>
+      <w:pPr>
+        <w:numPr>
+          <w:ilvl w:val="0"/>
+          <w:numId w:val="14"/>
+        </w:numPr>
+        <w:ind w:left="720" w:hanging="360"/>
+        <w:jc w:val="both"/>
+        <w:rPr>
+          <w:u w:val="none"/>
+        </w:rPr>
+      </w:pPr>
+      <w:r>
+        <w:rPr>
+          <w:rtl w:val="0"/>
+        </w:rPr>
+        <w:t xml:space="preserve">La estimación (creo, pq en el cuaderno escribí “optimación” XD) optimista no es realista.</w:t>
+      </w:r>
+    </w:p>
+    <w:p>
+      <w:pPr>
+        <w:ind w:left="720" w:firstLine="0"/>
+        <w:jc w:val="both"/>
+        <w:rPr/>
+      </w:pPr>
+      <w:r>
+        <w:rPr>
+          <w:rtl w:val="0"/>
+        </w:rPr>
+      </w:r>
+    </w:p>
+    <w:p>
+      <w:pPr>
+        <w:numPr>
+          <w:ilvl w:val="0"/>
+          <w:numId w:val="14"/>
+        </w:numPr>
+        <w:ind w:left="720" w:hanging="360"/>
+        <w:jc w:val="both"/>
+        <w:rPr>
+          <w:u w:val="none"/>
+        </w:rPr>
+      </w:pPr>
+      <w:r>
+        <w:rPr>
+          <w:rtl w:val="0"/>
+        </w:rPr>
+        <w:t xml:space="preserve">Los casos de prueba tienen pocos valores. Además, se deben indicar los pasos para que se reproduzca un error, en caso de que ocurra.</w:t>
+      </w:r>
+    </w:p>
+    <w:p>
+      <w:pPr>
+        <w:ind w:left="720" w:firstLine="0"/>
+        <w:jc w:val="both"/>
+        <w:rPr/>
+      </w:pPr>
+      <w:r>
+        <w:rPr>
+          <w:rtl w:val="0"/>
+        </w:rPr>
+      </w:r>
+    </w:p>
+    <w:p>
+      <w:pPr>
+        <w:numPr>
+          <w:ilvl w:val="0"/>
+          <w:numId w:val="14"/>
+        </w:numPr>
+        <w:ind w:left="720" w:hanging="360"/>
+        <w:jc w:val="both"/>
+        <w:rPr>
+          <w:u w:val="none"/>
+        </w:rPr>
+      </w:pPr>
+      <w:r>
+        <w:rPr>
+          <w:rtl w:val="0"/>
+        </w:rPr>
+        <w:t xml:space="preserve">En la vista de procesos (modelo de arquitectura) hace falta un diagrama de procesos.</w:t>
+      </w:r>
+    </w:p>
+    <w:p>
+      <w:pPr>
         <w:ind w:left="0" w:firstLine="0"/>
         <w:jc w:val="both"/>
         <w:rPr/>
@@ -1509,249 +1535,11 @@
     </w:p>
     <w:p>
       <w:pPr>
-        <w:ind w:left="0" w:firstLine="0"/>
-        <w:jc w:val="both"/>
-        <w:rPr/>
-      </w:pPr>
-      <w:r>
-        <w:rPr>
-          <w:rtl w:val="0"/>
-        </w:rPr>
-        <w:t xml:space="preserve">04/10/25 Primer Prototipo Funcional</w:t>
-      </w:r>
-    </w:p>
-    <w:p>
-      <w:pPr>
-        <w:ind w:left="0" w:firstLine="0"/>
-        <w:jc w:val="both"/>
-        <w:rPr/>
-      </w:pPr>
-      <w:r>
-        <w:rPr>
-          <w:rtl w:val="0"/>
-        </w:rPr>
-      </w:r>
-    </w:p>
-    <w:p>
-      <w:pPr>
-        <w:numPr>
-          <w:ilvl w:val="0"/>
-          <w:numId w:val="6"/>
-        </w:numPr>
-        <w:ind w:left="720" w:hanging="360"/>
-        <w:jc w:val="both"/>
-        <w:rPr>
-          <w:u w:val="none"/>
-        </w:rPr>
-      </w:pPr>
-      <w:r>
-        <w:rPr>
-          <w:rtl w:val="0"/>
-        </w:rPr>
-        <w:t xml:space="preserve">Las tareas no cumplidas durante una iteración deberían ser fácilmente accesibles al líder.</w:t>
-      </w:r>
-    </w:p>
-    <w:p>
-      <w:pPr>
-        <w:ind w:left="720" w:firstLine="0"/>
-        <w:jc w:val="both"/>
-        <w:rPr/>
-      </w:pPr>
-      <w:r>
-        <w:rPr>
-          <w:rtl w:val="0"/>
-        </w:rPr>
-      </w:r>
-    </w:p>
-    <w:p>
-      <w:pPr>
-        <w:numPr>
-          <w:ilvl w:val="0"/>
-          <w:numId w:val="6"/>
-        </w:numPr>
-        <w:ind w:left="720" w:hanging="360"/>
-        <w:jc w:val="both"/>
-        <w:rPr>
-          <w:u w:val="none"/>
-        </w:rPr>
-      </w:pPr>
-      <w:r>
-        <w:rPr>
-          <w:rtl w:val="0"/>
-        </w:rPr>
-        <w:t xml:space="preserve">Los miembros del proyecto deberían poder registrar el tiempo de una tarea que no está planificada ya que debería poder registrar rápidamente el tiempo de cualquier cosa que esté haciendo sin necesidad de esperar a que el líder del proyecto lo apruebe o no. De todas formas, el líder debe poder posteriormente aceptar esa tarea con su tiempo registrado dependiendo de si la considera válida o no.</w:t>
-      </w:r>
-    </w:p>
-    <w:p>
-      <w:pPr>
-        <w:ind w:left="720" w:firstLine="0"/>
-        <w:jc w:val="both"/>
-        <w:rPr/>
-      </w:pPr>
-      <w:r>
-        <w:rPr>
-          <w:rtl w:val="0"/>
-        </w:rPr>
-      </w:r>
-    </w:p>
-    <w:p>
-      <w:pPr>
-        <w:numPr>
-          <w:ilvl w:val="0"/>
-          <w:numId w:val="6"/>
-        </w:numPr>
-        <w:ind w:left="720" w:hanging="360"/>
-        <w:jc w:val="both"/>
-        <w:rPr>
-          <w:u w:val="none"/>
-        </w:rPr>
-      </w:pPr>
-      <w:r>
-        <w:rPr>
-          <w:rtl w:val="0"/>
-        </w:rPr>
-        <w:t xml:space="preserve">Se prefiere una manera más visual de acceder a las distintas funcionalidades.</w:t>
-      </w:r>
-    </w:p>
-    <w:p>
-      <w:pPr>
-        <w:ind w:left="720" w:firstLine="0"/>
-        <w:jc w:val="both"/>
-        <w:rPr/>
-      </w:pPr>
-      <w:r>
-        <w:rPr>
-          <w:rtl w:val="0"/>
-        </w:rPr>
-      </w:r>
-    </w:p>
-    <w:p>
-      <w:pPr>
-        <w:numPr>
-          <w:ilvl w:val="0"/>
-          <w:numId w:val="6"/>
-        </w:numPr>
-        <w:ind w:left="720" w:hanging="360"/>
-        <w:jc w:val="both"/>
-        <w:rPr>
-          <w:u w:val="none"/>
-        </w:rPr>
-      </w:pPr>
-      <w:r>
-        <w:rPr>
-          <w:rtl w:val="0"/>
-        </w:rPr>
-        <w:t xml:space="preserve">Los colores, íconos y “estados” de las cosas, deben estar descritos en algún lugar. De alguna manera se debe poder acceder al significado que tiene cada uno de estos recursos.</w:t>
-      </w:r>
-    </w:p>
-    <w:p>
-      <w:pPr>
-        <w:ind w:left="720" w:firstLine="0"/>
-        <w:jc w:val="both"/>
-        <w:rPr/>
-      </w:pPr>
-      <w:r>
-        <w:rPr>
-          <w:rtl w:val="0"/>
-        </w:rPr>
-      </w:r>
-    </w:p>
-    <w:p>
-      <w:pPr>
-        <w:numPr>
-          <w:ilvl w:val="0"/>
-          <w:numId w:val="6"/>
-        </w:numPr>
-        <w:ind w:left="720" w:hanging="360"/>
-        <w:jc w:val="both"/>
-        <w:rPr>
-          <w:u w:val="none"/>
-        </w:rPr>
-      </w:pPr>
-      <w:r>
-        <w:rPr>
-          <w:rtl w:val="0"/>
-        </w:rPr>
-        <w:t xml:space="preserve">En el prototipo no se muestra ningúna manera de buscar o filtrar tareas, que sería muy útil (y hasta necesario).</w:t>
-      </w:r>
-    </w:p>
-    <w:p>
-      <w:pPr>
-        <w:ind w:left="720" w:firstLine="0"/>
-        <w:jc w:val="both"/>
-        <w:rPr/>
-      </w:pPr>
-      <w:r>
-        <w:rPr>
-          <w:rtl w:val="0"/>
-        </w:rPr>
-      </w:r>
-    </w:p>
-    <w:p>
-      <w:pPr>
-        <w:numPr>
-          <w:ilvl w:val="0"/>
-          <w:numId w:val="6"/>
-        </w:numPr>
-        <w:ind w:left="720" w:hanging="360"/>
-        <w:jc w:val="both"/>
-        <w:rPr>
-          <w:u w:val="none"/>
-        </w:rPr>
-      </w:pPr>
-      <w:r>
-        <w:rPr>
-          <w:rtl w:val="0"/>
-        </w:rPr>
-        <w:t xml:space="preserve">El gráfico que utilizamos para las métricas no es favorable para mostrar el progreso a lo largo del proyecto.</w:t>
-      </w:r>
-    </w:p>
-    <w:p>
-      <w:pPr>
-        <w:ind w:left="720" w:firstLine="0"/>
-        <w:jc w:val="both"/>
-        <w:rPr/>
-      </w:pPr>
-      <w:r>
-        <w:rPr>
-          <w:rtl w:val="0"/>
-        </w:rPr>
-      </w:r>
-    </w:p>
-    <w:p>
-      <w:pPr>
-        <w:numPr>
-          <w:ilvl w:val="0"/>
-          <w:numId w:val="6"/>
-        </w:numPr>
-        <w:ind w:left="720" w:hanging="360"/>
-        <w:jc w:val="both"/>
-        <w:rPr>
-          <w:u w:val="none"/>
-        </w:rPr>
-      </w:pPr>
-      <w:r>
-        <w:rPr>
-          <w:rtl w:val="0"/>
-        </w:rPr>
-        <w:t xml:space="preserve">Estimación: si bien está bien calculada y tienen sentido los casos optimista y pesimista, no es del todo realista. El caso más probable es similar a lo que se espera del caso optimista si éste fuera realista. La estimación está bien hecha, solo hay que considerar los factores que tenemos en cuenta.</w:t>
-      </w:r>
-    </w:p>
-    <w:p>
-      <w:pPr>
-        <w:jc w:val="both"/>
-        <w:rPr/>
-      </w:pPr>
-      <w:r>
-        <w:rPr>
-          <w:rtl w:val="0"/>
-        </w:rPr>
-      </w:r>
-    </w:p>
-    <w:p>
-      <w:pPr>
         <w:jc w:val="center"/>
-        <w:rPr/>
+        <w:rPr>
+          <w:sz w:val="38"/>
+          <w:szCs w:val="38"/>
+        </w:rPr>
       </w:pPr>
       <w:r>
         <w:rPr>
@@ -1760,471 +1548,212 @@
           <w:szCs w:val="38"/>
           <w:rtl w:val="0"/>
         </w:rPr>
-        <w:t xml:space="preserve">•┈••✦ ❤ ✦••┈•</w:t>
-      </w:r>
-      <w:r>
-        <w:rPr>
-          <w:rtl w:val="0"/>
-        </w:rPr>
-      </w:r>
-    </w:p>
-    <w:p>
-      <w:pPr>
-        <w:jc w:val="both"/>
-        <w:rPr/>
-      </w:pPr>
-      <w:r>
-        <w:rPr>
-          <w:rtl w:val="0"/>
-        </w:rPr>
-      </w:r>
-    </w:p>
-    <w:p>
-      <w:pPr>
-        <w:jc w:val="both"/>
-        <w:rPr/>
-      </w:pPr>
-      <w:r>
-        <w:rPr>
-          <w:rtl w:val="0"/>
-        </w:rPr>
-        <w:t xml:space="preserve">19/09/25 Presentación 09 </w:t>
-      </w:r>
-    </w:p>
-    <w:p>
-      <w:pPr>
-        <w:jc w:val="both"/>
-        <w:rPr/>
-      </w:pPr>
-      <w:r>
-        <w:rPr>
-          <w:rtl w:val="0"/>
-        </w:rPr>
-      </w:r>
-    </w:p>
-    <w:p>
-      <w:pPr>
-        <w:numPr>
-          <w:ilvl w:val="0"/>
-          <w:numId w:val="5"/>
-        </w:numPr>
-        <w:ind w:left="720" w:hanging="360"/>
-        <w:jc w:val="both"/>
-        <w:rPr>
-          <w:u w:val="none"/>
-        </w:rPr>
-      </w:pPr>
-      <w:r>
-        <w:rPr>
-          <w:rtl w:val="0"/>
-        </w:rPr>
-        <w:t xml:space="preserve">Hablar en plural. No decir “yo hice” sino “hicimos”.</w:t>
-      </w:r>
-    </w:p>
-    <w:p>
-      <w:pPr>
-        <w:ind w:left="720" w:firstLine="0"/>
-        <w:jc w:val="both"/>
-        <w:rPr/>
-      </w:pPr>
-      <w:r>
-        <w:rPr>
-          <w:rtl w:val="0"/>
-        </w:rPr>
-      </w:r>
-    </w:p>
-    <w:p>
-      <w:pPr>
-        <w:numPr>
-          <w:ilvl w:val="0"/>
-          <w:numId w:val="5"/>
-        </w:numPr>
-        <w:ind w:left="720" w:hanging="360"/>
-        <w:jc w:val="both"/>
-        <w:rPr>
-          <w:u w:val="none"/>
-        </w:rPr>
-      </w:pPr>
-      <w:r>
-        <w:rPr>
-          <w:rtl w:val="0"/>
-        </w:rPr>
-        <w:t xml:space="preserve">Con respecto al gráfico de convergencia de la estimación, lo que propone cocomo es lo que nosotros tenemos que construir en base a las estimaciones que tenemos. Estas estimaciones son 3 (mejor caso, peor caso, caso real) pero nosotros solo pusimos el caso real. Además, el gráfico se va construyendo a medida que pasa el tiempo y se van haciendo nuevas estimaciones, cada vez más precisas, de manera que se va haciendo el embudo. Por esto al principio no debe formar un embudo pq no tenemos todo lo que necesitamos ni el tiempo transcurrido como para que se refleje de esa manera en el gráfico de convergencia.</w:t>
-      </w:r>
-    </w:p>
-    <w:p>
-      <w:pPr>
-        <w:ind w:left="720" w:firstLine="0"/>
-        <w:jc w:val="both"/>
-        <w:rPr/>
-      </w:pPr>
-      <w:r>
-        <w:rPr>
-          <w:rtl w:val="0"/>
-        </w:rPr>
-      </w:r>
-    </w:p>
-    <w:p>
-      <w:pPr>
-        <w:numPr>
-          <w:ilvl w:val="0"/>
-          <w:numId w:val="5"/>
-        </w:numPr>
-        <w:ind w:left="720" w:hanging="360"/>
-        <w:jc w:val="both"/>
-        <w:rPr>
-          <w:u w:val="none"/>
-        </w:rPr>
-      </w:pPr>
-      <w:r>
-        <w:rPr>
-          <w:rtl w:val="0"/>
-        </w:rPr>
-        <w:t xml:space="preserve">Las fechas en ese gráfico tienen que representarse para los 3 casos que se /necesitan, no solo para uno./</w:t>
-      </w:r>
-    </w:p>
-    <w:p>
-      <w:pPr>
-        <w:ind w:left="720" w:firstLine="0"/>
-        <w:jc w:val="both"/>
-        <w:rPr/>
-      </w:pPr>
-      <w:r>
-        <w:rPr>
-          <w:rtl w:val="0"/>
-        </w:rPr>
-      </w:r>
-    </w:p>
-    <w:p>
-      <w:pPr>
-        <w:numPr>
-          <w:ilvl w:val="0"/>
-          <w:numId w:val="5"/>
-        </w:numPr>
-        <w:ind w:left="720" w:hanging="360"/>
-        <w:jc w:val="both"/>
-        <w:rPr>
-          <w:u w:val="none"/>
-        </w:rPr>
-      </w:pPr>
-      <w:r>
-        <w:rPr>
-          <w:rtl w:val="0"/>
-        </w:rPr>
-        <w:t xml:space="preserve">Hay que tomar en cuenta las métricas en la declaración de propósito y seleccionar las que vayan a servir para nuestro proyecto y analizar en función de qué se toman y qué mejoran. Por ejemplo, los requerimientos por unidad de tiempo no te sirven para algo en concreto pero sí te servirían los casos de uso por unidad de tiempo porque con eso estimas horas hombre y con eso tenes un margen de mejora, es decir, </w:t>
-      </w:r>
-      <w:r>
-        <w:rPr>
-          <w:rtl w:val="0"/>
-        </w:rPr>
-        <w:t xml:space="preserve">podes</w:t>
-      </w:r>
-      <w:r>
-        <w:rPr>
-          <w:rtl w:val="0"/>
-        </w:rPr>
-        <w:t xml:space="preserve"> ir midiendo y mejorando la cantidad de horas que te lleva desarrollar un caso de uso.</w:t>
-      </w:r>
-    </w:p>
-    <w:p>
-      <w:pPr>
-        <w:ind w:left="720" w:firstLine="0"/>
-        <w:jc w:val="both"/>
-        <w:rPr/>
-      </w:pPr>
-      <w:r>
-        <w:rPr>
-          <w:rtl w:val="0"/>
-        </w:rPr>
-      </w:r>
-    </w:p>
-    <w:p>
-      <w:pPr>
-        <w:numPr>
-          <w:ilvl w:val="0"/>
-          <w:numId w:val="5"/>
-        </w:numPr>
-        <w:ind w:left="720" w:hanging="360"/>
-        <w:jc w:val="both"/>
-        <w:rPr>
-          <w:u w:val="none"/>
-        </w:rPr>
-      </w:pPr>
-      <w:r>
-        <w:rPr>
-          <w:rtl w:val="0"/>
-        </w:rPr>
-        <w:t xml:space="preserve">La revisión de documentos tiene que ir más allá de errores de tipeo y ortografía, tiene que revisarse la consistencia del documento, su completitud, y que lo que tenga se corresponda con los requerimientos y el proyecto y el propósito.</w:t>
-      </w:r>
-    </w:p>
-    <w:p>
-      <w:pPr>
-        <w:ind w:left="720" w:firstLine="0"/>
-        <w:jc w:val="both"/>
-        <w:rPr/>
-      </w:pPr>
-      <w:r>
-        <w:rPr>
-          <w:rtl w:val="0"/>
-        </w:rPr>
-      </w:r>
-    </w:p>
-    <w:p>
-      <w:pPr>
-        <w:numPr>
-          <w:ilvl w:val="0"/>
-          <w:numId w:val="5"/>
-        </w:numPr>
-        <w:ind w:left="720" w:hanging="360"/>
-        <w:jc w:val="both"/>
-        <w:rPr>
-          <w:u w:val="none"/>
-        </w:rPr>
-      </w:pPr>
-      <w:r>
-        <w:rPr>
-          <w:rtl w:val="0"/>
-        </w:rPr>
-        <w:t xml:space="preserve">El documento de herramientas y tecnologías está bien pero falta detallar cómo y para qué específicamente se utiliza cada herramienta.</w:t>
-      </w:r>
-    </w:p>
-    <w:p>
-      <w:pPr>
-        <w:ind w:left="720" w:firstLine="0"/>
-        <w:jc w:val="both"/>
-        <w:rPr/>
-      </w:pPr>
-      <w:r>
-        <w:rPr>
-          <w:rtl w:val="0"/>
-        </w:rPr>
-      </w:r>
-    </w:p>
-    <w:p>
-      <w:pPr>
-        <w:numPr>
-          <w:ilvl w:val="0"/>
-          <w:numId w:val="5"/>
-        </w:numPr>
-        <w:ind w:left="720" w:hanging="360"/>
-        <w:jc w:val="both"/>
-        <w:rPr>
-          <w:u w:val="none"/>
-        </w:rPr>
-      </w:pPr>
-      <w:r>
-        <w:rPr>
-          <w:rtl w:val="0"/>
-        </w:rPr>
-        <w:t xml:space="preserve">La especificación de requerimientos no está mal pero hay bastantes cosas para corregir. Por ejemplo, las interfaces definidas no son claras ni están satisfactoriamente descritas. Y hay algunas cosas incompletas más.</w:t>
-      </w:r>
-    </w:p>
-    <w:p>
-      <w:pPr>
-        <w:ind w:left="720" w:firstLine="0"/>
-        <w:jc w:val="both"/>
-        <w:rPr/>
-      </w:pPr>
-      <w:r>
-        <w:rPr>
-          <w:rtl w:val="0"/>
-        </w:rPr>
-      </w:r>
-    </w:p>
-    <w:p>
-      <w:pPr>
-        <w:numPr>
-          <w:ilvl w:val="0"/>
-          <w:numId w:val="5"/>
-        </w:numPr>
-        <w:ind w:left="720" w:hanging="360"/>
-        <w:jc w:val="both"/>
-        <w:rPr>
-          <w:u w:val="none"/>
-        </w:rPr>
-      </w:pPr>
-      <w:r>
-        <w:rPr>
-          <w:rtl w:val="0"/>
-        </w:rPr>
-        <w:t xml:space="preserve">Karim quiere que integremos con toggl o algo así.</w:t>
-      </w:r>
-    </w:p>
-    <w:p>
-      <w:pPr>
-        <w:ind w:left="720" w:firstLine="0"/>
-        <w:jc w:val="both"/>
-        <w:rPr/>
-      </w:pPr>
-      <w:r>
-        <w:rPr>
-          <w:rtl w:val="0"/>
-        </w:rPr>
-      </w:r>
-    </w:p>
-    <w:p>
-      <w:pPr>
-        <w:numPr>
-          <w:ilvl w:val="0"/>
-          <w:numId w:val="5"/>
-        </w:numPr>
-        <w:ind w:left="720" w:hanging="360"/>
-        <w:jc w:val="both"/>
-        <w:rPr>
-          <w:u w:val="none"/>
-        </w:rPr>
-      </w:pPr>
-      <w:r>
-        <w:rPr>
-          <w:rtl w:val="0"/>
-        </w:rPr>
-        <w:t xml:space="preserve">Durante la presentación de la presentación hay que arrancar con el pie derecho, decir bien los nombres (recordar lo decir nombre completo) y tener bien claro lo que se va a decir.</w:t>
-      </w:r>
-    </w:p>
-    <w:p>
-      <w:pPr>
-        <w:ind w:left="720" w:firstLine="0"/>
-        <w:jc w:val="both"/>
-        <w:rPr/>
-      </w:pPr>
-      <w:r>
-        <w:rPr>
-          <w:rtl w:val="0"/>
-        </w:rPr>
-      </w:r>
-    </w:p>
-    <w:p>
-      <w:pPr>
-        <w:numPr>
-          <w:ilvl w:val="0"/>
-          <w:numId w:val="5"/>
-        </w:numPr>
-        <w:ind w:left="720" w:hanging="360"/>
-        <w:jc w:val="both"/>
-        <w:rPr>
-          <w:u w:val="none"/>
-        </w:rPr>
-      </w:pPr>
-      <w:r>
-        <w:rPr>
-          <w:rtl w:val="0"/>
-        </w:rPr>
-        <w:t xml:space="preserve">Cuando se presentan los riesgos, es importante que mostremos detalles del riesgo pero no es necesario leerlos, es suficiente con ponerlos a la vista. Enfocarse en los riesgos que causan preocupación y la manera en la que los manejamos.</w:t>
-      </w:r>
-    </w:p>
-    <w:p>
-      <w:pPr>
-        <w:ind w:left="720" w:firstLine="0"/>
-        <w:jc w:val="both"/>
-        <w:rPr/>
-      </w:pPr>
-      <w:r>
-        <w:rPr>
-          <w:rtl w:val="0"/>
-        </w:rPr>
-      </w:r>
-    </w:p>
-    <w:p>
-      <w:pPr>
-        <w:numPr>
-          <w:ilvl w:val="0"/>
-          <w:numId w:val="5"/>
-        </w:numPr>
-        <w:ind w:left="720" w:hanging="360"/>
-        <w:jc w:val="both"/>
-        <w:rPr>
-          <w:u w:val="none"/>
-        </w:rPr>
-      </w:pPr>
-      <w:r>
-        <w:rPr>
-          <w:rtl w:val="0"/>
-        </w:rPr>
-        <w:t xml:space="preserve">Importante. Los profes quieren disponer de un usuario administrador que pueda gestionar usuarios, gestionar proyectos, asignar usuarios a proyectos (o proyectos a usuarios, ver) y ver reportes (ver la situación de los proyectos).</w:t>
-      </w:r>
-    </w:p>
-    <w:p>
-      <w:pPr>
-        <w:ind w:left="720" w:firstLine="0"/>
-        <w:jc w:val="both"/>
-        <w:rPr/>
-      </w:pPr>
-      <w:r>
-        <w:rPr>
-          <w:rtl w:val="0"/>
-        </w:rPr>
-      </w:r>
-    </w:p>
-    <w:p>
-      <w:pPr>
-        <w:numPr>
-          <w:ilvl w:val="0"/>
-          <w:numId w:val="4"/>
-        </w:numPr>
-        <w:ind w:left="1440" w:hanging="360"/>
-        <w:jc w:val="both"/>
-        <w:rPr>
-          <w:u w:val="none"/>
-        </w:rPr>
-      </w:pPr>
-      <w:r>
-        <w:rPr>
-          <w:rtl w:val="0"/>
-        </w:rPr>
-        <w:t xml:space="preserve">Duración presentación: 16min</w:t>
-      </w:r>
-    </w:p>
-    <w:p>
-      <w:pPr>
-        <w:numPr>
-          <w:ilvl w:val="0"/>
-          <w:numId w:val="4"/>
-        </w:numPr>
-        <w:ind w:left="1440" w:hanging="360"/>
-        <w:jc w:val="both"/>
-        <w:rPr>
-          <w:u w:val="none"/>
-        </w:rPr>
-      </w:pPr>
-      <w:r>
-        <w:rPr>
-          <w:rtl w:val="0"/>
-        </w:rPr>
-        <w:t xml:space="preserve">Duración devolución: 29min</w:t>
-      </w:r>
-    </w:p>
-    <w:p>
-      <w:pPr>
-        <w:numPr>
-          <w:ilvl w:val="0"/>
-          <w:numId w:val="4"/>
-        </w:numPr>
-        <w:ind w:left="1440" w:hanging="360"/>
-        <w:jc w:val="both"/>
-        <w:rPr>
-          <w:u w:val="none"/>
-        </w:rPr>
-      </w:pPr>
-      <w:r>
-        <w:rPr>
-          <w:rtl w:val="0"/>
-        </w:rPr>
-        <w:t xml:space="preserve">Duración total: 45min</w:t>
-      </w:r>
-    </w:p>
-    <w:p>
-      <w:pPr>
-        <w:jc w:val="both"/>
-        <w:rPr/>
-      </w:pPr>
-      <w:r>
-        <w:rPr>
-          <w:rtl w:val="0"/>
-        </w:rPr>
-      </w:r>
-    </w:p>
-    <w:p>
-      <w:pPr>
+        <w:t xml:space="preserve">•┈••✦ Etapa Elaboración Iteración 2 ✦••┈•</w:t>
+      </w:r>
+      <w:r>
+        <w:rPr>
+          <w:rtl w:val="0"/>
+        </w:rPr>
+      </w:r>
+    </w:p>
+    <w:p>
+      <w:pPr>
+        <w:ind w:left="0" w:firstLine="0"/>
+        <w:jc w:val="both"/>
+        <w:rPr>
+          <w:sz w:val="38"/>
+          <w:szCs w:val="38"/>
+        </w:rPr>
+      </w:pPr>
+      <w:r>
+        <w:rPr>
+          <w:rtl w:val="0"/>
+        </w:rPr>
+      </w:r>
+    </w:p>
+    <w:p>
+      <w:pPr>
+        <w:ind w:left="0" w:firstLine="0"/>
+        <w:jc w:val="both"/>
+        <w:rPr/>
+      </w:pPr>
+      <w:r>
+        <w:rPr>
+          <w:rtl w:val="0"/>
+        </w:rPr>
+        <w:t xml:space="preserve">07/10/25 Plan de Prueba. Inicio modelo de diseño</w:t>
+      </w:r>
+    </w:p>
+    <w:p>
+      <w:pPr>
+        <w:ind w:left="0" w:firstLine="0"/>
+        <w:jc w:val="both"/>
+        <w:rPr/>
+      </w:pPr>
+      <w:r>
+        <w:rPr>
+          <w:rtl w:val="0"/>
+        </w:rPr>
+      </w:r>
+    </w:p>
+    <w:p>
+      <w:pPr>
+        <w:numPr>
+          <w:ilvl w:val="0"/>
+          <w:numId w:val="10"/>
+        </w:numPr>
+        <w:ind w:left="720" w:hanging="360"/>
+        <w:jc w:val="both"/>
+        <w:rPr>
+          <w:u w:val="none"/>
+        </w:rPr>
+      </w:pPr>
+      <w:r>
+        <w:rPr>
+          <w:rtl w:val="0"/>
+        </w:rPr>
+        <w:t xml:space="preserve">Cuando mostramos una implementación, mostrarla en un video o lo que sea, no poner un qr.</w:t>
+      </w:r>
+    </w:p>
+    <w:p>
+      <w:pPr>
+        <w:ind w:left="720" w:firstLine="0"/>
+        <w:jc w:val="both"/>
+        <w:rPr/>
+      </w:pPr>
+      <w:r>
+        <w:rPr>
+          <w:rtl w:val="0"/>
+        </w:rPr>
+      </w:r>
+    </w:p>
+    <w:p>
+      <w:pPr>
+        <w:numPr>
+          <w:ilvl w:val="0"/>
+          <w:numId w:val="10"/>
+        </w:numPr>
+        <w:ind w:left="720" w:hanging="360"/>
+        <w:jc w:val="both"/>
+        <w:rPr>
+          <w:u w:val="none"/>
+        </w:rPr>
+      </w:pPr>
+      <w:r>
+        <w:rPr>
+          <w:rtl w:val="0"/>
+        </w:rPr>
+        <w:t xml:space="preserve">En la estimación se debe expresar el esfuerzo.</w:t>
+      </w:r>
+    </w:p>
+    <w:p>
+      <w:pPr>
+        <w:ind w:left="720" w:firstLine="0"/>
+        <w:jc w:val="both"/>
+        <w:rPr/>
+      </w:pPr>
+      <w:r>
+        <w:rPr>
+          <w:rtl w:val="0"/>
+        </w:rPr>
+      </w:r>
+    </w:p>
+    <w:p>
+      <w:pPr>
+        <w:numPr>
+          <w:ilvl w:val="0"/>
+          <w:numId w:val="10"/>
+        </w:numPr>
+        <w:ind w:left="720" w:hanging="360"/>
+        <w:jc w:val="both"/>
+        <w:rPr>
+          <w:u w:val="none"/>
+        </w:rPr>
+      </w:pPr>
+      <w:r>
+        <w:rPr>
+          <w:rtl w:val="0"/>
+        </w:rPr>
+        <w:t xml:space="preserve">Se debe hacer un gráfico de métricas que contenga una curva con el progreso de cada métrica por iteración/etapa.</w:t>
+      </w:r>
+    </w:p>
+    <w:p>
+      <w:pPr>
+        <w:ind w:left="720" w:firstLine="0"/>
+        <w:jc w:val="both"/>
+        <w:rPr/>
+      </w:pPr>
+      <w:r>
+        <w:rPr>
+          <w:rtl w:val="0"/>
+        </w:rPr>
+      </w:r>
+    </w:p>
+    <w:p>
+      <w:pPr>
+        <w:numPr>
+          <w:ilvl w:val="0"/>
+          <w:numId w:val="10"/>
+        </w:numPr>
+        <w:ind w:left="720" w:hanging="360"/>
+        <w:jc w:val="both"/>
+        <w:rPr>
+          <w:u w:val="none"/>
+        </w:rPr>
+      </w:pPr>
+      <w:r>
+        <w:rPr>
+          <w:rtl w:val="0"/>
+        </w:rPr>
+        <w:t xml:space="preserve">Al diagrama de interacción (secuencia) le hace falta las entidades importantes.</w:t>
+      </w:r>
+    </w:p>
+    <w:p>
+      <w:pPr>
+        <w:ind w:left="720" w:firstLine="0"/>
+        <w:jc w:val="both"/>
+        <w:rPr/>
+      </w:pPr>
+      <w:r>
+        <w:rPr>
+          <w:rtl w:val="0"/>
+        </w:rPr>
+      </w:r>
+    </w:p>
+    <w:p>
+      <w:pPr>
+        <w:numPr>
+          <w:ilvl w:val="0"/>
+          <w:numId w:val="10"/>
+        </w:numPr>
+        <w:ind w:left="720" w:hanging="360"/>
+        <w:jc w:val="both"/>
+        <w:rPr>
+          <w:u w:val="none"/>
+        </w:rPr>
+      </w:pPr>
+      <w:r>
+        <w:rPr>
+          <w:rtl w:val="0"/>
+        </w:rPr>
+        <w:t xml:space="preserve">La vez pasada presentamos el prototipo y nos dieron devoluciones, deberíamos haber presentado una retroalimentación de dichas devoluciones.</w:t>
+      </w:r>
+    </w:p>
+    <w:p>
+      <w:pPr>
+        <w:ind w:left="0" w:firstLine="0"/>
+        <w:jc w:val="both"/>
+        <w:rPr/>
+      </w:pPr>
+      <w:r>
+        <w:rPr>
+          <w:rtl w:val="0"/>
+        </w:rPr>
+      </w:r>
+    </w:p>
+    <w:p>
+      <w:pPr>
+        <w:ind w:left="0" w:firstLine="0"/>
         <w:jc w:val="center"/>
         <w:rPr/>
       </w:pPr>
@@ -2245,292 +1774,244 @@
     </w:p>
     <w:p>
       <w:pPr>
-        <w:jc w:val="both"/>
-        <w:rPr/>
-      </w:pPr>
-      <w:r>
-        <w:rPr>
-          <w:rtl w:val="0"/>
-        </w:rPr>
-      </w:r>
-    </w:p>
-    <w:p>
-      <w:pPr>
-        <w:jc w:val="both"/>
-        <w:rPr/>
-      </w:pPr>
-      <w:r>
-        <w:rPr>
-          <w:rtl w:val="0"/>
-        </w:rPr>
-        <w:t xml:space="preserve">16/09/25 Presentación 08</w:t>
-      </w:r>
-    </w:p>
-    <w:p>
-      <w:pPr>
-        <w:numPr>
-          <w:ilvl w:val="0"/>
-          <w:numId w:val="9"/>
-        </w:numPr>
-        <w:ind w:left="720" w:hanging="360"/>
-        <w:jc w:val="both"/>
-        <w:rPr>
-          <w:u w:val="none"/>
-        </w:rPr>
-      </w:pPr>
-      <w:r>
-        <w:rPr>
-          <w:rtl w:val="0"/>
-        </w:rPr>
-        <w:t xml:space="preserve">Los gráficos deben tener título tanto para el gráfico en sí como para los ejes.</w:t>
-      </w:r>
-    </w:p>
-    <w:p>
-      <w:pPr>
-        <w:ind w:left="720" w:firstLine="0"/>
-        <w:jc w:val="both"/>
-        <w:rPr/>
-      </w:pPr>
-      <w:r>
-        <w:rPr>
-          <w:rtl w:val="0"/>
-        </w:rPr>
-      </w:r>
-    </w:p>
-    <w:p>
-      <w:pPr>
-        <w:numPr>
-          <w:ilvl w:val="0"/>
-          <w:numId w:val="9"/>
-        </w:numPr>
-        <w:ind w:left="720" w:hanging="360"/>
-        <w:jc w:val="both"/>
-        <w:rPr>
-          <w:u w:val="none"/>
-        </w:rPr>
-      </w:pPr>
-      <w:r>
-        <w:rPr>
-          <w:rtl w:val="0"/>
-        </w:rPr>
-        <w:t xml:space="preserve">Hay riesgos que no tienen plan de mitigación (presentamos 3, quedaban 5)</w:t>
-      </w:r>
-    </w:p>
-    <w:p>
-      <w:pPr>
-        <w:ind w:left="720" w:firstLine="0"/>
-        <w:jc w:val="both"/>
-        <w:rPr/>
-      </w:pPr>
-      <w:r>
-        <w:rPr>
-          <w:rtl w:val="0"/>
-        </w:rPr>
-      </w:r>
-    </w:p>
-    <w:p>
-      <w:pPr>
-        <w:numPr>
-          <w:ilvl w:val="0"/>
-          <w:numId w:val="9"/>
-        </w:numPr>
-        <w:ind w:left="720" w:hanging="360"/>
-        <w:jc w:val="both"/>
-        <w:rPr>
-          <w:u w:val="none"/>
-        </w:rPr>
-      </w:pPr>
-      <w:r>
-        <w:rPr>
-          <w:rtl w:val="0"/>
-        </w:rPr>
-        <w:t xml:space="preserve">No pusimos los Casos de Uso</w:t>
-      </w:r>
-    </w:p>
-    <w:p>
-      <w:pPr>
-        <w:ind w:left="720" w:firstLine="0"/>
-        <w:jc w:val="both"/>
-        <w:rPr/>
-      </w:pPr>
-      <w:r>
-        <w:rPr>
-          <w:rtl w:val="0"/>
-        </w:rPr>
-      </w:r>
-    </w:p>
-    <w:p>
-      <w:pPr>
-        <w:numPr>
-          <w:ilvl w:val="0"/>
-          <w:numId w:val="9"/>
-        </w:numPr>
-        <w:ind w:left="720" w:hanging="360"/>
-        <w:jc w:val="both"/>
-        <w:rPr>
-          <w:u w:val="none"/>
-        </w:rPr>
-      </w:pPr>
-      <w:r>
-        <w:rPr>
-          <w:rtl w:val="0"/>
-        </w:rPr>
-        <w:t xml:space="preserve">Para cualquier tipo de plan, no asignar a las tareas plazos que sean más grandes que la iteración. Asignar momento específico de la iteración en el que se desarrollará la tarea.</w:t>
-      </w:r>
-    </w:p>
-    <w:p>
-      <w:pPr>
-        <w:ind w:left="720" w:firstLine="0"/>
-        <w:jc w:val="both"/>
-        <w:rPr/>
-      </w:pPr>
-      <w:r>
-        <w:rPr>
-          <w:rtl w:val="0"/>
-        </w:rPr>
-      </w:r>
-    </w:p>
-    <w:p>
-      <w:pPr>
-        <w:numPr>
-          <w:ilvl w:val="0"/>
-          <w:numId w:val="9"/>
-        </w:numPr>
-        <w:ind w:left="720" w:hanging="360"/>
-        <w:jc w:val="both"/>
-        <w:rPr>
-          <w:u w:val="none"/>
-        </w:rPr>
-      </w:pPr>
-      <w:r>
-        <w:rPr>
-          <w:rtl w:val="0"/>
-        </w:rPr>
-        <w:t xml:space="preserve">Las métricas deben tener un valor planificado y un valor ejecutado para tener margen de comparación. Además son por iteración.</w:t>
-      </w:r>
-    </w:p>
-    <w:p>
-      <w:pPr>
-        <w:ind w:left="720" w:firstLine="0"/>
-        <w:jc w:val="both"/>
-        <w:rPr/>
-      </w:pPr>
-      <w:r>
-        <w:rPr>
-          <w:rtl w:val="0"/>
-        </w:rPr>
-      </w:r>
-    </w:p>
-    <w:p>
-      <w:pPr>
-        <w:numPr>
-          <w:ilvl w:val="0"/>
-          <w:numId w:val="9"/>
-        </w:numPr>
-        <w:ind w:left="720" w:hanging="360"/>
-        <w:jc w:val="both"/>
-        <w:rPr>
-          <w:u w:val="none"/>
-        </w:rPr>
-      </w:pPr>
-      <w:r>
-        <w:rPr>
-          <w:rtl w:val="0"/>
-        </w:rPr>
-        <w:t xml:space="preserve">La estimación está mal realizada. El valor que brinda la metodología que utilizamos, es del 40%. El 60% restante es el que debemos agregar nosotros, o algo así entendí. </w:t>
-      </w:r>
-    </w:p>
-    <w:p>
-      <w:pPr>
-        <w:ind w:left="720" w:firstLine="0"/>
-        <w:jc w:val="both"/>
-        <w:rPr/>
-      </w:pPr>
-      <w:r>
-        <w:rPr>
-          <w:rtl w:val="0"/>
-        </w:rPr>
-      </w:r>
-    </w:p>
-    <w:p>
-      <w:pPr>
-        <w:numPr>
-          <w:ilvl w:val="0"/>
-          <w:numId w:val="9"/>
-        </w:numPr>
-        <w:ind w:left="720" w:hanging="360"/>
-        <w:jc w:val="both"/>
-        <w:rPr>
-          <w:u w:val="none"/>
-        </w:rPr>
-      </w:pPr>
-      <w:r>
-        <w:rPr>
-          <w:rtl w:val="0"/>
-        </w:rPr>
-        <w:t xml:space="preserve">No pusimos el gráfico de estimación que se pide. Diapositivas obligatorias como riesgos, estimación y CU, deben ocupar una sola diapositiva y deben ser un resumen rápido no extremadamente detallado.</w:t>
-      </w:r>
-    </w:p>
-    <w:p>
-      <w:pPr>
-        <w:ind w:left="720" w:firstLine="0"/>
-        <w:jc w:val="both"/>
-        <w:rPr/>
-      </w:pPr>
-      <w:r>
-        <w:rPr>
-          <w:rtl w:val="0"/>
-        </w:rPr>
-      </w:r>
-    </w:p>
-    <w:p>
-      <w:pPr>
-        <w:numPr>
-          <w:ilvl w:val="0"/>
-          <w:numId w:val="9"/>
-        </w:numPr>
-        <w:ind w:left="720" w:hanging="360"/>
-        <w:jc w:val="both"/>
-        <w:rPr>
-          <w:u w:val="none"/>
-        </w:rPr>
-      </w:pPr>
-      <w:r>
-        <w:rPr>
-          <w:rtl w:val="0"/>
-        </w:rPr>
-        <w:t xml:space="preserve">El gráfico de estimación debe tener la fecha estimada de finalización puesta.</w:t>
-      </w:r>
-    </w:p>
-    <w:p>
-      <w:pPr>
-        <w:ind w:left="720" w:firstLine="0"/>
-        <w:jc w:val="both"/>
-        <w:rPr/>
-      </w:pPr>
-      <w:r>
-        <w:rPr>
-          <w:rtl w:val="0"/>
-        </w:rPr>
-      </w:r>
-    </w:p>
-    <w:p>
-      <w:pPr>
-        <w:numPr>
-          <w:ilvl w:val="0"/>
-          <w:numId w:val="9"/>
-        </w:numPr>
-        <w:ind w:left="720" w:hanging="360"/>
-        <w:jc w:val="both"/>
-        <w:rPr>
-          <w:u w:val="none"/>
-        </w:rPr>
-      </w:pPr>
-      <w:r>
-        <w:rPr>
-          <w:rtl w:val="0"/>
-        </w:rPr>
-        <w:t xml:space="preserve">La estimación se vio sobreestimada, aparentemente, porque los casos de uso están sobreestimados, no se como decirlo, pero puede que haya más casos de uso de los que realmente deberían. Con respecto a esto después nos dijeron que los crud son un solo caso de uso.</w:t>
+        <w:ind w:left="0" w:firstLine="0"/>
+        <w:jc w:val="both"/>
+        <w:rPr/>
+      </w:pPr>
+      <w:r>
+        <w:rPr>
+          <w:rtl w:val="0"/>
+        </w:rPr>
+      </w:r>
+    </w:p>
+    <w:p>
+      <w:pPr>
+        <w:ind w:left="0" w:firstLine="0"/>
+        <w:jc w:val="both"/>
+        <w:rPr/>
+      </w:pPr>
+      <w:r>
+        <w:rPr>
+          <w:rtl w:val="0"/>
+        </w:rPr>
+        <w:t xml:space="preserve">04/10/25 Primer Prototipo Funcional</w:t>
+      </w:r>
+    </w:p>
+    <w:p>
+      <w:pPr>
+        <w:ind w:left="0" w:firstLine="0"/>
+        <w:jc w:val="both"/>
+        <w:rPr/>
+      </w:pPr>
+      <w:r>
+        <w:rPr>
+          <w:rtl w:val="0"/>
+        </w:rPr>
+      </w:r>
+    </w:p>
+    <w:p>
+      <w:pPr>
+        <w:numPr>
+          <w:ilvl w:val="0"/>
+          <w:numId w:val="7"/>
+        </w:numPr>
+        <w:ind w:left="720" w:hanging="360"/>
+        <w:jc w:val="both"/>
+        <w:rPr>
+          <w:u w:val="none"/>
+        </w:rPr>
+      </w:pPr>
+      <w:r>
+        <w:rPr>
+          <w:rtl w:val="0"/>
+        </w:rPr>
+        <w:t xml:space="preserve">Las tareas no cumplidas durante una iteración deberían ser fácilmente accesibles al líder.</w:t>
+      </w:r>
+    </w:p>
+    <w:p>
+      <w:pPr>
+        <w:ind w:left="720" w:firstLine="0"/>
+        <w:jc w:val="both"/>
+        <w:rPr/>
+      </w:pPr>
+      <w:r>
+        <w:rPr>
+          <w:rtl w:val="0"/>
+        </w:rPr>
+      </w:r>
+    </w:p>
+    <w:p>
+      <w:pPr>
+        <w:numPr>
+          <w:ilvl w:val="0"/>
+          <w:numId w:val="7"/>
+        </w:numPr>
+        <w:ind w:left="720" w:hanging="360"/>
+        <w:jc w:val="both"/>
+        <w:rPr>
+          <w:u w:val="none"/>
+        </w:rPr>
+      </w:pPr>
+      <w:r>
+        <w:rPr>
+          <w:rtl w:val="0"/>
+        </w:rPr>
+        <w:t xml:space="preserve">Los miembros del proyecto deberían poder registrar el tiempo de una tarea que no está planificada ya que debería poder registrar rápidamente el tiempo de cualquier cosa que esté haciendo sin necesidad de esperar a que el líder del proyecto lo apruebe o no. De todas formas, el líder debe poder posteriormente aceptar esa tarea con su tiempo registrado dependiendo de si la considera válida o no.</w:t>
+      </w:r>
+    </w:p>
+    <w:p>
+      <w:pPr>
+        <w:ind w:left="720" w:firstLine="0"/>
+        <w:jc w:val="both"/>
+        <w:rPr/>
+      </w:pPr>
+      <w:r>
+        <w:rPr>
+          <w:rtl w:val="0"/>
+        </w:rPr>
+      </w:r>
+    </w:p>
+    <w:p>
+      <w:pPr>
+        <w:numPr>
+          <w:ilvl w:val="0"/>
+          <w:numId w:val="7"/>
+        </w:numPr>
+        <w:ind w:left="720" w:hanging="360"/>
+        <w:jc w:val="both"/>
+        <w:rPr>
+          <w:u w:val="none"/>
+        </w:rPr>
+      </w:pPr>
+      <w:r>
+        <w:rPr>
+          <w:rtl w:val="0"/>
+        </w:rPr>
+        <w:t xml:space="preserve">Se prefiere una manera más visual de acceder a las distintas funcionalidades.</w:t>
+      </w:r>
+    </w:p>
+    <w:p>
+      <w:pPr>
+        <w:ind w:left="720" w:firstLine="0"/>
+        <w:jc w:val="both"/>
+        <w:rPr/>
+      </w:pPr>
+      <w:r>
+        <w:rPr>
+          <w:rtl w:val="0"/>
+        </w:rPr>
+      </w:r>
+    </w:p>
+    <w:p>
+      <w:pPr>
+        <w:numPr>
+          <w:ilvl w:val="0"/>
+          <w:numId w:val="7"/>
+        </w:numPr>
+        <w:ind w:left="720" w:hanging="360"/>
+        <w:jc w:val="both"/>
+        <w:rPr>
+          <w:u w:val="none"/>
+        </w:rPr>
+      </w:pPr>
+      <w:r>
+        <w:rPr>
+          <w:rtl w:val="0"/>
+        </w:rPr>
+        <w:t xml:space="preserve">Los colores, íconos y “estados” de las cosas, deben estar descritos en algún lugar. De alguna manera se debe poder acceder al significado que tiene cada uno de estos recursos.</w:t>
+      </w:r>
+    </w:p>
+    <w:p>
+      <w:pPr>
+        <w:ind w:left="720" w:firstLine="0"/>
+        <w:jc w:val="both"/>
+        <w:rPr/>
+      </w:pPr>
+      <w:r>
+        <w:rPr>
+          <w:rtl w:val="0"/>
+        </w:rPr>
+      </w:r>
+    </w:p>
+    <w:p>
+      <w:pPr>
+        <w:numPr>
+          <w:ilvl w:val="0"/>
+          <w:numId w:val="7"/>
+        </w:numPr>
+        <w:ind w:left="720" w:hanging="360"/>
+        <w:jc w:val="both"/>
+        <w:rPr>
+          <w:u w:val="none"/>
+        </w:rPr>
+      </w:pPr>
+      <w:r>
+        <w:rPr>
+          <w:rtl w:val="0"/>
+        </w:rPr>
+        <w:t xml:space="preserve">En el prototipo no se muestra ningúna manera de buscar o filtrar tareas, que sería muy útil (y hasta necesario).</w:t>
+      </w:r>
+    </w:p>
+    <w:p>
+      <w:pPr>
+        <w:ind w:left="720" w:firstLine="0"/>
+        <w:jc w:val="both"/>
+        <w:rPr/>
+      </w:pPr>
+      <w:r>
+        <w:rPr>
+          <w:rtl w:val="0"/>
+        </w:rPr>
+      </w:r>
+    </w:p>
+    <w:p>
+      <w:pPr>
+        <w:numPr>
+          <w:ilvl w:val="0"/>
+          <w:numId w:val="7"/>
+        </w:numPr>
+        <w:ind w:left="720" w:hanging="360"/>
+        <w:jc w:val="both"/>
+        <w:rPr>
+          <w:u w:val="none"/>
+        </w:rPr>
+      </w:pPr>
+      <w:r>
+        <w:rPr>
+          <w:rtl w:val="0"/>
+        </w:rPr>
+        <w:t xml:space="preserve">El gráfico que utilizamos para las métricas no es favorable para mostrar el progreso a lo largo del proyecto.</w:t>
+      </w:r>
+    </w:p>
+    <w:p>
+      <w:pPr>
+        <w:ind w:left="720" w:firstLine="0"/>
+        <w:jc w:val="both"/>
+        <w:rPr/>
+      </w:pPr>
+      <w:r>
+        <w:rPr>
+          <w:rtl w:val="0"/>
+        </w:rPr>
+      </w:r>
+    </w:p>
+    <w:p>
+      <w:pPr>
+        <w:numPr>
+          <w:ilvl w:val="0"/>
+          <w:numId w:val="7"/>
+        </w:numPr>
+        <w:ind w:left="720" w:hanging="360"/>
+        <w:jc w:val="both"/>
+        <w:rPr>
+          <w:u w:val="none"/>
+        </w:rPr>
+      </w:pPr>
+      <w:r>
+        <w:rPr>
+          <w:rtl w:val="0"/>
+        </w:rPr>
+        <w:t xml:space="preserve">Estimación: si bien está bien calculada y tienen sentido los casos optimista y pesimista, no es del todo realista. El caso más probable es similar a lo que se espera del caso optimista si éste fuera realista. La estimación está bien hecha, solo hay que considerar los factores que tenemos en cuenta.</w:t>
       </w:r>
     </w:p>
     <w:p>
@@ -2556,530 +2037,456 @@
           <w:szCs w:val="38"/>
           <w:rtl w:val="0"/>
         </w:rPr>
-        <w:t xml:space="preserve">•┈••✦ Etapa Elaboración Iteración 1 ✦••┈•</w:t>
-      </w:r>
-      <w:r>
-        <w:rPr>
-          <w:rtl w:val="0"/>
-        </w:rPr>
-      </w:r>
-    </w:p>
-    <w:p>
-      <w:pPr>
-        <w:jc w:val="both"/>
-        <w:rPr/>
-      </w:pPr>
-      <w:r>
-        <w:rPr>
-          <w:rtl w:val="0"/>
-        </w:rPr>
-      </w:r>
-    </w:p>
-    <w:p>
-      <w:pPr>
-        <w:jc w:val="both"/>
-        <w:rPr/>
-      </w:pPr>
-      <w:r>
-        <w:rPr>
-          <w:rtl w:val="0"/>
-        </w:rPr>
-        <w:t xml:space="preserve">09/09/25 Presentación 07</w:t>
-      </w:r>
-    </w:p>
-    <w:p>
-      <w:pPr>
-        <w:jc w:val="both"/>
-        <w:rPr/>
-      </w:pPr>
-      <w:r>
-        <w:rPr>
-          <w:rtl w:val="0"/>
-        </w:rPr>
-      </w:r>
-    </w:p>
-    <w:p>
-      <w:pPr>
-        <w:numPr>
-          <w:ilvl w:val="0"/>
-          <w:numId w:val="14"/>
-        </w:numPr>
-        <w:ind w:left="720" w:hanging="360"/>
-        <w:jc w:val="both"/>
-        <w:rPr>
-          <w:u w:val="none"/>
-        </w:rPr>
-      </w:pPr>
-      <w:r>
-        <w:rPr>
-          <w:rtl w:val="0"/>
-        </w:rPr>
-        <w:t xml:space="preserve">Los riesgos que presentamos son muy pocos.</w:t>
-      </w:r>
-    </w:p>
-    <w:p>
-      <w:pPr>
-        <w:ind w:left="720" w:firstLine="0"/>
-        <w:jc w:val="both"/>
-        <w:rPr/>
-      </w:pPr>
-      <w:r>
-        <w:rPr>
-          <w:rtl w:val="0"/>
-        </w:rPr>
-      </w:r>
-    </w:p>
-    <w:p>
-      <w:pPr>
-        <w:numPr>
-          <w:ilvl w:val="0"/>
-          <w:numId w:val="14"/>
-        </w:numPr>
-        <w:ind w:left="720" w:hanging="360"/>
-        <w:jc w:val="both"/>
-        <w:rPr>
-          <w:u w:val="none"/>
-        </w:rPr>
-      </w:pPr>
-      <w:r>
-        <w:rPr>
-          <w:rtl w:val="0"/>
-        </w:rPr>
-        <w:t xml:space="preserve">El plan de iteración debería haber sido presentado en formato de tabla, tal como nos lo plantearon en la plantilla.</w:t>
-      </w:r>
-    </w:p>
-    <w:p>
-      <w:pPr>
-        <w:ind w:left="720" w:firstLine="0"/>
-        <w:jc w:val="both"/>
-        <w:rPr/>
-      </w:pPr>
-      <w:r>
-        <w:rPr>
-          <w:rtl w:val="0"/>
-        </w:rPr>
-      </w:r>
-    </w:p>
-    <w:p>
-      <w:pPr>
-        <w:numPr>
-          <w:ilvl w:val="0"/>
-          <w:numId w:val="14"/>
-        </w:numPr>
-        <w:ind w:left="720" w:hanging="360"/>
-        <w:jc w:val="both"/>
-        <w:rPr>
-          <w:u w:val="none"/>
-        </w:rPr>
-      </w:pPr>
-      <w:r>
-        <w:rPr>
-          <w:rtl w:val="0"/>
-        </w:rPr>
-        <w:t xml:space="preserve">Al haber varios miembros implicados en una misma tarea, se debe especificar cuál está involucrado con qué parte específica de la tarea.</w:t>
-      </w:r>
-    </w:p>
-    <w:p>
-      <w:pPr>
-        <w:ind w:left="720" w:firstLine="0"/>
-        <w:jc w:val="both"/>
-        <w:rPr/>
-      </w:pPr>
-      <w:r>
-        <w:rPr>
-          <w:rtl w:val="0"/>
-        </w:rPr>
-      </w:r>
-    </w:p>
-    <w:p>
-      <w:pPr>
-        <w:numPr>
-          <w:ilvl w:val="0"/>
-          <w:numId w:val="14"/>
-        </w:numPr>
-        <w:ind w:left="720" w:hanging="360"/>
-        <w:jc w:val="both"/>
-        <w:rPr>
-          <w:u w:val="none"/>
-        </w:rPr>
-      </w:pPr>
-      <w:r>
-        <w:rPr>
-          <w:rtl w:val="0"/>
-        </w:rPr>
-        <w:t xml:space="preserve">Los tiempos que se muestran deben ser categorizados.</w:t>
-      </w:r>
-    </w:p>
-    <w:p>
-      <w:pPr>
-        <w:ind w:left="720" w:firstLine="0"/>
-        <w:jc w:val="both"/>
-        <w:rPr/>
-      </w:pPr>
-      <w:r>
-        <w:rPr>
-          <w:rtl w:val="0"/>
-        </w:rPr>
-      </w:r>
-    </w:p>
-    <w:p>
-      <w:pPr>
-        <w:numPr>
-          <w:ilvl w:val="0"/>
-          <w:numId w:val="14"/>
-        </w:numPr>
-        <w:ind w:left="720" w:hanging="360"/>
-        <w:jc w:val="both"/>
-        <w:rPr>
-          <w:u w:val="none"/>
-        </w:rPr>
-      </w:pPr>
-      <w:r>
-        <w:rPr>
-          <w:rtl w:val="0"/>
-        </w:rPr>
-        <w:t xml:space="preserve">Además, al mostrar el gráfico del tiempo invertido, sabemos mostrar el tiempo total invertido desde el inicio del proyecto hasta su estado actual, no solo durante la última semana. Además, deberíamos poder hacer una comparativa de esto sobre la planificación.</w:t>
-      </w:r>
-    </w:p>
-    <w:p>
-      <w:pPr>
-        <w:ind w:left="720" w:firstLine="0"/>
-        <w:jc w:val="both"/>
-        <w:rPr/>
-      </w:pPr>
-      <w:r>
-        <w:rPr>
-          <w:rtl w:val="0"/>
-        </w:rPr>
-      </w:r>
-    </w:p>
-    <w:p>
-      <w:pPr>
-        <w:numPr>
-          <w:ilvl w:val="0"/>
-          <w:numId w:val="14"/>
-        </w:numPr>
-        <w:ind w:left="720" w:hanging="360"/>
-        <w:jc w:val="both"/>
-        <w:rPr>
-          <w:u w:val="none"/>
-        </w:rPr>
-      </w:pPr>
-      <w:r>
-        <w:rPr>
-          <w:rtl w:val="0"/>
-        </w:rPr>
-        <w:t xml:space="preserve">No hace falta dar una descripción, en las presentaciones, sobre el contenido o el propósito del documento. Es mejor enfocarse en los avances logrados sobre este documento.</w:t>
-      </w:r>
-    </w:p>
-    <w:p>
-      <w:pPr>
-        <w:ind w:left="720" w:firstLine="0"/>
-        <w:jc w:val="both"/>
-        <w:rPr/>
-      </w:pPr>
-      <w:r>
-        <w:rPr>
-          <w:rtl w:val="0"/>
-        </w:rPr>
-      </w:r>
-    </w:p>
-    <w:p>
-      <w:pPr>
-        <w:numPr>
-          <w:ilvl w:val="0"/>
-          <w:numId w:val="14"/>
-        </w:numPr>
-        <w:ind w:left="720" w:hanging="360"/>
-        <w:jc w:val="both"/>
-        <w:rPr>
-          <w:u w:val="none"/>
-        </w:rPr>
-      </w:pPr>
-      <w:r>
-        <w:rPr>
-          <w:rtl w:val="0"/>
-        </w:rPr>
-        <w:t xml:space="preserve">En esta presentación parece que repetimos mucho en todos lados los roles o las tareas que hace cada uno.</w:t>
-      </w:r>
-    </w:p>
-    <w:p>
-      <w:pPr>
-        <w:ind w:left="720" w:firstLine="0"/>
-        <w:jc w:val="both"/>
-        <w:rPr/>
-      </w:pPr>
-      <w:r>
-        <w:rPr>
-          <w:rtl w:val="0"/>
-        </w:rPr>
-      </w:r>
-    </w:p>
-    <w:p>
-      <w:pPr>
-        <w:numPr>
-          <w:ilvl w:val="0"/>
-          <w:numId w:val="14"/>
-        </w:numPr>
-        <w:ind w:left="720" w:hanging="360"/>
-        <w:jc w:val="both"/>
-        <w:rPr>
-          <w:u w:val="none"/>
-        </w:rPr>
-      </w:pPr>
-      <w:r>
-        <w:rPr>
-          <w:rtl w:val="0"/>
-        </w:rPr>
-        <w:t xml:space="preserve">Hubo algunas diapositivas, como la de los commits, que a los profes les interesaba más que hubiéramos detallado, y pasamos muy rápido.</w:t>
-      </w:r>
-    </w:p>
-    <w:p>
-      <w:pPr>
-        <w:ind w:left="720" w:firstLine="0"/>
-        <w:jc w:val="both"/>
-        <w:rPr/>
-      </w:pPr>
-      <w:r>
-        <w:rPr>
-          <w:rtl w:val="0"/>
-        </w:rPr>
-      </w:r>
-    </w:p>
-    <w:p>
-      <w:pPr>
-        <w:numPr>
-          <w:ilvl w:val="0"/>
-          <w:numId w:val="14"/>
-        </w:numPr>
-        <w:ind w:left="720" w:hanging="360"/>
-        <w:jc w:val="both"/>
-        <w:rPr>
-          <w:u w:val="none"/>
-        </w:rPr>
-      </w:pPr>
-      <w:r>
-        <w:rPr>
-          <w:rtl w:val="0"/>
-        </w:rPr>
-        <w:t xml:space="preserve">En el ejercicio de la estimación del precio general del proyecto, los valores seleccionados no tenían justificación y su rango era demasiado amplio (min 3mill, max 12mill.).</w:t>
-      </w:r>
-    </w:p>
-    <w:p>
-      <w:pPr>
-        <w:ind w:left="720" w:firstLine="0"/>
-        <w:jc w:val="both"/>
-        <w:rPr/>
-      </w:pPr>
-      <w:r>
-        <w:rPr>
-          <w:rtl w:val="0"/>
-        </w:rPr>
-      </w:r>
-    </w:p>
-    <w:p>
-      <w:pPr>
-        <w:numPr>
-          <w:ilvl w:val="0"/>
-          <w:numId w:val="14"/>
-        </w:numPr>
-        <w:ind w:left="720" w:hanging="360"/>
-        <w:jc w:val="both"/>
-        <w:rPr>
-          <w:u w:val="none"/>
-        </w:rPr>
-      </w:pPr>
-      <w:r>
-        <w:rPr>
-          <w:rtl w:val="0"/>
-        </w:rPr>
-        <w:t xml:space="preserve">En la propuesta técnica hay cosas que, a pesar de que durante las presentaciones nosotros expresamos tener definidas, no especificamos en el documento correspondiente.</w:t>
-      </w:r>
-    </w:p>
-    <w:p>
-      <w:pPr>
-        <w:ind w:left="720" w:firstLine="0"/>
-        <w:jc w:val="both"/>
-        <w:rPr/>
-      </w:pPr>
-      <w:r>
-        <w:rPr>
-          <w:rtl w:val="0"/>
-        </w:rPr>
-      </w:r>
-    </w:p>
-    <w:p>
-      <w:pPr>
-        <w:numPr>
-          <w:ilvl w:val="0"/>
-          <w:numId w:val="14"/>
-        </w:numPr>
-        <w:ind w:left="720" w:hanging="360"/>
-        <w:jc w:val="both"/>
-        <w:rPr>
-          <w:u w:val="none"/>
-        </w:rPr>
-      </w:pPr>
-      <w:r>
-        <w:rPr>
-          <w:rtl w:val="0"/>
-        </w:rPr>
-        <w:t xml:space="preserve">Algosobre el Requerimiento 6, no llegué a anotar si era una duda que tenía Karim sobre el requerimiento o si ese y uno más eran los únicos requerimientos que tenían algún tipo de valor, el resto son #”decorado” según él.</w:t>
-      </w:r>
-    </w:p>
-    <w:p>
-      <w:pPr>
-        <w:ind w:left="720" w:firstLine="0"/>
-        <w:jc w:val="both"/>
-        <w:rPr/>
-      </w:pPr>
-      <w:r>
-        <w:rPr>
-          <w:rtl w:val="0"/>
-        </w:rPr>
-      </w:r>
-    </w:p>
-    <w:p>
-      <w:pPr>
-        <w:numPr>
-          <w:ilvl w:val="0"/>
-          <w:numId w:val="14"/>
-        </w:numPr>
-        <w:ind w:left="720" w:hanging="360"/>
-        <w:jc w:val="both"/>
-        <w:rPr>
-          <w:u w:val="none"/>
-        </w:rPr>
-      </w:pPr>
-      <w:r>
-        <w:rPr>
-          <w:rtl w:val="0"/>
-        </w:rPr>
-        <w:t xml:space="preserve">Los detalles sobre la gestión de configuración que Gonza menciona en la presentación, no se encuentran detallados en el documento.</w:t>
-      </w:r>
-    </w:p>
-    <w:p>
-      <w:pPr>
-        <w:ind w:left="720" w:firstLine="0"/>
-        <w:jc w:val="both"/>
-        <w:rPr/>
-      </w:pPr>
-      <w:r>
-        <w:rPr>
-          <w:rtl w:val="0"/>
-        </w:rPr>
-      </w:r>
-    </w:p>
-    <w:p>
-      <w:pPr>
-        <w:numPr>
-          <w:ilvl w:val="0"/>
-          <w:numId w:val="14"/>
-        </w:numPr>
-        <w:ind w:left="720" w:hanging="360"/>
-        <w:jc w:val="both"/>
-        <w:rPr>
-          <w:u w:val="none"/>
-        </w:rPr>
-      </w:pPr>
-      <w:r>
-        <w:rPr>
-          <w:rtl w:val="0"/>
-        </w:rPr>
-        <w:t xml:space="preserve">Las métricas están bien detalladas en el documento, pero no lo suficientemente bien detalladas en la presentación.</w:t>
-      </w:r>
-    </w:p>
-    <w:p>
-      <w:pPr>
-        <w:ind w:left="720" w:firstLine="0"/>
-        <w:jc w:val="both"/>
-        <w:rPr/>
-      </w:pPr>
-      <w:r>
-        <w:rPr>
-          <w:rtl w:val="0"/>
-        </w:rPr>
-      </w:r>
-    </w:p>
-    <w:p>
-      <w:pPr>
-        <w:numPr>
-          <w:ilvl w:val="0"/>
-          <w:numId w:val="14"/>
-        </w:numPr>
-        <w:ind w:left="720" w:hanging="360"/>
-        <w:jc w:val="both"/>
-        <w:rPr>
-          <w:u w:val="none"/>
-        </w:rPr>
-      </w:pPr>
-      <w:r>
-        <w:rPr>
-          <w:rtl w:val="0"/>
-        </w:rPr>
-        <w:t xml:space="preserve">El plan de iteración debería estar hecho de manera que de solo verlo cada uno sepa qué debe hacer, sobre qué documento, y en qué momento hacerlo. Además, debe ayudar a resolver la superposición de tareas entre miembros o sobrecarga de tareas sobre un miembro en específico.</w:t>
-      </w:r>
-    </w:p>
-    <w:p>
-      <w:pPr>
-        <w:ind w:left="720" w:firstLine="0"/>
-        <w:jc w:val="both"/>
-        <w:rPr/>
-      </w:pPr>
-      <w:r>
-        <w:rPr>
-          <w:rtl w:val="0"/>
-        </w:rPr>
-      </w:r>
-    </w:p>
-    <w:p>
-      <w:pPr>
-        <w:numPr>
-          <w:ilvl w:val="0"/>
-          <w:numId w:val="14"/>
-        </w:numPr>
-        <w:ind w:left="720" w:hanging="360"/>
-        <w:jc w:val="both"/>
-        <w:rPr>
-          <w:u w:val="none"/>
-        </w:rPr>
-      </w:pPr>
-      <w:r>
-        <w:rPr>
-          <w:rtl w:val="0"/>
-        </w:rPr>
-        <w:t xml:space="preserve">Si la ejecución real de tareas no coincide con el plan, es decir, si llega a ocurrir un retraso en alguna tarea, no se debe cambiar el plan, sino que dicha tarea atrasada debe incluirse en la siguiente iteración. Una vez establecido, el plan no debe cambiarse.</w:t>
-      </w:r>
-    </w:p>
-    <w:p>
-      <w:pPr>
-        <w:ind w:left="720" w:firstLine="0"/>
-        <w:jc w:val="both"/>
-        <w:rPr/>
-      </w:pPr>
-      <w:r>
-        <w:rPr>
-          <w:rtl w:val="0"/>
-        </w:rPr>
-      </w:r>
-    </w:p>
-    <w:p>
-      <w:pPr>
-        <w:numPr>
-          <w:ilvl w:val="0"/>
-          <w:numId w:val="14"/>
-        </w:numPr>
-        <w:ind w:left="720" w:hanging="360"/>
-        <w:jc w:val="both"/>
-        <w:rPr>
-          <w:u w:val="none"/>
-        </w:rPr>
-      </w:pPr>
-      <w:r>
-        <w:rPr>
-          <w:rtl w:val="0"/>
-        </w:rPr>
-        <w:t xml:space="preserve">A partir de la siguiente presentación, debemos incluir las diapositivas de riesgos y casos de uso.</w:t>
+        <w:t xml:space="preserve">•┈••✦ ❤ ✦••┈•</w:t>
+      </w:r>
+      <w:r>
+        <w:rPr>
+          <w:rtl w:val="0"/>
+        </w:rPr>
+      </w:r>
+    </w:p>
+    <w:p>
+      <w:pPr>
+        <w:jc w:val="both"/>
+        <w:rPr/>
+      </w:pPr>
+      <w:r>
+        <w:rPr>
+          <w:rtl w:val="0"/>
+        </w:rPr>
+      </w:r>
+    </w:p>
+    <w:p>
+      <w:pPr>
+        <w:jc w:val="both"/>
+        <w:rPr/>
+      </w:pPr>
+      <w:r>
+        <w:rPr>
+          <w:rtl w:val="0"/>
+        </w:rPr>
+        <w:t xml:space="preserve">19/09/25 Presentación 09 </w:t>
+      </w:r>
+    </w:p>
+    <w:p>
+      <w:pPr>
+        <w:jc w:val="both"/>
+        <w:rPr/>
+      </w:pPr>
+      <w:r>
+        <w:rPr>
+          <w:rtl w:val="0"/>
+        </w:rPr>
+      </w:r>
+    </w:p>
+    <w:p>
+      <w:pPr>
+        <w:numPr>
+          <w:ilvl w:val="0"/>
+          <w:numId w:val="6"/>
+        </w:numPr>
+        <w:ind w:left="720" w:hanging="360"/>
+        <w:jc w:val="both"/>
+        <w:rPr>
+          <w:u w:val="none"/>
+        </w:rPr>
+      </w:pPr>
+      <w:r>
+        <w:rPr>
+          <w:rtl w:val="0"/>
+        </w:rPr>
+        <w:t xml:space="preserve">Hablar en plural. No decir “yo hice” sino “hicimos”.</w:t>
+      </w:r>
+    </w:p>
+    <w:p>
+      <w:pPr>
+        <w:ind w:left="720" w:firstLine="0"/>
+        <w:jc w:val="both"/>
+        <w:rPr/>
+      </w:pPr>
+      <w:r>
+        <w:rPr>
+          <w:rtl w:val="0"/>
+        </w:rPr>
+      </w:r>
+    </w:p>
+    <w:p>
+      <w:pPr>
+        <w:numPr>
+          <w:ilvl w:val="0"/>
+          <w:numId w:val="6"/>
+        </w:numPr>
+        <w:ind w:left="720" w:hanging="360"/>
+        <w:jc w:val="both"/>
+        <w:rPr>
+          <w:u w:val="none"/>
+        </w:rPr>
+      </w:pPr>
+      <w:r>
+        <w:rPr>
+          <w:rtl w:val="0"/>
+        </w:rPr>
+        <w:t xml:space="preserve">Con respecto al gráfico de convergencia de la estimación, lo que propone cocomo es lo que nosotros tenemos que construir en base a las estimaciones que tenemos. Estas estimaciones son 3 (mejor caso, peor caso, caso real) pero nosotros solo pusimos el caso real. Además, el gráfico se va construyendo a medida que pasa el tiempo y se van haciendo nuevas estimaciones, cada vez más precisas, de manera que se va haciendo el embudo. Por esto al principio no debe formar un embudo pq no tenemos todo lo que necesitamos ni el tiempo transcurrido como para que se refleje de esa manera en el gráfico de convergencia.</w:t>
+      </w:r>
+    </w:p>
+    <w:p>
+      <w:pPr>
+        <w:ind w:left="720" w:firstLine="0"/>
+        <w:jc w:val="both"/>
+        <w:rPr/>
+      </w:pPr>
+      <w:r>
+        <w:rPr>
+          <w:rtl w:val="0"/>
+        </w:rPr>
+      </w:r>
+    </w:p>
+    <w:p>
+      <w:pPr>
+        <w:numPr>
+          <w:ilvl w:val="0"/>
+          <w:numId w:val="6"/>
+        </w:numPr>
+        <w:ind w:left="720" w:hanging="360"/>
+        <w:jc w:val="both"/>
+        <w:rPr>
+          <w:u w:val="none"/>
+        </w:rPr>
+      </w:pPr>
+      <w:r>
+        <w:rPr>
+          <w:rtl w:val="0"/>
+        </w:rPr>
+        <w:t xml:space="preserve">Las fechas en ese gráfico tienen que representarse para los 3 casos que se /necesitan, no solo para uno./</w:t>
+      </w:r>
+    </w:p>
+    <w:p>
+      <w:pPr>
+        <w:ind w:left="720" w:firstLine="0"/>
+        <w:jc w:val="both"/>
+        <w:rPr/>
+      </w:pPr>
+      <w:r>
+        <w:rPr>
+          <w:rtl w:val="0"/>
+        </w:rPr>
+      </w:r>
+    </w:p>
+    <w:p>
+      <w:pPr>
+        <w:numPr>
+          <w:ilvl w:val="0"/>
+          <w:numId w:val="6"/>
+        </w:numPr>
+        <w:ind w:left="720" w:hanging="360"/>
+        <w:jc w:val="both"/>
+        <w:rPr>
+          <w:u w:val="none"/>
+        </w:rPr>
+      </w:pPr>
+      <w:r>
+        <w:rPr>
+          <w:rtl w:val="0"/>
+        </w:rPr>
+        <w:t xml:space="preserve">Hay que tomar en cuenta las métricas en la declaración de propósito y seleccionar las que vayan a servir para nuestro proyecto y analizar en función de qué se toman y qué mejoran. Por ejemplo, los requerimientos por unidad de tiempo no te sirven para algo en concreto pero sí te servirían los casos de uso por unidad de tiempo porque con eso estimas horas hombre y con eso tenes un margen de mejora, es decir, </w:t>
+      </w:r>
+      <w:r>
+        <w:rPr>
+          <w:rtl w:val="0"/>
+        </w:rPr>
+        <w:t xml:space="preserve">podes</w:t>
+      </w:r>
+      <w:r>
+        <w:rPr>
+          <w:rtl w:val="0"/>
+        </w:rPr>
+        <w:t xml:space="preserve"> ir midiendo y mejorando la cantidad de horas que te lleva desarrollar un caso de uso.</w:t>
+      </w:r>
+    </w:p>
+    <w:p>
+      <w:pPr>
+        <w:ind w:left="720" w:firstLine="0"/>
+        <w:jc w:val="both"/>
+        <w:rPr/>
+      </w:pPr>
+      <w:r>
+        <w:rPr>
+          <w:rtl w:val="0"/>
+        </w:rPr>
+      </w:r>
+    </w:p>
+    <w:p>
+      <w:pPr>
+        <w:numPr>
+          <w:ilvl w:val="0"/>
+          <w:numId w:val="6"/>
+        </w:numPr>
+        <w:ind w:left="720" w:hanging="360"/>
+        <w:jc w:val="both"/>
+        <w:rPr>
+          <w:u w:val="none"/>
+        </w:rPr>
+      </w:pPr>
+      <w:r>
+        <w:rPr>
+          <w:rtl w:val="0"/>
+        </w:rPr>
+        <w:t xml:space="preserve">La revisión de documentos tiene que ir más allá de errores de tipeo y ortografía, tiene que revisarse la consistencia del documento, su completitud, y que lo que tenga se corresponda con los requerimientos y el proyecto y el propósito.</w:t>
+      </w:r>
+    </w:p>
+    <w:p>
+      <w:pPr>
+        <w:ind w:left="720" w:firstLine="0"/>
+        <w:jc w:val="both"/>
+        <w:rPr/>
+      </w:pPr>
+      <w:r>
+        <w:rPr>
+          <w:rtl w:val="0"/>
+        </w:rPr>
+      </w:r>
+    </w:p>
+    <w:p>
+      <w:pPr>
+        <w:numPr>
+          <w:ilvl w:val="0"/>
+          <w:numId w:val="6"/>
+        </w:numPr>
+        <w:ind w:left="720" w:hanging="360"/>
+        <w:jc w:val="both"/>
+        <w:rPr>
+          <w:u w:val="none"/>
+        </w:rPr>
+      </w:pPr>
+      <w:r>
+        <w:rPr>
+          <w:rtl w:val="0"/>
+        </w:rPr>
+        <w:t xml:space="preserve">El documento de herramientas y tecnologías está bien pero falta detallar cómo y para qué específicamente se utiliza cada herramienta.</w:t>
+      </w:r>
+    </w:p>
+    <w:p>
+      <w:pPr>
+        <w:ind w:left="720" w:firstLine="0"/>
+        <w:jc w:val="both"/>
+        <w:rPr/>
+      </w:pPr>
+      <w:r>
+        <w:rPr>
+          <w:rtl w:val="0"/>
+        </w:rPr>
+      </w:r>
+    </w:p>
+    <w:p>
+      <w:pPr>
+        <w:numPr>
+          <w:ilvl w:val="0"/>
+          <w:numId w:val="6"/>
+        </w:numPr>
+        <w:ind w:left="720" w:hanging="360"/>
+        <w:jc w:val="both"/>
+        <w:rPr>
+          <w:u w:val="none"/>
+        </w:rPr>
+      </w:pPr>
+      <w:r>
+        <w:rPr>
+          <w:rtl w:val="0"/>
+        </w:rPr>
+        <w:t xml:space="preserve">La especificación de requerimientos no está mal pero hay bastantes cosas para corregir. Por ejemplo, las interfaces definidas no son claras ni están satisfactoriamente descritas. Y hay algunas cosas incompletas más.</w:t>
+      </w:r>
+    </w:p>
+    <w:p>
+      <w:pPr>
+        <w:ind w:left="720" w:firstLine="0"/>
+        <w:jc w:val="both"/>
+        <w:rPr/>
+      </w:pPr>
+      <w:r>
+        <w:rPr>
+          <w:rtl w:val="0"/>
+        </w:rPr>
+      </w:r>
+    </w:p>
+    <w:p>
+      <w:pPr>
+        <w:numPr>
+          <w:ilvl w:val="0"/>
+          <w:numId w:val="6"/>
+        </w:numPr>
+        <w:ind w:left="720" w:hanging="360"/>
+        <w:jc w:val="both"/>
+        <w:rPr>
+          <w:u w:val="none"/>
+        </w:rPr>
+      </w:pPr>
+      <w:r>
+        <w:rPr>
+          <w:rtl w:val="0"/>
+        </w:rPr>
+        <w:t xml:space="preserve">Karim quiere que integremos con toggl o algo así.</w:t>
+      </w:r>
+    </w:p>
+    <w:p>
+      <w:pPr>
+        <w:ind w:left="720" w:firstLine="0"/>
+        <w:jc w:val="both"/>
+        <w:rPr/>
+      </w:pPr>
+      <w:r>
+        <w:rPr>
+          <w:rtl w:val="0"/>
+        </w:rPr>
+      </w:r>
+    </w:p>
+    <w:p>
+      <w:pPr>
+        <w:numPr>
+          <w:ilvl w:val="0"/>
+          <w:numId w:val="6"/>
+        </w:numPr>
+        <w:ind w:left="720" w:hanging="360"/>
+        <w:jc w:val="both"/>
+        <w:rPr>
+          <w:u w:val="none"/>
+        </w:rPr>
+      </w:pPr>
+      <w:r>
+        <w:rPr>
+          <w:rtl w:val="0"/>
+        </w:rPr>
+        <w:t xml:space="preserve">Durante la presentación de la presentación hay que arrancar con el pie derecho, decir bien los nombres (recordar lo decir nombre completo) y tener bien claro lo que se va a decir.</w:t>
+      </w:r>
+    </w:p>
+    <w:p>
+      <w:pPr>
+        <w:ind w:left="720" w:firstLine="0"/>
+        <w:jc w:val="both"/>
+        <w:rPr/>
+      </w:pPr>
+      <w:r>
+        <w:rPr>
+          <w:rtl w:val="0"/>
+        </w:rPr>
+      </w:r>
+    </w:p>
+    <w:p>
+      <w:pPr>
+        <w:numPr>
+          <w:ilvl w:val="0"/>
+          <w:numId w:val="6"/>
+        </w:numPr>
+        <w:ind w:left="720" w:hanging="360"/>
+        <w:jc w:val="both"/>
+        <w:rPr>
+          <w:u w:val="none"/>
+        </w:rPr>
+      </w:pPr>
+      <w:r>
+        <w:rPr>
+          <w:rtl w:val="0"/>
+        </w:rPr>
+        <w:t xml:space="preserve">Cuando se presentan los riesgos, es importante que mostremos detalles del riesgo pero no es necesario leerlos, es suficiente con ponerlos a la vista. Enfocarse en los riesgos que causan preocupación y la manera en la que los manejamos.</w:t>
+      </w:r>
+    </w:p>
+    <w:p>
+      <w:pPr>
+        <w:ind w:left="720" w:firstLine="0"/>
+        <w:jc w:val="both"/>
+        <w:rPr/>
+      </w:pPr>
+      <w:r>
+        <w:rPr>
+          <w:rtl w:val="0"/>
+        </w:rPr>
+      </w:r>
+    </w:p>
+    <w:p>
+      <w:pPr>
+        <w:numPr>
+          <w:ilvl w:val="0"/>
+          <w:numId w:val="6"/>
+        </w:numPr>
+        <w:ind w:left="720" w:hanging="360"/>
+        <w:jc w:val="both"/>
+        <w:rPr>
+          <w:u w:val="none"/>
+        </w:rPr>
+      </w:pPr>
+      <w:r>
+        <w:rPr>
+          <w:rtl w:val="0"/>
+        </w:rPr>
+        <w:t xml:space="preserve">Importante. Los profes quieren disponer de un usuario administrador que pueda gestionar usuarios, gestionar proyectos, asignar usuarios a proyectos (o proyectos a usuarios, ver) y ver reportes (ver la situación de los proyectos).</w:t>
+      </w:r>
+    </w:p>
+    <w:p>
+      <w:pPr>
+        <w:ind w:left="720" w:firstLine="0"/>
+        <w:jc w:val="both"/>
+        <w:rPr/>
+      </w:pPr>
+      <w:r>
+        <w:rPr>
+          <w:rtl w:val="0"/>
+        </w:rPr>
+      </w:r>
+    </w:p>
+    <w:p>
+      <w:pPr>
+        <w:numPr>
+          <w:ilvl w:val="0"/>
+          <w:numId w:val="5"/>
+        </w:numPr>
+        <w:ind w:left="1440" w:hanging="360"/>
+        <w:jc w:val="both"/>
+        <w:rPr>
+          <w:u w:val="none"/>
+        </w:rPr>
+      </w:pPr>
+      <w:r>
+        <w:rPr>
+          <w:rtl w:val="0"/>
+        </w:rPr>
+        <w:t xml:space="preserve">Duración presentación: 16min</w:t>
+      </w:r>
+    </w:p>
+    <w:p>
+      <w:pPr>
+        <w:numPr>
+          <w:ilvl w:val="0"/>
+          <w:numId w:val="5"/>
+        </w:numPr>
+        <w:ind w:left="1440" w:hanging="360"/>
+        <w:jc w:val="both"/>
+        <w:rPr>
+          <w:u w:val="none"/>
+        </w:rPr>
+      </w:pPr>
+      <w:r>
+        <w:rPr>
+          <w:rtl w:val="0"/>
+        </w:rPr>
+        <w:t xml:space="preserve">Duración devolución: 29min</w:t>
+      </w:r>
+    </w:p>
+    <w:p>
+      <w:pPr>
+        <w:numPr>
+          <w:ilvl w:val="0"/>
+          <w:numId w:val="5"/>
+        </w:numPr>
+        <w:ind w:left="1440" w:hanging="360"/>
+        <w:jc w:val="both"/>
+        <w:rPr>
+          <w:u w:val="none"/>
+        </w:rPr>
+      </w:pPr>
+      <w:r>
+        <w:rPr>
+          <w:rtl w:val="0"/>
+        </w:rPr>
+        <w:t xml:space="preserve">Duración total: 45min</w:t>
       </w:r>
     </w:p>
     <w:p>
@@ -3096,10 +2503,7 @@
     <w:p>
       <w:pPr>
         <w:jc w:val="center"/>
-        <w:rPr>
-          <w:sz w:val="38"/>
-          <w:szCs w:val="38"/>
-        </w:rPr>
+        <w:rPr/>
       </w:pPr>
       <w:r>
         <w:rPr>
@@ -3110,13 +2514,886 @@
         </w:rPr>
         <w:t xml:space="preserve">•┈••✦ ❤ ✦••┈•</w:t>
       </w:r>
+      <w:r>
+        <w:rPr>
+          <w:rtl w:val="0"/>
+        </w:rPr>
+      </w:r>
+    </w:p>
+    <w:p>
+      <w:pPr>
+        <w:jc w:val="both"/>
+        <w:rPr/>
+      </w:pPr>
+      <w:r>
+        <w:rPr>
+          <w:rtl w:val="0"/>
+        </w:rPr>
+      </w:r>
+    </w:p>
+    <w:p>
+      <w:pPr>
+        <w:jc w:val="both"/>
+        <w:rPr/>
+      </w:pPr>
+      <w:r>
+        <w:rPr>
+          <w:rtl w:val="0"/>
+        </w:rPr>
+        <w:t xml:space="preserve">16/09/25 Presentación 08</w:t>
+      </w:r>
+    </w:p>
+    <w:p>
+      <w:pPr>
+        <w:numPr>
+          <w:ilvl w:val="0"/>
+          <w:numId w:val="11"/>
+        </w:numPr>
+        <w:ind w:left="720" w:hanging="360"/>
+        <w:jc w:val="both"/>
+        <w:rPr>
+          <w:u w:val="none"/>
+        </w:rPr>
+      </w:pPr>
+      <w:r>
+        <w:rPr>
+          <w:rtl w:val="0"/>
+        </w:rPr>
+        <w:t xml:space="preserve">Los gráficos deben tener título tanto para el gráfico en sí como para los ejes.</w:t>
+      </w:r>
+    </w:p>
+    <w:p>
+      <w:pPr>
+        <w:ind w:left="720" w:firstLine="0"/>
+        <w:jc w:val="both"/>
+        <w:rPr/>
+      </w:pPr>
+      <w:r>
+        <w:rPr>
+          <w:rtl w:val="0"/>
+        </w:rPr>
+      </w:r>
+    </w:p>
+    <w:p>
+      <w:pPr>
+        <w:numPr>
+          <w:ilvl w:val="0"/>
+          <w:numId w:val="11"/>
+        </w:numPr>
+        <w:ind w:left="720" w:hanging="360"/>
+        <w:jc w:val="both"/>
+        <w:rPr>
+          <w:u w:val="none"/>
+        </w:rPr>
+      </w:pPr>
+      <w:r>
+        <w:rPr>
+          <w:rtl w:val="0"/>
+        </w:rPr>
+        <w:t xml:space="preserve">Hay riesgos que no tienen plan de mitigación (presentamos 3, quedaban 5)</w:t>
+      </w:r>
+    </w:p>
+    <w:p>
+      <w:pPr>
+        <w:ind w:left="720" w:firstLine="0"/>
+        <w:jc w:val="both"/>
+        <w:rPr/>
+      </w:pPr>
+      <w:r>
+        <w:rPr>
+          <w:rtl w:val="0"/>
+        </w:rPr>
+      </w:r>
+    </w:p>
+    <w:p>
+      <w:pPr>
+        <w:numPr>
+          <w:ilvl w:val="0"/>
+          <w:numId w:val="11"/>
+        </w:numPr>
+        <w:ind w:left="720" w:hanging="360"/>
+        <w:jc w:val="both"/>
+        <w:rPr>
+          <w:u w:val="none"/>
+        </w:rPr>
+      </w:pPr>
+      <w:r>
+        <w:rPr>
+          <w:rtl w:val="0"/>
+        </w:rPr>
+        <w:t xml:space="preserve">No pusimos los Casos de Uso</w:t>
+      </w:r>
+    </w:p>
+    <w:p>
+      <w:pPr>
+        <w:ind w:left="720" w:firstLine="0"/>
+        <w:jc w:val="both"/>
+        <w:rPr/>
+      </w:pPr>
+      <w:r>
+        <w:rPr>
+          <w:rtl w:val="0"/>
+        </w:rPr>
+      </w:r>
+    </w:p>
+    <w:p>
+      <w:pPr>
+        <w:numPr>
+          <w:ilvl w:val="0"/>
+          <w:numId w:val="11"/>
+        </w:numPr>
+        <w:ind w:left="720" w:hanging="360"/>
+        <w:jc w:val="both"/>
+        <w:rPr>
+          <w:u w:val="none"/>
+        </w:rPr>
+      </w:pPr>
+      <w:r>
+        <w:rPr>
+          <w:rtl w:val="0"/>
+        </w:rPr>
+        <w:t xml:space="preserve">Para cualquier tipo de plan, no asignar a las tareas plazos que sean más grandes que la iteración. Asignar momento específico de la iteración en el que se desarrollará la tarea.</w:t>
+      </w:r>
+    </w:p>
+    <w:p>
+      <w:pPr>
+        <w:ind w:left="720" w:firstLine="0"/>
+        <w:jc w:val="both"/>
+        <w:rPr/>
+      </w:pPr>
+      <w:r>
+        <w:rPr>
+          <w:rtl w:val="0"/>
+        </w:rPr>
+      </w:r>
+    </w:p>
+    <w:p>
+      <w:pPr>
+        <w:numPr>
+          <w:ilvl w:val="0"/>
+          <w:numId w:val="11"/>
+        </w:numPr>
+        <w:ind w:left="720" w:hanging="360"/>
+        <w:jc w:val="both"/>
+        <w:rPr>
+          <w:u w:val="none"/>
+        </w:rPr>
+      </w:pPr>
+      <w:r>
+        <w:rPr>
+          <w:rtl w:val="0"/>
+        </w:rPr>
+        <w:t xml:space="preserve">Las métricas deben tener un valor planificado y un valor ejecutado para tener margen de comparación. Además son por iteración.</w:t>
+      </w:r>
+    </w:p>
+    <w:p>
+      <w:pPr>
+        <w:ind w:left="720" w:firstLine="0"/>
+        <w:jc w:val="both"/>
+        <w:rPr/>
+      </w:pPr>
+      <w:r>
+        <w:rPr>
+          <w:rtl w:val="0"/>
+        </w:rPr>
+      </w:r>
+    </w:p>
+    <w:p>
+      <w:pPr>
+        <w:numPr>
+          <w:ilvl w:val="0"/>
+          <w:numId w:val="11"/>
+        </w:numPr>
+        <w:ind w:left="720" w:hanging="360"/>
+        <w:jc w:val="both"/>
+        <w:rPr>
+          <w:u w:val="none"/>
+        </w:rPr>
+      </w:pPr>
+      <w:r>
+        <w:rPr>
+          <w:rtl w:val="0"/>
+        </w:rPr>
+        <w:t xml:space="preserve">La estimación está mal realizada. El valor que brinda la metodología que utilizamos, es del 40%. El 60% restante es el que debemos agregar nosotros, o algo así entendí. </w:t>
+      </w:r>
+    </w:p>
+    <w:p>
+      <w:pPr>
+        <w:ind w:left="720" w:firstLine="0"/>
+        <w:jc w:val="both"/>
+        <w:rPr/>
+      </w:pPr>
+      <w:r>
+        <w:rPr>
+          <w:rtl w:val="0"/>
+        </w:rPr>
+      </w:r>
+    </w:p>
+    <w:p>
+      <w:pPr>
+        <w:numPr>
+          <w:ilvl w:val="0"/>
+          <w:numId w:val="11"/>
+        </w:numPr>
+        <w:ind w:left="720" w:hanging="360"/>
+        <w:jc w:val="both"/>
+        <w:rPr>
+          <w:u w:val="none"/>
+        </w:rPr>
+      </w:pPr>
+      <w:r>
+        <w:rPr>
+          <w:rtl w:val="0"/>
+        </w:rPr>
+        <w:t xml:space="preserve">No pusimos el gráfico de estimación que se pide. Diapositivas obligatorias como riesgos, estimación y CU, deben ocupar una sola diapositiva y deben ser un resumen rápido no extremadamente detallado.</w:t>
+      </w:r>
+    </w:p>
+    <w:p>
+      <w:pPr>
+        <w:ind w:left="720" w:firstLine="0"/>
+        <w:jc w:val="both"/>
+        <w:rPr/>
+      </w:pPr>
+      <w:r>
+        <w:rPr>
+          <w:rtl w:val="0"/>
+        </w:rPr>
+      </w:r>
+    </w:p>
+    <w:p>
+      <w:pPr>
+        <w:numPr>
+          <w:ilvl w:val="0"/>
+          <w:numId w:val="11"/>
+        </w:numPr>
+        <w:ind w:left="720" w:hanging="360"/>
+        <w:jc w:val="both"/>
+        <w:rPr>
+          <w:u w:val="none"/>
+        </w:rPr>
+      </w:pPr>
+      <w:r>
+        <w:rPr>
+          <w:rtl w:val="0"/>
+        </w:rPr>
+        <w:t xml:space="preserve">El gráfico de estimación debe tener la fecha estimada de finalización puesta.</w:t>
+      </w:r>
+    </w:p>
+    <w:p>
+      <w:pPr>
+        <w:ind w:left="720" w:firstLine="0"/>
+        <w:jc w:val="both"/>
+        <w:rPr/>
+      </w:pPr>
+      <w:r>
+        <w:rPr>
+          <w:rtl w:val="0"/>
+        </w:rPr>
+      </w:r>
+    </w:p>
+    <w:p>
+      <w:pPr>
+        <w:numPr>
+          <w:ilvl w:val="0"/>
+          <w:numId w:val="11"/>
+        </w:numPr>
+        <w:ind w:left="720" w:hanging="360"/>
+        <w:jc w:val="both"/>
+        <w:rPr>
+          <w:u w:val="none"/>
+        </w:rPr>
+      </w:pPr>
+      <w:r>
+        <w:rPr>
+          <w:rtl w:val="0"/>
+        </w:rPr>
+        <w:t xml:space="preserve">La estimación se vio sobreestimada, aparentemente, porque los casos de uso están sobreestimados, no se como decirlo, pero puede que haya más casos de uso de los que realmente deberían. Con respecto a esto después nos dijeron que los crud son un solo caso de uso.</w:t>
+      </w:r>
+    </w:p>
+    <w:p>
+      <w:pPr>
+        <w:jc w:val="both"/>
+        <w:rPr/>
+      </w:pPr>
+      <w:r>
+        <w:rPr>
+          <w:rtl w:val="0"/>
+        </w:rPr>
+      </w:r>
     </w:p>
     <w:p>
       <w:pPr>
         <w:jc w:val="center"/>
-        <w:rPr>
+        <w:rPr/>
+      </w:pPr>
+      <w:r>
+        <w:rPr>
+          <w:rFonts w:ascii="Arial Unicode MS" w:cs="Arial Unicode MS" w:eastAsia="Arial Unicode MS" w:hAnsi="Arial Unicode MS"/>
           <w:sz w:val="38"/>
           <w:szCs w:val="38"/>
+          <w:rtl w:val="0"/>
+        </w:rPr>
+        <w:t xml:space="preserve">•┈••✦ Etapa Elaboración Iteración 1 ✦••┈•</w:t>
+      </w:r>
+      <w:r>
+        <w:rPr>
+          <w:rtl w:val="0"/>
+        </w:rPr>
+      </w:r>
+    </w:p>
+    <w:p>
+      <w:pPr>
+        <w:jc w:val="both"/>
+        <w:rPr/>
+      </w:pPr>
+      <w:r>
+        <w:rPr>
+          <w:rtl w:val="0"/>
+        </w:rPr>
+      </w:r>
+    </w:p>
+    <w:p>
+      <w:pPr>
+        <w:jc w:val="both"/>
+        <w:rPr/>
+      </w:pPr>
+      <w:r>
+        <w:rPr>
+          <w:rtl w:val="0"/>
+        </w:rPr>
+        <w:t xml:space="preserve">09/09/25 Presentación 07</w:t>
+      </w:r>
+    </w:p>
+    <w:p>
+      <w:pPr>
+        <w:jc w:val="both"/>
+        <w:rPr/>
+      </w:pPr>
+      <w:r>
+        <w:rPr>
+          <w:rtl w:val="0"/>
+        </w:rPr>
+      </w:r>
+    </w:p>
+    <w:p>
+      <w:pPr>
+        <w:numPr>
+          <w:ilvl w:val="0"/>
+          <w:numId w:val="16"/>
+        </w:numPr>
+        <w:ind w:left="720" w:hanging="360"/>
+        <w:jc w:val="both"/>
+        <w:rPr>
+          <w:u w:val="none"/>
+        </w:rPr>
+      </w:pPr>
+      <w:r>
+        <w:rPr>
+          <w:rtl w:val="0"/>
+        </w:rPr>
+        <w:t xml:space="preserve">Los riesgos que presentamos son muy pocos.</w:t>
+      </w:r>
+    </w:p>
+    <w:p>
+      <w:pPr>
+        <w:ind w:left="720" w:firstLine="0"/>
+        <w:jc w:val="both"/>
+        <w:rPr/>
+      </w:pPr>
+      <w:r>
+        <w:rPr>
+          <w:rtl w:val="0"/>
+        </w:rPr>
+      </w:r>
+    </w:p>
+    <w:p>
+      <w:pPr>
+        <w:numPr>
+          <w:ilvl w:val="0"/>
+          <w:numId w:val="16"/>
+        </w:numPr>
+        <w:ind w:left="720" w:hanging="360"/>
+        <w:jc w:val="both"/>
+        <w:rPr>
+          <w:u w:val="none"/>
+        </w:rPr>
+      </w:pPr>
+      <w:r>
+        <w:rPr>
+          <w:rtl w:val="0"/>
+        </w:rPr>
+        <w:t xml:space="preserve">El plan de iteración debería haber sido presentado en formato de tabla, tal como nos lo plantearon en la plantilla.</w:t>
+      </w:r>
+    </w:p>
+    <w:p>
+      <w:pPr>
+        <w:ind w:left="720" w:firstLine="0"/>
+        <w:jc w:val="both"/>
+        <w:rPr/>
+      </w:pPr>
+      <w:r>
+        <w:rPr>
+          <w:rtl w:val="0"/>
+        </w:rPr>
+      </w:r>
+    </w:p>
+    <w:p>
+      <w:pPr>
+        <w:numPr>
+          <w:ilvl w:val="0"/>
+          <w:numId w:val="16"/>
+        </w:numPr>
+        <w:ind w:left="720" w:hanging="360"/>
+        <w:jc w:val="both"/>
+        <w:rPr>
+          <w:u w:val="none"/>
+        </w:rPr>
+      </w:pPr>
+      <w:r>
+        <w:rPr>
+          <w:rtl w:val="0"/>
+        </w:rPr>
+        <w:t xml:space="preserve">Al haber varios miembros implicados en una misma tarea, se debe especificar cuál está involucrado con qué parte específica de la tarea.</w:t>
+      </w:r>
+    </w:p>
+    <w:p>
+      <w:pPr>
+        <w:ind w:left="720" w:firstLine="0"/>
+        <w:jc w:val="both"/>
+        <w:rPr/>
+      </w:pPr>
+      <w:r>
+        <w:rPr>
+          <w:rtl w:val="0"/>
+        </w:rPr>
+      </w:r>
+    </w:p>
+    <w:p>
+      <w:pPr>
+        <w:numPr>
+          <w:ilvl w:val="0"/>
+          <w:numId w:val="16"/>
+        </w:numPr>
+        <w:ind w:left="720" w:hanging="360"/>
+        <w:jc w:val="both"/>
+        <w:rPr>
+          <w:u w:val="none"/>
+        </w:rPr>
+      </w:pPr>
+      <w:r>
+        <w:rPr>
+          <w:rtl w:val="0"/>
+        </w:rPr>
+        <w:t xml:space="preserve">Los tiempos que se muestran deben ser categorizados.</w:t>
+      </w:r>
+    </w:p>
+    <w:p>
+      <w:pPr>
+        <w:ind w:left="720" w:firstLine="0"/>
+        <w:jc w:val="both"/>
+        <w:rPr/>
+      </w:pPr>
+      <w:r>
+        <w:rPr>
+          <w:rtl w:val="0"/>
+        </w:rPr>
+      </w:r>
+    </w:p>
+    <w:p>
+      <w:pPr>
+        <w:numPr>
+          <w:ilvl w:val="0"/>
+          <w:numId w:val="16"/>
+        </w:numPr>
+        <w:ind w:left="720" w:hanging="360"/>
+        <w:jc w:val="both"/>
+        <w:rPr>
+          <w:u w:val="none"/>
+        </w:rPr>
+      </w:pPr>
+      <w:r>
+        <w:rPr>
+          <w:rtl w:val="0"/>
+        </w:rPr>
+        <w:t xml:space="preserve">Además, al mostrar el gráfico del tiempo invertido, sabemos mostrar el tiempo total invertido desde el inicio del proyecto hasta su estado actual, no solo durante la última semana. Además, deberíamos poder hacer una comparativa de esto sobre la planificación.</w:t>
+      </w:r>
+    </w:p>
+    <w:p>
+      <w:pPr>
+        <w:ind w:left="720" w:firstLine="0"/>
+        <w:jc w:val="both"/>
+        <w:rPr/>
+      </w:pPr>
+      <w:r>
+        <w:rPr>
+          <w:rtl w:val="0"/>
+        </w:rPr>
+      </w:r>
+    </w:p>
+    <w:p>
+      <w:pPr>
+        <w:numPr>
+          <w:ilvl w:val="0"/>
+          <w:numId w:val="16"/>
+        </w:numPr>
+        <w:ind w:left="720" w:hanging="360"/>
+        <w:jc w:val="both"/>
+        <w:rPr>
+          <w:u w:val="none"/>
+        </w:rPr>
+      </w:pPr>
+      <w:r>
+        <w:rPr>
+          <w:rtl w:val="0"/>
+        </w:rPr>
+        <w:t xml:space="preserve">No hace falta dar una descripción, en las presentaciones, sobre el contenido o el propósito del documento. Es mejor enfocarse en los avances logrados sobre este documento.</w:t>
+      </w:r>
+    </w:p>
+    <w:p>
+      <w:pPr>
+        <w:ind w:left="720" w:firstLine="0"/>
+        <w:jc w:val="both"/>
+        <w:rPr/>
+      </w:pPr>
+      <w:r>
+        <w:rPr>
+          <w:rtl w:val="0"/>
+        </w:rPr>
+      </w:r>
+    </w:p>
+    <w:p>
+      <w:pPr>
+        <w:numPr>
+          <w:ilvl w:val="0"/>
+          <w:numId w:val="16"/>
+        </w:numPr>
+        <w:ind w:left="720" w:hanging="360"/>
+        <w:jc w:val="both"/>
+        <w:rPr>
+          <w:u w:val="none"/>
+        </w:rPr>
+      </w:pPr>
+      <w:r>
+        <w:rPr>
+          <w:rtl w:val="0"/>
+        </w:rPr>
+        <w:t xml:space="preserve">En esta presentación parece que repetimos mucho en todos lados los roles o las tareas que hace cada uno.</w:t>
+      </w:r>
+    </w:p>
+    <w:p>
+      <w:pPr>
+        <w:ind w:left="720" w:firstLine="0"/>
+        <w:jc w:val="both"/>
+        <w:rPr/>
+      </w:pPr>
+      <w:r>
+        <w:rPr>
+          <w:rtl w:val="0"/>
+        </w:rPr>
+      </w:r>
+    </w:p>
+    <w:p>
+      <w:pPr>
+        <w:numPr>
+          <w:ilvl w:val="0"/>
+          <w:numId w:val="16"/>
+        </w:numPr>
+        <w:ind w:left="720" w:hanging="360"/>
+        <w:jc w:val="both"/>
+        <w:rPr>
+          <w:u w:val="none"/>
+        </w:rPr>
+      </w:pPr>
+      <w:r>
+        <w:rPr>
+          <w:rtl w:val="0"/>
+        </w:rPr>
+        <w:t xml:space="preserve">Hubo algunas diapositivas, como la de los commits, que a los profes les interesaba más que hubiéramos detallado, y pasamos muy rápido.</w:t>
+      </w:r>
+    </w:p>
+    <w:p>
+      <w:pPr>
+        <w:ind w:left="720" w:firstLine="0"/>
+        <w:jc w:val="both"/>
+        <w:rPr/>
+      </w:pPr>
+      <w:r>
+        <w:rPr>
+          <w:rtl w:val="0"/>
+        </w:rPr>
+      </w:r>
+    </w:p>
+    <w:p>
+      <w:pPr>
+        <w:numPr>
+          <w:ilvl w:val="0"/>
+          <w:numId w:val="16"/>
+        </w:numPr>
+        <w:ind w:left="720" w:hanging="360"/>
+        <w:jc w:val="both"/>
+        <w:rPr>
+          <w:u w:val="none"/>
+        </w:rPr>
+      </w:pPr>
+      <w:r>
+        <w:rPr>
+          <w:rtl w:val="0"/>
+        </w:rPr>
+        <w:t xml:space="preserve">En el ejercicio de la estimación del precio general del proyecto, los valores seleccionados no tenían justificación y su rango era demasiado amplio (min 3mill, max 12mill.).</w:t>
+      </w:r>
+    </w:p>
+    <w:p>
+      <w:pPr>
+        <w:ind w:left="720" w:firstLine="0"/>
+        <w:jc w:val="both"/>
+        <w:rPr/>
+      </w:pPr>
+      <w:r>
+        <w:rPr>
+          <w:rtl w:val="0"/>
+        </w:rPr>
+      </w:r>
+    </w:p>
+    <w:p>
+      <w:pPr>
+        <w:numPr>
+          <w:ilvl w:val="0"/>
+          <w:numId w:val="16"/>
+        </w:numPr>
+        <w:ind w:left="720" w:hanging="360"/>
+        <w:jc w:val="both"/>
+        <w:rPr>
+          <w:u w:val="none"/>
+        </w:rPr>
+      </w:pPr>
+      <w:r>
+        <w:rPr>
+          <w:rtl w:val="0"/>
+        </w:rPr>
+        <w:t xml:space="preserve">En la propuesta técnica hay cosas que, a pesar de que durante las presentaciones nosotros expresamos tener definidas, no especificamos en el documento correspondiente.</w:t>
+      </w:r>
+    </w:p>
+    <w:p>
+      <w:pPr>
+        <w:ind w:left="720" w:firstLine="0"/>
+        <w:jc w:val="both"/>
+        <w:rPr/>
+      </w:pPr>
+      <w:r>
+        <w:rPr>
+          <w:rtl w:val="0"/>
+        </w:rPr>
+      </w:r>
+    </w:p>
+    <w:p>
+      <w:pPr>
+        <w:numPr>
+          <w:ilvl w:val="0"/>
+          <w:numId w:val="16"/>
+        </w:numPr>
+        <w:ind w:left="720" w:hanging="360"/>
+        <w:jc w:val="both"/>
+        <w:rPr>
+          <w:u w:val="none"/>
+        </w:rPr>
+      </w:pPr>
+      <w:r>
+        <w:rPr>
+          <w:rtl w:val="0"/>
+        </w:rPr>
+        <w:t xml:space="preserve">Algosobre el Requerimiento 6, no llegué a anotar si era una duda que tenía Karim sobre el requerimiento o si ese y uno más eran los únicos requerimientos que tenían algún tipo de valor, el resto son #”decorado” según él.</w:t>
+      </w:r>
+    </w:p>
+    <w:p>
+      <w:pPr>
+        <w:ind w:left="720" w:firstLine="0"/>
+        <w:jc w:val="both"/>
+        <w:rPr/>
+      </w:pPr>
+      <w:r>
+        <w:rPr>
+          <w:rtl w:val="0"/>
+        </w:rPr>
+      </w:r>
+    </w:p>
+    <w:p>
+      <w:pPr>
+        <w:numPr>
+          <w:ilvl w:val="0"/>
+          <w:numId w:val="16"/>
+        </w:numPr>
+        <w:ind w:left="720" w:hanging="360"/>
+        <w:jc w:val="both"/>
+        <w:rPr>
+          <w:u w:val="none"/>
+        </w:rPr>
+      </w:pPr>
+      <w:r>
+        <w:rPr>
+          <w:rtl w:val="0"/>
+        </w:rPr>
+        <w:t xml:space="preserve">Los detalles sobre la gestión de configuración que Gonza menciona en la presentación, no se encuentran detallados en el documento.</w:t>
+      </w:r>
+    </w:p>
+    <w:p>
+      <w:pPr>
+        <w:ind w:left="720" w:firstLine="0"/>
+        <w:jc w:val="both"/>
+        <w:rPr/>
+      </w:pPr>
+      <w:r>
+        <w:rPr>
+          <w:rtl w:val="0"/>
+        </w:rPr>
+      </w:r>
+    </w:p>
+    <w:p>
+      <w:pPr>
+        <w:numPr>
+          <w:ilvl w:val="0"/>
+          <w:numId w:val="16"/>
+        </w:numPr>
+        <w:ind w:left="720" w:hanging="360"/>
+        <w:jc w:val="both"/>
+        <w:rPr>
+          <w:u w:val="none"/>
+        </w:rPr>
+      </w:pPr>
+      <w:r>
+        <w:rPr>
+          <w:rtl w:val="0"/>
+        </w:rPr>
+        <w:t xml:space="preserve">Las métricas están bien detalladas en el documento, pero no lo suficientemente bien detalladas en la presentación.</w:t>
+      </w:r>
+    </w:p>
+    <w:p>
+      <w:pPr>
+        <w:ind w:left="720" w:firstLine="0"/>
+        <w:jc w:val="both"/>
+        <w:rPr/>
+      </w:pPr>
+      <w:r>
+        <w:rPr>
+          <w:rtl w:val="0"/>
+        </w:rPr>
+      </w:r>
+    </w:p>
+    <w:p>
+      <w:pPr>
+        <w:numPr>
+          <w:ilvl w:val="0"/>
+          <w:numId w:val="16"/>
+        </w:numPr>
+        <w:ind w:left="720" w:hanging="360"/>
+        <w:jc w:val="both"/>
+        <w:rPr>
+          <w:u w:val="none"/>
+        </w:rPr>
+      </w:pPr>
+      <w:r>
+        <w:rPr>
+          <w:rtl w:val="0"/>
+        </w:rPr>
+        <w:t xml:space="preserve">El plan de iteración debería estar hecho de manera que de solo verlo cada uno sepa qué debe hacer, sobre qué documento, y en qué momento hacerlo. Además, debe ayudar a resolver la superposición de tareas entre miembros o sobrecarga de tareas sobre un miembro en específico.</w:t>
+      </w:r>
+    </w:p>
+    <w:p>
+      <w:pPr>
+        <w:ind w:left="720" w:firstLine="0"/>
+        <w:jc w:val="both"/>
+        <w:rPr/>
+      </w:pPr>
+      <w:r>
+        <w:rPr>
+          <w:rtl w:val="0"/>
+        </w:rPr>
+      </w:r>
+    </w:p>
+    <w:p>
+      <w:pPr>
+        <w:numPr>
+          <w:ilvl w:val="0"/>
+          <w:numId w:val="16"/>
+        </w:numPr>
+        <w:ind w:left="720" w:hanging="360"/>
+        <w:jc w:val="both"/>
+        <w:rPr>
+          <w:u w:val="none"/>
+        </w:rPr>
+      </w:pPr>
+      <w:r>
+        <w:rPr>
+          <w:rtl w:val="0"/>
+        </w:rPr>
+        <w:t xml:space="preserve">Si la ejecución real de tareas no coincide con el plan, es decir, si llega a ocurrir un retraso en alguna tarea, no se debe cambiar el plan, sino que dicha tarea atrasada debe incluirse en la siguiente iteración. Una vez establecido, el plan no debe cambiarse.</w:t>
+      </w:r>
+    </w:p>
+    <w:p>
+      <w:pPr>
+        <w:ind w:left="720" w:firstLine="0"/>
+        <w:jc w:val="both"/>
+        <w:rPr/>
+      </w:pPr>
+      <w:r>
+        <w:rPr>
+          <w:rtl w:val="0"/>
+        </w:rPr>
+      </w:r>
+    </w:p>
+    <w:p>
+      <w:pPr>
+        <w:numPr>
+          <w:ilvl w:val="0"/>
+          <w:numId w:val="16"/>
+        </w:numPr>
+        <w:ind w:left="720" w:hanging="360"/>
+        <w:jc w:val="both"/>
+        <w:rPr>
+          <w:u w:val="none"/>
+        </w:rPr>
+      </w:pPr>
+      <w:r>
+        <w:rPr>
+          <w:rtl w:val="0"/>
+        </w:rPr>
+        <w:t xml:space="preserve">A partir de la siguiente presentación, debemos incluir las diapositivas de riesgos y casos de uso.</w:t>
+      </w:r>
+    </w:p>
+    <w:p>
+      <w:pPr>
+        <w:jc w:val="both"/>
+        <w:rPr/>
+      </w:pPr>
+      <w:r>
+        <w:rPr>
+          <w:rtl w:val="0"/>
+        </w:rPr>
+      </w:r>
+    </w:p>
+    <w:p>
+      <w:pPr>
+        <w:jc w:val="center"/>
+        <w:rPr>
+          <w:sz w:val="38"/>
+          <w:szCs w:val="38"/>
+        </w:rPr>
+      </w:pPr>
+      <w:r>
+        <w:rPr>
+          <w:rFonts w:ascii="Arial Unicode MS" w:cs="Arial Unicode MS" w:eastAsia="Arial Unicode MS" w:hAnsi="Arial Unicode MS"/>
+          <w:sz w:val="38"/>
+          <w:szCs w:val="38"/>
+          <w:rtl w:val="0"/>
+        </w:rPr>
+        <w:t xml:space="preserve">•┈••✦ ❤ ✦••┈•</w:t>
+      </w:r>
+    </w:p>
+    <w:p>
+      <w:pPr>
+        <w:jc w:val="center"/>
+        <w:rPr>
+          <w:sz w:val="38"/>
+          <w:szCs w:val="38"/>
         </w:rPr>
       </w:pPr>
       <w:r>
@@ -3152,7 +3429,7 @@
       <w:pPr>
         <w:numPr>
           <w:ilvl w:val="0"/>
-          <w:numId w:val="7"/>
+          <w:numId w:val="8"/>
         </w:numPr>
         <w:ind w:left="720" w:hanging="360"/>
         <w:jc w:val="both"/>
@@ -3183,7 +3460,7 @@
       <w:pPr>
         <w:numPr>
           <w:ilvl w:val="0"/>
-          <w:numId w:val="7"/>
+          <w:numId w:val="8"/>
         </w:numPr>
         <w:ind w:left="720" w:hanging="360"/>
         <w:jc w:val="both"/>
@@ -3214,7 +3491,7 @@
       <w:pPr>
         <w:numPr>
           <w:ilvl w:val="0"/>
-          <w:numId w:val="7"/>
+          <w:numId w:val="8"/>
         </w:numPr>
         <w:ind w:left="720" w:hanging="360"/>
         <w:jc w:val="both"/>
@@ -3245,7 +3522,7 @@
       <w:pPr>
         <w:numPr>
           <w:ilvl w:val="0"/>
-          <w:numId w:val="7"/>
+          <w:numId w:val="8"/>
         </w:numPr>
         <w:ind w:left="720" w:hanging="360"/>
         <w:jc w:val="both"/>
@@ -3276,7 +3553,7 @@
       <w:pPr>
         <w:numPr>
           <w:ilvl w:val="0"/>
-          <w:numId w:val="7"/>
+          <w:numId w:val="8"/>
         </w:numPr>
         <w:ind w:left="720" w:hanging="360"/>
         <w:jc w:val="both"/>
@@ -3307,7 +3584,7 @@
       <w:pPr>
         <w:numPr>
           <w:ilvl w:val="0"/>
-          <w:numId w:val="7"/>
+          <w:numId w:val="8"/>
         </w:numPr>
         <w:ind w:left="720" w:hanging="360"/>
         <w:jc w:val="both"/>
@@ -3392,7 +3669,7 @@
       <w:pPr>
         <w:numPr>
           <w:ilvl w:val="0"/>
-          <w:numId w:val="16"/>
+          <w:numId w:val="18"/>
         </w:numPr>
         <w:ind w:left="720" w:hanging="360"/>
         <w:jc w:val="both"/>
@@ -3423,7 +3700,7 @@
       <w:pPr>
         <w:numPr>
           <w:ilvl w:val="0"/>
-          <w:numId w:val="16"/>
+          <w:numId w:val="18"/>
         </w:numPr>
         <w:ind w:left="720" w:hanging="360"/>
         <w:jc w:val="both"/>
@@ -3454,7 +3731,7 @@
       <w:pPr>
         <w:numPr>
           <w:ilvl w:val="0"/>
-          <w:numId w:val="16"/>
+          <w:numId w:val="18"/>
         </w:numPr>
         <w:ind w:left="720" w:hanging="360"/>
         <w:jc w:val="both"/>
@@ -3485,7 +3762,7 @@
       <w:pPr>
         <w:numPr>
           <w:ilvl w:val="0"/>
-          <w:numId w:val="16"/>
+          <w:numId w:val="18"/>
         </w:numPr>
         <w:ind w:left="720" w:hanging="360"/>
         <w:jc w:val="both"/>
@@ -3516,7 +3793,7 @@
       <w:pPr>
         <w:numPr>
           <w:ilvl w:val="0"/>
-          <w:numId w:val="16"/>
+          <w:numId w:val="18"/>
         </w:numPr>
         <w:ind w:left="720" w:hanging="360"/>
         <w:jc w:val="both"/>
@@ -3547,7 +3824,7 @@
       <w:pPr>
         <w:numPr>
           <w:ilvl w:val="0"/>
-          <w:numId w:val="16"/>
+          <w:numId w:val="18"/>
         </w:numPr>
         <w:ind w:left="720" w:hanging="360"/>
         <w:jc w:val="both"/>
@@ -3578,7 +3855,7 @@
       <w:pPr>
         <w:numPr>
           <w:ilvl w:val="0"/>
-          <w:numId w:val="16"/>
+          <w:numId w:val="18"/>
         </w:numPr>
         <w:ind w:left="720" w:hanging="360"/>
         <w:jc w:val="both"/>
@@ -3609,7 +3886,7 @@
       <w:pPr>
         <w:numPr>
           <w:ilvl w:val="0"/>
-          <w:numId w:val="16"/>
+          <w:numId w:val="18"/>
         </w:numPr>
         <w:ind w:left="720" w:hanging="360"/>
         <w:jc w:val="both"/>
@@ -3640,7 +3917,7 @@
       <w:pPr>
         <w:numPr>
           <w:ilvl w:val="0"/>
-          <w:numId w:val="16"/>
+          <w:numId w:val="18"/>
         </w:numPr>
         <w:ind w:left="720" w:hanging="360"/>
         <w:jc w:val="both"/>
@@ -3671,7 +3948,7 @@
       <w:pPr>
         <w:numPr>
           <w:ilvl w:val="0"/>
-          <w:numId w:val="16"/>
+          <w:numId w:val="18"/>
         </w:numPr>
         <w:ind w:left="720" w:hanging="360"/>
         <w:jc w:val="both"/>
@@ -3801,7 +4078,7 @@
       <w:pPr>
         <w:numPr>
           <w:ilvl w:val="0"/>
-          <w:numId w:val="17"/>
+          <w:numId w:val="19"/>
         </w:numPr>
         <w:ind w:left="720" w:hanging="360"/>
         <w:jc w:val="both"/>
@@ -3845,7 +4122,7 @@
       <w:pPr>
         <w:numPr>
           <w:ilvl w:val="0"/>
-          <w:numId w:val="17"/>
+          <w:numId w:val="19"/>
         </w:numPr>
         <w:ind w:left="720" w:hanging="360"/>
         <w:jc w:val="both"/>
@@ -3896,7 +4173,7 @@
       <w:pPr>
         <w:numPr>
           <w:ilvl w:val="0"/>
-          <w:numId w:val="17"/>
+          <w:numId w:val="19"/>
         </w:numPr>
         <w:ind w:left="720" w:hanging="360"/>
         <w:jc w:val="both"/>
@@ -3927,7 +4204,7 @@
       <w:pPr>
         <w:numPr>
           <w:ilvl w:val="0"/>
-          <w:numId w:val="17"/>
+          <w:numId w:val="19"/>
         </w:numPr>
         <w:ind w:left="720" w:hanging="360"/>
         <w:jc w:val="both"/>
@@ -4015,7 +4292,7 @@
       <w:pPr>
         <w:numPr>
           <w:ilvl w:val="0"/>
-          <w:numId w:val="17"/>
+          <w:numId w:val="19"/>
         </w:numPr>
         <w:ind w:left="720" w:hanging="360"/>
       </w:pPr>
@@ -4041,7 +4318,7 @@
       <w:pPr>
         <w:numPr>
           <w:ilvl w:val="0"/>
-          <w:numId w:val="17"/>
+          <w:numId w:val="19"/>
         </w:numPr>
         <w:ind w:left="720" w:hanging="360"/>
         <w:rPr>
@@ -4070,7 +4347,7 @@
       <w:pPr>
         <w:numPr>
           <w:ilvl w:val="0"/>
-          <w:numId w:val="17"/>
+          <w:numId w:val="19"/>
         </w:numPr>
         <w:ind w:left="720" w:hanging="360"/>
         <w:rPr>
@@ -4099,7 +4376,7 @@
       <w:pPr>
         <w:numPr>
           <w:ilvl w:val="0"/>
-          <w:numId w:val="17"/>
+          <w:numId w:val="19"/>
         </w:numPr>
         <w:ind w:left="720" w:hanging="360"/>
         <w:rPr>
@@ -4128,7 +4405,7 @@
       <w:pPr>
         <w:numPr>
           <w:ilvl w:val="0"/>
-          <w:numId w:val="17"/>
+          <w:numId w:val="19"/>
         </w:numPr>
         <w:ind w:left="720" w:hanging="360"/>
         <w:rPr>
@@ -4157,7 +4434,7 @@
       <w:pPr>
         <w:numPr>
           <w:ilvl w:val="0"/>
-          <w:numId w:val="17"/>
+          <w:numId w:val="19"/>
         </w:numPr>
         <w:ind w:left="720" w:hanging="360"/>
         <w:rPr>
@@ -4185,7 +4462,7 @@
       <w:pPr>
         <w:numPr>
           <w:ilvl w:val="0"/>
-          <w:numId w:val="10"/>
+          <w:numId w:val="12"/>
         </w:numPr>
         <w:ind w:left="720" w:hanging="360"/>
         <w:rPr>
@@ -4243,11 +4520,11 @@
   <w:abstractNum w:abstractNumId="1">
     <w:lvl w:ilvl="0">
       <w:start w:val="1"/>
-      <w:numFmt w:val="bullet"/>
-      <w:lvlText w:val="●"/>
-      <w:lvlJc w:val="left"/>
-      <w:pPr>
-        <w:ind w:left="720" w:hanging="360"/>
+      <w:numFmt w:val="decimal"/>
+      <w:lvlText w:val="%1."/>
+      <w:lvlJc w:val="left"/>
+      <w:pPr>
+        <w:ind w:left="1440" w:hanging="360"/>
       </w:pPr>
       <w:rPr>
         <w:u w:val="none"/>
@@ -4255,11 +4532,11 @@
     </w:lvl>
     <w:lvl w:ilvl="1">
       <w:start w:val="1"/>
-      <w:numFmt w:val="bullet"/>
-      <w:lvlText w:val="○"/>
-      <w:lvlJc w:val="left"/>
-      <w:pPr>
-        <w:ind w:left="1440" w:hanging="360"/>
+      <w:numFmt w:val="lowerLetter"/>
+      <w:lvlText w:val="%2."/>
+      <w:lvlJc w:val="left"/>
+      <w:pPr>
+        <w:ind w:left="2160" w:hanging="360"/>
       </w:pPr>
       <w:rPr>
         <w:u w:val="none"/>
@@ -4267,11 +4544,11 @@
     </w:lvl>
     <w:lvl w:ilvl="2">
       <w:start w:val="1"/>
-      <w:numFmt w:val="bullet"/>
-      <w:lvlText w:val="■"/>
-      <w:lvlJc w:val="left"/>
-      <w:pPr>
-        <w:ind w:left="2160" w:hanging="360"/>
+      <w:numFmt w:val="lowerRoman"/>
+      <w:lvlText w:val="%3."/>
+      <w:lvlJc w:val="right"/>
+      <w:pPr>
+        <w:ind w:left="2880" w:hanging="360"/>
       </w:pPr>
       <w:rPr>
         <w:u w:val="none"/>
@@ -4279,11 +4556,11 @@
     </w:lvl>
     <w:lvl w:ilvl="3">
       <w:start w:val="1"/>
-      <w:numFmt w:val="bullet"/>
-      <w:lvlText w:val="●"/>
-      <w:lvlJc w:val="left"/>
-      <w:pPr>
-        <w:ind w:left="2880" w:hanging="360"/>
+      <w:numFmt w:val="decimal"/>
+      <w:lvlText w:val="%4."/>
+      <w:lvlJc w:val="left"/>
+      <w:pPr>
+        <w:ind w:left="3600" w:hanging="360"/>
       </w:pPr>
       <w:rPr>
         <w:u w:val="none"/>
@@ -4291,11 +4568,11 @@
     </w:lvl>
     <w:lvl w:ilvl="4">
       <w:start w:val="1"/>
-      <w:numFmt w:val="bullet"/>
-      <w:lvlText w:val="○"/>
-      <w:lvlJc w:val="left"/>
-      <w:pPr>
-        <w:ind w:left="3600" w:hanging="360"/>
+      <w:numFmt w:val="lowerLetter"/>
+      <w:lvlText w:val="%5."/>
+      <w:lvlJc w:val="left"/>
+      <w:pPr>
+        <w:ind w:left="4320" w:hanging="360"/>
       </w:pPr>
       <w:rPr>
         <w:u w:val="none"/>
@@ -4303,11 +4580,11 @@
     </w:lvl>
     <w:lvl w:ilvl="5">
       <w:start w:val="1"/>
-      <w:numFmt w:val="bullet"/>
-      <w:lvlText w:val="■"/>
-      <w:lvlJc w:val="left"/>
-      <w:pPr>
-        <w:ind w:left="4320" w:hanging="360"/>
+      <w:numFmt w:val="lowerRoman"/>
+      <w:lvlText w:val="%6."/>
+      <w:lvlJc w:val="right"/>
+      <w:pPr>
+        <w:ind w:left="5040" w:hanging="360"/>
       </w:pPr>
       <w:rPr>
         <w:u w:val="none"/>
@@ -4315,11 +4592,11 @@
     </w:lvl>
     <w:lvl w:ilvl="6">
       <w:start w:val="1"/>
-      <w:numFmt w:val="bullet"/>
-      <w:lvlText w:val="●"/>
-      <w:lvlJc w:val="left"/>
-      <w:pPr>
-        <w:ind w:left="5040" w:hanging="360"/>
+      <w:numFmt w:val="decimal"/>
+      <w:lvlText w:val="%7."/>
+      <w:lvlJc w:val="left"/>
+      <w:pPr>
+        <w:ind w:left="5760" w:hanging="360"/>
       </w:pPr>
       <w:rPr>
         <w:u w:val="none"/>
@@ -4327,11 +4604,11 @@
     </w:lvl>
     <w:lvl w:ilvl="7">
       <w:start w:val="1"/>
-      <w:numFmt w:val="bullet"/>
-      <w:lvlText w:val="○"/>
-      <w:lvlJc w:val="left"/>
-      <w:pPr>
-        <w:ind w:left="5760" w:hanging="360"/>
+      <w:numFmt w:val="lowerLetter"/>
+      <w:lvlText w:val="%8."/>
+      <w:lvlJc w:val="left"/>
+      <w:pPr>
+        <w:ind w:left="6480" w:hanging="360"/>
       </w:pPr>
       <w:rPr>
         <w:u w:val="none"/>
@@ -4339,11 +4616,11 @@
     </w:lvl>
     <w:lvl w:ilvl="8">
       <w:start w:val="1"/>
-      <w:numFmt w:val="bullet"/>
-      <w:lvlText w:val="■"/>
-      <w:lvlJc w:val="left"/>
-      <w:pPr>
-        <w:ind w:left="6480" w:hanging="360"/>
+      <w:numFmt w:val="lowerRoman"/>
+      <w:lvlText w:val="%9."/>
+      <w:lvlJc w:val="right"/>
+      <w:pPr>
+        <w:ind w:left="7200" w:hanging="360"/>
       </w:pPr>
       <w:rPr>
         <w:u w:val="none"/>
@@ -4574,7 +4851,19 @@
     <w:lvl w:ilvl="0">
       <w:start w:val="1"/>
       <w:numFmt w:val="bullet"/>
-      <w:lvlText w:val="-"/>
+      <w:lvlText w:val="●"/>
+      <w:lvlJc w:val="left"/>
+      <w:pPr>
+        <w:ind w:left="720" w:hanging="360"/>
+      </w:pPr>
+      <w:rPr>
+        <w:u w:val="none"/>
+      </w:rPr>
+    </w:lvl>
+    <w:lvl w:ilvl="1">
+      <w:start w:val="1"/>
+      <w:numFmt w:val="bullet"/>
+      <w:lvlText w:val="○"/>
       <w:lvlJc w:val="left"/>
       <w:pPr>
         <w:ind w:left="1440" w:hanging="360"/>
@@ -4583,10 +4872,10 @@
         <w:u w:val="none"/>
       </w:rPr>
     </w:lvl>
-    <w:lvl w:ilvl="1">
-      <w:start w:val="1"/>
-      <w:numFmt w:val="bullet"/>
-      <w:lvlText w:val="-"/>
+    <w:lvl w:ilvl="2">
+      <w:start w:val="1"/>
+      <w:numFmt w:val="bullet"/>
+      <w:lvlText w:val="■"/>
       <w:lvlJc w:val="left"/>
       <w:pPr>
         <w:ind w:left="2160" w:hanging="360"/>
@@ -4595,10 +4884,10 @@
         <w:u w:val="none"/>
       </w:rPr>
     </w:lvl>
-    <w:lvl w:ilvl="2">
-      <w:start w:val="1"/>
-      <w:numFmt w:val="bullet"/>
-      <w:lvlText w:val="-"/>
+    <w:lvl w:ilvl="3">
+      <w:start w:val="1"/>
+      <w:numFmt w:val="bullet"/>
+      <w:lvlText w:val="●"/>
       <w:lvlJc w:val="left"/>
       <w:pPr>
         <w:ind w:left="2880" w:hanging="360"/>
@@ -4607,10 +4896,10 @@
         <w:u w:val="none"/>
       </w:rPr>
     </w:lvl>
-    <w:lvl w:ilvl="3">
-      <w:start w:val="1"/>
-      <w:numFmt w:val="bullet"/>
-      <w:lvlText w:val="-"/>
+    <w:lvl w:ilvl="4">
+      <w:start w:val="1"/>
+      <w:numFmt w:val="bullet"/>
+      <w:lvlText w:val="○"/>
       <w:lvlJc w:val="left"/>
       <w:pPr>
         <w:ind w:left="3600" w:hanging="360"/>
@@ -4619,10 +4908,10 @@
         <w:u w:val="none"/>
       </w:rPr>
     </w:lvl>
-    <w:lvl w:ilvl="4">
-      <w:start w:val="1"/>
-      <w:numFmt w:val="bullet"/>
-      <w:lvlText w:val="-"/>
+    <w:lvl w:ilvl="5">
+      <w:start w:val="1"/>
+      <w:numFmt w:val="bullet"/>
+      <w:lvlText w:val="■"/>
       <w:lvlJc w:val="left"/>
       <w:pPr>
         <w:ind w:left="4320" w:hanging="360"/>
@@ -4631,10 +4920,10 @@
         <w:u w:val="none"/>
       </w:rPr>
     </w:lvl>
-    <w:lvl w:ilvl="5">
-      <w:start w:val="1"/>
-      <w:numFmt w:val="bullet"/>
-      <w:lvlText w:val="-"/>
+    <w:lvl w:ilvl="6">
+      <w:start w:val="1"/>
+      <w:numFmt w:val="bullet"/>
+      <w:lvlText w:val="●"/>
       <w:lvlJc w:val="left"/>
       <w:pPr>
         <w:ind w:left="5040" w:hanging="360"/>
@@ -4643,10 +4932,10 @@
         <w:u w:val="none"/>
       </w:rPr>
     </w:lvl>
-    <w:lvl w:ilvl="6">
-      <w:start w:val="1"/>
-      <w:numFmt w:val="bullet"/>
-      <w:lvlText w:val="-"/>
+    <w:lvl w:ilvl="7">
+      <w:start w:val="1"/>
+      <w:numFmt w:val="bullet"/>
+      <w:lvlText w:val="○"/>
       <w:lvlJc w:val="left"/>
       <w:pPr>
         <w:ind w:left="5760" w:hanging="360"/>
@@ -4655,25 +4944,13 @@
         <w:u w:val="none"/>
       </w:rPr>
     </w:lvl>
-    <w:lvl w:ilvl="7">
-      <w:start w:val="1"/>
-      <w:numFmt w:val="bullet"/>
-      <w:lvlText w:val="-"/>
+    <w:lvl w:ilvl="8">
+      <w:start w:val="1"/>
+      <w:numFmt w:val="bullet"/>
+      <w:lvlText w:val="■"/>
       <w:lvlJc w:val="left"/>
       <w:pPr>
         <w:ind w:left="6480" w:hanging="360"/>
-      </w:pPr>
-      <w:rPr>
-        <w:u w:val="none"/>
-      </w:rPr>
-    </w:lvl>
-    <w:lvl w:ilvl="8">
-      <w:start w:val="1"/>
-      <w:numFmt w:val="bullet"/>
-      <w:lvlText w:val="-"/>
-      <w:lvlJc w:val="left"/>
-      <w:pPr>
-        <w:ind w:left="7200" w:hanging="360"/>
       </w:pPr>
       <w:rPr>
         <w:u w:val="none"/>
@@ -4684,10 +4961,10 @@
     <w:lvl w:ilvl="0">
       <w:start w:val="1"/>
       <w:numFmt w:val="bullet"/>
-      <w:lvlText w:val="●"/>
-      <w:lvlJc w:val="left"/>
-      <w:pPr>
-        <w:ind w:left="720" w:hanging="360"/>
+      <w:lvlText w:val="-"/>
+      <w:lvlJc w:val="left"/>
+      <w:pPr>
+        <w:ind w:left="1440" w:hanging="360"/>
       </w:pPr>
       <w:rPr>
         <w:u w:val="none"/>
@@ -4696,10 +4973,10 @@
     <w:lvl w:ilvl="1">
       <w:start w:val="1"/>
       <w:numFmt w:val="bullet"/>
-      <w:lvlText w:val="○"/>
-      <w:lvlJc w:val="left"/>
-      <w:pPr>
-        <w:ind w:left="1440" w:hanging="360"/>
+      <w:lvlText w:val="-"/>
+      <w:lvlJc w:val="left"/>
+      <w:pPr>
+        <w:ind w:left="2160" w:hanging="360"/>
       </w:pPr>
       <w:rPr>
         <w:u w:val="none"/>
@@ -4708,10 +4985,10 @@
     <w:lvl w:ilvl="2">
       <w:start w:val="1"/>
       <w:numFmt w:val="bullet"/>
-      <w:lvlText w:val="■"/>
-      <w:lvlJc w:val="left"/>
-      <w:pPr>
-        <w:ind w:left="2160" w:hanging="360"/>
+      <w:lvlText w:val="-"/>
+      <w:lvlJc w:val="left"/>
+      <w:pPr>
+        <w:ind w:left="2880" w:hanging="360"/>
       </w:pPr>
       <w:rPr>
         <w:u w:val="none"/>
@@ -4720,10 +4997,10 @@
     <w:lvl w:ilvl="3">
       <w:start w:val="1"/>
       <w:numFmt w:val="bullet"/>
-      <w:lvlText w:val="●"/>
-      <w:lvlJc w:val="left"/>
-      <w:pPr>
-        <w:ind w:left="2880" w:hanging="360"/>
+      <w:lvlText w:val="-"/>
+      <w:lvlJc w:val="left"/>
+      <w:pPr>
+        <w:ind w:left="3600" w:hanging="360"/>
       </w:pPr>
       <w:rPr>
         <w:u w:val="none"/>
@@ -4732,10 +5009,10 @@
     <w:lvl w:ilvl="4">
       <w:start w:val="1"/>
       <w:numFmt w:val="bullet"/>
-      <w:lvlText w:val="○"/>
-      <w:lvlJc w:val="left"/>
-      <w:pPr>
-        <w:ind w:left="3600" w:hanging="360"/>
+      <w:lvlText w:val="-"/>
+      <w:lvlJc w:val="left"/>
+      <w:pPr>
+        <w:ind w:left="4320" w:hanging="360"/>
       </w:pPr>
       <w:rPr>
         <w:u w:val="none"/>
@@ -4744,10 +5021,10 @@
     <w:lvl w:ilvl="5">
       <w:start w:val="1"/>
       <w:numFmt w:val="bullet"/>
-      <w:lvlText w:val="■"/>
-      <w:lvlJc w:val="left"/>
-      <w:pPr>
-        <w:ind w:left="4320" w:hanging="360"/>
+      <w:lvlText w:val="-"/>
+      <w:lvlJc w:val="left"/>
+      <w:pPr>
+        <w:ind w:left="5040" w:hanging="360"/>
       </w:pPr>
       <w:rPr>
         <w:u w:val="none"/>
@@ -4756,10 +5033,10 @@
     <w:lvl w:ilvl="6">
       <w:start w:val="1"/>
       <w:numFmt w:val="bullet"/>
-      <w:lvlText w:val="●"/>
-      <w:lvlJc w:val="left"/>
-      <w:pPr>
-        <w:ind w:left="5040" w:hanging="360"/>
+      <w:lvlText w:val="-"/>
+      <w:lvlJc w:val="left"/>
+      <w:pPr>
+        <w:ind w:left="5760" w:hanging="360"/>
       </w:pPr>
       <w:rPr>
         <w:u w:val="none"/>
@@ -4768,10 +5045,10 @@
     <w:lvl w:ilvl="7">
       <w:start w:val="1"/>
       <w:numFmt w:val="bullet"/>
-      <w:lvlText w:val="○"/>
-      <w:lvlJc w:val="left"/>
-      <w:pPr>
-        <w:ind w:left="5760" w:hanging="360"/>
+      <w:lvlText w:val="-"/>
+      <w:lvlJc w:val="left"/>
+      <w:pPr>
+        <w:ind w:left="6480" w:hanging="360"/>
       </w:pPr>
       <w:rPr>
         <w:u w:val="none"/>
@@ -4780,10 +5057,10 @@
     <w:lvl w:ilvl="8">
       <w:start w:val="1"/>
       <w:numFmt w:val="bullet"/>
-      <w:lvlText w:val="■"/>
-      <w:lvlJc w:val="left"/>
-      <w:pPr>
-        <w:ind w:left="6480" w:hanging="360"/>
+      <w:lvlText w:val="-"/>
+      <w:lvlJc w:val="left"/>
+      <w:pPr>
+        <w:ind w:left="7200" w:hanging="360"/>
       </w:pPr>
       <w:rPr>
         <w:u w:val="none"/>
@@ -5784,7 +6061,19 @@
     <w:lvl w:ilvl="0">
       <w:start w:val="1"/>
       <w:numFmt w:val="bullet"/>
-      <w:lvlText w:val="-"/>
+      <w:lvlText w:val="●"/>
+      <w:lvlJc w:val="left"/>
+      <w:pPr>
+        <w:ind w:left="720" w:hanging="360"/>
+      </w:pPr>
+      <w:rPr>
+        <w:u w:val="none"/>
+      </w:rPr>
+    </w:lvl>
+    <w:lvl w:ilvl="1">
+      <w:start w:val="1"/>
+      <w:numFmt w:val="bullet"/>
+      <w:lvlText w:val="○"/>
       <w:lvlJc w:val="left"/>
       <w:pPr>
         <w:ind w:left="1440" w:hanging="360"/>
@@ -5793,10 +6082,10 @@
         <w:u w:val="none"/>
       </w:rPr>
     </w:lvl>
-    <w:lvl w:ilvl="1">
-      <w:start w:val="1"/>
-      <w:numFmt w:val="bullet"/>
-      <w:lvlText w:val="-"/>
+    <w:lvl w:ilvl="2">
+      <w:start w:val="1"/>
+      <w:numFmt w:val="bullet"/>
+      <w:lvlText w:val="■"/>
       <w:lvlJc w:val="left"/>
       <w:pPr>
         <w:ind w:left="2160" w:hanging="360"/>
@@ -5805,10 +6094,10 @@
         <w:u w:val="none"/>
       </w:rPr>
     </w:lvl>
-    <w:lvl w:ilvl="2">
-      <w:start w:val="1"/>
-      <w:numFmt w:val="bullet"/>
-      <w:lvlText w:val="-"/>
+    <w:lvl w:ilvl="3">
+      <w:start w:val="1"/>
+      <w:numFmt w:val="bullet"/>
+      <w:lvlText w:val="●"/>
       <w:lvlJc w:val="left"/>
       <w:pPr>
         <w:ind w:left="2880" w:hanging="360"/>
@@ -5817,10 +6106,10 @@
         <w:u w:val="none"/>
       </w:rPr>
     </w:lvl>
-    <w:lvl w:ilvl="3">
-      <w:start w:val="1"/>
-      <w:numFmt w:val="bullet"/>
-      <w:lvlText w:val="-"/>
+    <w:lvl w:ilvl="4">
+      <w:start w:val="1"/>
+      <w:numFmt w:val="bullet"/>
+      <w:lvlText w:val="○"/>
       <w:lvlJc w:val="left"/>
       <w:pPr>
         <w:ind w:left="3600" w:hanging="360"/>
@@ -5829,10 +6118,10 @@
         <w:u w:val="none"/>
       </w:rPr>
     </w:lvl>
-    <w:lvl w:ilvl="4">
-      <w:start w:val="1"/>
-      <w:numFmt w:val="bullet"/>
-      <w:lvlText w:val="-"/>
+    <w:lvl w:ilvl="5">
+      <w:start w:val="1"/>
+      <w:numFmt w:val="bullet"/>
+      <w:lvlText w:val="■"/>
       <w:lvlJc w:val="left"/>
       <w:pPr>
         <w:ind w:left="4320" w:hanging="360"/>
@@ -5841,10 +6130,10 @@
         <w:u w:val="none"/>
       </w:rPr>
     </w:lvl>
-    <w:lvl w:ilvl="5">
-      <w:start w:val="1"/>
-      <w:numFmt w:val="bullet"/>
-      <w:lvlText w:val="-"/>
+    <w:lvl w:ilvl="6">
+      <w:start w:val="1"/>
+      <w:numFmt w:val="bullet"/>
+      <w:lvlText w:val="●"/>
       <w:lvlJc w:val="left"/>
       <w:pPr>
         <w:ind w:left="5040" w:hanging="360"/>
@@ -5853,10 +6142,10 @@
         <w:u w:val="none"/>
       </w:rPr>
     </w:lvl>
-    <w:lvl w:ilvl="6">
-      <w:start w:val="1"/>
-      <w:numFmt w:val="bullet"/>
-      <w:lvlText w:val="-"/>
+    <w:lvl w:ilvl="7">
+      <w:start w:val="1"/>
+      <w:numFmt w:val="bullet"/>
+      <w:lvlText w:val="○"/>
       <w:lvlJc w:val="left"/>
       <w:pPr>
         <w:ind w:left="5760" w:hanging="360"/>
@@ -5865,25 +6154,13 @@
         <w:u w:val="none"/>
       </w:rPr>
     </w:lvl>
-    <w:lvl w:ilvl="7">
-      <w:start w:val="1"/>
-      <w:numFmt w:val="bullet"/>
-      <w:lvlText w:val="-"/>
+    <w:lvl w:ilvl="8">
+      <w:start w:val="1"/>
+      <w:numFmt w:val="bullet"/>
+      <w:lvlText w:val="■"/>
       <w:lvlJc w:val="left"/>
       <w:pPr>
         <w:ind w:left="6480" w:hanging="360"/>
-      </w:pPr>
-      <w:rPr>
-        <w:u w:val="none"/>
-      </w:rPr>
-    </w:lvl>
-    <w:lvl w:ilvl="8">
-      <w:start w:val="1"/>
-      <w:numFmt w:val="bullet"/>
-      <w:lvlText w:val="-"/>
-      <w:lvlJc w:val="left"/>
-      <w:pPr>
-        <w:ind w:left="7200" w:hanging="360"/>
       </w:pPr>
       <w:rPr>
         <w:u w:val="none"/>
@@ -6001,6 +6278,336 @@
     </w:lvl>
   </w:abstractNum>
   <w:abstractNum w:abstractNumId="17">
+    <w:lvl w:ilvl="0">
+      <w:start w:val="1"/>
+      <w:numFmt w:val="bullet"/>
+      <w:lvlText w:val="-"/>
+      <w:lvlJc w:val="left"/>
+      <w:pPr>
+        <w:ind w:left="1440" w:hanging="360"/>
+      </w:pPr>
+      <w:rPr>
+        <w:u w:val="none"/>
+      </w:rPr>
+    </w:lvl>
+    <w:lvl w:ilvl="1">
+      <w:start w:val="1"/>
+      <w:numFmt w:val="bullet"/>
+      <w:lvlText w:val="-"/>
+      <w:lvlJc w:val="left"/>
+      <w:pPr>
+        <w:ind w:left="2160" w:hanging="360"/>
+      </w:pPr>
+      <w:rPr>
+        <w:u w:val="none"/>
+      </w:rPr>
+    </w:lvl>
+    <w:lvl w:ilvl="2">
+      <w:start w:val="1"/>
+      <w:numFmt w:val="bullet"/>
+      <w:lvlText w:val="-"/>
+      <w:lvlJc w:val="left"/>
+      <w:pPr>
+        <w:ind w:left="2880" w:hanging="360"/>
+      </w:pPr>
+      <w:rPr>
+        <w:u w:val="none"/>
+      </w:rPr>
+    </w:lvl>
+    <w:lvl w:ilvl="3">
+      <w:start w:val="1"/>
+      <w:numFmt w:val="bullet"/>
+      <w:lvlText w:val="-"/>
+      <w:lvlJc w:val="left"/>
+      <w:pPr>
+        <w:ind w:left="3600" w:hanging="360"/>
+      </w:pPr>
+      <w:rPr>
+        <w:u w:val="none"/>
+      </w:rPr>
+    </w:lvl>
+    <w:lvl w:ilvl="4">
+      <w:start w:val="1"/>
+      <w:numFmt w:val="bullet"/>
+      <w:lvlText w:val="-"/>
+      <w:lvlJc w:val="left"/>
+      <w:pPr>
+        <w:ind w:left="4320" w:hanging="360"/>
+      </w:pPr>
+      <w:rPr>
+        <w:u w:val="none"/>
+      </w:rPr>
+    </w:lvl>
+    <w:lvl w:ilvl="5">
+      <w:start w:val="1"/>
+      <w:numFmt w:val="bullet"/>
+      <w:lvlText w:val="-"/>
+      <w:lvlJc w:val="left"/>
+      <w:pPr>
+        <w:ind w:left="5040" w:hanging="360"/>
+      </w:pPr>
+      <w:rPr>
+        <w:u w:val="none"/>
+      </w:rPr>
+    </w:lvl>
+    <w:lvl w:ilvl="6">
+      <w:start w:val="1"/>
+      <w:numFmt w:val="bullet"/>
+      <w:lvlText w:val="-"/>
+      <w:lvlJc w:val="left"/>
+      <w:pPr>
+        <w:ind w:left="5760" w:hanging="360"/>
+      </w:pPr>
+      <w:rPr>
+        <w:u w:val="none"/>
+      </w:rPr>
+    </w:lvl>
+    <w:lvl w:ilvl="7">
+      <w:start w:val="1"/>
+      <w:numFmt w:val="bullet"/>
+      <w:lvlText w:val="-"/>
+      <w:lvlJc w:val="left"/>
+      <w:pPr>
+        <w:ind w:left="6480" w:hanging="360"/>
+      </w:pPr>
+      <w:rPr>
+        <w:u w:val="none"/>
+      </w:rPr>
+    </w:lvl>
+    <w:lvl w:ilvl="8">
+      <w:start w:val="1"/>
+      <w:numFmt w:val="bullet"/>
+      <w:lvlText w:val="-"/>
+      <w:lvlJc w:val="left"/>
+      <w:pPr>
+        <w:ind w:left="7200" w:hanging="360"/>
+      </w:pPr>
+      <w:rPr>
+        <w:u w:val="none"/>
+      </w:rPr>
+    </w:lvl>
+  </w:abstractNum>
+  <w:abstractNum w:abstractNumId="18">
+    <w:lvl w:ilvl="0">
+      <w:start w:val="1"/>
+      <w:numFmt w:val="bullet"/>
+      <w:lvlText w:val="●"/>
+      <w:lvlJc w:val="left"/>
+      <w:pPr>
+        <w:ind w:left="720" w:hanging="360"/>
+      </w:pPr>
+      <w:rPr>
+        <w:u w:val="none"/>
+      </w:rPr>
+    </w:lvl>
+    <w:lvl w:ilvl="1">
+      <w:start w:val="1"/>
+      <w:numFmt w:val="bullet"/>
+      <w:lvlText w:val="○"/>
+      <w:lvlJc w:val="left"/>
+      <w:pPr>
+        <w:ind w:left="1440" w:hanging="360"/>
+      </w:pPr>
+      <w:rPr>
+        <w:u w:val="none"/>
+      </w:rPr>
+    </w:lvl>
+    <w:lvl w:ilvl="2">
+      <w:start w:val="1"/>
+      <w:numFmt w:val="bullet"/>
+      <w:lvlText w:val="■"/>
+      <w:lvlJc w:val="left"/>
+      <w:pPr>
+        <w:ind w:left="2160" w:hanging="360"/>
+      </w:pPr>
+      <w:rPr>
+        <w:u w:val="none"/>
+      </w:rPr>
+    </w:lvl>
+    <w:lvl w:ilvl="3">
+      <w:start w:val="1"/>
+      <w:numFmt w:val="bullet"/>
+      <w:lvlText w:val="●"/>
+      <w:lvlJc w:val="left"/>
+      <w:pPr>
+        <w:ind w:left="2880" w:hanging="360"/>
+      </w:pPr>
+      <w:rPr>
+        <w:u w:val="none"/>
+      </w:rPr>
+    </w:lvl>
+    <w:lvl w:ilvl="4">
+      <w:start w:val="1"/>
+      <w:numFmt w:val="bullet"/>
+      <w:lvlText w:val="○"/>
+      <w:lvlJc w:val="left"/>
+      <w:pPr>
+        <w:ind w:left="3600" w:hanging="360"/>
+      </w:pPr>
+      <w:rPr>
+        <w:u w:val="none"/>
+      </w:rPr>
+    </w:lvl>
+    <w:lvl w:ilvl="5">
+      <w:start w:val="1"/>
+      <w:numFmt w:val="bullet"/>
+      <w:lvlText w:val="■"/>
+      <w:lvlJc w:val="left"/>
+      <w:pPr>
+        <w:ind w:left="4320" w:hanging="360"/>
+      </w:pPr>
+      <w:rPr>
+        <w:u w:val="none"/>
+      </w:rPr>
+    </w:lvl>
+    <w:lvl w:ilvl="6">
+      <w:start w:val="1"/>
+      <w:numFmt w:val="bullet"/>
+      <w:lvlText w:val="●"/>
+      <w:lvlJc w:val="left"/>
+      <w:pPr>
+        <w:ind w:left="5040" w:hanging="360"/>
+      </w:pPr>
+      <w:rPr>
+        <w:u w:val="none"/>
+      </w:rPr>
+    </w:lvl>
+    <w:lvl w:ilvl="7">
+      <w:start w:val="1"/>
+      <w:numFmt w:val="bullet"/>
+      <w:lvlText w:val="○"/>
+      <w:lvlJc w:val="left"/>
+      <w:pPr>
+        <w:ind w:left="5760" w:hanging="360"/>
+      </w:pPr>
+      <w:rPr>
+        <w:u w:val="none"/>
+      </w:rPr>
+    </w:lvl>
+    <w:lvl w:ilvl="8">
+      <w:start w:val="1"/>
+      <w:numFmt w:val="bullet"/>
+      <w:lvlText w:val="■"/>
+      <w:lvlJc w:val="left"/>
+      <w:pPr>
+        <w:ind w:left="6480" w:hanging="360"/>
+      </w:pPr>
+      <w:rPr>
+        <w:u w:val="none"/>
+      </w:rPr>
+    </w:lvl>
+  </w:abstractNum>
+  <w:abstractNum w:abstractNumId="19">
+    <w:lvl w:ilvl="0">
+      <w:start w:val="1"/>
+      <w:numFmt w:val="bullet"/>
+      <w:lvlText w:val="●"/>
+      <w:lvlJc w:val="left"/>
+      <w:pPr>
+        <w:ind w:left="720" w:hanging="360"/>
+      </w:pPr>
+      <w:rPr>
+        <w:u w:val="none"/>
+      </w:rPr>
+    </w:lvl>
+    <w:lvl w:ilvl="1">
+      <w:start w:val="1"/>
+      <w:numFmt w:val="bullet"/>
+      <w:lvlText w:val="○"/>
+      <w:lvlJc w:val="left"/>
+      <w:pPr>
+        <w:ind w:left="1440" w:hanging="360"/>
+      </w:pPr>
+      <w:rPr>
+        <w:u w:val="none"/>
+      </w:rPr>
+    </w:lvl>
+    <w:lvl w:ilvl="2">
+      <w:start w:val="1"/>
+      <w:numFmt w:val="bullet"/>
+      <w:lvlText w:val="■"/>
+      <w:lvlJc w:val="left"/>
+      <w:pPr>
+        <w:ind w:left="2160" w:hanging="360"/>
+      </w:pPr>
+      <w:rPr>
+        <w:u w:val="none"/>
+      </w:rPr>
+    </w:lvl>
+    <w:lvl w:ilvl="3">
+      <w:start w:val="1"/>
+      <w:numFmt w:val="bullet"/>
+      <w:lvlText w:val="●"/>
+      <w:lvlJc w:val="left"/>
+      <w:pPr>
+        <w:ind w:left="2880" w:hanging="360"/>
+      </w:pPr>
+      <w:rPr>
+        <w:u w:val="none"/>
+      </w:rPr>
+    </w:lvl>
+    <w:lvl w:ilvl="4">
+      <w:start w:val="1"/>
+      <w:numFmt w:val="bullet"/>
+      <w:lvlText w:val="○"/>
+      <w:lvlJc w:val="left"/>
+      <w:pPr>
+        <w:ind w:left="3600" w:hanging="360"/>
+      </w:pPr>
+      <w:rPr>
+        <w:u w:val="none"/>
+      </w:rPr>
+    </w:lvl>
+    <w:lvl w:ilvl="5">
+      <w:start w:val="1"/>
+      <w:numFmt w:val="bullet"/>
+      <w:lvlText w:val="■"/>
+      <w:lvlJc w:val="left"/>
+      <w:pPr>
+        <w:ind w:left="4320" w:hanging="360"/>
+      </w:pPr>
+      <w:rPr>
+        <w:u w:val="none"/>
+      </w:rPr>
+    </w:lvl>
+    <w:lvl w:ilvl="6">
+      <w:start w:val="1"/>
+      <w:numFmt w:val="bullet"/>
+      <w:lvlText w:val="●"/>
+      <w:lvlJc w:val="left"/>
+      <w:pPr>
+        <w:ind w:left="5040" w:hanging="360"/>
+      </w:pPr>
+      <w:rPr>
+        <w:u w:val="none"/>
+      </w:rPr>
+    </w:lvl>
+    <w:lvl w:ilvl="7">
+      <w:start w:val="1"/>
+      <w:numFmt w:val="bullet"/>
+      <w:lvlText w:val="○"/>
+      <w:lvlJc w:val="left"/>
+      <w:pPr>
+        <w:ind w:left="5760" w:hanging="360"/>
+      </w:pPr>
+      <w:rPr>
+        <w:u w:val="none"/>
+      </w:rPr>
+    </w:lvl>
+    <w:lvl w:ilvl="8">
+      <w:start w:val="1"/>
+      <w:numFmt w:val="bullet"/>
+      <w:lvlText w:val="■"/>
+      <w:lvlJc w:val="left"/>
+      <w:pPr>
+        <w:ind w:left="6480" w:hanging="360"/>
+      </w:pPr>
+      <w:rPr>
+        <w:u w:val="none"/>
+      </w:rPr>
+    </w:lvl>
+  </w:abstractNum>
+  <w:abstractNum w:abstractNumId="20">
     <w:lvl w:ilvl="0">
       <w:start w:val="1"/>
       <w:numFmt w:val="bullet"/>
@@ -6160,6 +6767,15 @@
   </w:num>
   <w:num w:numId="17">
     <w:abstractNumId w:val="17"/>
+  </w:num>
+  <w:num w:numId="18">
+    <w:abstractNumId w:val="18"/>
+  </w:num>
+  <w:num w:numId="19">
+    <w:abstractNumId w:val="19"/>
+  </w:num>
+  <w:num w:numId="20">
+    <w:abstractNumId w:val="20"/>
   </w:num>
 </w:numbering>
 </file>

--- a/Devoluciones Presentaciones_Kairos_NexTech.docx
+++ b/Devoluciones Presentaciones_Kairos_NexTech.docx
@@ -5,10 +5,7 @@
     <w:p>
       <w:pPr>
         <w:jc w:val="center"/>
-        <w:rPr>
-          <w:sz w:val="38"/>
-          <w:szCs w:val="38"/>
-        </w:rPr>
+        <w:rPr/>
       </w:pPr>
       <w:r>
         <w:rPr>
@@ -19,28 +16,55 @@
         </w:rPr>
         <w:t xml:space="preserve">•┈••✦ Etapa Construcción Iteración 2 ✦••┈•</w:t>
       </w:r>
-    </w:p>
-    <w:p>
-      <w:pPr>
-        <w:jc w:val="both"/>
-        <w:rPr/>
-      </w:pPr>
-      <w:r>
-        <w:rPr>
-          <w:rtl w:val="0"/>
-        </w:rPr>
-      </w:r>
-    </w:p>
-    <w:p>
-      <w:pPr>
-        <w:jc w:val="both"/>
-        <w:rPr/>
-      </w:pPr>
-      <w:r>
-        <w:rPr>
-          <w:rtl w:val="0"/>
-        </w:rPr>
-        <w:t xml:space="preserve">07/11/2025 Casos de Prueba ejecutados para 2da tanda de CU</w:t>
+      <w:r>
+        <w:rPr>
+          <w:rtl w:val="0"/>
+        </w:rPr>
+      </w:r>
+    </w:p>
+    <w:p>
+      <w:pPr>
+        <w:jc w:val="center"/>
+        <w:rPr/>
+      </w:pPr>
+      <w:r>
+        <w:rPr>
+          <w:rtl w:val="0"/>
+        </w:rPr>
+      </w:r>
+    </w:p>
+    <w:p>
+      <w:pPr>
+        <w:jc w:val="both"/>
+        <w:rPr/>
+      </w:pPr>
+      <w:r>
+        <w:rPr>
+          <w:rtl w:val="0"/>
+        </w:rPr>
+      </w:r>
+    </w:p>
+    <w:p>
+      <w:pPr>
+        <w:jc w:val="both"/>
+        <w:rPr/>
+      </w:pPr>
+      <w:r>
+        <w:rPr>
+          <w:rtl w:val="0"/>
+        </w:rPr>
+        <w:t xml:space="preserve">07/11/2025 Casos de Prueba ejecutados para 2da tanda de CU, Implementación, cierre de iteración, plan de iteración construcción 3</w:t>
+      </w:r>
+    </w:p>
+    <w:p>
+      <w:pPr>
+        <w:jc w:val="both"/>
+        <w:rPr/>
+      </w:pPr>
+      <w:r>
+        <w:rPr>
+          <w:rtl w:val="0"/>
+        </w:rPr>
       </w:r>
     </w:p>
     <w:p>
@@ -59,7 +83,87 @@
         <w:rPr>
           <w:rtl w:val="0"/>
         </w:rPr>
-        <w:t xml:space="preserve">l</w:t>
+        <w:t xml:space="preserve">Cuando mostramos implementaciones no es necesario que probemos todo cuando lo presentamos, es decir, no mostrar todas las validaciones. Ir directamente a la funcionalidad.</w:t>
+      </w:r>
+    </w:p>
+    <w:p>
+      <w:pPr>
+        <w:numPr>
+          <w:ilvl w:val="0"/>
+          <w:numId w:val="9"/>
+        </w:numPr>
+        <w:ind w:left="720" w:hanging="360"/>
+        <w:jc w:val="both"/>
+        <w:rPr>
+          <w:u w:val="none"/>
+        </w:rPr>
+      </w:pPr>
+      <w:r>
+        <w:rPr>
+          <w:rtl w:val="0"/>
+        </w:rPr>
+        <w:t xml:space="preserve">Cuando tengamos que presentar es mejor tener el video de tu culo y mi fideo localmente porque el wifi de la unpa no es confiable y puede causar problemas para reproducirlo en el momento.</w:t>
+      </w:r>
+    </w:p>
+    <w:p>
+      <w:pPr>
+        <w:ind w:left="720" w:firstLine="0"/>
+        <w:jc w:val="both"/>
+        <w:rPr/>
+      </w:pPr>
+      <w:r>
+        <w:rPr>
+          <w:rtl w:val="0"/>
+        </w:rPr>
+      </w:r>
+    </w:p>
+    <w:p>
+      <w:pPr>
+        <w:numPr>
+          <w:ilvl w:val="0"/>
+          <w:numId w:val="9"/>
+        </w:numPr>
+        <w:ind w:left="720" w:hanging="360"/>
+        <w:jc w:val="both"/>
+        <w:rPr>
+          <w:u w:val="none"/>
+        </w:rPr>
+      </w:pPr>
+      <w:r>
+        <w:rPr>
+          <w:rtl w:val="0"/>
+        </w:rPr>
+        <w:t xml:space="preserve">Es recomendado tener un prototipo descartable de los casos de uso que sabemos que van a faltar cuando termine la cursada para tenerlos validado y definido cuando lo vayamos a implementar fuera de la cursada.</w:t>
+      </w:r>
+    </w:p>
+    <w:p>
+      <w:pPr>
+        <w:ind w:left="720" w:firstLine="0"/>
+        <w:jc w:val="both"/>
+        <w:rPr/>
+      </w:pPr>
+      <w:r>
+        <w:rPr>
+          <w:rtl w:val="0"/>
+        </w:rPr>
+      </w:r>
+    </w:p>
+    <w:p>
+      <w:pPr>
+        <w:numPr>
+          <w:ilvl w:val="0"/>
+          <w:numId w:val="9"/>
+        </w:numPr>
+        <w:ind w:left="720" w:hanging="360"/>
+        <w:jc w:val="both"/>
+        <w:rPr>
+          <w:u w:val="none"/>
+        </w:rPr>
+      </w:pPr>
+      <w:r>
+        <w:rPr>
+          <w:rtl w:val="0"/>
+        </w:rPr>
       </w:r>
     </w:p>
     <w:p>
@@ -1042,6 +1146,7 @@
       <w:r>
         <w:rPr>
           <w:b w:val="1"/>
+          <w:bCs w:val="1"/>
           <w:rtl w:val="0"/>
         </w:rPr>
         <w:t xml:space="preserve">riesgos</w:t>
@@ -4095,6 +4200,7 @@
       <w:r>
         <w:rPr>
           <w:b w:val="1"/>
+          <w:bCs w:val="1"/>
           <w:rtl w:val="0"/>
         </w:rPr>
         <w:t xml:space="preserve">Cortar la definición</w:t>
@@ -4133,6 +4239,7 @@
       <w:r>
         <w:rPr>
           <w:b w:val="1"/>
+          <w:bCs w:val="1"/>
           <w:rtl w:val="0"/>
         </w:rPr>
         <w:t xml:space="preserve">Definir</w:t>
@@ -4146,6 +4253,7 @@
       <w:r>
         <w:rPr>
           <w:b w:val="1"/>
+          <w:bCs w:val="1"/>
           <w:rtl w:val="0"/>
         </w:rPr>
         <w:t xml:space="preserve">responsables de la validación y verificación</w:t>
@@ -6838,6 +6946,7 @@
     </w:pPr>
     <w:rPr>
       <w:b w:val="0"/>
+      <w:bCs w:val="0"/>
       <w:sz w:val="32"/>
       <w:szCs w:val="32"/>
     </w:rPr>
@@ -6854,6 +6963,7 @@
     </w:pPr>
     <w:rPr>
       <w:b w:val="0"/>
+      <w:bCs w:val="0"/>
       <w:color w:val="434343"/>
       <w:sz w:val="28"/>
       <w:szCs w:val="28"/>
@@ -6903,6 +7013,7 @@
     </w:pPr>
     <w:rPr>
       <w:i w:val="1"/>
+      <w:iCs w:val="1"/>
       <w:color w:val="666666"/>
       <w:sz w:val="22"/>
       <w:szCs w:val="22"/>
@@ -6936,6 +7047,7 @@
     <w:rPr>
       <w:rFonts w:ascii="Arial" w:cs="Arial" w:eastAsia="Arial" w:hAnsi="Arial"/>
       <w:i w:val="0"/>
+      <w:iCs w:val="0"/>
       <w:color w:val="666666"/>
       <w:sz w:val="30"/>
       <w:szCs w:val="30"/>

--- a/Devoluciones Presentaciones_Kairos_NexTech.docx
+++ b/Devoluciones Presentaciones_Kairos_NexTech.docx
@@ -24,11 +24,169 @@
     </w:p>
     <w:p>
       <w:pPr>
+        <w:jc w:val="left"/>
+        <w:rPr/>
+      </w:pPr>
+      <w:r>
+        <w:rPr>
+          <w:rtl w:val="0"/>
+        </w:rPr>
+      </w:r>
+    </w:p>
+    <w:p>
+      <w:pPr>
+        <w:jc w:val="left"/>
+        <w:rPr/>
+      </w:pPr>
+      <w:r>
+        <w:rPr>
+          <w:rtl w:val="0"/>
+        </w:rPr>
+        <w:t xml:space="preserve">11/11/2025 Especificación CUs, Inicio Manual de Usuario, Inicio Manual de Instalación</w:t>
+      </w:r>
+    </w:p>
+    <w:p>
+      <w:pPr>
+        <w:jc w:val="left"/>
+        <w:rPr/>
+      </w:pPr>
+      <w:r>
+        <w:rPr>
+          <w:rtl w:val="0"/>
+        </w:rPr>
+      </w:r>
+    </w:p>
+    <w:p>
+      <w:pPr>
+        <w:numPr>
+          <w:ilvl w:val="0"/>
+          <w:numId w:val="21"/>
+        </w:numPr>
+        <w:ind w:left="720" w:hanging="360"/>
+        <w:jc w:val="left"/>
+        <w:rPr>
+          <w:u w:val="none"/>
+        </w:rPr>
+      </w:pPr>
+      <w:r>
+        <w:rPr>
+          <w:rtl w:val="0"/>
+        </w:rPr>
+        <w:t xml:space="preserve">El manual de usuario, cuando se entrega suele ser una descripción de cada botón, lo que está mal. Debe poder explicar un poco los flujos de trabajo, como comenzar a hacer cosas, como guardar datos, etc. Los pasos para aprovechar las funcionalidades. Tipo instrucciones sin necesidad de enredarse en cosas técnicas.</w:t>
+      </w:r>
+    </w:p>
+    <w:p>
+      <w:pPr>
+        <w:ind w:left="720" w:firstLine="0"/>
+        <w:jc w:val="left"/>
+        <w:rPr/>
+      </w:pPr>
+      <w:r>
+        <w:rPr>
+          <w:rtl w:val="0"/>
+        </w:rPr>
+      </w:r>
+    </w:p>
+    <w:p>
+      <w:pPr>
+        <w:numPr>
+          <w:ilvl w:val="0"/>
+          <w:numId w:val="21"/>
+        </w:numPr>
+        <w:ind w:left="720" w:hanging="360"/>
+        <w:jc w:val="left"/>
+        <w:rPr>
+          <w:u w:val="none"/>
+        </w:rPr>
+      </w:pPr>
+      <w:r>
+        <w:rPr>
+          <w:rtl w:val="0"/>
+        </w:rPr>
+        <w:t xml:space="preserve">Transmitir mejor los errores encontrados (los más llamativos) en los casos de prueba ya que no  lo transmitimos.</w:t>
+      </w:r>
+    </w:p>
+    <w:p>
+      <w:pPr>
+        <w:ind w:left="720" w:firstLine="0"/>
+        <w:jc w:val="left"/>
+        <w:rPr/>
+      </w:pPr>
+      <w:r>
+        <w:rPr>
+          <w:rtl w:val="0"/>
+        </w:rPr>
+      </w:r>
+    </w:p>
+    <w:p>
+      <w:pPr>
+        <w:numPr>
+          <w:ilvl w:val="0"/>
+          <w:numId w:val="21"/>
+        </w:numPr>
+        <w:ind w:left="720" w:hanging="360"/>
+        <w:jc w:val="left"/>
+        <w:rPr>
+          <w:u w:val="none"/>
+        </w:rPr>
+      </w:pPr>
+      <w:r>
+        <w:rPr>
+          <w:rtl w:val="0"/>
+        </w:rPr>
+        <w:t xml:space="preserve">Manual de instalación: el manual de instalación pide demasiado, te pide que te instales muchas cosas. Podemos probar instalar solo MySql en reemplazo del xampp. Podríamos tratar de buscarle la vuelta para instalarlo de otra forma teniendo en cuenta lo mínimo requerido para que corra.</w:t>
+      </w:r>
+    </w:p>
+    <w:p>
+      <w:pPr>
+        <w:ind w:left="720" w:firstLine="0"/>
+        <w:jc w:val="left"/>
+        <w:rPr/>
+      </w:pPr>
+      <w:r>
+        <w:rPr>
+          <w:rtl w:val="0"/>
+        </w:rPr>
+      </w:r>
+    </w:p>
+    <w:p>
+      <w:pPr>
+        <w:jc w:val="left"/>
+        <w:rPr/>
+      </w:pPr>
+      <w:r>
+        <w:rPr>
+          <w:rtl w:val="0"/>
+        </w:rPr>
+      </w:r>
+    </w:p>
+    <w:p>
+      <w:pPr>
         <w:jc w:val="center"/>
         <w:rPr/>
       </w:pPr>
       <w:r>
         <w:rPr>
+          <w:rFonts w:ascii="Arial Unicode MS" w:cs="Arial Unicode MS" w:eastAsia="Arial Unicode MS" w:hAnsi="Arial Unicode MS"/>
+          <w:sz w:val="38"/>
+          <w:szCs w:val="38"/>
+          <w:rtl w:val="0"/>
+        </w:rPr>
+        <w:t xml:space="preserve">•┈••✦ ❤ ✦••┈•</w:t>
+      </w:r>
+      <w:r>
+        <w:rPr>
+          <w:rtl w:val="0"/>
+        </w:rPr>
+      </w:r>
+    </w:p>
+    <w:p>
+      <w:pPr>
+        <w:jc w:val="left"/>
+        <w:rPr/>
+      </w:pPr>
+      <w:r>
+        <w:rPr>
           <w:rtl w:val="0"/>
         </w:rPr>
       </w:r>
@@ -159,6 +317,50 @@
         <w:rPr>
           <w:u w:val="none"/>
         </w:rPr>
+      </w:pPr>
+      <w:r>
+        <w:rPr>
+          <w:rtl w:val="0"/>
+        </w:rPr>
+        <w:t xml:space="preserve">En la idea del manual de usuario a ninguno de los grupos se nos ocurrió salirnos de la plantilla de psi. Esta parte es algo que podemos hacer como nosotros queramos, puede estar integrado en el sistema, puede ser un video, puede ser, no se, un tutorial en el mismo sistema.</w:t>
+      </w:r>
+    </w:p>
+    <w:p>
+      <w:pPr>
+        <w:ind w:left="720" w:firstLine="0"/>
+        <w:jc w:val="both"/>
+        <w:rPr/>
+      </w:pPr>
+      <w:r>
+        <w:rPr>
+          <w:rtl w:val="0"/>
+        </w:rPr>
+      </w:r>
+    </w:p>
+    <w:p>
+      <w:pPr>
+        <w:numPr>
+          <w:ilvl w:val="0"/>
+          <w:numId w:val="9"/>
+        </w:numPr>
+        <w:ind w:left="720" w:hanging="360"/>
+        <w:jc w:val="both"/>
+        <w:rPr>
+          <w:u w:val="none"/>
+        </w:rPr>
+      </w:pPr>
+      <w:r>
+        <w:rPr>
+          <w:rtl w:val="0"/>
+        </w:rPr>
+        <w:t xml:space="preserve">Recomendación para los informes: tienen que ser consecuentes. Todos los documentos tienen encabezado y pie de página para que uno sepa lo que está leyendo.</w:t>
+      </w:r>
+    </w:p>
+    <w:p>
+      <w:pPr>
+        <w:ind w:left="0" w:firstLine="0"/>
+        <w:jc w:val="both"/>
+        <w:rPr/>
       </w:pPr>
       <w:r>
         <w:rPr>
@@ -6716,6 +6918,116 @@
     </w:lvl>
   </w:abstractNum>
   <w:abstractNum w:abstractNumId="20">
+    <w:lvl w:ilvl="0">
+      <w:start w:val="1"/>
+      <w:numFmt w:val="bullet"/>
+      <w:lvlText w:val="●"/>
+      <w:lvlJc w:val="left"/>
+      <w:pPr>
+        <w:ind w:left="720" w:hanging="360"/>
+      </w:pPr>
+      <w:rPr>
+        <w:u w:val="none"/>
+      </w:rPr>
+    </w:lvl>
+    <w:lvl w:ilvl="1">
+      <w:start w:val="1"/>
+      <w:numFmt w:val="bullet"/>
+      <w:lvlText w:val="○"/>
+      <w:lvlJc w:val="left"/>
+      <w:pPr>
+        <w:ind w:left="1440" w:hanging="360"/>
+      </w:pPr>
+      <w:rPr>
+        <w:u w:val="none"/>
+      </w:rPr>
+    </w:lvl>
+    <w:lvl w:ilvl="2">
+      <w:start w:val="1"/>
+      <w:numFmt w:val="bullet"/>
+      <w:lvlText w:val="■"/>
+      <w:lvlJc w:val="left"/>
+      <w:pPr>
+        <w:ind w:left="2160" w:hanging="360"/>
+      </w:pPr>
+      <w:rPr>
+        <w:u w:val="none"/>
+      </w:rPr>
+    </w:lvl>
+    <w:lvl w:ilvl="3">
+      <w:start w:val="1"/>
+      <w:numFmt w:val="bullet"/>
+      <w:lvlText w:val="●"/>
+      <w:lvlJc w:val="left"/>
+      <w:pPr>
+        <w:ind w:left="2880" w:hanging="360"/>
+      </w:pPr>
+      <w:rPr>
+        <w:u w:val="none"/>
+      </w:rPr>
+    </w:lvl>
+    <w:lvl w:ilvl="4">
+      <w:start w:val="1"/>
+      <w:numFmt w:val="bullet"/>
+      <w:lvlText w:val="○"/>
+      <w:lvlJc w:val="left"/>
+      <w:pPr>
+        <w:ind w:left="3600" w:hanging="360"/>
+      </w:pPr>
+      <w:rPr>
+        <w:u w:val="none"/>
+      </w:rPr>
+    </w:lvl>
+    <w:lvl w:ilvl="5">
+      <w:start w:val="1"/>
+      <w:numFmt w:val="bullet"/>
+      <w:lvlText w:val="■"/>
+      <w:lvlJc w:val="left"/>
+      <w:pPr>
+        <w:ind w:left="4320" w:hanging="360"/>
+      </w:pPr>
+      <w:rPr>
+        <w:u w:val="none"/>
+      </w:rPr>
+    </w:lvl>
+    <w:lvl w:ilvl="6">
+      <w:start w:val="1"/>
+      <w:numFmt w:val="bullet"/>
+      <w:lvlText w:val="●"/>
+      <w:lvlJc w:val="left"/>
+      <w:pPr>
+        <w:ind w:left="5040" w:hanging="360"/>
+      </w:pPr>
+      <w:rPr>
+        <w:u w:val="none"/>
+      </w:rPr>
+    </w:lvl>
+    <w:lvl w:ilvl="7">
+      <w:start w:val="1"/>
+      <w:numFmt w:val="bullet"/>
+      <w:lvlText w:val="○"/>
+      <w:lvlJc w:val="left"/>
+      <w:pPr>
+        <w:ind w:left="5760" w:hanging="360"/>
+      </w:pPr>
+      <w:rPr>
+        <w:u w:val="none"/>
+      </w:rPr>
+    </w:lvl>
+    <w:lvl w:ilvl="8">
+      <w:start w:val="1"/>
+      <w:numFmt w:val="bullet"/>
+      <w:lvlText w:val="■"/>
+      <w:lvlJc w:val="left"/>
+      <w:pPr>
+        <w:ind w:left="6480" w:hanging="360"/>
+      </w:pPr>
+      <w:rPr>
+        <w:u w:val="none"/>
+      </w:rPr>
+    </w:lvl>
+  </w:abstractNum>
+  <w:abstractNum w:abstractNumId="21">
     <w:lvl w:ilvl="0">
       <w:start w:val="1"/>
       <w:numFmt w:val="bullet"/>
@@ -6884,6 +7196,9 @@
   </w:num>
   <w:num w:numId="20">
     <w:abstractNumId w:val="20"/>
+  </w:num>
+  <w:num w:numId="21">
+    <w:abstractNumId w:val="21"/>
   </w:num>
 </w:numbering>
 </file>

--- a/Devoluciones Presentaciones_Kairos_NexTech.docx
+++ b/Devoluciones Presentaciones_Kairos_NexTech.docx
@@ -4,6 +4,648 @@
   <w:body>
     <w:p>
       <w:pPr>
+        <w:ind w:left="720" w:firstLine="0"/>
+        <w:jc w:val="both"/>
+        <w:rPr/>
+      </w:pPr>
+      <w:r>
+        <w:rPr>
+          <w:rtl w:val="0"/>
+        </w:rPr>
+        <w:t xml:space="preserve">28/11/2025 Defensa del proyecto</w:t>
+      </w:r>
+    </w:p>
+    <w:p>
+      <w:pPr>
+        <w:ind w:left="0" w:firstLine="0"/>
+        <w:jc w:val="both"/>
+        <w:rPr/>
+      </w:pPr>
+      <w:r>
+        <w:rPr>
+          <w:rtl w:val="0"/>
+        </w:rPr>
+      </w:r>
+    </w:p>
+    <w:p>
+      <w:pPr>
+        <w:numPr>
+          <w:ilvl w:val="0"/>
+          <w:numId w:val="8"/>
+        </w:numPr>
+        <w:ind w:left="1440" w:hanging="360"/>
+        <w:jc w:val="both"/>
+        <w:rPr>
+          <w:u w:val="none"/>
+        </w:rPr>
+      </w:pPr>
+      <w:r>
+        <w:rPr>
+          <w:rtl w:val="0"/>
+        </w:rPr>
+        <w:t xml:space="preserve">Nos estaría faltando que mientras ellos van viendo las estadísticas de cada uno de los temas, que expliquemos una interpretación de los números que obtuvimos como resultado. Por ejemplo, de los riesgos no comentamos nada del estilo “se materializó tal riesgo”, “Tal riesgo nos preocupó”</w:t>
+      </w:r>
+    </w:p>
+    <w:p>
+      <w:pPr>
+        <w:numPr>
+          <w:ilvl w:val="0"/>
+          <w:numId w:val="8"/>
+        </w:numPr>
+        <w:ind w:left="1440" w:hanging="360"/>
+        <w:jc w:val="both"/>
+        <w:rPr>
+          <w:u w:val="none"/>
+        </w:rPr>
+      </w:pPr>
+      <w:r>
+        <w:rPr>
+          <w:rtl w:val="0"/>
+        </w:rPr>
+        <w:t xml:space="preserve">No especificamos cómo o por qué tomamos ciertas decisiones, qué problemas tuvimos, cómo los solucionamos (por ejemplo, logos o nombre del proyecto). Hace falta interpretaciones de cosas.</w:t>
+      </w:r>
+    </w:p>
+    <w:p>
+      <w:pPr>
+        <w:numPr>
+          <w:ilvl w:val="0"/>
+          <w:numId w:val="8"/>
+        </w:numPr>
+        <w:ind w:left="1440" w:hanging="360"/>
+        <w:jc w:val="both"/>
+        <w:rPr>
+          <w:u w:val="none"/>
+        </w:rPr>
+      </w:pPr>
+      <w:r>
+        <w:rPr>
+          <w:rtl w:val="0"/>
+        </w:rPr>
+        <w:t xml:space="preserve">No mencionamos por qué sucedió que desarrollamos casos de uso extra en una iteración que no habíamos planificado.</w:t>
+      </w:r>
+    </w:p>
+    <w:p>
+      <w:pPr>
+        <w:numPr>
+          <w:ilvl w:val="0"/>
+          <w:numId w:val="8"/>
+        </w:numPr>
+        <w:ind w:left="1440" w:hanging="360"/>
+        <w:jc w:val="both"/>
+        <w:rPr>
+          <w:u w:val="none"/>
+        </w:rPr>
+      </w:pPr>
+      <w:r>
+        <w:rPr>
+          <w:rtl w:val="0"/>
+        </w:rPr>
+        <w:t xml:space="preserve">Lo que les interesaba saber es si la gestión que aplicamos nos sirvió para algo.</w:t>
+      </w:r>
+    </w:p>
+    <w:p>
+      <w:pPr>
+        <w:numPr>
+          <w:ilvl w:val="0"/>
+          <w:numId w:val="8"/>
+        </w:numPr>
+        <w:ind w:left="1440" w:hanging="360"/>
+        <w:jc w:val="both"/>
+        <w:rPr>
+          <w:u w:val="none"/>
+        </w:rPr>
+      </w:pPr>
+      <w:r>
+        <w:rPr>
+          <w:rtl w:val="0"/>
+        </w:rPr>
+        <w:t xml:space="preserve">NexTech alias Acentos.</w:t>
+      </w:r>
+    </w:p>
+    <w:p>
+      <w:pPr>
+        <w:numPr>
+          <w:ilvl w:val="0"/>
+          <w:numId w:val="8"/>
+        </w:numPr>
+        <w:ind w:left="1440" w:hanging="360"/>
+        <w:jc w:val="both"/>
+        <w:rPr>
+          <w:u w:val="none"/>
+        </w:rPr>
+      </w:pPr>
+      <w:r>
+        <w:rPr>
+          <w:rtl w:val="0"/>
+        </w:rPr>
+        <w:t xml:space="preserve">Debemos mostrar los problemas que tuvimos desde el punto de vista del aprendizaje. Qué problemas tuvimos, cómo los solucionamos, en qué repercutió, qué no tuvimos en cuenta, etc. Quieren que describamos un poco cómo fue el transitar por la materia.</w:t>
+      </w:r>
+    </w:p>
+    <w:p>
+      <w:pPr>
+        <w:numPr>
+          <w:ilvl w:val="0"/>
+          <w:numId w:val="8"/>
+        </w:numPr>
+        <w:ind w:left="1440" w:hanging="360"/>
+        <w:jc w:val="both"/>
+        <w:rPr>
+          <w:u w:val="none"/>
+        </w:rPr>
+      </w:pPr>
+      <w:r>
+        <w:rPr>
+          <w:rtl w:val="0"/>
+        </w:rPr>
+        <w:t xml:space="preserve">Gustó el gráfico de la evolución de los riesgos. De todas formas estaría bueno analizar lo que representan los datos en conjunto.</w:t>
+      </w:r>
+    </w:p>
+    <w:p>
+      <w:pPr>
+        <w:numPr>
+          <w:ilvl w:val="0"/>
+          <w:numId w:val="8"/>
+        </w:numPr>
+        <w:ind w:left="1440" w:hanging="360"/>
+        <w:jc w:val="both"/>
+        <w:rPr>
+          <w:u w:val="none"/>
+        </w:rPr>
+      </w:pPr>
+      <w:r>
+        <w:rPr>
+          <w:rtl w:val="0"/>
+        </w:rPr>
+        <w:t xml:space="preserve">Enumeramos muchas cosas de las que hicimos, que no dice mucho.</w:t>
+      </w:r>
+    </w:p>
+    <w:p>
+      <w:pPr>
+        <w:numPr>
+          <w:ilvl w:val="0"/>
+          <w:numId w:val="8"/>
+        </w:numPr>
+        <w:ind w:left="1440" w:hanging="360"/>
+        <w:jc w:val="both"/>
+        <w:rPr>
+          <w:u w:val="none"/>
+        </w:rPr>
+      </w:pPr>
+      <w:r>
+        <w:rPr>
+          <w:rtl w:val="0"/>
+        </w:rPr>
+        <w:t xml:space="preserve">Le hubiese gustado a Karim que las chicas destaquen mas. Quiere que contemos qué situaciones podemos destacar, que herramientas nos dieron, qué trabajamos como equipo para solucionar los problemas. Esto debería agregarse a la memoria del proyecto.</w:t>
+      </w:r>
+    </w:p>
+    <w:p>
+      <w:pPr>
+        <w:numPr>
+          <w:ilvl w:val="0"/>
+          <w:numId w:val="8"/>
+        </w:numPr>
+        <w:ind w:left="1440" w:hanging="360"/>
+        <w:jc w:val="both"/>
+        <w:rPr>
+          <w:u w:val="none"/>
+        </w:rPr>
+      </w:pPr>
+      <w:r>
+        <w:rPr>
+          <w:rtl w:val="0"/>
+        </w:rPr>
+        <w:t xml:space="preserve">No queda muy claro si nos sirvieron o no las tareas de gestión inicial, agregar a la memoria y presentación</w:t>
+      </w:r>
+    </w:p>
+    <w:p>
+      <w:pPr>
+        <w:numPr>
+          <w:ilvl w:val="0"/>
+          <w:numId w:val="8"/>
+        </w:numPr>
+        <w:ind w:left="1440" w:hanging="360"/>
+        <w:jc w:val="both"/>
+        <w:rPr>
+          <w:u w:val="none"/>
+        </w:rPr>
+      </w:pPr>
+      <w:r>
+        <w:rPr>
+          <w:rtl w:val="0"/>
+        </w:rPr>
+        <w:t xml:space="preserve">Cómo nos organizábamos en la toma de decisiones.</w:t>
+      </w:r>
+    </w:p>
+    <w:p>
+      <w:pPr>
+        <w:numPr>
+          <w:ilvl w:val="0"/>
+          <w:numId w:val="8"/>
+        </w:numPr>
+        <w:ind w:left="1440" w:hanging="360"/>
+        <w:jc w:val="both"/>
+        <w:rPr>
+          <w:u w:val="none"/>
+        </w:rPr>
+      </w:pPr>
+      <w:r>
+        <w:rPr>
+          <w:rtl w:val="0"/>
+        </w:rPr>
+        <w:t xml:space="preserve">Contar para qué utilizamos las ramas extra que tenemos.</w:t>
+      </w:r>
+    </w:p>
+    <w:p>
+      <w:pPr>
+        <w:numPr>
+          <w:ilvl w:val="0"/>
+          <w:numId w:val="8"/>
+        </w:numPr>
+        <w:ind w:left="1440" w:hanging="360"/>
+        <w:jc w:val="both"/>
+        <w:rPr>
+          <w:u w:val="none"/>
+        </w:rPr>
+      </w:pPr>
+      <w:r>
+        <w:rPr>
+          <w:rtl w:val="0"/>
+        </w:rPr>
+        <w:t xml:space="preserve">Distribuir mejor la carga de lo que hablamos.</w:t>
+      </w:r>
+    </w:p>
+    <w:p>
+      <w:pPr>
+        <w:numPr>
+          <w:ilvl w:val="0"/>
+          <w:numId w:val="8"/>
+        </w:numPr>
+        <w:ind w:left="1440" w:hanging="360"/>
+        <w:jc w:val="both"/>
+        <w:rPr>
+          <w:u w:val="none"/>
+        </w:rPr>
+      </w:pPr>
+      <w:r>
+        <w:rPr>
+          <w:rtl w:val="0"/>
+        </w:rPr>
+        <w:t xml:space="preserve">Al video le falta mostrar algunos casos de uso. En el tinal podemos hacer un video más largo y darnos un poco más de tiempo para explicarlo.</w:t>
+      </w:r>
+    </w:p>
+    <w:p>
+      <w:pPr>
+        <w:numPr>
+          <w:ilvl w:val="0"/>
+          <w:numId w:val="8"/>
+        </w:numPr>
+        <w:ind w:left="1440" w:hanging="360"/>
+        <w:jc w:val="both"/>
+        <w:rPr>
+          <w:u w:val="none"/>
+        </w:rPr>
+      </w:pPr>
+      <w:r>
+        <w:rPr>
+          <w:rtl w:val="0"/>
+        </w:rPr>
+        <w:t xml:space="preserve">Para el final debe mostrarse un video que muestre cómo el software soluciona el problema por el cual inicia el proyecto, además de mostrar las funcionalidades.</w:t>
+      </w:r>
+    </w:p>
+    <w:p>
+      <w:pPr>
+        <w:numPr>
+          <w:ilvl w:val="0"/>
+          <w:numId w:val="8"/>
+        </w:numPr>
+        <w:ind w:left="1440" w:hanging="360"/>
+        <w:jc w:val="both"/>
+        <w:rPr>
+          <w:u w:val="none"/>
+        </w:rPr>
+      </w:pPr>
+      <w:r>
+        <w:rPr>
+          <w:rtl w:val="0"/>
+        </w:rPr>
+        <w:t xml:space="preserve">En la presentación no habían algunos de los gráficos que sí teníamos en el sistema de kairos.</w:t>
+      </w:r>
+    </w:p>
+    <w:p>
+      <w:pPr>
+        <w:numPr>
+          <w:ilvl w:val="0"/>
+          <w:numId w:val="8"/>
+        </w:numPr>
+        <w:ind w:left="1440" w:hanging="360"/>
+        <w:jc w:val="both"/>
+        <w:rPr>
+          <w:u w:val="none"/>
+        </w:rPr>
+      </w:pPr>
+      <w:r>
+        <w:rPr>
+          <w:rtl w:val="0"/>
+        </w:rPr>
+        <w:t xml:space="preserve">Estaría bueno que para las iteraciones en las que recién habíamos comenzado con la codificación (elaboración 2 ponele), reemplacemos el valor que habíamos utilizado para la estimación por el valor que tenemos de velocidad del equipo para ver cómo daría si la estimación que hicimos en septiembre tuviera valores más asentados del equipo. Estaría bueno en la memoria (o en la presentación final creo no se), para ver si sirve hacer la estimación.</w:t>
+      </w:r>
+    </w:p>
+    <w:p>
+      <w:pPr>
+        <w:numPr>
+          <w:ilvl w:val="0"/>
+          <w:numId w:val="8"/>
+        </w:numPr>
+        <w:ind w:left="1440" w:hanging="360"/>
+        <w:jc w:val="both"/>
+        <w:rPr>
+          <w:u w:val="none"/>
+        </w:rPr>
+      </w:pPr>
+      <w:r>
+        <w:rPr>
+          <w:rtl w:val="0"/>
+        </w:rPr>
+      </w:r>
+    </w:p>
+    <w:p>
+      <w:pPr>
+        <w:ind w:left="720" w:firstLine="0"/>
+        <w:jc w:val="both"/>
+        <w:rPr/>
+      </w:pPr>
+      <w:r>
+        <w:rPr>
+          <w:rtl w:val="0"/>
+        </w:rPr>
+      </w:r>
+    </w:p>
+    <w:p>
+      <w:pPr>
+        <w:ind w:left="720" w:firstLine="0"/>
+        <w:jc w:val="both"/>
+        <w:rPr/>
+      </w:pPr>
+      <w:r>
+        <w:rPr>
+          <w:rtl w:val="0"/>
+        </w:rPr>
+      </w:r>
+    </w:p>
+    <w:p>
+      <w:pPr>
+        <w:numPr>
+          <w:ilvl w:val="0"/>
+          <w:numId w:val="23"/>
+        </w:numPr>
+        <w:ind w:left="720" w:hanging="360"/>
+        <w:jc w:val="both"/>
+        <w:rPr/>
+      </w:pPr>
+      <w:r>
+        <w:rPr>
+          <w:rtl w:val="0"/>
+        </w:rPr>
+        <w:t xml:space="preserve">E</w:t>
+      </w:r>
+      <w:r>
+        <w:rPr>
+          <w:rtl w:val="0"/>
+        </w:rPr>
+        <w:t xml:space="preserve">n el software faltan acentos en varios lugares, especialmente en el dashboard.</w:t>
+      </w:r>
+    </w:p>
+    <w:p>
+      <w:pPr>
+        <w:numPr>
+          <w:ilvl w:val="0"/>
+          <w:numId w:val="23"/>
+        </w:numPr>
+        <w:ind w:left="720" w:hanging="360"/>
+        <w:jc w:val="both"/>
+        <w:rPr/>
+      </w:pPr>
+      <w:r>
+        <w:rPr>
+          <w:rtl w:val="0"/>
+        </w:rPr>
+        <w:t xml:space="preserve">Para la defensa del proyecto tenemos que poner nuestros datos reales en nuestro sistema y aprovecharnos de los gráficos.</w:t>
+      </w:r>
+    </w:p>
+    <w:p>
+      <w:pPr>
+        <w:numPr>
+          <w:ilvl w:val="0"/>
+          <w:numId w:val="23"/>
+        </w:numPr>
+        <w:ind w:left="720" w:hanging="360"/>
+        <w:jc w:val="both"/>
+        <w:rPr/>
+      </w:pPr>
+      <w:r>
+        <w:rPr>
+          <w:rtl w:val="0"/>
+        </w:rPr>
+        <w:t xml:space="preserve">Si realmente rendimos en abril/mayo, no es necesario hacer una reunión de avances, con la reunión previa al final sería suficiente.</w:t>
+      </w:r>
+    </w:p>
+    <w:p>
+      <w:pPr>
+        <w:numPr>
+          <w:ilvl w:val="0"/>
+          <w:numId w:val="23"/>
+        </w:numPr>
+        <w:ind w:left="720" w:hanging="360"/>
+        <w:jc w:val="both"/>
+        <w:rPr/>
+      </w:pPr>
+      <w:r>
+        <w:rPr>
+          <w:rtl w:val="0"/>
+        </w:rPr>
+        <w:t xml:space="preserve">La cantidad de integrales del proyecto la limitamos a 6 y es una decisión que tomamos en base a nada, es decir, el cliente no lo pidió y es algo importante. Es una restricción que no se puede establecer en así nomás, debe ser planteado y acordado.</w:t>
+      </w:r>
+    </w:p>
+    <w:p>
+      <w:pPr>
+        <w:numPr>
+          <w:ilvl w:val="0"/>
+          <w:numId w:val="23"/>
+        </w:numPr>
+        <w:ind w:left="720" w:hanging="360"/>
+        <w:jc w:val="both"/>
+        <w:rPr/>
+      </w:pPr>
+      <w:r>
+        <w:rPr>
+          <w:rtl w:val="0"/>
+        </w:rPr>
+        <w:t xml:space="preserve">Toda la parte de organización y gestión del proyecto no se trata de juntar todo como lo teníamos, implica hacer un resumen de cómo nos fue en las planificaciones, el análisis de lo que ocurrió. No copiar y pegar. Por ejemplo, las pruebas que no terminamos de una iteración no los planificamos para la iteración siguiente, lo que está mal.</w:t>
+      </w:r>
+    </w:p>
+    <w:p>
+      <w:pPr>
+        <w:numPr>
+          <w:ilvl w:val="0"/>
+          <w:numId w:val="23"/>
+        </w:numPr>
+        <w:ind w:left="720" w:hanging="360"/>
+        <w:jc w:val="both"/>
+        <w:rPr>
+          <w:u w:val="none"/>
+        </w:rPr>
+      </w:pPr>
+      <w:r>
+        <w:rPr>
+          <w:rtl w:val="0"/>
+        </w:rPr>
+        <w:t xml:space="preserve">Cuando mostramos las pruebas mostrar la cantidad de errores por tipo de prueba.</w:t>
+      </w:r>
+    </w:p>
+    <w:p>
+      <w:pPr>
+        <w:numPr>
+          <w:ilvl w:val="0"/>
+          <w:numId w:val="23"/>
+        </w:numPr>
+        <w:ind w:left="720" w:hanging="360"/>
+        <w:jc w:val="both"/>
+        <w:rPr>
+          <w:u w:val="none"/>
+        </w:rPr>
+      </w:pPr>
+      <w:r>
+        <w:rPr>
+          <w:rtl w:val="0"/>
+        </w:rPr>
+        <w:t xml:space="preserve">Para el manual de usuario:encontrar la forma de mostrar todas las funcionalidades como para que el usuario sea práctico y tenga una guía clara de cómo trabajar. Cuando pones varias funcionalidades en el mismo video se puede tornar confuso. separa el video en partes en vez de poner todo junto. Además estaría bueno que se acompañe con algo de documentación de todas formas (no a modo de tutorial, sino de descripción). Se me ocurre poner los videos por pantalla y acompañar con un párrafo descriptivo de la pantalla.</w:t>
+      </w:r>
+    </w:p>
+    <w:p>
+      <w:pPr>
+        <w:numPr>
+          <w:ilvl w:val="0"/>
+          <w:numId w:val="23"/>
+        </w:numPr>
+        <w:ind w:left="720" w:hanging="360"/>
+        <w:jc w:val="both"/>
+        <w:rPr>
+          <w:u w:val="none"/>
+        </w:rPr>
+      </w:pPr>
+      <w:r>
+        <w:rPr>
+          <w:rtl w:val="0"/>
+        </w:rPr>
+        <w:t xml:space="preserve">Informe: debe quedar más visible y claro la iteración (con su fecha, que es igual de importante) las fechas de generación del reporte.</w:t>
+      </w:r>
+    </w:p>
+    <w:p>
+      <w:pPr>
+        <w:numPr>
+          <w:ilvl w:val="0"/>
+          <w:numId w:val="23"/>
+        </w:numPr>
+        <w:ind w:left="720" w:hanging="360"/>
+        <w:jc w:val="both"/>
+        <w:rPr>
+          <w:u w:val="none"/>
+        </w:rPr>
+      </w:pPr>
+      <w:r>
+        <w:rPr>
+          <w:rtl w:val="0"/>
+        </w:rPr>
+        <w:t xml:space="preserve">Instalación,manual de usuario y memoria: incorporar la numeración de títulos y subtítulos (en las plantillas psi falta).</w:t>
+      </w:r>
+    </w:p>
+    <w:p>
+      <w:pPr>
+        <w:numPr>
+          <w:ilvl w:val="0"/>
+          <w:numId w:val="23"/>
+        </w:numPr>
+        <w:ind w:left="720" w:hanging="360"/>
+        <w:jc w:val="both"/>
+        <w:rPr>
+          <w:u w:val="none"/>
+        </w:rPr>
+      </w:pPr>
+      <w:r>
+        <w:rPr>
+          <w:rtl w:val="0"/>
+        </w:rPr>
+        <w:t xml:space="preserve">Recomiendan que al terminar el manual de instalación, pedirle a un random que instale el software.</w:t>
+      </w:r>
+    </w:p>
+    <w:p>
+      <w:pPr>
+        <w:numPr>
+          <w:ilvl w:val="0"/>
+          <w:numId w:val="23"/>
+        </w:numPr>
+        <w:ind w:left="720" w:hanging="360"/>
+        <w:jc w:val="both"/>
+        <w:rPr>
+          <w:u w:val="none"/>
+        </w:rPr>
+      </w:pPr>
+      <w:r>
+        <w:rPr>
+          <w:rtl w:val="0"/>
+        </w:rPr>
+        <w:t xml:space="preserve">En el manual del usuario: no describir menúes, lo que tienen los menúes sin explicar.</w:t>
+      </w:r>
+    </w:p>
+    <w:p>
+      <w:pPr>
+        <w:numPr>
+          <w:ilvl w:val="0"/>
+          <w:numId w:val="23"/>
+        </w:numPr>
+        <w:ind w:left="720" w:hanging="360"/>
+        <w:jc w:val="both"/>
+        <w:rPr>
+          <w:u w:val="none"/>
+        </w:rPr>
+      </w:pPr>
+      <w:r>
+        <w:rPr>
+          <w:rtl w:val="0"/>
+        </w:rPr>
+        <w:t xml:space="preserve">Viernes: reconto de lo que venimos viendo en toda la materia, en todo lo que se hizo. Resumen estadístico, teniendo en cuenta una idea de lo que sería la memoria. Contar las cosas. El software podemos presentarlo en vivo o hacer un video solo de las cosas importantes. Evitar detallar abms.</w:t>
+      </w:r>
+    </w:p>
+    <w:p>
+      <w:pPr>
+        <w:jc w:val="left"/>
+        <w:rPr>
+          <w:sz w:val="38"/>
+          <w:szCs w:val="38"/>
+        </w:rPr>
+      </w:pPr>
+      <w:r>
+        <w:rPr>
+          <w:rtl w:val="0"/>
+        </w:rPr>
+      </w:r>
+    </w:p>
+    <w:p>
+      <w:pPr>
+        <w:jc w:val="center"/>
+        <w:rPr>
+          <w:sz w:val="38"/>
+          <w:szCs w:val="38"/>
+        </w:rPr>
+      </w:pPr>
+      <w:r>
+        <w:rPr>
+          <w:rtl w:val="0"/>
+        </w:rPr>
+      </w:r>
+    </w:p>
+    <w:p>
+      <w:pPr>
         <w:jc w:val="center"/>
         <w:rPr/>
       </w:pPr>
@@ -60,7 +702,7 @@
       <w:pPr>
         <w:numPr>
           <w:ilvl w:val="0"/>
-          <w:numId w:val="21"/>
+          <w:numId w:val="22"/>
         </w:numPr>
         <w:ind w:left="720" w:hanging="360"/>
         <w:jc w:val="left"/>
@@ -91,7 +733,7 @@
       <w:pPr>
         <w:numPr>
           <w:ilvl w:val="0"/>
-          <w:numId w:val="21"/>
+          <w:numId w:val="22"/>
         </w:numPr>
         <w:ind w:left="720" w:hanging="360"/>
         <w:jc w:val="left"/>
@@ -122,7 +764,7 @@
       <w:pPr>
         <w:numPr>
           <w:ilvl w:val="0"/>
-          <w:numId w:val="21"/>
+          <w:numId w:val="22"/>
         </w:numPr>
         <w:ind w:left="720" w:hanging="360"/>
         <w:jc w:val="left"/>
@@ -229,7 +871,7 @@
       <w:pPr>
         <w:numPr>
           <w:ilvl w:val="0"/>
-          <w:numId w:val="9"/>
+          <w:numId w:val="10"/>
         </w:numPr>
         <w:ind w:left="720" w:hanging="360"/>
         <w:jc w:val="both"/>
@@ -248,7 +890,7 @@
       <w:pPr>
         <w:numPr>
           <w:ilvl w:val="0"/>
-          <w:numId w:val="9"/>
+          <w:numId w:val="10"/>
         </w:numPr>
         <w:ind w:left="720" w:hanging="360"/>
         <w:jc w:val="both"/>
@@ -279,7 +921,7 @@
       <w:pPr>
         <w:numPr>
           <w:ilvl w:val="0"/>
-          <w:numId w:val="9"/>
+          <w:numId w:val="10"/>
         </w:numPr>
         <w:ind w:left="720" w:hanging="360"/>
         <w:jc w:val="both"/>
@@ -310,7 +952,7 @@
       <w:pPr>
         <w:numPr>
           <w:ilvl w:val="0"/>
-          <w:numId w:val="9"/>
+          <w:numId w:val="10"/>
         </w:numPr>
         <w:ind w:left="720" w:hanging="360"/>
         <w:jc w:val="both"/>
@@ -341,7 +983,7 @@
       <w:pPr>
         <w:numPr>
           <w:ilvl w:val="0"/>
-          <w:numId w:val="9"/>
+          <w:numId w:val="10"/>
         </w:numPr>
         <w:ind w:left="720" w:hanging="360"/>
         <w:jc w:val="both"/>
@@ -437,7 +1079,7 @@
       <w:pPr>
         <w:numPr>
           <w:ilvl w:val="0"/>
-          <w:numId w:val="20"/>
+          <w:numId w:val="21"/>
         </w:numPr>
         <w:ind w:left="720" w:hanging="360"/>
         <w:jc w:val="both"/>
@@ -468,7 +1110,7 @@
       <w:pPr>
         <w:numPr>
           <w:ilvl w:val="0"/>
-          <w:numId w:val="20"/>
+          <w:numId w:val="21"/>
         </w:numPr>
         <w:ind w:left="720" w:hanging="360"/>
         <w:jc w:val="both"/>
@@ -899,7 +1541,7 @@
       <w:pPr>
         <w:numPr>
           <w:ilvl w:val="0"/>
-          <w:numId w:val="15"/>
+          <w:numId w:val="16"/>
         </w:numPr>
         <w:ind w:left="720" w:hanging="360"/>
         <w:jc w:val="both"/>
@@ -930,7 +1572,7 @@
       <w:pPr>
         <w:numPr>
           <w:ilvl w:val="0"/>
-          <w:numId w:val="15"/>
+          <w:numId w:val="16"/>
         </w:numPr>
         <w:ind w:left="720" w:hanging="360"/>
         <w:jc w:val="both"/>
@@ -961,7 +1603,7 @@
       <w:pPr>
         <w:numPr>
           <w:ilvl w:val="0"/>
-          <w:numId w:val="15"/>
+          <w:numId w:val="16"/>
         </w:numPr>
         <w:ind w:left="720" w:hanging="360"/>
         <w:jc w:val="both"/>
@@ -992,7 +1634,7 @@
       <w:pPr>
         <w:numPr>
           <w:ilvl w:val="0"/>
-          <w:numId w:val="15"/>
+          <w:numId w:val="16"/>
         </w:numPr>
         <w:ind w:left="720" w:hanging="360"/>
         <w:jc w:val="both"/>
@@ -1023,7 +1665,7 @@
       <w:pPr>
         <w:numPr>
           <w:ilvl w:val="0"/>
-          <w:numId w:val="15"/>
+          <w:numId w:val="16"/>
         </w:numPr>
         <w:ind w:left="720" w:hanging="360"/>
         <w:jc w:val="both"/>
@@ -1138,7 +1780,7 @@
       <w:pPr>
         <w:numPr>
           <w:ilvl w:val="0"/>
-          <w:numId w:val="17"/>
+          <w:numId w:val="18"/>
         </w:numPr>
         <w:ind w:left="1440" w:hanging="360"/>
         <w:jc w:val="both"/>
@@ -1157,7 +1799,7 @@
       <w:pPr>
         <w:numPr>
           <w:ilvl w:val="0"/>
-          <w:numId w:val="17"/>
+          <w:numId w:val="18"/>
         </w:numPr>
         <w:ind w:left="1440" w:hanging="360"/>
         <w:jc w:val="both"/>
@@ -1176,7 +1818,7 @@
       <w:pPr>
         <w:numPr>
           <w:ilvl w:val="0"/>
-          <w:numId w:val="17"/>
+          <w:numId w:val="18"/>
         </w:numPr>
         <w:ind w:left="1440" w:hanging="360"/>
         <w:jc w:val="both"/>
@@ -1207,7 +1849,7 @@
       <w:pPr>
         <w:numPr>
           <w:ilvl w:val="0"/>
-          <w:numId w:val="13"/>
+          <w:numId w:val="14"/>
         </w:numPr>
         <w:ind w:left="720" w:hanging="360"/>
         <w:jc w:val="both"/>
@@ -1238,7 +1880,7 @@
       <w:pPr>
         <w:numPr>
           <w:ilvl w:val="0"/>
-          <w:numId w:val="13"/>
+          <w:numId w:val="14"/>
         </w:numPr>
         <w:ind w:left="720" w:hanging="360"/>
         <w:jc w:val="both"/>
@@ -1269,7 +1911,7 @@
       <w:pPr>
         <w:numPr>
           <w:ilvl w:val="0"/>
-          <w:numId w:val="13"/>
+          <w:numId w:val="14"/>
         </w:numPr>
         <w:ind w:left="720" w:hanging="360"/>
         <w:jc w:val="both"/>
@@ -1300,7 +1942,7 @@
       <w:pPr>
         <w:numPr>
           <w:ilvl w:val="0"/>
-          <w:numId w:val="13"/>
+          <w:numId w:val="14"/>
         </w:numPr>
         <w:ind w:left="720" w:hanging="360"/>
         <w:jc w:val="both"/>
@@ -1331,7 +1973,7 @@
       <w:pPr>
         <w:numPr>
           <w:ilvl w:val="0"/>
-          <w:numId w:val="13"/>
+          <w:numId w:val="14"/>
         </w:numPr>
         <w:ind w:left="720" w:hanging="360"/>
         <w:jc w:val="both"/>
@@ -1388,7 +2030,7 @@
       <w:pPr>
         <w:numPr>
           <w:ilvl w:val="0"/>
-          <w:numId w:val="13"/>
+          <w:numId w:val="14"/>
         </w:numPr>
         <w:ind w:left="720" w:hanging="360"/>
         <w:jc w:val="both"/>
@@ -1419,7 +2061,7 @@
       <w:pPr>
         <w:numPr>
           <w:ilvl w:val="0"/>
-          <w:numId w:val="13"/>
+          <w:numId w:val="14"/>
         </w:numPr>
         <w:ind w:left="720" w:hanging="360"/>
         <w:jc w:val="both"/>
@@ -1450,7 +2092,7 @@
       <w:pPr>
         <w:numPr>
           <w:ilvl w:val="0"/>
-          <w:numId w:val="13"/>
+          <w:numId w:val="14"/>
         </w:numPr>
         <w:ind w:left="720" w:hanging="360"/>
         <w:jc w:val="both"/>
@@ -1481,7 +2123,7 @@
       <w:pPr>
         <w:numPr>
           <w:ilvl w:val="0"/>
-          <w:numId w:val="13"/>
+          <w:numId w:val="14"/>
         </w:numPr>
         <w:ind w:left="720" w:hanging="360"/>
         <w:jc w:val="both"/>
@@ -1565,7 +2207,7 @@
       <w:pPr>
         <w:numPr>
           <w:ilvl w:val="0"/>
-          <w:numId w:val="14"/>
+          <w:numId w:val="15"/>
         </w:numPr>
         <w:ind w:left="720" w:hanging="360"/>
         <w:jc w:val="both"/>
@@ -1596,7 +2238,7 @@
       <w:pPr>
         <w:numPr>
           <w:ilvl w:val="0"/>
-          <w:numId w:val="14"/>
+          <w:numId w:val="15"/>
         </w:numPr>
         <w:ind w:left="720" w:hanging="360"/>
         <w:jc w:val="both"/>
@@ -1627,7 +2269,7 @@
       <w:pPr>
         <w:numPr>
           <w:ilvl w:val="0"/>
-          <w:numId w:val="14"/>
+          <w:numId w:val="15"/>
         </w:numPr>
         <w:ind w:left="720" w:hanging="360"/>
         <w:jc w:val="both"/>
@@ -1658,7 +2300,7 @@
       <w:pPr>
         <w:numPr>
           <w:ilvl w:val="0"/>
-          <w:numId w:val="14"/>
+          <w:numId w:val="15"/>
         </w:numPr>
         <w:ind w:left="720" w:hanging="360"/>
         <w:jc w:val="both"/>
@@ -1689,7 +2331,7 @@
       <w:pPr>
         <w:numPr>
           <w:ilvl w:val="0"/>
-          <w:numId w:val="14"/>
+          <w:numId w:val="15"/>
         </w:numPr>
         <w:ind w:left="720" w:hanging="360"/>
         <w:jc w:val="both"/>
@@ -1720,7 +2362,7 @@
       <w:pPr>
         <w:numPr>
           <w:ilvl w:val="0"/>
-          <w:numId w:val="14"/>
+          <w:numId w:val="15"/>
         </w:numPr>
         <w:ind w:left="720" w:hanging="360"/>
         <w:jc w:val="both"/>
@@ -1751,7 +2393,7 @@
       <w:pPr>
         <w:numPr>
           <w:ilvl w:val="0"/>
-          <w:numId w:val="14"/>
+          <w:numId w:val="15"/>
         </w:numPr>
         <w:ind w:left="720" w:hanging="360"/>
         <w:jc w:val="both"/>
@@ -1782,7 +2424,7 @@
       <w:pPr>
         <w:numPr>
           <w:ilvl w:val="0"/>
-          <w:numId w:val="14"/>
+          <w:numId w:val="15"/>
         </w:numPr>
         <w:ind w:left="720" w:hanging="360"/>
         <w:jc w:val="both"/>
@@ -1813,7 +2455,7 @@
       <w:pPr>
         <w:numPr>
           <w:ilvl w:val="0"/>
-          <w:numId w:val="14"/>
+          <w:numId w:val="15"/>
         </w:numPr>
         <w:ind w:left="720" w:hanging="360"/>
         <w:jc w:val="both"/>
@@ -1907,7 +2549,7 @@
       <w:pPr>
         <w:numPr>
           <w:ilvl w:val="0"/>
-          <w:numId w:val="10"/>
+          <w:numId w:val="11"/>
         </w:numPr>
         <w:ind w:left="720" w:hanging="360"/>
         <w:jc w:val="both"/>
@@ -1938,7 +2580,7 @@
       <w:pPr>
         <w:numPr>
           <w:ilvl w:val="0"/>
-          <w:numId w:val="10"/>
+          <w:numId w:val="11"/>
         </w:numPr>
         <w:ind w:left="720" w:hanging="360"/>
         <w:jc w:val="both"/>
@@ -1969,7 +2611,7 @@
       <w:pPr>
         <w:numPr>
           <w:ilvl w:val="0"/>
-          <w:numId w:val="10"/>
+          <w:numId w:val="11"/>
         </w:numPr>
         <w:ind w:left="720" w:hanging="360"/>
         <w:jc w:val="both"/>
@@ -2000,7 +2642,7 @@
       <w:pPr>
         <w:numPr>
           <w:ilvl w:val="0"/>
-          <w:numId w:val="10"/>
+          <w:numId w:val="11"/>
         </w:numPr>
         <w:ind w:left="720" w:hanging="360"/>
         <w:jc w:val="both"/>
@@ -2031,7 +2673,7 @@
       <w:pPr>
         <w:numPr>
           <w:ilvl w:val="0"/>
-          <w:numId w:val="10"/>
+          <w:numId w:val="11"/>
         </w:numPr>
         <w:ind w:left="720" w:hanging="360"/>
         <w:jc w:val="both"/>
@@ -2854,7 +3496,7 @@
       <w:pPr>
         <w:numPr>
           <w:ilvl w:val="0"/>
-          <w:numId w:val="11"/>
+          <w:numId w:val="12"/>
         </w:numPr>
         <w:ind w:left="720" w:hanging="360"/>
         <w:jc w:val="both"/>
@@ -2885,7 +3527,7 @@
       <w:pPr>
         <w:numPr>
           <w:ilvl w:val="0"/>
-          <w:numId w:val="11"/>
+          <w:numId w:val="12"/>
         </w:numPr>
         <w:ind w:left="720" w:hanging="360"/>
         <w:jc w:val="both"/>
@@ -2916,7 +3558,7 @@
       <w:pPr>
         <w:numPr>
           <w:ilvl w:val="0"/>
-          <w:numId w:val="11"/>
+          <w:numId w:val="12"/>
         </w:numPr>
         <w:ind w:left="720" w:hanging="360"/>
         <w:jc w:val="both"/>
@@ -2947,7 +3589,7 @@
       <w:pPr>
         <w:numPr>
           <w:ilvl w:val="0"/>
-          <w:numId w:val="11"/>
+          <w:numId w:val="12"/>
         </w:numPr>
         <w:ind w:left="720" w:hanging="360"/>
         <w:jc w:val="both"/>
@@ -2978,7 +3620,7 @@
       <w:pPr>
         <w:numPr>
           <w:ilvl w:val="0"/>
-          <w:numId w:val="11"/>
+          <w:numId w:val="12"/>
         </w:numPr>
         <w:ind w:left="720" w:hanging="360"/>
         <w:jc w:val="both"/>
@@ -3009,7 +3651,7 @@
       <w:pPr>
         <w:numPr>
           <w:ilvl w:val="0"/>
-          <w:numId w:val="11"/>
+          <w:numId w:val="12"/>
         </w:numPr>
         <w:ind w:left="720" w:hanging="360"/>
         <w:jc w:val="both"/>
@@ -3040,7 +3682,7 @@
       <w:pPr>
         <w:numPr>
           <w:ilvl w:val="0"/>
-          <w:numId w:val="11"/>
+          <w:numId w:val="12"/>
         </w:numPr>
         <w:ind w:left="720" w:hanging="360"/>
         <w:jc w:val="both"/>
@@ -3071,7 +3713,7 @@
       <w:pPr>
         <w:numPr>
           <w:ilvl w:val="0"/>
-          <w:numId w:val="11"/>
+          <w:numId w:val="12"/>
         </w:numPr>
         <w:ind w:left="720" w:hanging="360"/>
         <w:jc w:val="both"/>
@@ -3102,7 +3744,7 @@
       <w:pPr>
         <w:numPr>
           <w:ilvl w:val="0"/>
-          <w:numId w:val="11"/>
+          <w:numId w:val="12"/>
         </w:numPr>
         <w:ind w:left="720" w:hanging="360"/>
         <w:jc w:val="both"/>
@@ -3186,7 +3828,7 @@
       <w:pPr>
         <w:numPr>
           <w:ilvl w:val="0"/>
-          <w:numId w:val="16"/>
+          <w:numId w:val="17"/>
         </w:numPr>
         <w:ind w:left="720" w:hanging="360"/>
         <w:jc w:val="both"/>
@@ -3217,7 +3859,7 @@
       <w:pPr>
         <w:numPr>
           <w:ilvl w:val="0"/>
-          <w:numId w:val="16"/>
+          <w:numId w:val="17"/>
         </w:numPr>
         <w:ind w:left="720" w:hanging="360"/>
         <w:jc w:val="both"/>
@@ -3248,7 +3890,7 @@
       <w:pPr>
         <w:numPr>
           <w:ilvl w:val="0"/>
-          <w:numId w:val="16"/>
+          <w:numId w:val="17"/>
         </w:numPr>
         <w:ind w:left="720" w:hanging="360"/>
         <w:jc w:val="both"/>
@@ -3279,7 +3921,7 @@
       <w:pPr>
         <w:numPr>
           <w:ilvl w:val="0"/>
-          <w:numId w:val="16"/>
+          <w:numId w:val="17"/>
         </w:numPr>
         <w:ind w:left="720" w:hanging="360"/>
         <w:jc w:val="both"/>
@@ -3310,7 +3952,7 @@
       <w:pPr>
         <w:numPr>
           <w:ilvl w:val="0"/>
-          <w:numId w:val="16"/>
+          <w:numId w:val="17"/>
         </w:numPr>
         <w:ind w:left="720" w:hanging="360"/>
         <w:jc w:val="both"/>
@@ -3341,7 +3983,7 @@
       <w:pPr>
         <w:numPr>
           <w:ilvl w:val="0"/>
-          <w:numId w:val="16"/>
+          <w:numId w:val="17"/>
         </w:numPr>
         <w:ind w:left="720" w:hanging="360"/>
         <w:jc w:val="both"/>
@@ -3372,7 +4014,7 @@
       <w:pPr>
         <w:numPr>
           <w:ilvl w:val="0"/>
-          <w:numId w:val="16"/>
+          <w:numId w:val="17"/>
         </w:numPr>
         <w:ind w:left="720" w:hanging="360"/>
         <w:jc w:val="both"/>
@@ -3403,7 +4045,7 @@
       <w:pPr>
         <w:numPr>
           <w:ilvl w:val="0"/>
-          <w:numId w:val="16"/>
+          <w:numId w:val="17"/>
         </w:numPr>
         <w:ind w:left="720" w:hanging="360"/>
         <w:jc w:val="both"/>
@@ -3434,7 +4076,7 @@
       <w:pPr>
         <w:numPr>
           <w:ilvl w:val="0"/>
-          <w:numId w:val="16"/>
+          <w:numId w:val="17"/>
         </w:numPr>
         <w:ind w:left="720" w:hanging="360"/>
         <w:jc w:val="both"/>
@@ -3465,7 +4107,7 @@
       <w:pPr>
         <w:numPr>
           <w:ilvl w:val="0"/>
-          <w:numId w:val="16"/>
+          <w:numId w:val="17"/>
         </w:numPr>
         <w:ind w:left="720" w:hanging="360"/>
         <w:jc w:val="both"/>
@@ -3496,7 +4138,7 @@
       <w:pPr>
         <w:numPr>
           <w:ilvl w:val="0"/>
-          <w:numId w:val="16"/>
+          <w:numId w:val="17"/>
         </w:numPr>
         <w:ind w:left="720" w:hanging="360"/>
         <w:jc w:val="both"/>
@@ -3527,7 +4169,7 @@
       <w:pPr>
         <w:numPr>
           <w:ilvl w:val="0"/>
-          <w:numId w:val="16"/>
+          <w:numId w:val="17"/>
         </w:numPr>
         <w:ind w:left="720" w:hanging="360"/>
         <w:jc w:val="both"/>
@@ -3558,7 +4200,7 @@
       <w:pPr>
         <w:numPr>
           <w:ilvl w:val="0"/>
-          <w:numId w:val="16"/>
+          <w:numId w:val="17"/>
         </w:numPr>
         <w:ind w:left="720" w:hanging="360"/>
         <w:jc w:val="both"/>
@@ -3589,7 +4231,7 @@
       <w:pPr>
         <w:numPr>
           <w:ilvl w:val="0"/>
-          <w:numId w:val="16"/>
+          <w:numId w:val="17"/>
         </w:numPr>
         <w:ind w:left="720" w:hanging="360"/>
         <w:jc w:val="both"/>
@@ -3620,7 +4262,7 @@
       <w:pPr>
         <w:numPr>
           <w:ilvl w:val="0"/>
-          <w:numId w:val="16"/>
+          <w:numId w:val="17"/>
         </w:numPr>
         <w:ind w:left="720" w:hanging="360"/>
         <w:jc w:val="both"/>
@@ -3651,7 +4293,7 @@
       <w:pPr>
         <w:numPr>
           <w:ilvl w:val="0"/>
-          <w:numId w:val="16"/>
+          <w:numId w:val="17"/>
         </w:numPr>
         <w:ind w:left="720" w:hanging="360"/>
         <w:jc w:val="both"/>
@@ -3736,7 +4378,7 @@
       <w:pPr>
         <w:numPr>
           <w:ilvl w:val="0"/>
-          <w:numId w:val="8"/>
+          <w:numId w:val="9"/>
         </w:numPr>
         <w:ind w:left="720" w:hanging="360"/>
         <w:jc w:val="both"/>
@@ -3767,7 +4409,7 @@
       <w:pPr>
         <w:numPr>
           <w:ilvl w:val="0"/>
-          <w:numId w:val="8"/>
+          <w:numId w:val="9"/>
         </w:numPr>
         <w:ind w:left="720" w:hanging="360"/>
         <w:jc w:val="both"/>
@@ -3798,7 +4440,7 @@
       <w:pPr>
         <w:numPr>
           <w:ilvl w:val="0"/>
-          <w:numId w:val="8"/>
+          <w:numId w:val="9"/>
         </w:numPr>
         <w:ind w:left="720" w:hanging="360"/>
         <w:jc w:val="both"/>
@@ -3829,7 +4471,7 @@
       <w:pPr>
         <w:numPr>
           <w:ilvl w:val="0"/>
-          <w:numId w:val="8"/>
+          <w:numId w:val="9"/>
         </w:numPr>
         <w:ind w:left="720" w:hanging="360"/>
         <w:jc w:val="both"/>
@@ -3860,7 +4502,7 @@
       <w:pPr>
         <w:numPr>
           <w:ilvl w:val="0"/>
-          <w:numId w:val="8"/>
+          <w:numId w:val="9"/>
         </w:numPr>
         <w:ind w:left="720" w:hanging="360"/>
         <w:jc w:val="both"/>
@@ -3891,7 +4533,7 @@
       <w:pPr>
         <w:numPr>
           <w:ilvl w:val="0"/>
-          <w:numId w:val="8"/>
+          <w:numId w:val="9"/>
         </w:numPr>
         <w:ind w:left="720" w:hanging="360"/>
         <w:jc w:val="both"/>
@@ -3976,7 +4618,7 @@
       <w:pPr>
         <w:numPr>
           <w:ilvl w:val="0"/>
-          <w:numId w:val="18"/>
+          <w:numId w:val="19"/>
         </w:numPr>
         <w:ind w:left="720" w:hanging="360"/>
         <w:jc w:val="both"/>
@@ -4007,7 +4649,7 @@
       <w:pPr>
         <w:numPr>
           <w:ilvl w:val="0"/>
-          <w:numId w:val="18"/>
+          <w:numId w:val="19"/>
         </w:numPr>
         <w:ind w:left="720" w:hanging="360"/>
         <w:jc w:val="both"/>
@@ -4038,7 +4680,7 @@
       <w:pPr>
         <w:numPr>
           <w:ilvl w:val="0"/>
-          <w:numId w:val="18"/>
+          <w:numId w:val="19"/>
         </w:numPr>
         <w:ind w:left="720" w:hanging="360"/>
         <w:jc w:val="both"/>
@@ -4069,7 +4711,7 @@
       <w:pPr>
         <w:numPr>
           <w:ilvl w:val="0"/>
-          <w:numId w:val="18"/>
+          <w:numId w:val="19"/>
         </w:numPr>
         <w:ind w:left="720" w:hanging="360"/>
         <w:jc w:val="both"/>
@@ -4100,7 +4742,7 @@
       <w:pPr>
         <w:numPr>
           <w:ilvl w:val="0"/>
-          <w:numId w:val="18"/>
+          <w:numId w:val="19"/>
         </w:numPr>
         <w:ind w:left="720" w:hanging="360"/>
         <w:jc w:val="both"/>
@@ -4131,7 +4773,7 @@
       <w:pPr>
         <w:numPr>
           <w:ilvl w:val="0"/>
-          <w:numId w:val="18"/>
+          <w:numId w:val="19"/>
         </w:numPr>
         <w:ind w:left="720" w:hanging="360"/>
         <w:jc w:val="both"/>
@@ -4162,38 +4804,38 @@
       <w:pPr>
         <w:numPr>
           <w:ilvl w:val="0"/>
-          <w:numId w:val="18"/>
-        </w:numPr>
-        <w:ind w:left="720" w:hanging="360"/>
-        <w:jc w:val="both"/>
-        <w:rPr>
-          <w:u w:val="none"/>
-        </w:rPr>
-      </w:pPr>
-      <w:r>
-        <w:rPr>
-          <w:rtl w:val="0"/>
-        </w:rPr>
-        <w:t xml:space="preserve">El modelo de dominio es una completa basura y una absoluta pérdida de tiempo y Karim me dijo que no quiere que nunca más en mi vida presente tal falta de respeto, ya que es razón de expulsión (las entidades no tienen atributos y las relaciones no son claras ya que no son indicadas por ningún tipo de flecha ni cardinalidad).</w:t>
-      </w:r>
-    </w:p>
-    <w:p>
-      <w:pPr>
-        <w:ind w:left="720" w:firstLine="0"/>
-        <w:jc w:val="both"/>
-        <w:rPr/>
-      </w:pPr>
-      <w:r>
-        <w:rPr>
-          <w:rtl w:val="0"/>
-        </w:rPr>
-      </w:r>
-    </w:p>
-    <w:p>
-      <w:pPr>
-        <w:numPr>
-          <w:ilvl w:val="0"/>
-          <w:numId w:val="18"/>
+          <w:numId w:val="19"/>
+        </w:numPr>
+        <w:ind w:left="720" w:hanging="360"/>
+        <w:jc w:val="both"/>
+        <w:rPr>
+          <w:u w:val="none"/>
+        </w:rPr>
+      </w:pPr>
+      <w:r>
+        <w:rPr>
+          <w:rtl w:val="0"/>
+        </w:rPr>
+        <w:t xml:space="preserve">El modelo de dominio es una completa basura y una absoluta pérdida de tiempo y Karim dijo que no quiere que nunca más en mi vida presente tal falta de respeto, ya que es razón de expulsión (las entidades no tienen atributos y las relaciones no son claras ya que no son indicadas por ningún tipo de flecha ni cardinalidad).</w:t>
+      </w:r>
+    </w:p>
+    <w:p>
+      <w:pPr>
+        <w:ind w:left="720" w:firstLine="0"/>
+        <w:jc w:val="both"/>
+        <w:rPr/>
+      </w:pPr>
+      <w:r>
+        <w:rPr>
+          <w:rtl w:val="0"/>
+        </w:rPr>
+      </w:r>
+    </w:p>
+    <w:p>
+      <w:pPr>
+        <w:numPr>
+          <w:ilvl w:val="0"/>
+          <w:numId w:val="19"/>
         </w:numPr>
         <w:ind w:left="720" w:hanging="360"/>
         <w:jc w:val="both"/>
@@ -4224,7 +4866,7 @@
       <w:pPr>
         <w:numPr>
           <w:ilvl w:val="0"/>
-          <w:numId w:val="18"/>
+          <w:numId w:val="19"/>
         </w:numPr>
         <w:ind w:left="720" w:hanging="360"/>
         <w:jc w:val="both"/>
@@ -4255,7 +4897,7 @@
       <w:pPr>
         <w:numPr>
           <w:ilvl w:val="0"/>
-          <w:numId w:val="18"/>
+          <w:numId w:val="19"/>
         </w:numPr>
         <w:ind w:left="720" w:hanging="360"/>
         <w:jc w:val="both"/>
@@ -4385,7 +5027,7 @@
       <w:pPr>
         <w:numPr>
           <w:ilvl w:val="0"/>
-          <w:numId w:val="19"/>
+          <w:numId w:val="20"/>
         </w:numPr>
         <w:ind w:left="720" w:hanging="360"/>
         <w:jc w:val="both"/>
@@ -4430,7 +5072,7 @@
       <w:pPr>
         <w:numPr>
           <w:ilvl w:val="0"/>
-          <w:numId w:val="19"/>
+          <w:numId w:val="20"/>
         </w:numPr>
         <w:ind w:left="720" w:hanging="360"/>
         <w:jc w:val="both"/>
@@ -4483,7 +5125,7 @@
       <w:pPr>
         <w:numPr>
           <w:ilvl w:val="0"/>
-          <w:numId w:val="19"/>
+          <w:numId w:val="20"/>
         </w:numPr>
         <w:ind w:left="720" w:hanging="360"/>
         <w:jc w:val="both"/>
@@ -4514,7 +5156,7 @@
       <w:pPr>
         <w:numPr>
           <w:ilvl w:val="0"/>
-          <w:numId w:val="19"/>
+          <w:numId w:val="20"/>
         </w:numPr>
         <w:ind w:left="720" w:hanging="360"/>
         <w:jc w:val="both"/>
@@ -4602,7 +5244,7 @@
       <w:pPr>
         <w:numPr>
           <w:ilvl w:val="0"/>
-          <w:numId w:val="19"/>
+          <w:numId w:val="20"/>
         </w:numPr>
         <w:ind w:left="720" w:hanging="360"/>
       </w:pPr>
@@ -4628,7 +5270,7 @@
       <w:pPr>
         <w:numPr>
           <w:ilvl w:val="0"/>
-          <w:numId w:val="19"/>
+          <w:numId w:val="20"/>
         </w:numPr>
         <w:ind w:left="720" w:hanging="360"/>
         <w:rPr>
@@ -4657,7 +5299,7 @@
       <w:pPr>
         <w:numPr>
           <w:ilvl w:val="0"/>
-          <w:numId w:val="19"/>
+          <w:numId w:val="20"/>
         </w:numPr>
         <w:ind w:left="720" w:hanging="360"/>
         <w:rPr>
@@ -4686,7 +5328,7 @@
       <w:pPr>
         <w:numPr>
           <w:ilvl w:val="0"/>
-          <w:numId w:val="19"/>
+          <w:numId w:val="20"/>
         </w:numPr>
         <w:ind w:left="720" w:hanging="360"/>
         <w:rPr>
@@ -4715,7 +5357,7 @@
       <w:pPr>
         <w:numPr>
           <w:ilvl w:val="0"/>
-          <w:numId w:val="19"/>
+          <w:numId w:val="20"/>
         </w:numPr>
         <w:ind w:left="720" w:hanging="360"/>
         <w:rPr>
@@ -4744,7 +5386,7 @@
       <w:pPr>
         <w:numPr>
           <w:ilvl w:val="0"/>
-          <w:numId w:val="19"/>
+          <w:numId w:val="20"/>
         </w:numPr>
         <w:ind w:left="720" w:hanging="360"/>
         <w:rPr>
@@ -4772,7 +5414,7 @@
       <w:pPr>
         <w:numPr>
           <w:ilvl w:val="0"/>
-          <w:numId w:val="12"/>
+          <w:numId w:val="13"/>
         </w:numPr>
         <w:ind w:left="720" w:hanging="360"/>
         <w:rPr>
@@ -5601,10 +6243,10 @@
     <w:lvl w:ilvl="0">
       <w:start w:val="1"/>
       <w:numFmt w:val="bullet"/>
-      <w:lvlText w:val="●"/>
-      <w:lvlJc w:val="left"/>
-      <w:pPr>
-        <w:ind w:left="720" w:hanging="360"/>
+      <w:lvlText w:val="-"/>
+      <w:lvlJc w:val="left"/>
+      <w:pPr>
+        <w:ind w:left="1440" w:hanging="360"/>
       </w:pPr>
       <w:rPr>
         <w:u w:val="none"/>
@@ -5613,10 +6255,10 @@
     <w:lvl w:ilvl="1">
       <w:start w:val="1"/>
       <w:numFmt w:val="bullet"/>
-      <w:lvlText w:val="○"/>
-      <w:lvlJc w:val="left"/>
-      <w:pPr>
-        <w:ind w:left="1440" w:hanging="360"/>
+      <w:lvlText w:val="-"/>
+      <w:lvlJc w:val="left"/>
+      <w:pPr>
+        <w:ind w:left="2160" w:hanging="360"/>
       </w:pPr>
       <w:rPr>
         <w:u w:val="none"/>
@@ -5625,10 +6267,10 @@
     <w:lvl w:ilvl="2">
       <w:start w:val="1"/>
       <w:numFmt w:val="bullet"/>
-      <w:lvlText w:val="■"/>
-      <w:lvlJc w:val="left"/>
-      <w:pPr>
-        <w:ind w:left="2160" w:hanging="360"/>
+      <w:lvlText w:val="-"/>
+      <w:lvlJc w:val="left"/>
+      <w:pPr>
+        <w:ind w:left="2880" w:hanging="360"/>
       </w:pPr>
       <w:rPr>
         <w:u w:val="none"/>
@@ -5637,10 +6279,10 @@
     <w:lvl w:ilvl="3">
       <w:start w:val="1"/>
       <w:numFmt w:val="bullet"/>
-      <w:lvlText w:val="●"/>
-      <w:lvlJc w:val="left"/>
-      <w:pPr>
-        <w:ind w:left="2880" w:hanging="360"/>
+      <w:lvlText w:val="-"/>
+      <w:lvlJc w:val="left"/>
+      <w:pPr>
+        <w:ind w:left="3600" w:hanging="360"/>
       </w:pPr>
       <w:rPr>
         <w:u w:val="none"/>
@@ -5649,10 +6291,10 @@
     <w:lvl w:ilvl="4">
       <w:start w:val="1"/>
       <w:numFmt w:val="bullet"/>
-      <w:lvlText w:val="○"/>
-      <w:lvlJc w:val="left"/>
-      <w:pPr>
-        <w:ind w:left="3600" w:hanging="360"/>
+      <w:lvlText w:val="-"/>
+      <w:lvlJc w:val="left"/>
+      <w:pPr>
+        <w:ind w:left="4320" w:hanging="360"/>
       </w:pPr>
       <w:rPr>
         <w:u w:val="none"/>
@@ -5661,10 +6303,10 @@
     <w:lvl w:ilvl="5">
       <w:start w:val="1"/>
       <w:numFmt w:val="bullet"/>
-      <w:lvlText w:val="■"/>
-      <w:lvlJc w:val="left"/>
-      <w:pPr>
-        <w:ind w:left="4320" w:hanging="360"/>
+      <w:lvlText w:val="-"/>
+      <w:lvlJc w:val="left"/>
+      <w:pPr>
+        <w:ind w:left="5040" w:hanging="360"/>
       </w:pPr>
       <w:rPr>
         <w:u w:val="none"/>
@@ -5673,10 +6315,10 @@
     <w:lvl w:ilvl="6">
       <w:start w:val="1"/>
       <w:numFmt w:val="bullet"/>
-      <w:lvlText w:val="●"/>
-      <w:lvlJc w:val="left"/>
-      <w:pPr>
-        <w:ind w:left="5040" w:hanging="360"/>
+      <w:lvlText w:val="-"/>
+      <w:lvlJc w:val="left"/>
+      <w:pPr>
+        <w:ind w:left="5760" w:hanging="360"/>
       </w:pPr>
       <w:rPr>
         <w:u w:val="none"/>
@@ -5685,10 +6327,10 @@
     <w:lvl w:ilvl="7">
       <w:start w:val="1"/>
       <w:numFmt w:val="bullet"/>
-      <w:lvlText w:val="○"/>
-      <w:lvlJc w:val="left"/>
-      <w:pPr>
-        <w:ind w:left="5760" w:hanging="360"/>
+      <w:lvlText w:val="-"/>
+      <w:lvlJc w:val="left"/>
+      <w:pPr>
+        <w:ind w:left="6480" w:hanging="360"/>
       </w:pPr>
       <w:rPr>
         <w:u w:val="none"/>
@@ -5697,10 +6339,10 @@
     <w:lvl w:ilvl="8">
       <w:start w:val="1"/>
       <w:numFmt w:val="bullet"/>
-      <w:lvlText w:val="■"/>
-      <w:lvlJc w:val="left"/>
-      <w:pPr>
-        <w:ind w:left="6480" w:hanging="360"/>
+      <w:lvlText w:val="-"/>
+      <w:lvlJc w:val="left"/>
+      <w:pPr>
+        <w:ind w:left="7200" w:hanging="360"/>
       </w:pPr>
       <w:rPr>
         <w:u w:val="none"/>
@@ -6591,7 +7233,19 @@
     <w:lvl w:ilvl="0">
       <w:start w:val="1"/>
       <w:numFmt w:val="bullet"/>
-      <w:lvlText w:val="-"/>
+      <w:lvlText w:val="●"/>
+      <w:lvlJc w:val="left"/>
+      <w:pPr>
+        <w:ind w:left="720" w:hanging="360"/>
+      </w:pPr>
+      <w:rPr>
+        <w:u w:val="none"/>
+      </w:rPr>
+    </w:lvl>
+    <w:lvl w:ilvl="1">
+      <w:start w:val="1"/>
+      <w:numFmt w:val="bullet"/>
+      <w:lvlText w:val="○"/>
       <w:lvlJc w:val="left"/>
       <w:pPr>
         <w:ind w:left="1440" w:hanging="360"/>
@@ -6600,10 +7254,10 @@
         <w:u w:val="none"/>
       </w:rPr>
     </w:lvl>
-    <w:lvl w:ilvl="1">
-      <w:start w:val="1"/>
-      <w:numFmt w:val="bullet"/>
-      <w:lvlText w:val="-"/>
+    <w:lvl w:ilvl="2">
+      <w:start w:val="1"/>
+      <w:numFmt w:val="bullet"/>
+      <w:lvlText w:val="■"/>
       <w:lvlJc w:val="left"/>
       <w:pPr>
         <w:ind w:left="2160" w:hanging="360"/>
@@ -6612,10 +7266,10 @@
         <w:u w:val="none"/>
       </w:rPr>
     </w:lvl>
-    <w:lvl w:ilvl="2">
-      <w:start w:val="1"/>
-      <w:numFmt w:val="bullet"/>
-      <w:lvlText w:val="-"/>
+    <w:lvl w:ilvl="3">
+      <w:start w:val="1"/>
+      <w:numFmt w:val="bullet"/>
+      <w:lvlText w:val="●"/>
       <w:lvlJc w:val="left"/>
       <w:pPr>
         <w:ind w:left="2880" w:hanging="360"/>
@@ -6624,10 +7278,10 @@
         <w:u w:val="none"/>
       </w:rPr>
     </w:lvl>
-    <w:lvl w:ilvl="3">
-      <w:start w:val="1"/>
-      <w:numFmt w:val="bullet"/>
-      <w:lvlText w:val="-"/>
+    <w:lvl w:ilvl="4">
+      <w:start w:val="1"/>
+      <w:numFmt w:val="bullet"/>
+      <w:lvlText w:val="○"/>
       <w:lvlJc w:val="left"/>
       <w:pPr>
         <w:ind w:left="3600" w:hanging="360"/>
@@ -6636,10 +7290,10 @@
         <w:u w:val="none"/>
       </w:rPr>
     </w:lvl>
-    <w:lvl w:ilvl="4">
-      <w:start w:val="1"/>
-      <w:numFmt w:val="bullet"/>
-      <w:lvlText w:val="-"/>
+    <w:lvl w:ilvl="5">
+      <w:start w:val="1"/>
+      <w:numFmt w:val="bullet"/>
+      <w:lvlText w:val="■"/>
       <w:lvlJc w:val="left"/>
       <w:pPr>
         <w:ind w:left="4320" w:hanging="360"/>
@@ -6648,10 +7302,10 @@
         <w:u w:val="none"/>
       </w:rPr>
     </w:lvl>
-    <w:lvl w:ilvl="5">
-      <w:start w:val="1"/>
-      <w:numFmt w:val="bullet"/>
-      <w:lvlText w:val="-"/>
+    <w:lvl w:ilvl="6">
+      <w:start w:val="1"/>
+      <w:numFmt w:val="bullet"/>
+      <w:lvlText w:val="●"/>
       <w:lvlJc w:val="left"/>
       <w:pPr>
         <w:ind w:left="5040" w:hanging="360"/>
@@ -6660,10 +7314,10 @@
         <w:u w:val="none"/>
       </w:rPr>
     </w:lvl>
-    <w:lvl w:ilvl="6">
-      <w:start w:val="1"/>
-      <w:numFmt w:val="bullet"/>
-      <w:lvlText w:val="-"/>
+    <w:lvl w:ilvl="7">
+      <w:start w:val="1"/>
+      <w:numFmt w:val="bullet"/>
+      <w:lvlText w:val="○"/>
       <w:lvlJc w:val="left"/>
       <w:pPr>
         <w:ind w:left="5760" w:hanging="360"/>
@@ -6672,25 +7326,13 @@
         <w:u w:val="none"/>
       </w:rPr>
     </w:lvl>
-    <w:lvl w:ilvl="7">
-      <w:start w:val="1"/>
-      <w:numFmt w:val="bullet"/>
-      <w:lvlText w:val="-"/>
+    <w:lvl w:ilvl="8">
+      <w:start w:val="1"/>
+      <w:numFmt w:val="bullet"/>
+      <w:lvlText w:val="■"/>
       <w:lvlJc w:val="left"/>
       <w:pPr>
         <w:ind w:left="6480" w:hanging="360"/>
-      </w:pPr>
-      <w:rPr>
-        <w:u w:val="none"/>
-      </w:rPr>
-    </w:lvl>
-    <w:lvl w:ilvl="8">
-      <w:start w:val="1"/>
-      <w:numFmt w:val="bullet"/>
-      <w:lvlText w:val="-"/>
-      <w:lvlJc w:val="left"/>
-      <w:pPr>
-        <w:ind w:left="7200" w:hanging="360"/>
       </w:pPr>
       <w:rPr>
         <w:u w:val="none"/>
@@ -6701,10 +7343,10 @@
     <w:lvl w:ilvl="0">
       <w:start w:val="1"/>
       <w:numFmt w:val="bullet"/>
-      <w:lvlText w:val="●"/>
-      <w:lvlJc w:val="left"/>
-      <w:pPr>
-        <w:ind w:left="720" w:hanging="360"/>
+      <w:lvlText w:val="-"/>
+      <w:lvlJc w:val="left"/>
+      <w:pPr>
+        <w:ind w:left="1440" w:hanging="360"/>
       </w:pPr>
       <w:rPr>
         <w:u w:val="none"/>
@@ -6713,10 +7355,10 @@
     <w:lvl w:ilvl="1">
       <w:start w:val="1"/>
       <w:numFmt w:val="bullet"/>
-      <w:lvlText w:val="○"/>
-      <w:lvlJc w:val="left"/>
-      <w:pPr>
-        <w:ind w:left="1440" w:hanging="360"/>
+      <w:lvlText w:val="-"/>
+      <w:lvlJc w:val="left"/>
+      <w:pPr>
+        <w:ind w:left="2160" w:hanging="360"/>
       </w:pPr>
       <w:rPr>
         <w:u w:val="none"/>
@@ -6725,10 +7367,10 @@
     <w:lvl w:ilvl="2">
       <w:start w:val="1"/>
       <w:numFmt w:val="bullet"/>
-      <w:lvlText w:val="■"/>
-      <w:lvlJc w:val="left"/>
-      <w:pPr>
-        <w:ind w:left="2160" w:hanging="360"/>
+      <w:lvlText w:val="-"/>
+      <w:lvlJc w:val="left"/>
+      <w:pPr>
+        <w:ind w:left="2880" w:hanging="360"/>
       </w:pPr>
       <w:rPr>
         <w:u w:val="none"/>
@@ -6737,10 +7379,10 @@
     <w:lvl w:ilvl="3">
       <w:start w:val="1"/>
       <w:numFmt w:val="bullet"/>
-      <w:lvlText w:val="●"/>
-      <w:lvlJc w:val="left"/>
-      <w:pPr>
-        <w:ind w:left="2880" w:hanging="360"/>
+      <w:lvlText w:val="-"/>
+      <w:lvlJc w:val="left"/>
+      <w:pPr>
+        <w:ind w:left="3600" w:hanging="360"/>
       </w:pPr>
       <w:rPr>
         <w:u w:val="none"/>
@@ -6749,10 +7391,10 @@
     <w:lvl w:ilvl="4">
       <w:start w:val="1"/>
       <w:numFmt w:val="bullet"/>
-      <w:lvlText w:val="○"/>
-      <w:lvlJc w:val="left"/>
-      <w:pPr>
-        <w:ind w:left="3600" w:hanging="360"/>
+      <w:lvlText w:val="-"/>
+      <w:lvlJc w:val="left"/>
+      <w:pPr>
+        <w:ind w:left="4320" w:hanging="360"/>
       </w:pPr>
       <w:rPr>
         <w:u w:val="none"/>
@@ -6761,10 +7403,10 @@
     <w:lvl w:ilvl="5">
       <w:start w:val="1"/>
       <w:numFmt w:val="bullet"/>
-      <w:lvlText w:val="■"/>
-      <w:lvlJc w:val="left"/>
-      <w:pPr>
-        <w:ind w:left="4320" w:hanging="360"/>
+      <w:lvlText w:val="-"/>
+      <w:lvlJc w:val="left"/>
+      <w:pPr>
+        <w:ind w:left="5040" w:hanging="360"/>
       </w:pPr>
       <w:rPr>
         <w:u w:val="none"/>
@@ -6773,10 +7415,10 @@
     <w:lvl w:ilvl="6">
       <w:start w:val="1"/>
       <w:numFmt w:val="bullet"/>
-      <w:lvlText w:val="●"/>
-      <w:lvlJc w:val="left"/>
-      <w:pPr>
-        <w:ind w:left="5040" w:hanging="360"/>
+      <w:lvlText w:val="-"/>
+      <w:lvlJc w:val="left"/>
+      <w:pPr>
+        <w:ind w:left="5760" w:hanging="360"/>
       </w:pPr>
       <w:rPr>
         <w:u w:val="none"/>
@@ -6785,10 +7427,10 @@
     <w:lvl w:ilvl="7">
       <w:start w:val="1"/>
       <w:numFmt w:val="bullet"/>
-      <w:lvlText w:val="○"/>
-      <w:lvlJc w:val="left"/>
-      <w:pPr>
-        <w:ind w:left="5760" w:hanging="360"/>
+      <w:lvlText w:val="-"/>
+      <w:lvlJc w:val="left"/>
+      <w:pPr>
+        <w:ind w:left="6480" w:hanging="360"/>
       </w:pPr>
       <w:rPr>
         <w:u w:val="none"/>
@@ -6797,10 +7439,10 @@
     <w:lvl w:ilvl="8">
       <w:start w:val="1"/>
       <w:numFmt w:val="bullet"/>
-      <w:lvlText w:val="■"/>
-      <w:lvlJc w:val="left"/>
-      <w:pPr>
-        <w:ind w:left="6480" w:hanging="360"/>
+      <w:lvlText w:val="-"/>
+      <w:lvlJc w:val="left"/>
+      <w:pPr>
+        <w:ind w:left="7200" w:hanging="360"/>
       </w:pPr>
       <w:rPr>
         <w:u w:val="none"/>
@@ -7128,6 +7770,226 @@
       <w:start w:val="1"/>
       <w:numFmt w:val="bullet"/>
       <w:lvlText w:val="■"/>
+      <w:lvlJc w:val="left"/>
+      <w:pPr>
+        <w:ind w:left="6480" w:hanging="360"/>
+      </w:pPr>
+      <w:rPr>
+        <w:u w:val="none"/>
+      </w:rPr>
+    </w:lvl>
+  </w:abstractNum>
+  <w:abstractNum w:abstractNumId="22">
+    <w:lvl w:ilvl="0">
+      <w:start w:val="1"/>
+      <w:numFmt w:val="bullet"/>
+      <w:lvlText w:val="●"/>
+      <w:lvlJc w:val="left"/>
+      <w:pPr>
+        <w:ind w:left="720" w:hanging="360"/>
+      </w:pPr>
+      <w:rPr>
+        <w:u w:val="none"/>
+      </w:rPr>
+    </w:lvl>
+    <w:lvl w:ilvl="1">
+      <w:start w:val="1"/>
+      <w:numFmt w:val="bullet"/>
+      <w:lvlText w:val="○"/>
+      <w:lvlJc w:val="left"/>
+      <w:pPr>
+        <w:ind w:left="1440" w:hanging="360"/>
+      </w:pPr>
+      <w:rPr>
+        <w:u w:val="none"/>
+      </w:rPr>
+    </w:lvl>
+    <w:lvl w:ilvl="2">
+      <w:start w:val="1"/>
+      <w:numFmt w:val="bullet"/>
+      <w:lvlText w:val="■"/>
+      <w:lvlJc w:val="left"/>
+      <w:pPr>
+        <w:ind w:left="2160" w:hanging="360"/>
+      </w:pPr>
+      <w:rPr>
+        <w:u w:val="none"/>
+      </w:rPr>
+    </w:lvl>
+    <w:lvl w:ilvl="3">
+      <w:start w:val="1"/>
+      <w:numFmt w:val="bullet"/>
+      <w:lvlText w:val="●"/>
+      <w:lvlJc w:val="left"/>
+      <w:pPr>
+        <w:ind w:left="2880" w:hanging="360"/>
+      </w:pPr>
+      <w:rPr>
+        <w:u w:val="none"/>
+      </w:rPr>
+    </w:lvl>
+    <w:lvl w:ilvl="4">
+      <w:start w:val="1"/>
+      <w:numFmt w:val="bullet"/>
+      <w:lvlText w:val="○"/>
+      <w:lvlJc w:val="left"/>
+      <w:pPr>
+        <w:ind w:left="3600" w:hanging="360"/>
+      </w:pPr>
+      <w:rPr>
+        <w:u w:val="none"/>
+      </w:rPr>
+    </w:lvl>
+    <w:lvl w:ilvl="5">
+      <w:start w:val="1"/>
+      <w:numFmt w:val="bullet"/>
+      <w:lvlText w:val="■"/>
+      <w:lvlJc w:val="left"/>
+      <w:pPr>
+        <w:ind w:left="4320" w:hanging="360"/>
+      </w:pPr>
+      <w:rPr>
+        <w:u w:val="none"/>
+      </w:rPr>
+    </w:lvl>
+    <w:lvl w:ilvl="6">
+      <w:start w:val="1"/>
+      <w:numFmt w:val="bullet"/>
+      <w:lvlText w:val="●"/>
+      <w:lvlJc w:val="left"/>
+      <w:pPr>
+        <w:ind w:left="5040" w:hanging="360"/>
+      </w:pPr>
+      <w:rPr>
+        <w:u w:val="none"/>
+      </w:rPr>
+    </w:lvl>
+    <w:lvl w:ilvl="7">
+      <w:start w:val="1"/>
+      <w:numFmt w:val="bullet"/>
+      <w:lvlText w:val="○"/>
+      <w:lvlJc w:val="left"/>
+      <w:pPr>
+        <w:ind w:left="5760" w:hanging="360"/>
+      </w:pPr>
+      <w:rPr>
+        <w:u w:val="none"/>
+      </w:rPr>
+    </w:lvl>
+    <w:lvl w:ilvl="8">
+      <w:start w:val="1"/>
+      <w:numFmt w:val="bullet"/>
+      <w:lvlText w:val="■"/>
+      <w:lvlJc w:val="left"/>
+      <w:pPr>
+        <w:ind w:left="6480" w:hanging="360"/>
+      </w:pPr>
+      <w:rPr>
+        <w:u w:val="none"/>
+      </w:rPr>
+    </w:lvl>
+  </w:abstractNum>
+  <w:abstractNum w:abstractNumId="23">
+    <w:lvl w:ilvl="0">
+      <w:start w:val="1"/>
+      <w:numFmt w:val="bullet"/>
+      <w:lvlText w:val="-"/>
+      <w:lvlJc w:val="left"/>
+      <w:pPr>
+        <w:ind w:left="720" w:hanging="360"/>
+      </w:pPr>
+      <w:rPr>
+        <w:u w:val="none"/>
+      </w:rPr>
+    </w:lvl>
+    <w:lvl w:ilvl="1">
+      <w:start w:val="1"/>
+      <w:numFmt w:val="bullet"/>
+      <w:lvlText w:val="-"/>
+      <w:lvlJc w:val="left"/>
+      <w:pPr>
+        <w:ind w:left="1440" w:hanging="360"/>
+      </w:pPr>
+      <w:rPr>
+        <w:u w:val="none"/>
+      </w:rPr>
+    </w:lvl>
+    <w:lvl w:ilvl="2">
+      <w:start w:val="1"/>
+      <w:numFmt w:val="bullet"/>
+      <w:lvlText w:val="-"/>
+      <w:lvlJc w:val="left"/>
+      <w:pPr>
+        <w:ind w:left="2160" w:hanging="360"/>
+      </w:pPr>
+      <w:rPr>
+        <w:u w:val="none"/>
+      </w:rPr>
+    </w:lvl>
+    <w:lvl w:ilvl="3">
+      <w:start w:val="1"/>
+      <w:numFmt w:val="bullet"/>
+      <w:lvlText w:val="-"/>
+      <w:lvlJc w:val="left"/>
+      <w:pPr>
+        <w:ind w:left="2880" w:hanging="360"/>
+      </w:pPr>
+      <w:rPr>
+        <w:u w:val="none"/>
+      </w:rPr>
+    </w:lvl>
+    <w:lvl w:ilvl="4">
+      <w:start w:val="1"/>
+      <w:numFmt w:val="bullet"/>
+      <w:lvlText w:val="-"/>
+      <w:lvlJc w:val="left"/>
+      <w:pPr>
+        <w:ind w:left="3600" w:hanging="360"/>
+      </w:pPr>
+      <w:rPr>
+        <w:u w:val="none"/>
+      </w:rPr>
+    </w:lvl>
+    <w:lvl w:ilvl="5">
+      <w:start w:val="1"/>
+      <w:numFmt w:val="bullet"/>
+      <w:lvlText w:val="-"/>
+      <w:lvlJc w:val="left"/>
+      <w:pPr>
+        <w:ind w:left="4320" w:hanging="360"/>
+      </w:pPr>
+      <w:rPr>
+        <w:u w:val="none"/>
+      </w:rPr>
+    </w:lvl>
+    <w:lvl w:ilvl="6">
+      <w:start w:val="1"/>
+      <w:numFmt w:val="bullet"/>
+      <w:lvlText w:val="-"/>
+      <w:lvlJc w:val="left"/>
+      <w:pPr>
+        <w:ind w:left="5040" w:hanging="360"/>
+      </w:pPr>
+      <w:rPr>
+        <w:u w:val="none"/>
+      </w:rPr>
+    </w:lvl>
+    <w:lvl w:ilvl="7">
+      <w:start w:val="1"/>
+      <w:numFmt w:val="bullet"/>
+      <w:lvlText w:val="-"/>
+      <w:lvlJc w:val="left"/>
+      <w:pPr>
+        <w:ind w:left="5760" w:hanging="360"/>
+      </w:pPr>
+      <w:rPr>
+        <w:u w:val="none"/>
+      </w:rPr>
+    </w:lvl>
+    <w:lvl w:ilvl="8">
+      <w:start w:val="1"/>
+      <w:numFmt w:val="bullet"/>
+      <w:lvlText w:val="-"/>
       <w:lvlJc w:val="left"/>
       <w:pPr>
         <w:ind w:left="6480" w:hanging="360"/>
@@ -7199,6 +8061,12 @@
   </w:num>
   <w:num w:numId="21">
     <w:abstractNumId w:val="21"/>
+  </w:num>
+  <w:num w:numId="22">
+    <w:abstractNumId w:val="22"/>
+  </w:num>
+  <w:num w:numId="23">
+    <w:abstractNumId w:val="23"/>
   </w:num>
 </w:numbering>
 </file>
